--- a/TyrantAPICommander_Documentation_EN.docx
+++ b/TyrantAPICommander_Documentation_EN.docx
@@ -1087,7 +1087,7 @@
     </w:p>
     <w:p>
       <w:pPr>
-        <w:spacing w:after="80" w:before="80"/>
+        <w:spacing w:after="0" w:before="0"/>
       </w:pPr>
       <w:r>
         <w:rPr>
@@ -1096,29 +1096,413 @@
           <w:sz w:val="16"/>
           <w:szCs w:val="16"/>
         </w:rPr>
-        <w:t xml:space="preserve">TUO-Live/
-├── tuo.exe
-└── data/
-    ├── TyrantAPICommander.py       ← Main script
-    ├── generate_war_html.py        ← Standalone Guild War HTML generator
-    ├── settings_1.json             ← Account configuration
-    ├── settings_2.json
-    ├── settings/                   ← Alternative: settings files in subfolder
-    ├── arenagauntlet.txt           ← Defense deck database
-    ├── attackdecks.txt             ← Attack deck database
-    ├── outdatedIDs.txt             ← Card IDs to salvage (shared)
-    ├── import/                     ← Drop *.txt files here for Option 18
-    ├── ownedcards/                 ← Export target for Option 8 (all accounts)
-    ├── export/                     ← Gauntlet output files
-    ├── combatlog/                  ← Combat logs per account (Arena + Brawl)
-    ├── energylog/                  ← Hourly energy snapshots
-    ├── guildwar_stats/             ← Guild War snapshots (JSON + HTML per match)
-    ├── missions.xml                ← Mission database
-    ├── achievements.xml            ← Achievement database
-    ├── items.xml                   ← Items database
-    ├── cards_section_*.xml         ← Card database
-    ├── fusion_recipes_cj2.xml
-    └── database.yml                ← TUO database (auto, max ~310 MB)</w:t>
+        <w:t xml:space="preserve">TUO-Live/</w:t>
+      </w:r>
+    </w:p>
+    <w:p>
+      <w:pPr>
+        <w:spacing w:after="0" w:before="0"/>
+      </w:pPr>
+      <w:r>
+        <w:rPr>
+          <w:rFonts w:ascii="Courier New" w:cs="Courier New" w:eastAsia="Courier New" w:hAnsi="Courier New"/>
+          <w:color w:val="595959"/>
+          <w:sz w:val="16"/>
+          <w:szCs w:val="16"/>
+        </w:rPr>
+        <w:t xml:space="preserve">├── tuo.exe</w:t>
+      </w:r>
+    </w:p>
+    <w:p>
+      <w:pPr>
+        <w:spacing w:after="0" w:before="0"/>
+      </w:pPr>
+      <w:r>
+        <w:rPr>
+          <w:rFonts w:ascii="Courier New" w:cs="Courier New" w:eastAsia="Courier New" w:hAnsi="Courier New"/>
+          <w:color w:val="595959"/>
+          <w:sz w:val="16"/>
+          <w:szCs w:val="16"/>
+        </w:rPr>
+        <w:t xml:space="preserve">└── data/</w:t>
+      </w:r>
+    </w:p>
+    <w:p>
+      <w:pPr>
+        <w:spacing w:after="0" w:before="0"/>
+      </w:pPr>
+      <w:r>
+        <w:rPr>
+          <w:rFonts w:ascii="Courier New" w:cs="Courier New" w:eastAsia="Courier New" w:hAnsi="Courier New"/>
+          <w:color w:val="595959"/>
+          <w:sz w:val="16"/>
+          <w:szCs w:val="16"/>
+        </w:rPr>
+        <w:t xml:space="preserve">    ├── TyrantAPICommander.py          ← Main script</w:t>
+      </w:r>
+    </w:p>
+    <w:p>
+      <w:pPr>
+        <w:spacing w:after="0" w:before="0"/>
+      </w:pPr>
+      <w:r>
+        <w:rPr>
+          <w:rFonts w:ascii="Courier New" w:cs="Courier New" w:eastAsia="Courier New" w:hAnsi="Courier New"/>
+          <w:color w:val="595959"/>
+          <w:sz w:val="16"/>
+          <w:szCs w:val="16"/>
+        </w:rPr>
+        <w:t xml:space="preserve">    ├── generate_war_html.py           ← Standalone Guild War HTML generator</w:t>
+      </w:r>
+    </w:p>
+    <w:p>
+      <w:pPr>
+        <w:spacing w:after="0" w:before="0"/>
+      </w:pPr>
+      <w:r>
+        <w:rPr>
+          <w:rFonts w:ascii="Courier New" w:cs="Courier New" w:eastAsia="Courier New" w:hAnsi="Courier New"/>
+          <w:color w:val="595959"/>
+          <w:sz w:val="16"/>
+          <w:szCs w:val="16"/>
+        </w:rPr>
+        <w:t xml:space="preserve">    ├── check_combat_log.py            ← Combat log validator</w:t>
+      </w:r>
+    </w:p>
+    <w:p>
+      <w:pPr>
+        <w:spacing w:after="0" w:before="0"/>
+      </w:pPr>
+      <w:r>
+        <w:rPr>
+          <w:rFonts w:ascii="Courier New" w:cs="Courier New" w:eastAsia="Courier New" w:hAnsi="Courier New"/>
+          <w:color w:val="595959"/>
+          <w:sz w:val="16"/>
+          <w:szCs w:val="16"/>
+        </w:rPr>
+        <w:t xml:space="preserve">    ├── check_suspicious_losses.py     ← Suspicious loss filter</w:t>
+      </w:r>
+    </w:p>
+    <w:p>
+      <w:pPr>
+        <w:spacing w:after="0" w:before="0"/>
+      </w:pPr>
+      <w:r>
+        <w:rPr>
+          <w:rFonts w:ascii="Courier New" w:cs="Courier New" w:eastAsia="Courier New" w:hAnsi="Courier New"/>
+          <w:color w:val="595959"/>
+          <w:sz w:val="16"/>
+          <w:szCs w:val="16"/>
+        </w:rPr>
+        <w:t xml:space="preserve">    ├── settings_1.json                ← Account configuration</w:t>
+      </w:r>
+    </w:p>
+    <w:p>
+      <w:pPr>
+        <w:spacing w:after="0" w:before="0"/>
+      </w:pPr>
+      <w:r>
+        <w:rPr>
+          <w:rFonts w:ascii="Courier New" w:cs="Courier New" w:eastAsia="Courier New" w:hAnsi="Courier New"/>
+          <w:color w:val="595959"/>
+          <w:sz w:val="16"/>
+          <w:szCs w:val="16"/>
+        </w:rPr>
+        <w:t xml:space="preserve">    ├── settings_2.json</w:t>
+      </w:r>
+    </w:p>
+    <w:p>
+      <w:pPr>
+        <w:spacing w:after="0" w:before="0"/>
+      </w:pPr>
+      <w:r>
+        <w:rPr>
+          <w:rFonts w:ascii="Courier New" w:cs="Courier New" w:eastAsia="Courier New" w:hAnsi="Courier New"/>
+          <w:color w:val="595959"/>
+          <w:sz w:val="16"/>
+          <w:szCs w:val="16"/>
+        </w:rPr>
+        <w:t xml:space="preserve">    ├── settings/                      ← Alternative: settings files in subfolder</w:t>
+      </w:r>
+    </w:p>
+    <w:p>
+      <w:pPr>
+        <w:spacing w:after="0" w:before="0"/>
+      </w:pPr>
+      <w:r>
+        <w:rPr>
+          <w:rFonts w:ascii="Courier New" w:cs="Courier New" w:eastAsia="Courier New" w:hAnsi="Courier New"/>
+          <w:color w:val="595959"/>
+          <w:sz w:val="16"/>
+          <w:szCs w:val="16"/>
+        </w:rPr>
+        <w:t xml:space="preserve">    ├── arenagauntlet.txt              ← Defense deck database</w:t>
+      </w:r>
+    </w:p>
+    <w:p>
+      <w:pPr>
+        <w:spacing w:after="0" w:before="0"/>
+      </w:pPr>
+      <w:r>
+        <w:rPr>
+          <w:rFonts w:ascii="Courier New" w:cs="Courier New" w:eastAsia="Courier New" w:hAnsi="Courier New"/>
+          <w:color w:val="595959"/>
+          <w:sz w:val="16"/>
+          <w:szCs w:val="16"/>
+        </w:rPr>
+        <w:t xml:space="preserve">    ├── attackdecks.txt                ← Attack deck database</w:t>
+      </w:r>
+    </w:p>
+    <w:p>
+      <w:pPr>
+        <w:spacing w:after="0" w:before="0"/>
+      </w:pPr>
+      <w:r>
+        <w:rPr>
+          <w:rFonts w:ascii="Courier New" w:cs="Courier New" w:eastAsia="Courier New" w:hAnsi="Courier New"/>
+          <w:color w:val="595959"/>
+          <w:sz w:val="16"/>
+          <w:szCs w:val="16"/>
+        </w:rPr>
+        <w:t xml:space="preserve">    ├── outdatedIDs.txt                ← Card IDs to salvage (shared)</w:t>
+      </w:r>
+    </w:p>
+    <w:p>
+      <w:pPr>
+        <w:spacing w:after="0" w:before="0"/>
+      </w:pPr>
+      <w:r>
+        <w:rPr>
+          <w:rFonts w:ascii="Courier New" w:cs="Courier New" w:eastAsia="Courier New" w:hAnsi="Courier New"/>
+          <w:color w:val="595959"/>
+          <w:sz w:val="16"/>
+          <w:szCs w:val="16"/>
+        </w:rPr>
+        <w:t xml:space="preserve">    ├── import/                        ← Drop *.txt files here for Option 18</w:t>
+      </w:r>
+    </w:p>
+    <w:p>
+      <w:pPr>
+        <w:spacing w:after="0" w:before="0"/>
+      </w:pPr>
+      <w:r>
+        <w:rPr>
+          <w:rFonts w:ascii="Courier New" w:cs="Courier New" w:eastAsia="Courier New" w:hAnsi="Courier New"/>
+          <w:color w:val="595959"/>
+          <w:sz w:val="16"/>
+          <w:szCs w:val="16"/>
+        </w:rPr>
+        <w:t xml:space="preserve">    ├── ownedcards/                    ← Export target for Option 8 (all accounts)</w:t>
+      </w:r>
+    </w:p>
+    <w:p>
+      <w:pPr>
+        <w:spacing w:after="0" w:before="0"/>
+      </w:pPr>
+      <w:r>
+        <w:rPr>
+          <w:rFonts w:ascii="Courier New" w:cs="Courier New" w:eastAsia="Courier New" w:hAnsi="Courier New"/>
+          <w:color w:val="595959"/>
+          <w:sz w:val="16"/>
+          <w:szCs w:val="16"/>
+        </w:rPr>
+        <w:t xml:space="preserve">    ├── export/                        ← Gauntlet output files</w:t>
+      </w:r>
+    </w:p>
+    <w:p>
+      <w:pPr>
+        <w:spacing w:after="0" w:before="0"/>
+      </w:pPr>
+      <w:r>
+        <w:rPr>
+          <w:rFonts w:ascii="Courier New" w:cs="Courier New" w:eastAsia="Courier New" w:hAnsi="Courier New"/>
+          <w:color w:val="595959"/>
+          <w:sz w:val="16"/>
+          <w:szCs w:val="16"/>
+        </w:rPr>
+        <w:t xml:space="preserve">    ├── combatlog/                     ← Combat logs per account (Arena + Brawl)</w:t>
+      </w:r>
+    </w:p>
+    <w:p>
+      <w:pPr>
+        <w:spacing w:after="0" w:before="0"/>
+      </w:pPr>
+      <w:r>
+        <w:rPr>
+          <w:rFonts w:ascii="Courier New" w:cs="Courier New" w:eastAsia="Courier New" w:hAnsi="Courier New"/>
+          <w:color w:val="595959"/>
+          <w:sz w:val="16"/>
+          <w:szCs w:val="16"/>
+        </w:rPr>
+        <w:t xml:space="preserve">    │   └── suspicious/                ← Auto-copied suspicious loss logs</w:t>
+      </w:r>
+    </w:p>
+    <w:p>
+      <w:pPr>
+        <w:spacing w:after="0" w:before="0"/>
+      </w:pPr>
+      <w:r>
+        <w:rPr>
+          <w:rFonts w:ascii="Courier New" w:cs="Courier New" w:eastAsia="Courier New" w:hAnsi="Courier New"/>
+          <w:color w:val="595959"/>
+          <w:sz w:val="16"/>
+          <w:szCs w:val="16"/>
+        </w:rPr>
+        <w:t xml:space="preserve">    ├── guild_member_cache/            ← Name→ID cache per guild (6 h TTL)</w:t>
+      </w:r>
+    </w:p>
+    <w:p>
+      <w:pPr>
+        <w:spacing w:after="0" w:before="0"/>
+      </w:pPr>
+      <w:r>
+        <w:rPr>
+          <w:rFonts w:ascii="Courier New" w:cs="Courier New" w:eastAsia="Courier New" w:hAnsi="Courier New"/>
+          <w:color w:val="595959"/>
+          <w:sz w:val="16"/>
+          <w:szCs w:val="16"/>
+        </w:rPr>
+        <w:t xml:space="preserve">    ├── energylog/                     ← Hourly energy snapshots</w:t>
+      </w:r>
+    </w:p>
+    <w:p>
+      <w:pPr>
+        <w:spacing w:after="0" w:before="0"/>
+      </w:pPr>
+      <w:r>
+        <w:rPr>
+          <w:rFonts w:ascii="Courier New" w:cs="Courier New" w:eastAsia="Courier New" w:hAnsi="Courier New"/>
+          <w:color w:val="595959"/>
+          <w:sz w:val="16"/>
+          <w:szCs w:val="16"/>
+        </w:rPr>
+        <w:t xml:space="preserve">    ├── guildwar_stats/                ← Guild War snapshots (JSON + HTML per match)</w:t>
+      </w:r>
+    </w:p>
+    <w:p>
+      <w:pPr>
+        <w:spacing w:after="0" w:before="0"/>
+      </w:pPr>
+      <w:r>
+        <w:rPr>
+          <w:rFonts w:ascii="Courier New" w:cs="Courier New" w:eastAsia="Courier New" w:hAnsi="Courier New"/>
+          <w:color w:val="595959"/>
+          <w:sz w:val="16"/>
+          <w:szCs w:val="16"/>
+        </w:rPr>
+        <w:t xml:space="preserve">    ├── missions.xml</w:t>
+      </w:r>
+    </w:p>
+    <w:p>
+      <w:pPr>
+        <w:spacing w:after="0" w:before="0"/>
+      </w:pPr>
+      <w:r>
+        <w:rPr>
+          <w:rFonts w:ascii="Courier New" w:cs="Courier New" w:eastAsia="Courier New" w:hAnsi="Courier New"/>
+          <w:color w:val="595959"/>
+          <w:sz w:val="16"/>
+          <w:szCs w:val="16"/>
+        </w:rPr>
+        <w:t xml:space="preserve">    ├── achievements.xml</w:t>
+      </w:r>
+    </w:p>
+    <w:p>
+      <w:pPr>
+        <w:spacing w:after="0" w:before="0"/>
+      </w:pPr>
+      <w:r>
+        <w:rPr>
+          <w:rFonts w:ascii="Courier New" w:cs="Courier New" w:eastAsia="Courier New" w:hAnsi="Courier New"/>
+          <w:color w:val="595959"/>
+          <w:sz w:val="16"/>
+          <w:szCs w:val="16"/>
+        </w:rPr>
+        <w:t xml:space="preserve">    ├── items.xml</w:t>
+      </w:r>
+    </w:p>
+    <w:p>
+      <w:pPr>
+        <w:spacing w:after="0" w:before="0"/>
+      </w:pPr>
+      <w:r>
+        <w:rPr>
+          <w:rFonts w:ascii="Courier New" w:cs="Courier New" w:eastAsia="Courier New" w:hAnsi="Courier New"/>
+          <w:color w:val="595959"/>
+          <w:sz w:val="16"/>
+          <w:szCs w:val="16"/>
+        </w:rPr>
+        <w:t xml:space="preserve">    ├── events.xml</w:t>
+      </w:r>
+    </w:p>
+    <w:p>
+      <w:pPr>
+        <w:spacing w:after="0" w:before="0"/>
+      </w:pPr>
+      <w:r>
+        <w:rPr>
+          <w:rFonts w:ascii="Courier New" w:cs="Courier New" w:eastAsia="Courier New" w:hAnsi="Courier New"/>
+          <w:color w:val="595959"/>
+          <w:sz w:val="16"/>
+          <w:szCs w:val="16"/>
+        </w:rPr>
+        <w:t xml:space="preserve">    ├── battleground_effects.xml</w:t>
+      </w:r>
+    </w:p>
+    <w:p>
+      <w:pPr>
+        <w:spacing w:after="0" w:before="0"/>
+      </w:pPr>
+      <w:r>
+        <w:rPr>
+          <w:rFonts w:ascii="Courier New" w:cs="Courier New" w:eastAsia="Courier New" w:hAnsi="Courier New"/>
+          <w:color w:val="595959"/>
+          <w:sz w:val="16"/>
+          <w:szCs w:val="16"/>
+        </w:rPr>
+        <w:t xml:space="preserve">    ├── updates.xml</w:t>
+      </w:r>
+    </w:p>
+    <w:p>
+      <w:pPr>
+        <w:spacing w:after="0" w:before="0"/>
+      </w:pPr>
+      <w:r>
+        <w:rPr>
+          <w:rFonts w:ascii="Courier New" w:cs="Courier New" w:eastAsia="Courier New" w:hAnsi="Courier New"/>
+          <w:color w:val="595959"/>
+          <w:sz w:val="16"/>
+          <w:szCs w:val="16"/>
+        </w:rPr>
+        <w:t xml:space="preserve">    ├── cards_section_*.xml            ← Card database</w:t>
+      </w:r>
+    </w:p>
+    <w:p>
+      <w:pPr>
+        <w:spacing w:after="0" w:before="0"/>
+      </w:pPr>
+      <w:r>
+        <w:rPr>
+          <w:rFonts w:ascii="Courier New" w:cs="Courier New" w:eastAsia="Courier New" w:hAnsi="Courier New"/>
+          <w:color w:val="595959"/>
+          <w:sz w:val="16"/>
+          <w:szCs w:val="16"/>
+        </w:rPr>
+        <w:t xml:space="preserve">    ├── fusion_recipes_cj2.xml</w:t>
+      </w:r>
+    </w:p>
+    <w:p>
+      <w:pPr>
+        <w:spacing w:after="0" w:before="0"/>
+      </w:pPr>
+      <w:r>
+        <w:rPr>
+          <w:rFonts w:ascii="Courier New" w:cs="Courier New" w:eastAsia="Courier New" w:hAnsi="Courier New"/>
+          <w:color w:val="595959"/>
+          <w:sz w:val="16"/>
+          <w:szCs w:val="16"/>
+        </w:rPr>
+        <w:t xml:space="preserve">    └── database.yml                   ← TUO database (auto, max ~310 MB)</w:t>
       </w:r>
     </w:p>
     <w:p>

--- a/TyrantAPICommander_Documentation_EN.docx
+++ b/TyrantAPICommander_Documentation_EN.docx
@@ -72,7 +72,7 @@
           <w:sz w:val="22"/>
           <w:szCs w:val="22"/>
         </w:rPr>
-        <w:t xml:space="preserve">Tyrant Unleashed API Automation Tool  |  July 2026 — v5.0</w:t>
+        <w:t xml:space="preserve">Tyrant Unleashed API Automation Tool  |  July 2026 — v5.1</w:t>
       </w:r>
     </w:p>
     <w:p>
@@ -27554,7 +27554,940 @@
                 <w:sz w:val="20"/>
                 <w:szCs w:val="20"/>
               </w:rPr>
-              <w:t xml:space="preserve">July 2026 — v5.0 (Current)</w:t>
+              <w:t xml:space="preserve">July 2026 — v5.1 (Current)</w:t>
+            </w:r>
+          </w:p>
+        </w:tc>
+      </w:tr>
+      <w:tr>
+        <w:tc>
+          <w:tcPr>
+            <w:tcW w:type="dxa" w:w="900"/>
+            <w:tcBorders>
+              <w:top w:val="single" w:color="CCCCCC" w:sz="1"/>
+              <w:left w:val="single" w:color="CCCCCC" w:sz="1"/>
+              <w:bottom w:val="single" w:color="CCCCCC" w:sz="1"/>
+              <w:right w:val="single" w:color="CCCCCC" w:sz="1"/>
+            </w:tcBorders>
+            <w:shd w:fill="D5E8F0" w:val="clear"/>
+            <w:tcMar>
+              <w:top w:type="dxa" w:w="80"/>
+              <w:left w:type="dxa" w:w="120"/>
+              <w:bottom w:type="dxa" w:w="80"/>
+              <w:right w:type="dxa" w:w="120"/>
+            </w:tcMar>
+          </w:tcPr>
+          <w:p>
+            <w:pPr>
+              <w:spacing w:after="40" w:before="40"/>
+            </w:pPr>
+            <w:r>
+              <w:rPr>
+                <w:rFonts w:ascii="Arial" w:cs="Arial" w:eastAsia="Arial" w:hAnsi="Arial"/>
+                <w:b/>
+                <w:bCs/>
+                <w:color w:val="1F4E79"/>
+                <w:sz w:val="18"/>
+                <w:szCs w:val="18"/>
+              </w:rPr>
+              <w:t>FIX</w:t>
+            </w:r>
+          </w:p>
+        </w:tc>
+        <w:tc>
+          <w:tcPr>
+            <w:tcW w:type="dxa" w:w="8460"/>
+            <w:tcBorders>
+              <w:top w:val="single" w:color="CCCCCC" w:sz="1"/>
+              <w:left w:val="single" w:color="CCCCCC" w:sz="1"/>
+              <w:bottom w:val="single" w:color="CCCCCC" w:sz="1"/>
+              <w:right w:val="single" w:color="CCCCCC" w:sz="1"/>
+            </w:tcBorders>
+            <w:shd w:fill="FFFFFF" w:val="clear"/>
+            <w:tcMar>
+              <w:top w:type="dxa" w:w="80"/>
+              <w:left w:type="dxa" w:w="120"/>
+              <w:bottom w:type="dxa" w:w="80"/>
+              <w:right w:type="dxa" w:w="120"/>
+            </w:tcMar>
+          </w:tcPr>
+          <w:p>
+            <w:pPr>
+              <w:spacing w:after="40" w:before="40"/>
+            </w:pPr>
+            <w:r>
+              <w:rPr>
+                <w:rFonts w:ascii="Arial" w:cs="Arial" w:eastAsia="Arial" w:hAnsi="Arial"/>
+                <w:sz w:val="18"/>
+                <w:szCs w:val="18"/>
+              </w:rPr>
+              <w:t>GW/Brawl UID Schema — Complete Rewrite — The UID assignment for forts and summons was completely wrong. Empirically verified from combat logs: when own assault=101–110, own forts occupy UIDs 152–(152+n_own), enemy forts occupy UIDs 52–(52+n_enemy), own summons start at 52+n_enemy, enemy summons start at 152+n_own. Dominion is always UID 51 (own) and 151 (enemy). This cross-pattern means TUO was receiving enemy fort states as own and vice versa — causing 215,000 errors across 7,227 GW logs. All ranges now dynamic based on actual fort count from yfort/efort arguments.</w:t>
+            </w:r>
+          </w:p>
+        </w:tc>
+      </w:tr>
+      <w:tr>
+        <w:tc>
+          <w:tcPr>
+            <w:tcW w:type="dxa" w:w="900"/>
+            <w:tcBorders>
+              <w:top w:val="single" w:color="CCCCCC" w:sz="1"/>
+              <w:left w:val="single" w:color="CCCCCC" w:sz="1"/>
+              <w:bottom w:val="single" w:color="CCCCCC" w:sz="1"/>
+              <w:right w:val="single" w:color="CCCCCC" w:sz="1"/>
+            </w:tcBorders>
+            <w:shd w:fill="D5E8F0" w:val="clear"/>
+            <w:tcMar>
+              <w:top w:type="dxa" w:w="80"/>
+              <w:left w:type="dxa" w:w="120"/>
+              <w:bottom w:type="dxa" w:w="80"/>
+              <w:right w:type="dxa" w:w="120"/>
+            </w:tcMar>
+          </w:tcPr>
+          <w:p>
+            <w:pPr>
+              <w:spacing w:after="40" w:before="40"/>
+            </w:pPr>
+            <w:r>
+              <w:rPr>
+                <w:rFonts w:ascii="Arial" w:cs="Arial" w:eastAsia="Arial" w:hAnsi="Arial"/>
+                <w:b/>
+                <w:bCs/>
+                <w:color w:val="1F4E79"/>
+                <w:sz w:val="18"/>
+                <w:szCs w:val="18"/>
+              </w:rPr>
+              <w:t>FIX</w:t>
+            </w:r>
+          </w:p>
+        </w:tc>
+        <w:tc>
+          <w:tcPr>
+            <w:tcW w:type="dxa" w:w="8460"/>
+            <w:tcBorders>
+              <w:top w:val="single" w:color="CCCCCC" w:sz="1"/>
+              <w:left w:val="single" w:color="CCCCCC" w:sz="1"/>
+              <w:bottom w:val="single" w:color="CCCCCC" w:sz="1"/>
+              <w:right w:val="single" w:color="CCCCCC" w:sz="1"/>
+            </w:tcBorders>
+            <w:shd w:fill="F2F2F2" w:val="clear"/>
+            <w:tcMar>
+              <w:top w:type="dxa" w:w="80"/>
+              <w:left w:type="dxa" w:w="120"/>
+              <w:bottom w:type="dxa" w:w="80"/>
+              <w:right w:type="dxa" w:w="120"/>
+            </w:tcMar>
+          </w:tcPr>
+          <w:p>
+            <w:pPr>
+              <w:spacing w:after="40" w:before="40"/>
+            </w:pPr>
+            <w:r>
+              <w:rPr>
+                <w:rFonts w:ascii="Arial" w:cs="Arial" w:eastAsia="Arial" w:hAnsi="Arial"/>
+                <w:sz w:val="18"/>
+                <w:szCs w:val="18"/>
+              </w:rPr>
+              <w:t>check_combat_log.py — UID Detection Overhaul — detect_ranges() now parses yfort/efort counts from TUO command to determine the fort/summon boundary dynamically. Uses hand card UIDs (via name_map) to reliably determine own assault range (101–110 vs 1–10). Extended ranges to 100/200 to cover summons beyond UID 59/159.</w:t>
+            </w:r>
+          </w:p>
+        </w:tc>
+      </w:tr>
+      <w:tr>
+        <w:tc>
+          <w:tcPr>
+            <w:tcW w:type="dxa" w:w="900"/>
+            <w:tcBorders>
+              <w:top w:val="single" w:color="CCCCCC" w:sz="1"/>
+              <w:left w:val="single" w:color="CCCCCC" w:sz="1"/>
+              <w:bottom w:val="single" w:color="CCCCCC" w:sz="1"/>
+              <w:right w:val="single" w:color="CCCCCC" w:sz="1"/>
+            </w:tcBorders>
+            <w:shd w:fill="D5E8F0" w:val="clear"/>
+            <w:tcMar>
+              <w:top w:type="dxa" w:w="80"/>
+              <w:left w:type="dxa" w:w="120"/>
+              <w:bottom w:type="dxa" w:w="80"/>
+              <w:right w:type="dxa" w:w="120"/>
+            </w:tcMar>
+          </w:tcPr>
+          <w:p>
+            <w:pPr>
+              <w:spacing w:after="40" w:before="40"/>
+            </w:pPr>
+            <w:r>
+              <w:rPr>
+                <w:rFonts w:ascii="Arial" w:cs="Arial" w:eastAsia="Arial" w:hAnsi="Arial"/>
+                <w:b/>
+                <w:bCs/>
+                <w:color w:val="1F4E79"/>
+                <w:sz w:val="18"/>
+                <w:szCs w:val="18"/>
+              </w:rPr>
+              <w:t>FIX</w:t>
+            </w:r>
+          </w:p>
+        </w:tc>
+        <w:tc>
+          <w:tcPr>
+            <w:tcW w:type="dxa" w:w="8460"/>
+            <w:tcBorders>
+              <w:top w:val="single" w:color="CCCCCC" w:sz="1"/>
+              <w:left w:val="single" w:color="CCCCCC" w:sz="1"/>
+              <w:bottom w:val="single" w:color="CCCCCC" w:sz="1"/>
+              <w:right w:val="single" w:color="CCCCCC" w:sz="1"/>
+            </w:tcBorders>
+            <w:shd w:fill="FFFFFF" w:val="clear"/>
+            <w:tcMar>
+              <w:top w:type="dxa" w:w="80"/>
+              <w:left w:type="dxa" w:w="120"/>
+              <w:bottom w:type="dxa" w:w="80"/>
+              <w:right w:type="dxa" w:w="120"/>
+            </w:tcMar>
+          </w:tcPr>
+          <w:p>
+            <w:pPr>
+              <w:spacing w:after="40" w:before="40"/>
+            </w:pPr>
+            <w:r>
+              <w:rPr>
+                <w:rFonts w:ascii="Arial" w:cs="Arial" w:eastAsia="Arial" w:hAnsi="Arial"/>
+                <w:sz w:val="18"/>
+                <w:szCs w:val="18"/>
+              </w:rPr>
+              <w:t>Hand-State Serialization — Dict-valued flags (e.g. mimic_skill: {"id": "rally", ...}) are now filtered out before building hand-state strings — dict values cannot be serialized as TUO flag=value pairs. UID −16 (commander mimic state) is skipped in all three _states_for_range functions (Arena, Brawl, GW).</w:t>
+            </w:r>
+          </w:p>
+        </w:tc>
+      </w:tr>
+      <w:tr>
+        <w:tc>
+          <w:tcPr>
+            <w:tcW w:type="dxa" w:w="900"/>
+            <w:tcBorders>
+              <w:top w:val="single" w:color="CCCCCC" w:sz="1"/>
+              <w:left w:val="single" w:color="CCCCCC" w:sz="1"/>
+              <w:bottom w:val="single" w:color="CCCCCC" w:sz="1"/>
+              <w:right w:val="single" w:color="CCCCCC" w:sz="1"/>
+            </w:tcBorders>
+            <w:shd w:fill="E2EFDA" w:val="clear"/>
+            <w:tcMar>
+              <w:top w:type="dxa" w:w="80"/>
+              <w:left w:type="dxa" w:w="120"/>
+              <w:bottom w:type="dxa" w:w="80"/>
+              <w:right w:type="dxa" w:w="120"/>
+            </w:tcMar>
+          </w:tcPr>
+          <w:p>
+            <w:pPr>
+              <w:spacing w:after="40" w:before="40"/>
+            </w:pPr>
+            <w:r>
+              <w:rPr>
+                <w:rFonts w:ascii="Arial" w:cs="Arial" w:eastAsia="Arial" w:hAnsi="Arial"/>
+                <w:b/>
+                <w:bCs/>
+                <w:color w:val="375623"/>
+                <w:sz w:val="18"/>
+                <w:szCs w:val="18"/>
+              </w:rPr>
+              <w:t>NEW</w:t>
+            </w:r>
+          </w:p>
+        </w:tc>
+        <w:tc>
+          <w:tcPr>
+            <w:tcW w:type="dxa" w:w="8460"/>
+            <w:tcBorders>
+              <w:top w:val="single" w:color="CCCCCC" w:sz="1"/>
+              <w:left w:val="single" w:color="CCCCCC" w:sz="1"/>
+              <w:bottom w:val="single" w:color="CCCCCC" w:sz="1"/>
+              <w:right w:val="single" w:color="CCCCCC" w:sz="1"/>
+            </w:tcBorders>
+            <w:shd w:fill="F2F2F2" w:val="clear"/>
+            <w:tcMar>
+              <w:top w:type="dxa" w:w="80"/>
+              <w:left w:type="dxa" w:w="120"/>
+              <w:bottom w:type="dxa" w:w="80"/>
+              <w:right w:type="dxa" w:w="120"/>
+            </w:tcMar>
+          </w:tcPr>
+          <w:p>
+            <w:pPr>
+              <w:spacing w:after="40" w:before="40"/>
+            </w:pPr>
+            <w:r>
+              <w:rPr>
+                <w:rFonts w:ascii="Arial" w:cs="Arial" w:eastAsia="Arial" w:hAnsi="Arial"/>
+                <w:sz w:val="18"/>
+                <w:szCs w:val="18"/>
+              </w:rPr>
+              <w:t>GW Gauntlet Export — _export_arena_opponent_deck() is now called after every GW battle (victory and early-exit paths). Enemy guild derived from faction_war.attacker_faction_name/defender_faction_name via guild name comparison against own faction. Partial decks accumulate turn-by-turn from cumulative _gw_card_map; commander/dominion UIDs excluded from assault card list. After 50×20 battles all opponent decks should be known.</w:t>
+            </w:r>
+          </w:p>
+        </w:tc>
+      </w:tr>
+      <w:tr>
+        <w:tc>
+          <w:tcPr>
+            <w:tcW w:type="dxa" w:w="900"/>
+            <w:tcBorders>
+              <w:top w:val="single" w:color="CCCCCC" w:sz="1"/>
+              <w:left w:val="single" w:color="CCCCCC" w:sz="1"/>
+              <w:bottom w:val="single" w:color="CCCCCC" w:sz="1"/>
+              <w:right w:val="single" w:color="CCCCCC" w:sz="1"/>
+            </w:tcBorders>
+            <w:shd w:fill="D5E8F0" w:val="clear"/>
+            <w:tcMar>
+              <w:top w:type="dxa" w:w="80"/>
+              <w:left w:type="dxa" w:w="120"/>
+              <w:bottom w:type="dxa" w:w="80"/>
+              <w:right w:type="dxa" w:w="120"/>
+            </w:tcMar>
+          </w:tcPr>
+          <w:p>
+            <w:pPr>
+              <w:spacing w:after="40" w:before="40"/>
+            </w:pPr>
+            <w:r>
+              <w:rPr>
+                <w:rFonts w:ascii="Arial" w:cs="Arial" w:eastAsia="Arial" w:hAnsi="Arial"/>
+                <w:b/>
+                <w:bCs/>
+                <w:color w:val="1F4E79"/>
+                <w:sz w:val="18"/>
+                <w:szCs w:val="18"/>
+              </w:rPr>
+              <w:t>FIX</w:t>
+            </w:r>
+          </w:p>
+        </w:tc>
+        <w:tc>
+          <w:tcPr>
+            <w:tcW w:type="dxa" w:w="8460"/>
+            <w:tcBorders>
+              <w:top w:val="single" w:color="CCCCCC" w:sz="1"/>
+              <w:left w:val="single" w:color="CCCCCC" w:sz="1"/>
+              <w:bottom w:val="single" w:color="CCCCCC" w:sz="1"/>
+              <w:right w:val="single" w:color="CCCCCC" w:sz="1"/>
+            </w:tcBorders>
+            <w:shd w:fill="FFFFFF" w:val="clear"/>
+            <w:tcMar>
+              <w:top w:type="dxa" w:w="80"/>
+              <w:left w:type="dxa" w:w="120"/>
+              <w:bottom w:type="dxa" w:w="80"/>
+              <w:right w:type="dxa" w:w="120"/>
+            </w:tcMar>
+          </w:tcPr>
+          <w:p>
+            <w:pPr>
+              <w:spacing w:after="40" w:before="40"/>
+            </w:pPr>
+            <w:r>
+              <w:rPr>
+                <w:rFonts w:ascii="Arial" w:cs="Arial" w:eastAsia="Arial" w:hAnsi="Arial"/>
+                <w:sz w:val="18"/>
+                <w:szCs w:val="18"/>
+              </w:rPr>
+              <w:t>GW Enemy Guild in Gauntlet — Entries now correctly written as WIN_PlayerName_GuildName (e.g. WIN_Glutton4Pun_RelentlessOnes). Previously written without guild suffix due to missing enemy_guild variable, causing false "guild full" trim warnings.</w:t>
+            </w:r>
+          </w:p>
+        </w:tc>
+      </w:tr>
+      <w:tr>
+        <w:tc>
+          <w:tcPr>
+            <w:tcW w:type="dxa" w:w="900"/>
+            <w:tcBorders>
+              <w:top w:val="single" w:color="CCCCCC" w:sz="1"/>
+              <w:left w:val="single" w:color="CCCCCC" w:sz="1"/>
+              <w:bottom w:val="single" w:color="CCCCCC" w:sz="1"/>
+              <w:right w:val="single" w:color="CCCCCC" w:sz="1"/>
+            </w:tcBorders>
+            <w:shd w:fill="D5E8F0" w:val="clear"/>
+            <w:tcMar>
+              <w:top w:type="dxa" w:w="80"/>
+              <w:left w:type="dxa" w:w="120"/>
+              <w:bottom w:type="dxa" w:w="80"/>
+              <w:right w:type="dxa" w:w="120"/>
+            </w:tcMar>
+          </w:tcPr>
+          <w:p>
+            <w:pPr>
+              <w:spacing w:after="40" w:before="40"/>
+            </w:pPr>
+            <w:r>
+              <w:rPr>
+                <w:rFonts w:ascii="Arial" w:cs="Arial" w:eastAsia="Arial" w:hAnsi="Arial"/>
+                <w:b/>
+                <w:bCs/>
+                <w:color w:val="1F4E79"/>
+                <w:sz w:val="18"/>
+                <w:szCs w:val="18"/>
+              </w:rPr>
+              <w:t>FIX</w:t>
+            </w:r>
+          </w:p>
+        </w:tc>
+        <w:tc>
+          <w:tcPr>
+            <w:tcW w:type="dxa" w:w="8460"/>
+            <w:tcBorders>
+              <w:top w:val="single" w:color="CCCCCC" w:sz="1"/>
+              <w:left w:val="single" w:color="CCCCCC" w:sz="1"/>
+              <w:bottom w:val="single" w:color="CCCCCC" w:sz="1"/>
+              <w:right w:val="single" w:color="CCCCCC" w:sz="1"/>
+            </w:tcBorders>
+            <w:shd w:fill="F2F2F2" w:val="clear"/>
+            <w:tcMar>
+              <w:top w:type="dxa" w:w="80"/>
+              <w:left w:type="dxa" w:w="120"/>
+              <w:bottom w:type="dxa" w:w="80"/>
+              <w:right w:type="dxa" w:w="120"/>
+            </w:tcMar>
+          </w:tcPr>
+          <w:p>
+            <w:pPr>
+              <w:spacing w:after="40" w:before="40"/>
+            </w:pPr>
+            <w:r>
+              <w:rPr>
+                <w:rFonts w:ascii="Arial" w:cs="Arial" w:eastAsia="Arial" w:hAnsi="Arial"/>
+                <w:sz w:val="18"/>
+                <w:szCs w:val="18"/>
+              </w:rPr>
+              <w:t>GW BGE Pass-Through — _api_bge_to_tuo() now loads bges.txt at runtime and passes GW BGE names through unchanged (e.g. "Progenitor Tech", "Blightblast", "Artillery") since they are defined as aliases in bges.txt. Default rule changed from space-removal to hyphenation for passive BGEs.</w:t>
+            </w:r>
+          </w:p>
+        </w:tc>
+      </w:tr>
+      <w:tr>
+        <w:tc>
+          <w:tcPr>
+            <w:tcW w:type="dxa" w:w="900"/>
+            <w:tcBorders>
+              <w:top w:val="single" w:color="CCCCCC" w:sz="1"/>
+              <w:left w:val="single" w:color="CCCCCC" w:sz="1"/>
+              <w:bottom w:val="single" w:color="CCCCCC" w:sz="1"/>
+              <w:right w:val="single" w:color="CCCCCC" w:sz="1"/>
+            </w:tcBorders>
+            <w:shd w:fill="D5E8F0" w:val="clear"/>
+            <w:tcMar>
+              <w:top w:type="dxa" w:w="80"/>
+              <w:left w:type="dxa" w:w="120"/>
+              <w:bottom w:type="dxa" w:w="80"/>
+              <w:right w:type="dxa" w:w="120"/>
+            </w:tcMar>
+          </w:tcPr>
+          <w:p>
+            <w:pPr>
+              <w:spacing w:after="40" w:before="40"/>
+            </w:pPr>
+            <w:r>
+              <w:rPr>
+                <w:rFonts w:ascii="Arial" w:cs="Arial" w:eastAsia="Arial" w:hAnsi="Arial"/>
+                <w:b/>
+                <w:bCs/>
+                <w:color w:val="1F4E79"/>
+                <w:sz w:val="18"/>
+                <w:szCs w:val="18"/>
+              </w:rPr>
+              <w:t>FIX</w:t>
+            </w:r>
+          </w:p>
+        </w:tc>
+        <w:tc>
+          <w:tcPr>
+            <w:tcW w:type="dxa" w:w="8460"/>
+            <w:tcBorders>
+              <w:top w:val="single" w:color="CCCCCC" w:sz="1"/>
+              <w:left w:val="single" w:color="CCCCCC" w:sz="1"/>
+              <w:bottom w:val="single" w:color="CCCCCC" w:sz="1"/>
+              <w:right w:val="single" w:color="CCCCCC" w:sz="1"/>
+            </w:tcBorders>
+            <w:shd w:fill="FFFFFF" w:val="clear"/>
+            <w:tcMar>
+              <w:top w:type="dxa" w:w="80"/>
+              <w:left w:type="dxa" w:w="120"/>
+              <w:bottom w:type="dxa" w:w="80"/>
+              <w:right w:type="dxa" w:w="120"/>
+            </w:tcMar>
+          </w:tcPr>
+          <w:p>
+            <w:pPr>
+              <w:spacing w:after="40" w:before="40"/>
+            </w:pPr>
+            <w:r>
+              <w:rPr>
+                <w:rFonts w:ascii="Arial" w:cs="Arial" w:eastAsia="Arial" w:hAnsi="Arial"/>
+                <w:sz w:val="18"/>
+                <w:szCs w:val="18"/>
+              </w:rPr>
+              <w:t>GW Partial Deck — Dominion Position — _run_tuo_reorder() now detects the dominion card (second slot) as any card not appearing in played_cards, keeping it at position 2 after the commander. Previously played cards were inserted before the dominion, displacing it to position 3+.</w:t>
+            </w:r>
+          </w:p>
+        </w:tc>
+      </w:tr>
+      <w:tr>
+        <w:tc>
+          <w:tcPr>
+            <w:tcW w:type="dxa" w:w="900"/>
+            <w:tcBorders>
+              <w:top w:val="single" w:color="CCCCCC" w:sz="1"/>
+              <w:left w:val="single" w:color="CCCCCC" w:sz="1"/>
+              <w:bottom w:val="single" w:color="CCCCCC" w:sz="1"/>
+              <w:right w:val="single" w:color="CCCCCC" w:sz="1"/>
+            </w:tcBorders>
+            <w:shd w:fill="D5E8F0" w:val="clear"/>
+            <w:tcMar>
+              <w:top w:type="dxa" w:w="80"/>
+              <w:left w:type="dxa" w:w="120"/>
+              <w:bottom w:type="dxa" w:w="80"/>
+              <w:right w:type="dxa" w:w="120"/>
+            </w:tcMar>
+          </w:tcPr>
+          <w:p>
+            <w:pPr>
+              <w:spacing w:after="40" w:before="40"/>
+            </w:pPr>
+            <w:r>
+              <w:rPr>
+                <w:rFonts w:ascii="Arial" w:cs="Arial" w:eastAsia="Arial" w:hAnsi="Arial"/>
+                <w:b/>
+                <w:bCs/>
+                <w:color w:val="1F4E79"/>
+                <w:sz w:val="18"/>
+                <w:szCs w:val="18"/>
+              </w:rPr>
+              <w:t>FIX</w:t>
+            </w:r>
+          </w:p>
+        </w:tc>
+        <w:tc>
+          <w:tcPr>
+            <w:tcW w:type="dxa" w:w="8460"/>
+            <w:tcBorders>
+              <w:top w:val="single" w:color="CCCCCC" w:sz="1"/>
+              <w:left w:val="single" w:color="CCCCCC" w:sz="1"/>
+              <w:bottom w:val="single" w:color="CCCCCC" w:sz="1"/>
+              <w:right w:val="single" w:color="CCCCCC" w:sz="1"/>
+            </w:tcBorders>
+            <w:shd w:fill="F2F2F2" w:val="clear"/>
+            <w:tcMar>
+              <w:top w:type="dxa" w:w="80"/>
+              <w:left w:type="dxa" w:w="120"/>
+              <w:bottom w:type="dxa" w:w="80"/>
+              <w:right w:type="dxa" w:w="120"/>
+            </w:tcMar>
+          </w:tcPr>
+          <w:p>
+            <w:pPr>
+              <w:spacing w:after="40" w:before="40"/>
+            </w:pPr>
+            <w:r>
+              <w:rPr>
+                <w:rFonts w:ascii="Arial" w:cs="Arial" w:eastAsia="Arial" w:hAnsi="Arial"/>
+                <w:sz w:val="18"/>
+                <w:szCs w:val="18"/>
+              </w:rPr>
+              <w:t>Brawl Start Detection — C→14 now also checks player_brawl_data.energy.battle_energy &gt; 0 as fallback when end_time is not yet set by the server in the first hours after brawl start.</w:t>
+            </w:r>
+          </w:p>
+        </w:tc>
+      </w:tr>
+      <w:tr>
+        <w:tc>
+          <w:tcPr>
+            <w:tcW w:type="dxa" w:w="900"/>
+            <w:tcBorders>
+              <w:top w:val="single" w:color="CCCCCC" w:sz="1"/>
+              <w:left w:val="single" w:color="CCCCCC" w:sz="1"/>
+              <w:bottom w:val="single" w:color="CCCCCC" w:sz="1"/>
+              <w:right w:val="single" w:color="CCCCCC" w:sz="1"/>
+            </w:tcBorders>
+            <w:shd w:fill="D5E8F0" w:val="clear"/>
+            <w:tcMar>
+              <w:top w:type="dxa" w:w="80"/>
+              <w:left w:type="dxa" w:w="120"/>
+              <w:bottom w:type="dxa" w:w="80"/>
+              <w:right w:type="dxa" w:w="120"/>
+            </w:tcMar>
+          </w:tcPr>
+          <w:p>
+            <w:pPr>
+              <w:spacing w:after="40" w:before="40"/>
+            </w:pPr>
+            <w:r>
+              <w:rPr>
+                <w:rFonts w:ascii="Arial" w:cs="Arial" w:eastAsia="Arial" w:hAnsi="Arial"/>
+                <w:b/>
+                <w:bCs/>
+                <w:color w:val="1F4E79"/>
+                <w:sz w:val="18"/>
+                <w:szCs w:val="18"/>
+              </w:rPr>
+              <w:t>FIX</w:t>
+            </w:r>
+          </w:p>
+        </w:tc>
+        <w:tc>
+          <w:tcPr>
+            <w:tcW w:type="dxa" w:w="8460"/>
+            <w:tcBorders>
+              <w:top w:val="single" w:color="CCCCCC" w:sz="1"/>
+              <w:left w:val="single" w:color="CCCCCC" w:sz="1"/>
+              <w:bottom w:val="single" w:color="CCCCCC" w:sz="1"/>
+              <w:right w:val="single" w:color="CCCCCC" w:sz="1"/>
+            </w:tcBorders>
+            <w:shd w:fill="FFFFFF" w:val="clear"/>
+            <w:tcMar>
+              <w:top w:type="dxa" w:w="80"/>
+              <w:left w:type="dxa" w:w="120"/>
+              <w:bottom w:type="dxa" w:w="80"/>
+              <w:right w:type="dxa" w:w="120"/>
+            </w:tcMar>
+          </w:tcPr>
+          <w:p>
+            <w:pPr>
+              <w:spacing w:after="40" w:before="40"/>
+            </w:pPr>
+            <w:r>
+              <w:rPr>
+                <w:rFonts w:ascii="Arial" w:cs="Arial" w:eastAsia="Arial" w:hAnsi="Arial"/>
+                <w:sz w:val="18"/>
+                <w:szCs w:val="18"/>
+              </w:rPr>
+              <w:t>Trim Logic — Guildless WIN_/LOSS_ entries now each get their own bucket (player name) instead of sharing a "" bucket. Previously, all guildless entries across all players were counted together and the oldest were deleted once the total exceeded 50.</w:t>
+            </w:r>
+          </w:p>
+        </w:tc>
+      </w:tr>
+      <w:tr>
+        <w:tc>
+          <w:tcPr>
+            <w:tcW w:type="dxa" w:w="900"/>
+            <w:tcBorders>
+              <w:top w:val="single" w:color="CCCCCC" w:sz="1"/>
+              <w:left w:val="single" w:color="CCCCCC" w:sz="1"/>
+              <w:bottom w:val="single" w:color="CCCCCC" w:sz="1"/>
+              <w:right w:val="single" w:color="CCCCCC" w:sz="1"/>
+            </w:tcBorders>
+            <w:shd w:fill="E2EFDA" w:val="clear"/>
+            <w:tcMar>
+              <w:top w:type="dxa" w:w="80"/>
+              <w:left w:type="dxa" w:w="120"/>
+              <w:bottom w:type="dxa" w:w="80"/>
+              <w:right w:type="dxa" w:w="120"/>
+            </w:tcMar>
+          </w:tcPr>
+          <w:p>
+            <w:pPr>
+              <w:spacing w:after="40" w:before="40"/>
+            </w:pPr>
+            <w:r>
+              <w:rPr>
+                <w:rFonts w:ascii="Arial" w:cs="Arial" w:eastAsia="Arial" w:hAnsi="Arial"/>
+                <w:b/>
+                <w:bCs/>
+                <w:color w:val="375623"/>
+                <w:sz w:val="18"/>
+                <w:szCs w:val="18"/>
+              </w:rPr>
+              <w:t>NEW</w:t>
+            </w:r>
+          </w:p>
+        </w:tc>
+        <w:tc>
+          <w:tcPr>
+            <w:tcW w:type="dxa" w:w="8460"/>
+            <w:tcBorders>
+              <w:top w:val="single" w:color="CCCCCC" w:sz="1"/>
+              <w:left w:val="single" w:color="CCCCCC" w:sz="1"/>
+              <w:bottom w:val="single" w:color="CCCCCC" w:sz="1"/>
+              <w:right w:val="single" w:color="CCCCCC" w:sz="1"/>
+            </w:tcBorders>
+            <w:shd w:fill="F2F2F2" w:val="clear"/>
+            <w:tcMar>
+              <w:top w:type="dxa" w:w="80"/>
+              <w:left w:type="dxa" w:w="120"/>
+              <w:bottom w:type="dxa" w:w="80"/>
+              <w:right w:type="dxa" w:w="120"/>
+            </w:tcMar>
+          </w:tcPr>
+          <w:p>
+            <w:pPr>
+              <w:spacing w:after="40" w:before="40"/>
+            </w:pPr>
+            <w:r>
+              <w:rPr>
+                <w:rFonts w:ascii="Arial" w:cs="Arial" w:eastAsia="Arial" w:hAnsi="Arial"/>
+                <w:sz w:val="18"/>
+                <w:szCs w:val="18"/>
+              </w:rPr>
+              <w:t>enhance_besiege in sim.cpp — Added enhance_besiege flag mapping to m_enhanced_value[Skill::mortar] (besiege = mortar, the evolved form of siege). sim.cpp must be recompiled.</w:t>
+            </w:r>
+          </w:p>
+        </w:tc>
+      </w:tr>
+      <w:tr>
+        <w:tc>
+          <w:tcPr>
+            <w:tcW w:type="dxa" w:w="900"/>
+            <w:tcBorders>
+              <w:top w:val="single" w:color="CCCCCC" w:sz="1"/>
+              <w:left w:val="single" w:color="CCCCCC" w:sz="1"/>
+              <w:bottom w:val="single" w:color="CCCCCC" w:sz="1"/>
+              <w:right w:val="single" w:color="CCCCCC" w:sz="1"/>
+            </w:tcBorders>
+            <w:shd w:fill="D5E8F0" w:val="clear"/>
+            <w:tcMar>
+              <w:top w:type="dxa" w:w="80"/>
+              <w:left w:type="dxa" w:w="120"/>
+              <w:bottom w:type="dxa" w:w="80"/>
+              <w:right w:type="dxa" w:w="120"/>
+            </w:tcMar>
+          </w:tcPr>
+          <w:p>
+            <w:pPr>
+              <w:spacing w:after="40" w:before="40"/>
+            </w:pPr>
+            <w:r>
+              <w:rPr>
+                <w:rFonts w:ascii="Arial" w:cs="Arial" w:eastAsia="Arial" w:hAnsi="Arial"/>
+                <w:b/>
+                <w:bCs/>
+                <w:color w:val="1F4E79"/>
+                <w:sz w:val="18"/>
+                <w:szCs w:val="18"/>
+              </w:rPr>
+              <w:t>FIX</w:t>
+            </w:r>
+          </w:p>
+        </w:tc>
+        <w:tc>
+          <w:tcPr>
+            <w:tcW w:type="dxa" w:w="8460"/>
+            <w:tcBorders>
+              <w:top w:val="single" w:color="CCCCCC" w:sz="1"/>
+              <w:left w:val="single" w:color="CCCCCC" w:sz="1"/>
+              <w:bottom w:val="single" w:color="CCCCCC" w:sz="1"/>
+              <w:right w:val="single" w:color="CCCCCC" w:sz="1"/>
+            </w:tcBorders>
+            <w:shd w:fill="FFFFFF" w:val="clear"/>
+            <w:tcMar>
+              <w:top w:type="dxa" w:w="80"/>
+              <w:left w:type="dxa" w:w="120"/>
+              <w:bottom w:type="dxa" w:w="80"/>
+              <w:right w:type="dxa" w:w="120"/>
+            </w:tcMar>
+          </w:tcPr>
+          <w:p>
+            <w:pPr>
+              <w:spacing w:after="40" w:before="40"/>
+            </w:pPr>
+            <w:r>
+              <w:rPr>
+                <w:rFonts w:ascii="Arial" w:cs="Arial" w:eastAsia="Arial" w:hAnsi="Arial"/>
+                <w:sz w:val="18"/>
+                <w:szCs w:val="18"/>
+              </w:rPr>
+              <w:t>Energy Tracker — Guild War — GW energy now read from faction_war.battle_energy (0–20) instead of stale player_brawl_data from a finished placement brawl. Header shows correct max ("/20"). No cap warning for GW energy since it does not regenerate.</w:t>
+            </w:r>
+          </w:p>
+        </w:tc>
+      </w:tr>
+      <w:tr>
+        <w:tc>
+          <w:tcPr>
+            <w:tcW w:type="dxa" w:w="900"/>
+            <w:tcBorders>
+              <w:top w:val="single" w:color="CCCCCC" w:sz="1"/>
+              <w:left w:val="single" w:color="CCCCCC" w:sz="1"/>
+              <w:bottom w:val="single" w:color="CCCCCC" w:sz="1"/>
+              <w:right w:val="single" w:color="CCCCCC" w:sz="1"/>
+            </w:tcBorders>
+            <w:shd w:fill="D5E8F0" w:val="clear"/>
+            <w:tcMar>
+              <w:top w:type="dxa" w:w="80"/>
+              <w:left w:type="dxa" w:w="120"/>
+              <w:bottom w:type="dxa" w:w="80"/>
+              <w:right w:type="dxa" w:w="120"/>
+            </w:tcMar>
+          </w:tcPr>
+          <w:p>
+            <w:pPr>
+              <w:spacing w:after="40" w:before="40"/>
+            </w:pPr>
+            <w:r>
+              <w:rPr>
+                <w:rFonts w:ascii="Arial" w:cs="Arial" w:eastAsia="Arial" w:hAnsi="Arial"/>
+                <w:b/>
+                <w:bCs/>
+                <w:color w:val="1F4E79"/>
+                <w:sz w:val="18"/>
+                <w:szCs w:val="18"/>
+              </w:rPr>
+              <w:t>FIX</w:t>
+            </w:r>
+          </w:p>
+        </w:tc>
+        <w:tc>
+          <w:tcPr>
+            <w:tcW w:type="dxa" w:w="8460"/>
+            <w:tcBorders>
+              <w:top w:val="single" w:color="CCCCCC" w:sz="1"/>
+              <w:left w:val="single" w:color="CCCCCC" w:sz="1"/>
+              <w:bottom w:val="single" w:color="CCCCCC" w:sz="1"/>
+              <w:right w:val="single" w:color="CCCCCC" w:sz="1"/>
+            </w:tcBorders>
+            <w:shd w:fill="F2F2F2" w:val="clear"/>
+            <w:tcMar>
+              <w:top w:type="dxa" w:w="80"/>
+              <w:left w:type="dxa" w:w="120"/>
+              <w:bottom w:type="dxa" w:w="80"/>
+              <w:right w:type="dxa" w:w="120"/>
+            </w:tcMar>
+          </w:tcPr>
+          <w:p>
+            <w:pPr>
+              <w:spacing w:after="40" w:before="40"/>
+            </w:pPr>
+            <w:r>
+              <w:rPr>
+                <w:rFonts w:ascii="Arial" w:cs="Arial" w:eastAsia="Arial" w:hAnsi="Arial"/>
+                <w:sz w:val="18"/>
+                <w:szCs w:val="18"/>
+              </w:rPr>
+              <w:t>Energy Tracker — Stale Brawl — Brawl energy section is now hidden when the brawl’s end_time is in the past (reward-claim phase). Previously showed 25/25 indefinitely after brawl ended.</w:t>
+            </w:r>
+          </w:p>
+        </w:tc>
+      </w:tr>
+      <w:tr>
+        <w:tc>
+          <w:tcPr>
+            <w:tcW w:type="dxa" w:w="900"/>
+            <w:tcBorders>
+              <w:top w:val="single" w:color="CCCCCC" w:sz="1"/>
+              <w:left w:val="single" w:color="CCCCCC" w:sz="1"/>
+              <w:bottom w:val="single" w:color="CCCCCC" w:sz="1"/>
+              <w:right w:val="single" w:color="CCCCCC" w:sz="1"/>
+            </w:tcBorders>
+            <w:shd w:fill="FCE4D6" w:val="clear"/>
+            <w:tcMar>
+              <w:top w:type="dxa" w:w="80"/>
+              <w:left w:type="dxa" w:w="120"/>
+              <w:bottom w:type="dxa" w:w="80"/>
+              <w:right w:type="dxa" w:w="120"/>
+            </w:tcMar>
+          </w:tcPr>
+          <w:p>
+            <w:pPr>
+              <w:spacing w:after="40" w:before="40"/>
+            </w:pPr>
+            <w:r>
+              <w:rPr>
+                <w:rFonts w:ascii="Arial" w:cs="Arial" w:eastAsia="Arial" w:hAnsi="Arial"/>
+                <w:b/>
+                <w:bCs/>
+                <w:color w:val="833C00"/>
+                <w:sz w:val="18"/>
+                <w:szCs w:val="18"/>
+              </w:rPr>
+              <w:t>CHANGE</w:t>
+            </w:r>
+          </w:p>
+        </w:tc>
+        <w:tc>
+          <w:tcPr>
+            <w:tcW w:type="dxa" w:w="8460"/>
+            <w:tcBorders>
+              <w:top w:val="single" w:color="CCCCCC" w:sz="1"/>
+              <w:left w:val="single" w:color="CCCCCC" w:sz="1"/>
+              <w:bottom w:val="single" w:color="CCCCCC" w:sz="1"/>
+              <w:right w:val="single" w:color="CCCCCC" w:sz="1"/>
+            </w:tcBorders>
+            <w:shd w:fill="FFFFFF" w:val="clear"/>
+            <w:tcMar>
+              <w:top w:type="dxa" w:w="80"/>
+              <w:left w:type="dxa" w:w="120"/>
+              <w:bottom w:type="dxa" w:w="80"/>
+              <w:right w:type="dxa" w:w="120"/>
+            </w:tcMar>
+          </w:tcPr>
+          <w:p>
+            <w:pPr>
+              <w:spacing w:after="40" w:before="40"/>
+            </w:pPr>
+            <w:r>
+              <w:rPr>
+                <w:rFonts w:ascii="Arial" w:cs="Arial" w:eastAsia="Arial" w:hAnsi="Arial"/>
+                <w:sz w:val="18"/>
+                <w:szCs w:val="18"/>
+              </w:rPr>
+              <w:t>Documentation updated to v5.1.</w:t>
+            </w:r>
+          </w:p>
+        </w:tc>
+      </w:tr>
+    </w:tbl>
+    <w:p>
+      <w:pPr>
+        <w:spacing w:after="60" w:before="60"/>
+      </w:pPr>
+      <w:r>
+        <w:t xml:space="preserve"/>
+      </w:r>
+    </w:p>
+    <w:tbl>
+      <w:tblPr>
+        <w:tblW w:type="dxa" w:w="9360"/>
+        <w:tblBorders>
+          <w:top w:val="single" w:color="auto" w:sz="4"/>
+          <w:left w:val="single" w:color="auto" w:sz="4"/>
+          <w:bottom w:val="single" w:color="auto" w:sz="4"/>
+          <w:right w:val="single" w:color="auto" w:sz="4"/>
+          <w:insideH w:val="single" w:color="auto" w:sz="4"/>
+          <w:insideV w:val="single" w:color="auto" w:sz="4"/>
+        </w:tblBorders>
+      </w:tblPr>
+      <w:tblGrid>
+        <w:gridCol w:w="900"/>
+        <w:gridCol w:w="8460"/>
+      </w:tblGrid>
+      <w:tr>
+        <w:tc>
+          <w:tcPr>
+            <w:tcW w:type="dxa" w:w="9360"/>
+            <w:gridSpan w:val="2"/>
+            <w:tcBorders>
+              <w:top w:val="single" w:color="CCCCCC" w:sz="1"/>
+              <w:left w:val="single" w:color="CCCCCC" w:sz="1"/>
+              <w:bottom w:val="single" w:color="CCCCCC" w:sz="1"/>
+              <w:right w:val="single" w:color="CCCCCC" w:sz="1"/>
+            </w:tcBorders>
+            <w:shd w:fill="2E75B6" w:val="clear"/>
+            <w:tcMar>
+              <w:top w:type="dxa" w:w="100"/>
+              <w:left w:type="dxa" w:w="120"/>
+              <w:bottom w:type="dxa" w:w="100"/>
+              <w:right w:type="dxa" w:w="120"/>
+            </w:tcMar>
+          </w:tcPr>
+          <w:p>
+            <w:pPr>
+              <w:spacing w:after="40" w:before="40"/>
+            </w:pPr>
+            <w:r>
+              <w:rPr>
+                <w:rFonts w:ascii="Arial" w:cs="Arial" w:eastAsia="Arial" w:hAnsi="Arial"/>
+                <w:b/>
+                <w:bCs/>
+                <w:color w:val="FFFFFF"/>
+                <w:sz w:val="20"/>
+                <w:szCs w:val="20"/>
+              </w:rPr>
+              <w:t xml:space="preserve">July 2026 — v5.1 (Current)</w:t>
             </w:r>
           </w:p>
         </w:tc>

--- a/TyrantAPICommander_Documentation_EN.docx
+++ b/TyrantAPICommander_Documentation_EN.docx
@@ -72,7 +72,7 @@
           <w:sz w:val="22"/>
           <w:szCs w:val="22"/>
         </w:rPr>
-        <w:t xml:space="preserve">Tyrant Unleashed API Automation Tool  |  July 2026 — v5.1</w:t>
+        <w:t xml:space="preserve">Tyrant Unleashed API Automation Tool  |  July 2026 — v5.2</w:t>
       </w:r>
     </w:p>
     <w:p>
@@ -27554,7 +27554,7 @@
                 <w:sz w:val="20"/>
                 <w:szCs w:val="20"/>
               </w:rPr>
-              <w:t xml:space="preserve">July 2026 — v5.1 (Current)</w:t>
+              <w:t xml:space="preserve">July 2026 — v5.2 (Current)</w:t>
             </w:r>
           </w:p>
         </w:tc>
@@ -27621,7 +27621,7 @@
                 <w:sz w:val="18"/>
                 <w:szCs w:val="18"/>
               </w:rPr>
-              <w:t>GW/Brawl UID Schema — Complete Rewrite — The UID assignment for forts and summons was completely wrong. Empirically verified from combat logs: when own assault=101–110, own forts occupy UIDs 152–(152+n_own), enemy forts occupy UIDs 52–(52+n_enemy), own summons start at 52+n_enemy, enemy summons start at 152+n_own. Dominion is always UID 51 (own) and 151 (enemy). This cross-pattern means TUO was receiving enemy fort states as own and vice versa — causing 215,000 errors across 7,227 GW logs. All ranges now dynamic based on actual fort count from yfort/efort arguments.</w:t>
+              <w:t>Fuse All Maxed Cards (B→21/22) — Rarity Threshold — Filter used rarity &gt;= 4 (Legendary) instead of &gt;= 3 (Epic). Epic cards were never considered. Fixed to &gt;= 3.</w:t>
             </w:r>
           </w:p>
         </w:tc>
@@ -27688,7 +27688,7 @@
                 <w:sz w:val="18"/>
                 <w:szCs w:val="18"/>
               </w:rPr>
-              <w:t>check_combat_log.py — UID Detection Overhaul — detect_ranges() now parses yfort/efort counts from TUO command to determine the fort/summon boundary dynamically. Uses hand card UIDs (via name_map) to reliably determine own assault range (101–110 vs 1–10). Extended ranges to 100/200 to cover summons beyond UID 59/159.</w:t>
+              <w:t>Fuse All Maxed Cards — Tier Lookup — fusion_tier is only set on Level-1 base cards. Level-6 upgrade cards had no fusion_tier, causing incorrect tier=0 fallback. Fix: tier now resolved via base_id → Level-1 card → fusion_tier.</w:t>
             </w:r>
           </w:p>
         </w:tc>
@@ -27755,7 +27755,409 @@
                 <w:sz w:val="18"/>
                 <w:szCs w:val="18"/>
               </w:rPr>
-              <w:t>Hand-State Serialization — Dict-valued flags (e.g. mimic_skill: {"id": "rally", ...}) are now filtered out before building hand-state strings — dict values cannot be serialized as TUO flag=value pairs. UID −16 (commander mimic state) is skipped in all three _states_for_range functions (Arena, Brawl, GW).</w:t>
+              <w:t>GW Gauntlet Export — enemy_guild Variable — enemy_guild was not defined in live_sim_guildwar, causing NameError after every GW battle. Fixed by deriving guild name from faction_war.attacker_faction_name/defender_faction_name via own guild name comparison.</w:t>
+            </w:r>
+          </w:p>
+        </w:tc>
+      </w:tr>
+      <w:tr>
+        <w:tc>
+          <w:tcPr>
+            <w:tcW w:type="dxa" w:w="900"/>
+            <w:tcBorders>
+              <w:top w:val="single" w:color="CCCCCC" w:sz="1"/>
+              <w:left w:val="single" w:color="CCCCCC" w:sz="1"/>
+              <w:bottom w:val="single" w:color="CCCCCC" w:sz="1"/>
+              <w:right w:val="single" w:color="CCCCCC" w:sz="1"/>
+            </w:tcBorders>
+            <w:shd w:fill="D5E8F0" w:val="clear"/>
+            <w:tcMar>
+              <w:top w:type="dxa" w:w="80"/>
+              <w:left w:type="dxa" w:w="120"/>
+              <w:bottom w:type="dxa" w:w="80"/>
+              <w:right w:type="dxa" w:w="120"/>
+            </w:tcMar>
+          </w:tcPr>
+          <w:p>
+            <w:pPr>
+              <w:spacing w:after="40" w:before="40"/>
+            </w:pPr>
+            <w:r>
+              <w:rPr>
+                <w:rFonts w:ascii="Arial" w:cs="Arial" w:eastAsia="Arial" w:hAnsi="Arial"/>
+                <w:b/>
+                <w:bCs/>
+                <w:color w:val="1F4E79"/>
+                <w:sz w:val="18"/>
+                <w:szCs w:val="18"/>
+              </w:rPr>
+              <w:t>FIX</w:t>
+            </w:r>
+          </w:p>
+        </w:tc>
+        <w:tc>
+          <w:tcPr>
+            <w:tcW w:type="dxa" w:w="8460"/>
+            <w:tcBorders>
+              <w:top w:val="single" w:color="CCCCCC" w:sz="1"/>
+              <w:left w:val="single" w:color="CCCCCC" w:sz="1"/>
+              <w:bottom w:val="single" w:color="CCCCCC" w:sz="1"/>
+              <w:right w:val="single" w:color="CCCCCC" w:sz="1"/>
+            </w:tcBorders>
+            <w:shd w:fill="F2F2F2" w:val="clear"/>
+            <w:tcMar>
+              <w:top w:type="dxa" w:w="80"/>
+              <w:left w:type="dxa" w:w="120"/>
+              <w:bottom w:type="dxa" w:w="80"/>
+              <w:right w:type="dxa" w:w="120"/>
+            </w:tcMar>
+          </w:tcPr>
+          <w:p>
+            <w:pPr>
+              <w:spacing w:after="40" w:before="40"/>
+            </w:pPr>
+            <w:r>
+              <w:rPr>
+                <w:rFonts w:ascii="Arial" w:cs="Arial" w:eastAsia="Arial" w:hAnsi="Arial"/>
+                <w:sz w:val="18"/>
+                <w:szCs w:val="18"/>
+              </w:rPr>
+              <w:t>GW Gauntlet Export — Partial Deck Growth — sim_deck was rebuilt from single-turn card_map instead of cumulative _gw_card_map. Enemy deck stayed at “1 card known” every turn. Fixed: _gw_token_map and _gw_card_map now updated before sim_deck is built each turn.</w:t>
+            </w:r>
+          </w:p>
+        </w:tc>
+      </w:tr>
+      <w:tr>
+        <w:tc>
+          <w:tcPr>
+            <w:tcW w:type="dxa" w:w="900"/>
+            <w:tcBorders>
+              <w:top w:val="single" w:color="CCCCCC" w:sz="1"/>
+              <w:left w:val="single" w:color="CCCCCC" w:sz="1"/>
+              <w:bottom w:val="single" w:color="CCCCCC" w:sz="1"/>
+              <w:right w:val="single" w:color="CCCCCC" w:sz="1"/>
+            </w:tcBorders>
+            <w:shd w:fill="D5E8F0" w:val="clear"/>
+            <w:tcMar>
+              <w:top w:type="dxa" w:w="80"/>
+              <w:left w:type="dxa" w:w="120"/>
+              <w:bottom w:type="dxa" w:w="80"/>
+              <w:right w:type="dxa" w:w="120"/>
+            </w:tcMar>
+          </w:tcPr>
+          <w:p>
+            <w:pPr>
+              <w:spacing w:after="40" w:before="40"/>
+            </w:pPr>
+            <w:r>
+              <w:rPr>
+                <w:rFonts w:ascii="Arial" w:cs="Arial" w:eastAsia="Arial" w:hAnsi="Arial"/>
+                <w:b/>
+                <w:bCs/>
+                <w:color w:val="1F4E79"/>
+                <w:sz w:val="18"/>
+                <w:szCs w:val="18"/>
+              </w:rPr>
+              <w:t>FIX</w:t>
+            </w:r>
+          </w:p>
+        </w:tc>
+        <w:tc>
+          <w:tcPr>
+            <w:tcW w:type="dxa" w:w="8460"/>
+            <w:tcBorders>
+              <w:top w:val="single" w:color="CCCCCC" w:sz="1"/>
+              <w:left w:val="single" w:color="CCCCCC" w:sz="1"/>
+              <w:bottom w:val="single" w:color="CCCCCC" w:sz="1"/>
+              <w:right w:val="single" w:color="CCCCCC" w:sz="1"/>
+            </w:tcBorders>
+            <w:shd w:fill="FFFFFF" w:val="clear"/>
+            <w:tcMar>
+              <w:top w:type="dxa" w:w="80"/>
+              <w:left w:type="dxa" w:w="120"/>
+              <w:bottom w:type="dxa" w:w="80"/>
+              <w:right w:type="dxa" w:w="120"/>
+            </w:tcMar>
+          </w:tcPr>
+          <w:p>
+            <w:pPr>
+              <w:spacing w:after="40" w:before="40"/>
+            </w:pPr>
+            <w:r>
+              <w:rPr>
+                <w:rFonts w:ascii="Arial" w:cs="Arial" w:eastAsia="Arial" w:hAnsi="Arial"/>
+                <w:sz w:val="18"/>
+                <w:szCs w:val="18"/>
+              </w:rPr>
+              <w:t>GW Gauntlet Export — Commander/Dominion Excluded — Commander (UID 50/150) and dominion (UID 51/151) UIDs were included in rev_uids, causing them to appear twice in the deck string. Fixed: these UIDs are now excluded from rev_uids since they are passed separately.</w:t>
+            </w:r>
+          </w:p>
+        </w:tc>
+      </w:tr>
+      <w:tr>
+        <w:tc>
+          <w:tcPr>
+            <w:tcW w:type="dxa" w:w="900"/>
+            <w:tcBorders>
+              <w:top w:val="single" w:color="CCCCCC" w:sz="1"/>
+              <w:left w:val="single" w:color="CCCCCC" w:sz="1"/>
+              <w:bottom w:val="single" w:color="CCCCCC" w:sz="1"/>
+              <w:right w:val="single" w:color="CCCCCC" w:sz="1"/>
+            </w:tcBorders>
+            <w:shd w:fill="D5E8F0" w:val="clear"/>
+            <w:tcMar>
+              <w:top w:type="dxa" w:w="80"/>
+              <w:left w:type="dxa" w:w="120"/>
+              <w:bottom w:type="dxa" w:w="80"/>
+              <w:right w:type="dxa" w:w="120"/>
+            </w:tcMar>
+          </w:tcPr>
+          <w:p>
+            <w:pPr>
+              <w:spacing w:after="40" w:before="40"/>
+            </w:pPr>
+            <w:r>
+              <w:rPr>
+                <w:rFonts w:ascii="Arial" w:cs="Arial" w:eastAsia="Arial" w:hAnsi="Arial"/>
+                <w:b/>
+                <w:bCs/>
+                <w:color w:val="1F4E79"/>
+                <w:sz w:val="18"/>
+                <w:szCs w:val="18"/>
+              </w:rPr>
+              <w:t>FIX</w:t>
+            </w:r>
+          </w:p>
+        </w:tc>
+        <w:tc>
+          <w:tcPr>
+            <w:tcW w:type="dxa" w:w="8460"/>
+            <w:tcBorders>
+              <w:top w:val="single" w:color="CCCCCC" w:sz="1"/>
+              <w:left w:val="single" w:color="CCCCCC" w:sz="1"/>
+              <w:bottom w:val="single" w:color="CCCCCC" w:sz="1"/>
+              <w:right w:val="single" w:color="CCCCCC" w:sz="1"/>
+            </w:tcBorders>
+            <w:shd w:fill="F2F2F2" w:val="clear"/>
+            <w:tcMar>
+              <w:top w:type="dxa" w:w="80"/>
+              <w:left w:type="dxa" w:w="120"/>
+              <w:bottom w:type="dxa" w:w="80"/>
+              <w:right w:type="dxa" w:w="120"/>
+            </w:tcMar>
+          </w:tcPr>
+          <w:p>
+            <w:pPr>
+              <w:spacing w:after="40" w:before="40"/>
+            </w:pPr>
+            <w:r>
+              <w:rPr>
+                <w:rFonts w:ascii="Arial" w:cs="Arial" w:eastAsia="Arial" w:hAnsi="Arial"/>
+                <w:sz w:val="18"/>
+                <w:szCs w:val="18"/>
+              </w:rPr>
+              <w:t>GW — Dominion Position in Freeze Deck — _run_tuo_reorder placed played cards before the dominion in the deck string from Turn 2 onwards, displacing it to position 3+. Fix: second slot is only treated as an assault card if it appears in played_cards; otherwise kept at position 2 as dominion.</w:t>
+            </w:r>
+          </w:p>
+        </w:tc>
+      </w:tr>
+      <w:tr>
+        <w:tc>
+          <w:tcPr>
+            <w:tcW w:type="dxa" w:w="900"/>
+            <w:tcBorders>
+              <w:top w:val="single" w:color="CCCCCC" w:sz="1"/>
+              <w:left w:val="single" w:color="CCCCCC" w:sz="1"/>
+              <w:bottom w:val="single" w:color="CCCCCC" w:sz="1"/>
+              <w:right w:val="single" w:color="CCCCCC" w:sz="1"/>
+            </w:tcBorders>
+            <w:shd w:fill="D5E8F0" w:val="clear"/>
+            <w:tcMar>
+              <w:top w:type="dxa" w:w="80"/>
+              <w:left w:type="dxa" w:w="120"/>
+              <w:bottom w:type="dxa" w:w="80"/>
+              <w:right w:type="dxa" w:w="120"/>
+            </w:tcMar>
+          </w:tcPr>
+          <w:p>
+            <w:pPr>
+              <w:spacing w:after="40" w:before="40"/>
+            </w:pPr>
+            <w:r>
+              <w:rPr>
+                <w:rFonts w:ascii="Arial" w:cs="Arial" w:eastAsia="Arial" w:hAnsi="Arial"/>
+                <w:b/>
+                <w:bCs/>
+                <w:color w:val="1F4E79"/>
+                <w:sz w:val="18"/>
+                <w:szCs w:val="18"/>
+              </w:rPr>
+              <w:t>FIX</w:t>
+            </w:r>
+          </w:p>
+        </w:tc>
+        <w:tc>
+          <w:tcPr>
+            <w:tcW w:type="dxa" w:w="8460"/>
+            <w:tcBorders>
+              <w:top w:val="single" w:color="CCCCCC" w:sz="1"/>
+              <w:left w:val="single" w:color="CCCCCC" w:sz="1"/>
+              <w:bottom w:val="single" w:color="CCCCCC" w:sz="1"/>
+              <w:right w:val="single" w:color="CCCCCC" w:sz="1"/>
+            </w:tcBorders>
+            <w:shd w:fill="FFFFFF" w:val="clear"/>
+            <w:tcMar>
+              <w:top w:type="dxa" w:w="80"/>
+              <w:left w:type="dxa" w:w="120"/>
+              <w:bottom w:type="dxa" w:w="80"/>
+              <w:right w:type="dxa" w:w="120"/>
+            </w:tcMar>
+          </w:tcPr>
+          <w:p>
+            <w:pPr>
+              <w:spacing w:after="40" w:before="40"/>
+            </w:pPr>
+            <w:r>
+              <w:rPr>
+                <w:rFonts w:ascii="Arial" w:cs="Arial" w:eastAsia="Arial" w:hAnsi="Arial"/>
+                <w:sz w:val="18"/>
+                <w:szCs w:val="18"/>
+              </w:rPr>
+              <w:t>GW BGE Pass-Through — _api_bge_to_tuo now loads bges.txt at runtime and passes any name found as a key through unchanged. Previously the default hyphenation rule broke GW BGEs like "Progenitor Tech" → "Progenitor-Tech". Fixed: bges.txt keys are passed as-is; TUO resolves them internally.</w:t>
+            </w:r>
+          </w:p>
+        </w:tc>
+      </w:tr>
+      <w:tr>
+        <w:tc>
+          <w:tcPr>
+            <w:tcW w:type="dxa" w:w="900"/>
+            <w:tcBorders>
+              <w:top w:val="single" w:color="CCCCCC" w:sz="1"/>
+              <w:left w:val="single" w:color="CCCCCC" w:sz="1"/>
+              <w:bottom w:val="single" w:color="CCCCCC" w:sz="1"/>
+              <w:right w:val="single" w:color="CCCCCC" w:sz="1"/>
+            </w:tcBorders>
+            <w:shd w:fill="D5E8F0" w:val="clear"/>
+            <w:tcMar>
+              <w:top w:type="dxa" w:w="80"/>
+              <w:left w:type="dxa" w:w="120"/>
+              <w:bottom w:type="dxa" w:w="80"/>
+              <w:right w:type="dxa" w:w="120"/>
+            </w:tcMar>
+          </w:tcPr>
+          <w:p>
+            <w:pPr>
+              <w:spacing w:after="40" w:before="40"/>
+            </w:pPr>
+            <w:r>
+              <w:rPr>
+                <w:rFonts w:ascii="Arial" w:cs="Arial" w:eastAsia="Arial" w:hAnsi="Arial"/>
+                <w:b/>
+                <w:bCs/>
+                <w:color w:val="1F4E79"/>
+                <w:sz w:val="18"/>
+                <w:szCs w:val="18"/>
+              </w:rPr>
+              <w:t>FIX</w:t>
+            </w:r>
+          </w:p>
+        </w:tc>
+        <w:tc>
+          <w:tcPr>
+            <w:tcW w:type="dxa" w:w="8460"/>
+            <w:tcBorders>
+              <w:top w:val="single" w:color="CCCCCC" w:sz="1"/>
+              <w:left w:val="single" w:color="CCCCCC" w:sz="1"/>
+              <w:bottom w:val="single" w:color="CCCCCC" w:sz="1"/>
+              <w:right w:val="single" w:color="CCCCCC" w:sz="1"/>
+            </w:tcBorders>
+            <w:shd w:fill="F2F2F2" w:val="clear"/>
+            <w:tcMar>
+              <w:top w:type="dxa" w:w="80"/>
+              <w:left w:type="dxa" w:w="120"/>
+              <w:bottom w:type="dxa" w:w="80"/>
+              <w:right w:type="dxa" w:w="120"/>
+            </w:tcMar>
+          </w:tcPr>
+          <w:p>
+            <w:pPr>
+              <w:spacing w:after="40" w:before="40"/>
+            </w:pPr>
+            <w:r>
+              <w:rPr>
+                <w:rFonts w:ascii="Arial" w:cs="Arial" w:eastAsia="Arial" w:hAnsi="Arial"/>
+                <w:sz w:val="18"/>
+                <w:szCs w:val="18"/>
+              </w:rPr>
+              <w:t>GW — Own Fort/Summon UID Schema — Complete correction of the UID cross-pattern: own forts at 152+, enemy forts at 52+, own summons at 52+n_enemy_forts, enemy summons at 152+n_own_forts. Dynamic based on yfort/efort count. Fixes remaining 215,000 errors from old schema.</w:t>
+            </w:r>
+          </w:p>
+        </w:tc>
+      </w:tr>
+      <w:tr>
+        <w:tc>
+          <w:tcPr>
+            <w:tcW w:type="dxa" w:w="900"/>
+            <w:tcBorders>
+              <w:top w:val="single" w:color="CCCCCC" w:sz="1"/>
+              <w:left w:val="single" w:color="CCCCCC" w:sz="1"/>
+              <w:bottom w:val="single" w:color="CCCCCC" w:sz="1"/>
+              <w:right w:val="single" w:color="CCCCCC" w:sz="1"/>
+            </w:tcBorders>
+            <w:shd w:fill="D5E8F0" w:val="clear"/>
+            <w:tcMar>
+              <w:top w:type="dxa" w:w="80"/>
+              <w:left w:type="dxa" w:w="120"/>
+              <w:bottom w:type="dxa" w:w="80"/>
+              <w:right w:type="dxa" w:w="120"/>
+            </w:tcMar>
+          </w:tcPr>
+          <w:p>
+            <w:pPr>
+              <w:spacing w:after="40" w:before="40"/>
+            </w:pPr>
+            <w:r>
+              <w:rPr>
+                <w:rFonts w:ascii="Arial" w:cs="Arial" w:eastAsia="Arial" w:hAnsi="Arial"/>
+                <w:b/>
+                <w:bCs/>
+                <w:color w:val="1F4E79"/>
+                <w:sz w:val="18"/>
+                <w:szCs w:val="18"/>
+              </w:rPr>
+              <w:t>FIX</w:t>
+            </w:r>
+          </w:p>
+        </w:tc>
+        <w:tc>
+          <w:tcPr>
+            <w:tcW w:type="dxa" w:w="8460"/>
+            <w:tcBorders>
+              <w:top w:val="single" w:color="CCCCCC" w:sz="1"/>
+              <w:left w:val="single" w:color="CCCCCC" w:sz="1"/>
+              <w:bottom w:val="single" w:color="CCCCCC" w:sz="1"/>
+              <w:right w:val="single" w:color="CCCCCC" w:sz="1"/>
+            </w:tcBorders>
+            <w:shd w:fill="FFFFFF" w:val="clear"/>
+            <w:tcMar>
+              <w:top w:type="dxa" w:w="80"/>
+              <w:left w:type="dxa" w:w="120"/>
+              <w:bottom w:type="dxa" w:w="80"/>
+              <w:right w:type="dxa" w:w="120"/>
+            </w:tcMar>
+          </w:tcPr>
+          <w:p>
+            <w:pPr>
+              <w:spacing w:after="40" w:before="40"/>
+            </w:pPr>
+            <w:r>
+              <w:rPr>
+                <w:rFonts w:ascii="Arial" w:cs="Arial" w:eastAsia="Arial" w:hAnsi="Arial"/>
+                <w:sz w:val="18"/>
+                <w:szCs w:val="18"/>
+              </w:rPr>
+              <w:t>check_combat_log.py — own_101 Detection — Hand-check matched enemy cards (e.g. Gate Pulser at UID 1) before finding own cards, causing own=1-10 when own was actually 101-110. Fixed: iterate all assault UIDs and prefer 101-110 match; fall through to yfort-check if only 1-10 match found.</w:t>
             </w:r>
           </w:p>
         </w:tc>
@@ -27822,7 +28224,7 @@
                 <w:sz w:val="18"/>
                 <w:szCs w:val="18"/>
               </w:rPr>
-              <w:t>GW Gauntlet Export — _export_arena_opponent_deck() is now called after every GW battle (victory and early-exit paths). Enemy guild derived from faction_war.attacker_faction_name/defender_faction_name via guild name comparison against own faction. Partial decks accumulate turn-by-turn from cumulative _gw_card_map; commander/dominion UIDs excluded from assault card list. After 50×20 battles all opponent decks should be known.</w:t>
+              <w:t>check_combat_log.py — Issues Folder — After each run, affected JSON logs are copied to Issues/ and a _issues_summary.txt is written. Issues/ is cleared before each run. Folder removed if no issues found.</w:t>
             </w:r>
           </w:p>
         </w:tc>
@@ -27889,7 +28291,7 @@
                 <w:sz w:val="18"/>
                 <w:szCs w:val="18"/>
               </w:rPr>
-              <w:t>GW Enemy Guild in Gauntlet — Entries now correctly written as WIN_PlayerName_GuildName (e.g. WIN_Glutton4Pun_RelentlessOnes). Previously written without guild suffix due to missing enemy_guild variable, causing false "guild full" trim warnings.</w:t>
+              <w:t>check_combat_log.py — enhance_besiege added to INT_FLAGS. scan_combat_logs_for_unknown_flags in TyrantAPICommander.py also updated.</w:t>
             </w:r>
           </w:p>
         </w:tc>
@@ -27956,7 +28358,7 @@
                 <w:sz w:val="18"/>
                 <w:szCs w:val="18"/>
               </w:rPr>
-              <w:t>GW BGE Pass-Through — _api_bge_to_tuo() now loads bges.txt at runtime and passes GW BGE names through unchanged (e.g. "Progenitor Tech", "Blightblast", "Artillery") since they are defined as aliases in bges.txt. Default rule changed from space-removal to hyphenation for passive BGEs.</w:t>
+              <w:t>Energy Tracker — Event Label Default — event_label defaulted to "Brawl" and was always shown even when no event was active. Fixed: default is now None; event column is hidden entirely when no active event (Raid, GW, or live Brawl) is detected.</w:t>
             </w:r>
           </w:p>
         </w:tc>
@@ -28023,7 +28425,7 @@
                 <w:sz w:val="18"/>
                 <w:szCs w:val="18"/>
               </w:rPr>
-              <w:t>GW Partial Deck — Dominion Position — _run_tuo_reorder() now detects the dominion card (second slot) as any card not appearing in played_cards, keeping it at position 2 after the commander. Previously played cards were inserted before the dominion, displacing it to position 3+.</w:t>
+              <w:t>Energy Tracker — Event Name in Header — Full event name now shown in column header (e.g. "Fury Unleashed War /20") for GW and Brawl. Previously always showed generic "Brawl /25".</w:t>
             </w:r>
           </w:p>
         </w:tc>
@@ -28090,275 +28492,7 @@
                 <w:sz w:val="18"/>
                 <w:szCs w:val="18"/>
               </w:rPr>
-              <w:t>Brawl Start Detection — C→14 now also checks player_brawl_data.energy.battle_energy &gt; 0 as fallback when end_time is not yet set by the server in the first hours after brawl start.</w:t>
-            </w:r>
-          </w:p>
-        </w:tc>
-      </w:tr>
-      <w:tr>
-        <w:tc>
-          <w:tcPr>
-            <w:tcW w:type="dxa" w:w="900"/>
-            <w:tcBorders>
-              <w:top w:val="single" w:color="CCCCCC" w:sz="1"/>
-              <w:left w:val="single" w:color="CCCCCC" w:sz="1"/>
-              <w:bottom w:val="single" w:color="CCCCCC" w:sz="1"/>
-              <w:right w:val="single" w:color="CCCCCC" w:sz="1"/>
-            </w:tcBorders>
-            <w:shd w:fill="D5E8F0" w:val="clear"/>
-            <w:tcMar>
-              <w:top w:type="dxa" w:w="80"/>
-              <w:left w:type="dxa" w:w="120"/>
-              <w:bottom w:type="dxa" w:w="80"/>
-              <w:right w:type="dxa" w:w="120"/>
-            </w:tcMar>
-          </w:tcPr>
-          <w:p>
-            <w:pPr>
-              <w:spacing w:after="40" w:before="40"/>
-            </w:pPr>
-            <w:r>
-              <w:rPr>
-                <w:rFonts w:ascii="Arial" w:cs="Arial" w:eastAsia="Arial" w:hAnsi="Arial"/>
-                <w:b/>
-                <w:bCs/>
-                <w:color w:val="1F4E79"/>
-                <w:sz w:val="18"/>
-                <w:szCs w:val="18"/>
-              </w:rPr>
-              <w:t>FIX</w:t>
-            </w:r>
-          </w:p>
-        </w:tc>
-        <w:tc>
-          <w:tcPr>
-            <w:tcW w:type="dxa" w:w="8460"/>
-            <w:tcBorders>
-              <w:top w:val="single" w:color="CCCCCC" w:sz="1"/>
-              <w:left w:val="single" w:color="CCCCCC" w:sz="1"/>
-              <w:bottom w:val="single" w:color="CCCCCC" w:sz="1"/>
-              <w:right w:val="single" w:color="CCCCCC" w:sz="1"/>
-            </w:tcBorders>
-            <w:shd w:fill="FFFFFF" w:val="clear"/>
-            <w:tcMar>
-              <w:top w:type="dxa" w:w="80"/>
-              <w:left w:type="dxa" w:w="120"/>
-              <w:bottom w:type="dxa" w:w="80"/>
-              <w:right w:type="dxa" w:w="120"/>
-            </w:tcMar>
-          </w:tcPr>
-          <w:p>
-            <w:pPr>
-              <w:spacing w:after="40" w:before="40"/>
-            </w:pPr>
-            <w:r>
-              <w:rPr>
-                <w:rFonts w:ascii="Arial" w:cs="Arial" w:eastAsia="Arial" w:hAnsi="Arial"/>
-                <w:sz w:val="18"/>
-                <w:szCs w:val="18"/>
-              </w:rPr>
-              <w:t>Trim Logic — Guildless WIN_/LOSS_ entries now each get their own bucket (player name) instead of sharing a "" bucket. Previously, all guildless entries across all players were counted together and the oldest were deleted once the total exceeded 50.</w:t>
-            </w:r>
-          </w:p>
-        </w:tc>
-      </w:tr>
-      <w:tr>
-        <w:tc>
-          <w:tcPr>
-            <w:tcW w:type="dxa" w:w="900"/>
-            <w:tcBorders>
-              <w:top w:val="single" w:color="CCCCCC" w:sz="1"/>
-              <w:left w:val="single" w:color="CCCCCC" w:sz="1"/>
-              <w:bottom w:val="single" w:color="CCCCCC" w:sz="1"/>
-              <w:right w:val="single" w:color="CCCCCC" w:sz="1"/>
-            </w:tcBorders>
-            <w:shd w:fill="E2EFDA" w:val="clear"/>
-            <w:tcMar>
-              <w:top w:type="dxa" w:w="80"/>
-              <w:left w:type="dxa" w:w="120"/>
-              <w:bottom w:type="dxa" w:w="80"/>
-              <w:right w:type="dxa" w:w="120"/>
-            </w:tcMar>
-          </w:tcPr>
-          <w:p>
-            <w:pPr>
-              <w:spacing w:after="40" w:before="40"/>
-            </w:pPr>
-            <w:r>
-              <w:rPr>
-                <w:rFonts w:ascii="Arial" w:cs="Arial" w:eastAsia="Arial" w:hAnsi="Arial"/>
-                <w:b/>
-                <w:bCs/>
-                <w:color w:val="375623"/>
-                <w:sz w:val="18"/>
-                <w:szCs w:val="18"/>
-              </w:rPr>
-              <w:t>NEW</w:t>
-            </w:r>
-          </w:p>
-        </w:tc>
-        <w:tc>
-          <w:tcPr>
-            <w:tcW w:type="dxa" w:w="8460"/>
-            <w:tcBorders>
-              <w:top w:val="single" w:color="CCCCCC" w:sz="1"/>
-              <w:left w:val="single" w:color="CCCCCC" w:sz="1"/>
-              <w:bottom w:val="single" w:color="CCCCCC" w:sz="1"/>
-              <w:right w:val="single" w:color="CCCCCC" w:sz="1"/>
-            </w:tcBorders>
-            <w:shd w:fill="F2F2F2" w:val="clear"/>
-            <w:tcMar>
-              <w:top w:type="dxa" w:w="80"/>
-              <w:left w:type="dxa" w:w="120"/>
-              <w:bottom w:type="dxa" w:w="80"/>
-              <w:right w:type="dxa" w:w="120"/>
-            </w:tcMar>
-          </w:tcPr>
-          <w:p>
-            <w:pPr>
-              <w:spacing w:after="40" w:before="40"/>
-            </w:pPr>
-            <w:r>
-              <w:rPr>
-                <w:rFonts w:ascii="Arial" w:cs="Arial" w:eastAsia="Arial" w:hAnsi="Arial"/>
-                <w:sz w:val="18"/>
-                <w:szCs w:val="18"/>
-              </w:rPr>
-              <w:t>enhance_besiege in sim.cpp — Added enhance_besiege flag mapping to m_enhanced_value[Skill::mortar] (besiege = mortar, the evolved form of siege). sim.cpp must be recompiled.</w:t>
-            </w:r>
-          </w:p>
-        </w:tc>
-      </w:tr>
-      <w:tr>
-        <w:tc>
-          <w:tcPr>
-            <w:tcW w:type="dxa" w:w="900"/>
-            <w:tcBorders>
-              <w:top w:val="single" w:color="CCCCCC" w:sz="1"/>
-              <w:left w:val="single" w:color="CCCCCC" w:sz="1"/>
-              <w:bottom w:val="single" w:color="CCCCCC" w:sz="1"/>
-              <w:right w:val="single" w:color="CCCCCC" w:sz="1"/>
-            </w:tcBorders>
-            <w:shd w:fill="D5E8F0" w:val="clear"/>
-            <w:tcMar>
-              <w:top w:type="dxa" w:w="80"/>
-              <w:left w:type="dxa" w:w="120"/>
-              <w:bottom w:type="dxa" w:w="80"/>
-              <w:right w:type="dxa" w:w="120"/>
-            </w:tcMar>
-          </w:tcPr>
-          <w:p>
-            <w:pPr>
-              <w:spacing w:after="40" w:before="40"/>
-            </w:pPr>
-            <w:r>
-              <w:rPr>
-                <w:rFonts w:ascii="Arial" w:cs="Arial" w:eastAsia="Arial" w:hAnsi="Arial"/>
-                <w:b/>
-                <w:bCs/>
-                <w:color w:val="1F4E79"/>
-                <w:sz w:val="18"/>
-                <w:szCs w:val="18"/>
-              </w:rPr>
-              <w:t>FIX</w:t>
-            </w:r>
-          </w:p>
-        </w:tc>
-        <w:tc>
-          <w:tcPr>
-            <w:tcW w:type="dxa" w:w="8460"/>
-            <w:tcBorders>
-              <w:top w:val="single" w:color="CCCCCC" w:sz="1"/>
-              <w:left w:val="single" w:color="CCCCCC" w:sz="1"/>
-              <w:bottom w:val="single" w:color="CCCCCC" w:sz="1"/>
-              <w:right w:val="single" w:color="CCCCCC" w:sz="1"/>
-            </w:tcBorders>
-            <w:shd w:fill="FFFFFF" w:val="clear"/>
-            <w:tcMar>
-              <w:top w:type="dxa" w:w="80"/>
-              <w:left w:type="dxa" w:w="120"/>
-              <w:bottom w:type="dxa" w:w="80"/>
-              <w:right w:type="dxa" w:w="120"/>
-            </w:tcMar>
-          </w:tcPr>
-          <w:p>
-            <w:pPr>
-              <w:spacing w:after="40" w:before="40"/>
-            </w:pPr>
-            <w:r>
-              <w:rPr>
-                <w:rFonts w:ascii="Arial" w:cs="Arial" w:eastAsia="Arial" w:hAnsi="Arial"/>
-                <w:sz w:val="18"/>
-                <w:szCs w:val="18"/>
-              </w:rPr>
-              <w:t>Energy Tracker — Guild War — GW energy now read from faction_war.battle_energy (0–20) instead of stale player_brawl_data from a finished placement brawl. Header shows correct max ("/20"). No cap warning for GW energy since it does not regenerate.</w:t>
-            </w:r>
-          </w:p>
-        </w:tc>
-      </w:tr>
-      <w:tr>
-        <w:tc>
-          <w:tcPr>
-            <w:tcW w:type="dxa" w:w="900"/>
-            <w:tcBorders>
-              <w:top w:val="single" w:color="CCCCCC" w:sz="1"/>
-              <w:left w:val="single" w:color="CCCCCC" w:sz="1"/>
-              <w:bottom w:val="single" w:color="CCCCCC" w:sz="1"/>
-              <w:right w:val="single" w:color="CCCCCC" w:sz="1"/>
-            </w:tcBorders>
-            <w:shd w:fill="D5E8F0" w:val="clear"/>
-            <w:tcMar>
-              <w:top w:type="dxa" w:w="80"/>
-              <w:left w:type="dxa" w:w="120"/>
-              <w:bottom w:type="dxa" w:w="80"/>
-              <w:right w:type="dxa" w:w="120"/>
-            </w:tcMar>
-          </w:tcPr>
-          <w:p>
-            <w:pPr>
-              <w:spacing w:after="40" w:before="40"/>
-            </w:pPr>
-            <w:r>
-              <w:rPr>
-                <w:rFonts w:ascii="Arial" w:cs="Arial" w:eastAsia="Arial" w:hAnsi="Arial"/>
-                <w:b/>
-                <w:bCs/>
-                <w:color w:val="1F4E79"/>
-                <w:sz w:val="18"/>
-                <w:szCs w:val="18"/>
-              </w:rPr>
-              <w:t>FIX</w:t>
-            </w:r>
-          </w:p>
-        </w:tc>
-        <w:tc>
-          <w:tcPr>
-            <w:tcW w:type="dxa" w:w="8460"/>
-            <w:tcBorders>
-              <w:top w:val="single" w:color="CCCCCC" w:sz="1"/>
-              <w:left w:val="single" w:color="CCCCCC" w:sz="1"/>
-              <w:bottom w:val="single" w:color="CCCCCC" w:sz="1"/>
-              <w:right w:val="single" w:color="CCCCCC" w:sz="1"/>
-            </w:tcBorders>
-            <w:shd w:fill="F2F2F2" w:val="clear"/>
-            <w:tcMar>
-              <w:top w:type="dxa" w:w="80"/>
-              <w:left w:type="dxa" w:w="120"/>
-              <w:bottom w:type="dxa" w:w="80"/>
-              <w:right w:type="dxa" w:w="120"/>
-            </w:tcMar>
-          </w:tcPr>
-          <w:p>
-            <w:pPr>
-              <w:spacing w:after="40" w:before="40"/>
-            </w:pPr>
-            <w:r>
-              <w:rPr>
-                <w:rFonts w:ascii="Arial" w:cs="Arial" w:eastAsia="Arial" w:hAnsi="Arial"/>
-                <w:sz w:val="18"/>
-                <w:szCs w:val="18"/>
-              </w:rPr>
-              <w:t>Energy Tracker — Stale Brawl — Brawl energy section is now hidden when the brawl’s end_time is in the past (reward-claim phase). Previously showed 25/25 indefinitely after brawl ended.</w:t>
+              <w:t>Energy Tracker — Crash Fix — caps_hit.append(event_label) with event_label=None caused TypeError in str.join(). Fixed: only appended when event_label is not None.</w:t>
             </w:r>
           </w:p>
         </w:tc>
@@ -28425,7 +28559,7 @@
                 <w:sz w:val="18"/>
                 <w:szCs w:val="18"/>
               </w:rPr>
-              <w:t>Documentation updated to v5.1.</w:t>
+              <w:t>Documentation updated to v5.2.</w:t>
             </w:r>
           </w:p>
         </w:tc>
@@ -28487,7 +28621,940 @@
                 <w:sz w:val="20"/>
                 <w:szCs w:val="20"/>
               </w:rPr>
-              <w:t xml:space="preserve">July 2026 — v5.1 (Current)</w:t>
+              <w:t xml:space="preserve">July 2026 — v5.2 (Current)</w:t>
+            </w:r>
+          </w:p>
+        </w:tc>
+      </w:tr>
+      <w:tr>
+        <w:tc>
+          <w:tcPr>
+            <w:tcW w:type="dxa" w:w="900"/>
+            <w:tcBorders>
+              <w:top w:val="single" w:color="CCCCCC" w:sz="1"/>
+              <w:left w:val="single" w:color="CCCCCC" w:sz="1"/>
+              <w:bottom w:val="single" w:color="CCCCCC" w:sz="1"/>
+              <w:right w:val="single" w:color="CCCCCC" w:sz="1"/>
+            </w:tcBorders>
+            <w:shd w:fill="D5E8F0" w:val="clear"/>
+            <w:tcMar>
+              <w:top w:type="dxa" w:w="80"/>
+              <w:left w:type="dxa" w:w="120"/>
+              <w:bottom w:type="dxa" w:w="80"/>
+              <w:right w:type="dxa" w:w="120"/>
+            </w:tcMar>
+          </w:tcPr>
+          <w:p>
+            <w:pPr>
+              <w:spacing w:after="40" w:before="40"/>
+            </w:pPr>
+            <w:r>
+              <w:rPr>
+                <w:rFonts w:ascii="Arial" w:cs="Arial" w:eastAsia="Arial" w:hAnsi="Arial"/>
+                <w:b/>
+                <w:bCs/>
+                <w:color w:val="1F4E79"/>
+                <w:sz w:val="18"/>
+                <w:szCs w:val="18"/>
+              </w:rPr>
+              <w:t>FIX</w:t>
+            </w:r>
+          </w:p>
+        </w:tc>
+        <w:tc>
+          <w:tcPr>
+            <w:tcW w:type="dxa" w:w="8460"/>
+            <w:tcBorders>
+              <w:top w:val="single" w:color="CCCCCC" w:sz="1"/>
+              <w:left w:val="single" w:color="CCCCCC" w:sz="1"/>
+              <w:bottom w:val="single" w:color="CCCCCC" w:sz="1"/>
+              <w:right w:val="single" w:color="CCCCCC" w:sz="1"/>
+            </w:tcBorders>
+            <w:shd w:fill="FFFFFF" w:val="clear"/>
+            <w:tcMar>
+              <w:top w:type="dxa" w:w="80"/>
+              <w:left w:type="dxa" w:w="120"/>
+              <w:bottom w:type="dxa" w:w="80"/>
+              <w:right w:type="dxa" w:w="120"/>
+            </w:tcMar>
+          </w:tcPr>
+          <w:p>
+            <w:pPr>
+              <w:spacing w:after="40" w:before="40"/>
+            </w:pPr>
+            <w:r>
+              <w:rPr>
+                <w:rFonts w:ascii="Arial" w:cs="Arial" w:eastAsia="Arial" w:hAnsi="Arial"/>
+                <w:sz w:val="18"/>
+                <w:szCs w:val="18"/>
+              </w:rPr>
+              <w:t>GW/Brawl UID Schema — Complete Rewrite — The UID assignment for forts and summons was completely wrong. Empirically verified from combat logs: when own assault=101–110, own forts occupy UIDs 152–(152+n_own), enemy forts occupy UIDs 52–(52+n_enemy), own summons start at 52+n_enemy, enemy summons start at 152+n_own. Dominion is always UID 51 (own) and 151 (enemy). This cross-pattern means TUO was receiving enemy fort states as own and vice versa — causing 215,000 errors across 7,227 GW logs. All ranges now dynamic based on actual fort count from yfort/efort arguments.</w:t>
+            </w:r>
+          </w:p>
+        </w:tc>
+      </w:tr>
+      <w:tr>
+        <w:tc>
+          <w:tcPr>
+            <w:tcW w:type="dxa" w:w="900"/>
+            <w:tcBorders>
+              <w:top w:val="single" w:color="CCCCCC" w:sz="1"/>
+              <w:left w:val="single" w:color="CCCCCC" w:sz="1"/>
+              <w:bottom w:val="single" w:color="CCCCCC" w:sz="1"/>
+              <w:right w:val="single" w:color="CCCCCC" w:sz="1"/>
+            </w:tcBorders>
+            <w:shd w:fill="D5E8F0" w:val="clear"/>
+            <w:tcMar>
+              <w:top w:type="dxa" w:w="80"/>
+              <w:left w:type="dxa" w:w="120"/>
+              <w:bottom w:type="dxa" w:w="80"/>
+              <w:right w:type="dxa" w:w="120"/>
+            </w:tcMar>
+          </w:tcPr>
+          <w:p>
+            <w:pPr>
+              <w:spacing w:after="40" w:before="40"/>
+            </w:pPr>
+            <w:r>
+              <w:rPr>
+                <w:rFonts w:ascii="Arial" w:cs="Arial" w:eastAsia="Arial" w:hAnsi="Arial"/>
+                <w:b/>
+                <w:bCs/>
+                <w:color w:val="1F4E79"/>
+                <w:sz w:val="18"/>
+                <w:szCs w:val="18"/>
+              </w:rPr>
+              <w:t>FIX</w:t>
+            </w:r>
+          </w:p>
+        </w:tc>
+        <w:tc>
+          <w:tcPr>
+            <w:tcW w:type="dxa" w:w="8460"/>
+            <w:tcBorders>
+              <w:top w:val="single" w:color="CCCCCC" w:sz="1"/>
+              <w:left w:val="single" w:color="CCCCCC" w:sz="1"/>
+              <w:bottom w:val="single" w:color="CCCCCC" w:sz="1"/>
+              <w:right w:val="single" w:color="CCCCCC" w:sz="1"/>
+            </w:tcBorders>
+            <w:shd w:fill="F2F2F2" w:val="clear"/>
+            <w:tcMar>
+              <w:top w:type="dxa" w:w="80"/>
+              <w:left w:type="dxa" w:w="120"/>
+              <w:bottom w:type="dxa" w:w="80"/>
+              <w:right w:type="dxa" w:w="120"/>
+            </w:tcMar>
+          </w:tcPr>
+          <w:p>
+            <w:pPr>
+              <w:spacing w:after="40" w:before="40"/>
+            </w:pPr>
+            <w:r>
+              <w:rPr>
+                <w:rFonts w:ascii="Arial" w:cs="Arial" w:eastAsia="Arial" w:hAnsi="Arial"/>
+                <w:sz w:val="18"/>
+                <w:szCs w:val="18"/>
+              </w:rPr>
+              <w:t>check_combat_log.py — UID Detection Overhaul — detect_ranges() now parses yfort/efort counts from TUO command to determine the fort/summon boundary dynamically. Uses hand card UIDs (via name_map) to reliably determine own assault range (101–110 vs 1–10). Extended ranges to 100/200 to cover summons beyond UID 59/159.</w:t>
+            </w:r>
+          </w:p>
+        </w:tc>
+      </w:tr>
+      <w:tr>
+        <w:tc>
+          <w:tcPr>
+            <w:tcW w:type="dxa" w:w="900"/>
+            <w:tcBorders>
+              <w:top w:val="single" w:color="CCCCCC" w:sz="1"/>
+              <w:left w:val="single" w:color="CCCCCC" w:sz="1"/>
+              <w:bottom w:val="single" w:color="CCCCCC" w:sz="1"/>
+              <w:right w:val="single" w:color="CCCCCC" w:sz="1"/>
+            </w:tcBorders>
+            <w:shd w:fill="D5E8F0" w:val="clear"/>
+            <w:tcMar>
+              <w:top w:type="dxa" w:w="80"/>
+              <w:left w:type="dxa" w:w="120"/>
+              <w:bottom w:type="dxa" w:w="80"/>
+              <w:right w:type="dxa" w:w="120"/>
+            </w:tcMar>
+          </w:tcPr>
+          <w:p>
+            <w:pPr>
+              <w:spacing w:after="40" w:before="40"/>
+            </w:pPr>
+            <w:r>
+              <w:rPr>
+                <w:rFonts w:ascii="Arial" w:cs="Arial" w:eastAsia="Arial" w:hAnsi="Arial"/>
+                <w:b/>
+                <w:bCs/>
+                <w:color w:val="1F4E79"/>
+                <w:sz w:val="18"/>
+                <w:szCs w:val="18"/>
+              </w:rPr>
+              <w:t>FIX</w:t>
+            </w:r>
+          </w:p>
+        </w:tc>
+        <w:tc>
+          <w:tcPr>
+            <w:tcW w:type="dxa" w:w="8460"/>
+            <w:tcBorders>
+              <w:top w:val="single" w:color="CCCCCC" w:sz="1"/>
+              <w:left w:val="single" w:color="CCCCCC" w:sz="1"/>
+              <w:bottom w:val="single" w:color="CCCCCC" w:sz="1"/>
+              <w:right w:val="single" w:color="CCCCCC" w:sz="1"/>
+            </w:tcBorders>
+            <w:shd w:fill="FFFFFF" w:val="clear"/>
+            <w:tcMar>
+              <w:top w:type="dxa" w:w="80"/>
+              <w:left w:type="dxa" w:w="120"/>
+              <w:bottom w:type="dxa" w:w="80"/>
+              <w:right w:type="dxa" w:w="120"/>
+            </w:tcMar>
+          </w:tcPr>
+          <w:p>
+            <w:pPr>
+              <w:spacing w:after="40" w:before="40"/>
+            </w:pPr>
+            <w:r>
+              <w:rPr>
+                <w:rFonts w:ascii="Arial" w:cs="Arial" w:eastAsia="Arial" w:hAnsi="Arial"/>
+                <w:sz w:val="18"/>
+                <w:szCs w:val="18"/>
+              </w:rPr>
+              <w:t>Hand-State Serialization — Dict-valued flags (e.g. mimic_skill: {"id": "rally", ...}) are now filtered out before building hand-state strings — dict values cannot be serialized as TUO flag=value pairs. UID −16 (commander mimic state) is skipped in all three _states_for_range functions (Arena, Brawl, GW).</w:t>
+            </w:r>
+          </w:p>
+        </w:tc>
+      </w:tr>
+      <w:tr>
+        <w:tc>
+          <w:tcPr>
+            <w:tcW w:type="dxa" w:w="900"/>
+            <w:tcBorders>
+              <w:top w:val="single" w:color="CCCCCC" w:sz="1"/>
+              <w:left w:val="single" w:color="CCCCCC" w:sz="1"/>
+              <w:bottom w:val="single" w:color="CCCCCC" w:sz="1"/>
+              <w:right w:val="single" w:color="CCCCCC" w:sz="1"/>
+            </w:tcBorders>
+            <w:shd w:fill="E2EFDA" w:val="clear"/>
+            <w:tcMar>
+              <w:top w:type="dxa" w:w="80"/>
+              <w:left w:type="dxa" w:w="120"/>
+              <w:bottom w:type="dxa" w:w="80"/>
+              <w:right w:type="dxa" w:w="120"/>
+            </w:tcMar>
+          </w:tcPr>
+          <w:p>
+            <w:pPr>
+              <w:spacing w:after="40" w:before="40"/>
+            </w:pPr>
+            <w:r>
+              <w:rPr>
+                <w:rFonts w:ascii="Arial" w:cs="Arial" w:eastAsia="Arial" w:hAnsi="Arial"/>
+                <w:b/>
+                <w:bCs/>
+                <w:color w:val="375623"/>
+                <w:sz w:val="18"/>
+                <w:szCs w:val="18"/>
+              </w:rPr>
+              <w:t>NEW</w:t>
+            </w:r>
+          </w:p>
+        </w:tc>
+        <w:tc>
+          <w:tcPr>
+            <w:tcW w:type="dxa" w:w="8460"/>
+            <w:tcBorders>
+              <w:top w:val="single" w:color="CCCCCC" w:sz="1"/>
+              <w:left w:val="single" w:color="CCCCCC" w:sz="1"/>
+              <w:bottom w:val="single" w:color="CCCCCC" w:sz="1"/>
+              <w:right w:val="single" w:color="CCCCCC" w:sz="1"/>
+            </w:tcBorders>
+            <w:shd w:fill="F2F2F2" w:val="clear"/>
+            <w:tcMar>
+              <w:top w:type="dxa" w:w="80"/>
+              <w:left w:type="dxa" w:w="120"/>
+              <w:bottom w:type="dxa" w:w="80"/>
+              <w:right w:type="dxa" w:w="120"/>
+            </w:tcMar>
+          </w:tcPr>
+          <w:p>
+            <w:pPr>
+              <w:spacing w:after="40" w:before="40"/>
+            </w:pPr>
+            <w:r>
+              <w:rPr>
+                <w:rFonts w:ascii="Arial" w:cs="Arial" w:eastAsia="Arial" w:hAnsi="Arial"/>
+                <w:sz w:val="18"/>
+                <w:szCs w:val="18"/>
+              </w:rPr>
+              <w:t>GW Gauntlet Export — _export_arena_opponent_deck() is now called after every GW battle (victory and early-exit paths). Enemy guild derived from faction_war.attacker_faction_name/defender_faction_name via guild name comparison against own faction. Partial decks accumulate turn-by-turn from cumulative _gw_card_map; commander/dominion UIDs excluded from assault card list. After 50×20 battles all opponent decks should be known.</w:t>
+            </w:r>
+          </w:p>
+        </w:tc>
+      </w:tr>
+      <w:tr>
+        <w:tc>
+          <w:tcPr>
+            <w:tcW w:type="dxa" w:w="900"/>
+            <w:tcBorders>
+              <w:top w:val="single" w:color="CCCCCC" w:sz="1"/>
+              <w:left w:val="single" w:color="CCCCCC" w:sz="1"/>
+              <w:bottom w:val="single" w:color="CCCCCC" w:sz="1"/>
+              <w:right w:val="single" w:color="CCCCCC" w:sz="1"/>
+            </w:tcBorders>
+            <w:shd w:fill="D5E8F0" w:val="clear"/>
+            <w:tcMar>
+              <w:top w:type="dxa" w:w="80"/>
+              <w:left w:type="dxa" w:w="120"/>
+              <w:bottom w:type="dxa" w:w="80"/>
+              <w:right w:type="dxa" w:w="120"/>
+            </w:tcMar>
+          </w:tcPr>
+          <w:p>
+            <w:pPr>
+              <w:spacing w:after="40" w:before="40"/>
+            </w:pPr>
+            <w:r>
+              <w:rPr>
+                <w:rFonts w:ascii="Arial" w:cs="Arial" w:eastAsia="Arial" w:hAnsi="Arial"/>
+                <w:b/>
+                <w:bCs/>
+                <w:color w:val="1F4E79"/>
+                <w:sz w:val="18"/>
+                <w:szCs w:val="18"/>
+              </w:rPr>
+              <w:t>FIX</w:t>
+            </w:r>
+          </w:p>
+        </w:tc>
+        <w:tc>
+          <w:tcPr>
+            <w:tcW w:type="dxa" w:w="8460"/>
+            <w:tcBorders>
+              <w:top w:val="single" w:color="CCCCCC" w:sz="1"/>
+              <w:left w:val="single" w:color="CCCCCC" w:sz="1"/>
+              <w:bottom w:val="single" w:color="CCCCCC" w:sz="1"/>
+              <w:right w:val="single" w:color="CCCCCC" w:sz="1"/>
+            </w:tcBorders>
+            <w:shd w:fill="FFFFFF" w:val="clear"/>
+            <w:tcMar>
+              <w:top w:type="dxa" w:w="80"/>
+              <w:left w:type="dxa" w:w="120"/>
+              <w:bottom w:type="dxa" w:w="80"/>
+              <w:right w:type="dxa" w:w="120"/>
+            </w:tcMar>
+          </w:tcPr>
+          <w:p>
+            <w:pPr>
+              <w:spacing w:after="40" w:before="40"/>
+            </w:pPr>
+            <w:r>
+              <w:rPr>
+                <w:rFonts w:ascii="Arial" w:cs="Arial" w:eastAsia="Arial" w:hAnsi="Arial"/>
+                <w:sz w:val="18"/>
+                <w:szCs w:val="18"/>
+              </w:rPr>
+              <w:t>GW Enemy Guild in Gauntlet — Entries now correctly written as WIN_PlayerName_GuildName (e.g. WIN_Glutton4Pun_RelentlessOnes). Previously written without guild suffix due to missing enemy_guild variable, causing false "guild full" trim warnings.</w:t>
+            </w:r>
+          </w:p>
+        </w:tc>
+      </w:tr>
+      <w:tr>
+        <w:tc>
+          <w:tcPr>
+            <w:tcW w:type="dxa" w:w="900"/>
+            <w:tcBorders>
+              <w:top w:val="single" w:color="CCCCCC" w:sz="1"/>
+              <w:left w:val="single" w:color="CCCCCC" w:sz="1"/>
+              <w:bottom w:val="single" w:color="CCCCCC" w:sz="1"/>
+              <w:right w:val="single" w:color="CCCCCC" w:sz="1"/>
+            </w:tcBorders>
+            <w:shd w:fill="D5E8F0" w:val="clear"/>
+            <w:tcMar>
+              <w:top w:type="dxa" w:w="80"/>
+              <w:left w:type="dxa" w:w="120"/>
+              <w:bottom w:type="dxa" w:w="80"/>
+              <w:right w:type="dxa" w:w="120"/>
+            </w:tcMar>
+          </w:tcPr>
+          <w:p>
+            <w:pPr>
+              <w:spacing w:after="40" w:before="40"/>
+            </w:pPr>
+            <w:r>
+              <w:rPr>
+                <w:rFonts w:ascii="Arial" w:cs="Arial" w:eastAsia="Arial" w:hAnsi="Arial"/>
+                <w:b/>
+                <w:bCs/>
+                <w:color w:val="1F4E79"/>
+                <w:sz w:val="18"/>
+                <w:szCs w:val="18"/>
+              </w:rPr>
+              <w:t>FIX</w:t>
+            </w:r>
+          </w:p>
+        </w:tc>
+        <w:tc>
+          <w:tcPr>
+            <w:tcW w:type="dxa" w:w="8460"/>
+            <w:tcBorders>
+              <w:top w:val="single" w:color="CCCCCC" w:sz="1"/>
+              <w:left w:val="single" w:color="CCCCCC" w:sz="1"/>
+              <w:bottom w:val="single" w:color="CCCCCC" w:sz="1"/>
+              <w:right w:val="single" w:color="CCCCCC" w:sz="1"/>
+            </w:tcBorders>
+            <w:shd w:fill="F2F2F2" w:val="clear"/>
+            <w:tcMar>
+              <w:top w:type="dxa" w:w="80"/>
+              <w:left w:type="dxa" w:w="120"/>
+              <w:bottom w:type="dxa" w:w="80"/>
+              <w:right w:type="dxa" w:w="120"/>
+            </w:tcMar>
+          </w:tcPr>
+          <w:p>
+            <w:pPr>
+              <w:spacing w:after="40" w:before="40"/>
+            </w:pPr>
+            <w:r>
+              <w:rPr>
+                <w:rFonts w:ascii="Arial" w:cs="Arial" w:eastAsia="Arial" w:hAnsi="Arial"/>
+                <w:sz w:val="18"/>
+                <w:szCs w:val="18"/>
+              </w:rPr>
+              <w:t>GW BGE Pass-Through — _api_bge_to_tuo() now loads bges.txt at runtime and passes GW BGE names through unchanged (e.g. "Progenitor Tech", "Blightblast", "Artillery") since they are defined as aliases in bges.txt. Default rule changed from space-removal to hyphenation for passive BGEs.</w:t>
+            </w:r>
+          </w:p>
+        </w:tc>
+      </w:tr>
+      <w:tr>
+        <w:tc>
+          <w:tcPr>
+            <w:tcW w:type="dxa" w:w="900"/>
+            <w:tcBorders>
+              <w:top w:val="single" w:color="CCCCCC" w:sz="1"/>
+              <w:left w:val="single" w:color="CCCCCC" w:sz="1"/>
+              <w:bottom w:val="single" w:color="CCCCCC" w:sz="1"/>
+              <w:right w:val="single" w:color="CCCCCC" w:sz="1"/>
+            </w:tcBorders>
+            <w:shd w:fill="D5E8F0" w:val="clear"/>
+            <w:tcMar>
+              <w:top w:type="dxa" w:w="80"/>
+              <w:left w:type="dxa" w:w="120"/>
+              <w:bottom w:type="dxa" w:w="80"/>
+              <w:right w:type="dxa" w:w="120"/>
+            </w:tcMar>
+          </w:tcPr>
+          <w:p>
+            <w:pPr>
+              <w:spacing w:after="40" w:before="40"/>
+            </w:pPr>
+            <w:r>
+              <w:rPr>
+                <w:rFonts w:ascii="Arial" w:cs="Arial" w:eastAsia="Arial" w:hAnsi="Arial"/>
+                <w:b/>
+                <w:bCs/>
+                <w:color w:val="1F4E79"/>
+                <w:sz w:val="18"/>
+                <w:szCs w:val="18"/>
+              </w:rPr>
+              <w:t>FIX</w:t>
+            </w:r>
+          </w:p>
+        </w:tc>
+        <w:tc>
+          <w:tcPr>
+            <w:tcW w:type="dxa" w:w="8460"/>
+            <w:tcBorders>
+              <w:top w:val="single" w:color="CCCCCC" w:sz="1"/>
+              <w:left w:val="single" w:color="CCCCCC" w:sz="1"/>
+              <w:bottom w:val="single" w:color="CCCCCC" w:sz="1"/>
+              <w:right w:val="single" w:color="CCCCCC" w:sz="1"/>
+            </w:tcBorders>
+            <w:shd w:fill="FFFFFF" w:val="clear"/>
+            <w:tcMar>
+              <w:top w:type="dxa" w:w="80"/>
+              <w:left w:type="dxa" w:w="120"/>
+              <w:bottom w:type="dxa" w:w="80"/>
+              <w:right w:type="dxa" w:w="120"/>
+            </w:tcMar>
+          </w:tcPr>
+          <w:p>
+            <w:pPr>
+              <w:spacing w:after="40" w:before="40"/>
+            </w:pPr>
+            <w:r>
+              <w:rPr>
+                <w:rFonts w:ascii="Arial" w:cs="Arial" w:eastAsia="Arial" w:hAnsi="Arial"/>
+                <w:sz w:val="18"/>
+                <w:szCs w:val="18"/>
+              </w:rPr>
+              <w:t>GW Partial Deck — Dominion Position — _run_tuo_reorder() now detects the dominion card (second slot) as any card not appearing in played_cards, keeping it at position 2 after the commander. Previously played cards were inserted before the dominion, displacing it to position 3+.</w:t>
+            </w:r>
+          </w:p>
+        </w:tc>
+      </w:tr>
+      <w:tr>
+        <w:tc>
+          <w:tcPr>
+            <w:tcW w:type="dxa" w:w="900"/>
+            <w:tcBorders>
+              <w:top w:val="single" w:color="CCCCCC" w:sz="1"/>
+              <w:left w:val="single" w:color="CCCCCC" w:sz="1"/>
+              <w:bottom w:val="single" w:color="CCCCCC" w:sz="1"/>
+              <w:right w:val="single" w:color="CCCCCC" w:sz="1"/>
+            </w:tcBorders>
+            <w:shd w:fill="D5E8F0" w:val="clear"/>
+            <w:tcMar>
+              <w:top w:type="dxa" w:w="80"/>
+              <w:left w:type="dxa" w:w="120"/>
+              <w:bottom w:type="dxa" w:w="80"/>
+              <w:right w:type="dxa" w:w="120"/>
+            </w:tcMar>
+          </w:tcPr>
+          <w:p>
+            <w:pPr>
+              <w:spacing w:after="40" w:before="40"/>
+            </w:pPr>
+            <w:r>
+              <w:rPr>
+                <w:rFonts w:ascii="Arial" w:cs="Arial" w:eastAsia="Arial" w:hAnsi="Arial"/>
+                <w:b/>
+                <w:bCs/>
+                <w:color w:val="1F4E79"/>
+                <w:sz w:val="18"/>
+                <w:szCs w:val="18"/>
+              </w:rPr>
+              <w:t>FIX</w:t>
+            </w:r>
+          </w:p>
+        </w:tc>
+        <w:tc>
+          <w:tcPr>
+            <w:tcW w:type="dxa" w:w="8460"/>
+            <w:tcBorders>
+              <w:top w:val="single" w:color="CCCCCC" w:sz="1"/>
+              <w:left w:val="single" w:color="CCCCCC" w:sz="1"/>
+              <w:bottom w:val="single" w:color="CCCCCC" w:sz="1"/>
+              <w:right w:val="single" w:color="CCCCCC" w:sz="1"/>
+            </w:tcBorders>
+            <w:shd w:fill="F2F2F2" w:val="clear"/>
+            <w:tcMar>
+              <w:top w:type="dxa" w:w="80"/>
+              <w:left w:type="dxa" w:w="120"/>
+              <w:bottom w:type="dxa" w:w="80"/>
+              <w:right w:type="dxa" w:w="120"/>
+            </w:tcMar>
+          </w:tcPr>
+          <w:p>
+            <w:pPr>
+              <w:spacing w:after="40" w:before="40"/>
+            </w:pPr>
+            <w:r>
+              <w:rPr>
+                <w:rFonts w:ascii="Arial" w:cs="Arial" w:eastAsia="Arial" w:hAnsi="Arial"/>
+                <w:sz w:val="18"/>
+                <w:szCs w:val="18"/>
+              </w:rPr>
+              <w:t>Brawl Start Detection — C→14 now also checks player_brawl_data.energy.battle_energy &gt; 0 as fallback when end_time is not yet set by the server in the first hours after brawl start.</w:t>
+            </w:r>
+          </w:p>
+        </w:tc>
+      </w:tr>
+      <w:tr>
+        <w:tc>
+          <w:tcPr>
+            <w:tcW w:type="dxa" w:w="900"/>
+            <w:tcBorders>
+              <w:top w:val="single" w:color="CCCCCC" w:sz="1"/>
+              <w:left w:val="single" w:color="CCCCCC" w:sz="1"/>
+              <w:bottom w:val="single" w:color="CCCCCC" w:sz="1"/>
+              <w:right w:val="single" w:color="CCCCCC" w:sz="1"/>
+            </w:tcBorders>
+            <w:shd w:fill="D5E8F0" w:val="clear"/>
+            <w:tcMar>
+              <w:top w:type="dxa" w:w="80"/>
+              <w:left w:type="dxa" w:w="120"/>
+              <w:bottom w:type="dxa" w:w="80"/>
+              <w:right w:type="dxa" w:w="120"/>
+            </w:tcMar>
+          </w:tcPr>
+          <w:p>
+            <w:pPr>
+              <w:spacing w:after="40" w:before="40"/>
+            </w:pPr>
+            <w:r>
+              <w:rPr>
+                <w:rFonts w:ascii="Arial" w:cs="Arial" w:eastAsia="Arial" w:hAnsi="Arial"/>
+                <w:b/>
+                <w:bCs/>
+                <w:color w:val="1F4E79"/>
+                <w:sz w:val="18"/>
+                <w:szCs w:val="18"/>
+              </w:rPr>
+              <w:t>FIX</w:t>
+            </w:r>
+          </w:p>
+        </w:tc>
+        <w:tc>
+          <w:tcPr>
+            <w:tcW w:type="dxa" w:w="8460"/>
+            <w:tcBorders>
+              <w:top w:val="single" w:color="CCCCCC" w:sz="1"/>
+              <w:left w:val="single" w:color="CCCCCC" w:sz="1"/>
+              <w:bottom w:val="single" w:color="CCCCCC" w:sz="1"/>
+              <w:right w:val="single" w:color="CCCCCC" w:sz="1"/>
+            </w:tcBorders>
+            <w:shd w:fill="FFFFFF" w:val="clear"/>
+            <w:tcMar>
+              <w:top w:type="dxa" w:w="80"/>
+              <w:left w:type="dxa" w:w="120"/>
+              <w:bottom w:type="dxa" w:w="80"/>
+              <w:right w:type="dxa" w:w="120"/>
+            </w:tcMar>
+          </w:tcPr>
+          <w:p>
+            <w:pPr>
+              <w:spacing w:after="40" w:before="40"/>
+            </w:pPr>
+            <w:r>
+              <w:rPr>
+                <w:rFonts w:ascii="Arial" w:cs="Arial" w:eastAsia="Arial" w:hAnsi="Arial"/>
+                <w:sz w:val="18"/>
+                <w:szCs w:val="18"/>
+              </w:rPr>
+              <w:t>Trim Logic — Guildless WIN_/LOSS_ entries now each get their own bucket (player name) instead of sharing a "" bucket. Previously, all guildless entries across all players were counted together and the oldest were deleted once the total exceeded 50.</w:t>
+            </w:r>
+          </w:p>
+        </w:tc>
+      </w:tr>
+      <w:tr>
+        <w:tc>
+          <w:tcPr>
+            <w:tcW w:type="dxa" w:w="900"/>
+            <w:tcBorders>
+              <w:top w:val="single" w:color="CCCCCC" w:sz="1"/>
+              <w:left w:val="single" w:color="CCCCCC" w:sz="1"/>
+              <w:bottom w:val="single" w:color="CCCCCC" w:sz="1"/>
+              <w:right w:val="single" w:color="CCCCCC" w:sz="1"/>
+            </w:tcBorders>
+            <w:shd w:fill="E2EFDA" w:val="clear"/>
+            <w:tcMar>
+              <w:top w:type="dxa" w:w="80"/>
+              <w:left w:type="dxa" w:w="120"/>
+              <w:bottom w:type="dxa" w:w="80"/>
+              <w:right w:type="dxa" w:w="120"/>
+            </w:tcMar>
+          </w:tcPr>
+          <w:p>
+            <w:pPr>
+              <w:spacing w:after="40" w:before="40"/>
+            </w:pPr>
+            <w:r>
+              <w:rPr>
+                <w:rFonts w:ascii="Arial" w:cs="Arial" w:eastAsia="Arial" w:hAnsi="Arial"/>
+                <w:b/>
+                <w:bCs/>
+                <w:color w:val="375623"/>
+                <w:sz w:val="18"/>
+                <w:szCs w:val="18"/>
+              </w:rPr>
+              <w:t>NEW</w:t>
+            </w:r>
+          </w:p>
+        </w:tc>
+        <w:tc>
+          <w:tcPr>
+            <w:tcW w:type="dxa" w:w="8460"/>
+            <w:tcBorders>
+              <w:top w:val="single" w:color="CCCCCC" w:sz="1"/>
+              <w:left w:val="single" w:color="CCCCCC" w:sz="1"/>
+              <w:bottom w:val="single" w:color="CCCCCC" w:sz="1"/>
+              <w:right w:val="single" w:color="CCCCCC" w:sz="1"/>
+            </w:tcBorders>
+            <w:shd w:fill="F2F2F2" w:val="clear"/>
+            <w:tcMar>
+              <w:top w:type="dxa" w:w="80"/>
+              <w:left w:type="dxa" w:w="120"/>
+              <w:bottom w:type="dxa" w:w="80"/>
+              <w:right w:type="dxa" w:w="120"/>
+            </w:tcMar>
+          </w:tcPr>
+          <w:p>
+            <w:pPr>
+              <w:spacing w:after="40" w:before="40"/>
+            </w:pPr>
+            <w:r>
+              <w:rPr>
+                <w:rFonts w:ascii="Arial" w:cs="Arial" w:eastAsia="Arial" w:hAnsi="Arial"/>
+                <w:sz w:val="18"/>
+                <w:szCs w:val="18"/>
+              </w:rPr>
+              <w:t>enhance_besiege in sim.cpp — Added enhance_besiege flag mapping to m_enhanced_value[Skill::mortar] (besiege = mortar, the evolved form of siege). sim.cpp must be recompiled.</w:t>
+            </w:r>
+          </w:p>
+        </w:tc>
+      </w:tr>
+      <w:tr>
+        <w:tc>
+          <w:tcPr>
+            <w:tcW w:type="dxa" w:w="900"/>
+            <w:tcBorders>
+              <w:top w:val="single" w:color="CCCCCC" w:sz="1"/>
+              <w:left w:val="single" w:color="CCCCCC" w:sz="1"/>
+              <w:bottom w:val="single" w:color="CCCCCC" w:sz="1"/>
+              <w:right w:val="single" w:color="CCCCCC" w:sz="1"/>
+            </w:tcBorders>
+            <w:shd w:fill="D5E8F0" w:val="clear"/>
+            <w:tcMar>
+              <w:top w:type="dxa" w:w="80"/>
+              <w:left w:type="dxa" w:w="120"/>
+              <w:bottom w:type="dxa" w:w="80"/>
+              <w:right w:type="dxa" w:w="120"/>
+            </w:tcMar>
+          </w:tcPr>
+          <w:p>
+            <w:pPr>
+              <w:spacing w:after="40" w:before="40"/>
+            </w:pPr>
+            <w:r>
+              <w:rPr>
+                <w:rFonts w:ascii="Arial" w:cs="Arial" w:eastAsia="Arial" w:hAnsi="Arial"/>
+                <w:b/>
+                <w:bCs/>
+                <w:color w:val="1F4E79"/>
+                <w:sz w:val="18"/>
+                <w:szCs w:val="18"/>
+              </w:rPr>
+              <w:t>FIX</w:t>
+            </w:r>
+          </w:p>
+        </w:tc>
+        <w:tc>
+          <w:tcPr>
+            <w:tcW w:type="dxa" w:w="8460"/>
+            <w:tcBorders>
+              <w:top w:val="single" w:color="CCCCCC" w:sz="1"/>
+              <w:left w:val="single" w:color="CCCCCC" w:sz="1"/>
+              <w:bottom w:val="single" w:color="CCCCCC" w:sz="1"/>
+              <w:right w:val="single" w:color="CCCCCC" w:sz="1"/>
+            </w:tcBorders>
+            <w:shd w:fill="FFFFFF" w:val="clear"/>
+            <w:tcMar>
+              <w:top w:type="dxa" w:w="80"/>
+              <w:left w:type="dxa" w:w="120"/>
+              <w:bottom w:type="dxa" w:w="80"/>
+              <w:right w:type="dxa" w:w="120"/>
+            </w:tcMar>
+          </w:tcPr>
+          <w:p>
+            <w:pPr>
+              <w:spacing w:after="40" w:before="40"/>
+            </w:pPr>
+            <w:r>
+              <w:rPr>
+                <w:rFonts w:ascii="Arial" w:cs="Arial" w:eastAsia="Arial" w:hAnsi="Arial"/>
+                <w:sz w:val="18"/>
+                <w:szCs w:val="18"/>
+              </w:rPr>
+              <w:t>Energy Tracker — Guild War — GW energy now read from faction_war.battle_energy (0–20) instead of stale player_brawl_data from a finished placement brawl. Header shows correct max ("/20"). No cap warning for GW energy since it does not regenerate.</w:t>
+            </w:r>
+          </w:p>
+        </w:tc>
+      </w:tr>
+      <w:tr>
+        <w:tc>
+          <w:tcPr>
+            <w:tcW w:type="dxa" w:w="900"/>
+            <w:tcBorders>
+              <w:top w:val="single" w:color="CCCCCC" w:sz="1"/>
+              <w:left w:val="single" w:color="CCCCCC" w:sz="1"/>
+              <w:bottom w:val="single" w:color="CCCCCC" w:sz="1"/>
+              <w:right w:val="single" w:color="CCCCCC" w:sz="1"/>
+            </w:tcBorders>
+            <w:shd w:fill="D5E8F0" w:val="clear"/>
+            <w:tcMar>
+              <w:top w:type="dxa" w:w="80"/>
+              <w:left w:type="dxa" w:w="120"/>
+              <w:bottom w:type="dxa" w:w="80"/>
+              <w:right w:type="dxa" w:w="120"/>
+            </w:tcMar>
+          </w:tcPr>
+          <w:p>
+            <w:pPr>
+              <w:spacing w:after="40" w:before="40"/>
+            </w:pPr>
+            <w:r>
+              <w:rPr>
+                <w:rFonts w:ascii="Arial" w:cs="Arial" w:eastAsia="Arial" w:hAnsi="Arial"/>
+                <w:b/>
+                <w:bCs/>
+                <w:color w:val="1F4E79"/>
+                <w:sz w:val="18"/>
+                <w:szCs w:val="18"/>
+              </w:rPr>
+              <w:t>FIX</w:t>
+            </w:r>
+          </w:p>
+        </w:tc>
+        <w:tc>
+          <w:tcPr>
+            <w:tcW w:type="dxa" w:w="8460"/>
+            <w:tcBorders>
+              <w:top w:val="single" w:color="CCCCCC" w:sz="1"/>
+              <w:left w:val="single" w:color="CCCCCC" w:sz="1"/>
+              <w:bottom w:val="single" w:color="CCCCCC" w:sz="1"/>
+              <w:right w:val="single" w:color="CCCCCC" w:sz="1"/>
+            </w:tcBorders>
+            <w:shd w:fill="F2F2F2" w:val="clear"/>
+            <w:tcMar>
+              <w:top w:type="dxa" w:w="80"/>
+              <w:left w:type="dxa" w:w="120"/>
+              <w:bottom w:type="dxa" w:w="80"/>
+              <w:right w:type="dxa" w:w="120"/>
+            </w:tcMar>
+          </w:tcPr>
+          <w:p>
+            <w:pPr>
+              <w:spacing w:after="40" w:before="40"/>
+            </w:pPr>
+            <w:r>
+              <w:rPr>
+                <w:rFonts w:ascii="Arial" w:cs="Arial" w:eastAsia="Arial" w:hAnsi="Arial"/>
+                <w:sz w:val="18"/>
+                <w:szCs w:val="18"/>
+              </w:rPr>
+              <w:t>Energy Tracker — Stale Brawl — Brawl energy section is now hidden when the brawl’s end_time is in the past (reward-claim phase). Previously showed 25/25 indefinitely after brawl ended.</w:t>
+            </w:r>
+          </w:p>
+        </w:tc>
+      </w:tr>
+      <w:tr>
+        <w:tc>
+          <w:tcPr>
+            <w:tcW w:type="dxa" w:w="900"/>
+            <w:tcBorders>
+              <w:top w:val="single" w:color="CCCCCC" w:sz="1"/>
+              <w:left w:val="single" w:color="CCCCCC" w:sz="1"/>
+              <w:bottom w:val="single" w:color="CCCCCC" w:sz="1"/>
+              <w:right w:val="single" w:color="CCCCCC" w:sz="1"/>
+            </w:tcBorders>
+            <w:shd w:fill="FCE4D6" w:val="clear"/>
+            <w:tcMar>
+              <w:top w:type="dxa" w:w="80"/>
+              <w:left w:type="dxa" w:w="120"/>
+              <w:bottom w:type="dxa" w:w="80"/>
+              <w:right w:type="dxa" w:w="120"/>
+            </w:tcMar>
+          </w:tcPr>
+          <w:p>
+            <w:pPr>
+              <w:spacing w:after="40" w:before="40"/>
+            </w:pPr>
+            <w:r>
+              <w:rPr>
+                <w:rFonts w:ascii="Arial" w:cs="Arial" w:eastAsia="Arial" w:hAnsi="Arial"/>
+                <w:b/>
+                <w:bCs/>
+                <w:color w:val="833C00"/>
+                <w:sz w:val="18"/>
+                <w:szCs w:val="18"/>
+              </w:rPr>
+              <w:t>CHANGE</w:t>
+            </w:r>
+          </w:p>
+        </w:tc>
+        <w:tc>
+          <w:tcPr>
+            <w:tcW w:type="dxa" w:w="8460"/>
+            <w:tcBorders>
+              <w:top w:val="single" w:color="CCCCCC" w:sz="1"/>
+              <w:left w:val="single" w:color="CCCCCC" w:sz="1"/>
+              <w:bottom w:val="single" w:color="CCCCCC" w:sz="1"/>
+              <w:right w:val="single" w:color="CCCCCC" w:sz="1"/>
+            </w:tcBorders>
+            <w:shd w:fill="FFFFFF" w:val="clear"/>
+            <w:tcMar>
+              <w:top w:type="dxa" w:w="80"/>
+              <w:left w:type="dxa" w:w="120"/>
+              <w:bottom w:type="dxa" w:w="80"/>
+              <w:right w:type="dxa" w:w="120"/>
+            </w:tcMar>
+          </w:tcPr>
+          <w:p>
+            <w:pPr>
+              <w:spacing w:after="40" w:before="40"/>
+            </w:pPr>
+            <w:r>
+              <w:rPr>
+                <w:rFonts w:ascii="Arial" w:cs="Arial" w:eastAsia="Arial" w:hAnsi="Arial"/>
+                <w:sz w:val="18"/>
+                <w:szCs w:val="18"/>
+              </w:rPr>
+              <w:t>Documentation updated to v5.1.</w:t>
+            </w:r>
+          </w:p>
+        </w:tc>
+      </w:tr>
+    </w:tbl>
+    <w:p>
+      <w:pPr>
+        <w:spacing w:after="60" w:before="60"/>
+      </w:pPr>
+      <w:r>
+        <w:t xml:space="preserve"/>
+      </w:r>
+    </w:p>
+    <w:tbl>
+      <w:tblPr>
+        <w:tblW w:type="dxa" w:w="9360"/>
+        <w:tblBorders>
+          <w:top w:val="single" w:color="auto" w:sz="4"/>
+          <w:left w:val="single" w:color="auto" w:sz="4"/>
+          <w:bottom w:val="single" w:color="auto" w:sz="4"/>
+          <w:right w:val="single" w:color="auto" w:sz="4"/>
+          <w:insideH w:val="single" w:color="auto" w:sz="4"/>
+          <w:insideV w:val="single" w:color="auto" w:sz="4"/>
+        </w:tblBorders>
+      </w:tblPr>
+      <w:tblGrid>
+        <w:gridCol w:w="900"/>
+        <w:gridCol w:w="8460"/>
+      </w:tblGrid>
+      <w:tr>
+        <w:tc>
+          <w:tcPr>
+            <w:tcW w:type="dxa" w:w="9360"/>
+            <w:gridSpan w:val="2"/>
+            <w:tcBorders>
+              <w:top w:val="single" w:color="CCCCCC" w:sz="1"/>
+              <w:left w:val="single" w:color="CCCCCC" w:sz="1"/>
+              <w:bottom w:val="single" w:color="CCCCCC" w:sz="1"/>
+              <w:right w:val="single" w:color="CCCCCC" w:sz="1"/>
+            </w:tcBorders>
+            <w:shd w:fill="2E75B6" w:val="clear"/>
+            <w:tcMar>
+              <w:top w:type="dxa" w:w="100"/>
+              <w:left w:type="dxa" w:w="120"/>
+              <w:bottom w:type="dxa" w:w="100"/>
+              <w:right w:type="dxa" w:w="120"/>
+            </w:tcMar>
+          </w:tcPr>
+          <w:p>
+            <w:pPr>
+              <w:spacing w:after="40" w:before="40"/>
+            </w:pPr>
+            <w:r>
+              <w:rPr>
+                <w:rFonts w:ascii="Arial" w:cs="Arial" w:eastAsia="Arial" w:hAnsi="Arial"/>
+                <w:b/>
+                <w:bCs/>
+                <w:color w:val="FFFFFF"/>
+                <w:sz w:val="20"/>
+                <w:szCs w:val="20"/>
+              </w:rPr>
+              <w:t xml:space="preserve">July 2026 — v5.2 (Current)</w:t>
             </w:r>
           </w:p>
         </w:tc>

--- a/TyrantAPICommander_Documentation_EN.docx
+++ b/TyrantAPICommander_Documentation_EN.docx
@@ -27547,14 +27547,14 @@
             </w:pPr>
             <w:r>
               <w:rPr>
-                <w:rFonts w:ascii="Arial" w:cs="Arial" w:eastAsia="Arial" w:hAnsi="Arial"/>
+                <w:rFonts w:ascii="Arial" w:cs="Arial" w:hAnsi="Arial"/>
                 <w:b/>
                 <w:bCs/>
                 <w:color w:val="FFFFFF"/>
                 <w:sz w:val="20"/>
                 <w:szCs w:val="20"/>
               </w:rPr>
-              <w:t xml:space="preserve">July 2026 — v5.2 (Current)</w:t>
+              <w:t xml:space="preserve">July 2026 — v5.3 (Current)</w:t>
             </w:r>
           </w:p>
         </w:tc>
@@ -27569,6 +27569,408 @@
               <w:bottom w:val="single" w:color="CCCCCC" w:sz="1"/>
               <w:right w:val="single" w:color="CCCCCC" w:sz="1"/>
             </w:tcBorders>
+            <w:shd w:fill="E2EFDA" w:val="clear"/>
+            <w:tcMar>
+              <w:top w:type="dxa" w:w="80"/>
+              <w:left w:type="dxa" w:w="120"/>
+              <w:bottom w:type="dxa" w:w="80"/>
+              <w:right w:type="dxa" w:w="120"/>
+            </w:tcMar>
+          </w:tcPr>
+          <w:p>
+            <w:pPr>
+              <w:spacing w:after="40" w:before="40"/>
+            </w:pPr>
+            <w:r>
+              <w:rPr>
+                <w:rFonts w:ascii="Arial" w:cs="Arial" w:hAnsi="Arial"/>
+                <w:b/>
+                <w:bCs/>
+                <w:color w:val="375623"/>
+                <w:sz w:val="18"/>
+                <w:szCs w:val="18"/>
+              </w:rPr>
+              <w:t>NEW</w:t>
+            </w:r>
+          </w:p>
+        </w:tc>
+        <w:tc>
+          <w:tcPr>
+            <w:tcW w:type="dxa" w:w="8460"/>
+            <w:tcBorders>
+              <w:top w:val="single" w:color="CCCCCC" w:sz="1"/>
+              <w:left w:val="single" w:color="CCCCCC" w:sz="1"/>
+              <w:bottom w:val="single" w:color="CCCCCC" w:sz="1"/>
+              <w:right w:val="single" w:color="CCCCCC" w:sz="1"/>
+            </w:tcBorders>
+            <w:shd w:fill="FFFFFF" w:val="clear"/>
+            <w:tcMar>
+              <w:top w:type="dxa" w:w="80"/>
+              <w:left w:type="dxa" w:w="120"/>
+              <w:bottom w:type="dxa" w:w="80"/>
+              <w:right w:type="dxa" w:w="120"/>
+            </w:tcMar>
+          </w:tcPr>
+          <w:p>
+            <w:pPr>
+              <w:spacing w:after="40" w:before="40"/>
+            </w:pPr>
+            <w:r>
+              <w:rPr>
+                <w:rFonts w:ascii="Arial" w:cs="Arial" w:hAnsi="Arial"/>
+                <w:sz w:val="18"/>
+                <w:szCs w:val="18"/>
+              </w:rPr>
+              <w:t>Forever Loyal PvP Challenge Automation — Detects active challenge step via user_achievements (type-12 meta, progress+1). Auto-adjusts Slot-1 deck: commander swap + last-N card replacement. 16-step challenge table hardcoded with required commanders, required assault cards, and pool cards per step.</w:t>
+            </w:r>
+          </w:p>
+        </w:tc>
+      </w:tr>
+      <w:tr>
+        <w:tc>
+          <w:tcPr>
+            <w:tcW w:type="dxa" w:w="900"/>
+            <w:tcBorders>
+              <w:top w:val="single" w:color="CCCCCC" w:sz="1"/>
+              <w:left w:val="single" w:color="CCCCCC" w:sz="1"/>
+              <w:bottom w:val="single" w:color="CCCCCC" w:sz="1"/>
+              <w:right w:val="single" w:color="CCCCCC" w:sz="1"/>
+            </w:tcBorders>
+            <w:shd w:fill="E2EFDA" w:val="clear"/>
+            <w:tcMar>
+              <w:top w:type="dxa" w:w="80"/>
+              <w:left w:type="dxa" w:w="120"/>
+              <w:bottom w:type="dxa" w:w="80"/>
+              <w:right w:type="dxa" w:w="120"/>
+            </w:tcMar>
+          </w:tcPr>
+          <w:p>
+            <w:pPr>
+              <w:spacing w:after="40" w:before="40"/>
+            </w:pPr>
+            <w:r>
+              <w:rPr>
+                <w:rFonts w:ascii="Arial" w:cs="Arial" w:hAnsi="Arial"/>
+                <w:b/>
+                <w:bCs/>
+                <w:color w:val="375623"/>
+                <w:sz w:val="18"/>
+                <w:szCs w:val="18"/>
+              </w:rPr>
+              <w:t>NEW</w:t>
+            </w:r>
+          </w:p>
+        </w:tc>
+        <w:tc>
+          <w:tcPr>
+            <w:tcW w:type="dxa" w:w="8460"/>
+            <w:tcBorders>
+              <w:top w:val="single" w:color="CCCCCC" w:sz="1"/>
+              <w:left w:val="single" w:color="CCCCCC" w:sz="1"/>
+              <w:bottom w:val="single" w:color="CCCCCC" w:sz="1"/>
+              <w:right w:val="single" w:color="CCCCCC" w:sz="1"/>
+            </w:tcBorders>
+            <w:shd w:fill="F2F2F2" w:val="clear"/>
+            <w:tcMar>
+              <w:top w:type="dxa" w:w="80"/>
+              <w:left w:type="dxa" w:w="120"/>
+              <w:bottom w:type="dxa" w:w="80"/>
+              <w:right w:type="dxa" w:w="120"/>
+            </w:tcMar>
+          </w:tcPr>
+          <w:p>
+            <w:pPr>
+              <w:spacing w:after="40" w:before="40"/>
+            </w:pPr>
+            <w:r>
+              <w:rPr>
+                <w:rFonts w:ascii="Arial" w:cs="Arial" w:hAnsi="Arial"/>
+                <w:sz w:val="18"/>
+                <w:szCs w:val="18"/>
+              </w:rPr>
+              <w:t>Forever Loyal — Card Build/Upgrade — Required and pool cards are automatically upgraded to L6 before equipping. If card is in inventory at a lower level: upgradeCard loop via base_id + xml_level navigation. If not in inventory: build_card for fusion build. Pool cards picked from account inventory (first available at L6).</w:t>
+            </w:r>
+          </w:p>
+        </w:tc>
+      </w:tr>
+      <w:tr>
+        <w:tc>
+          <w:tcPr>
+            <w:tcW w:type="dxa" w:w="900"/>
+            <w:tcBorders>
+              <w:top w:val="single" w:color="CCCCCC" w:sz="1"/>
+              <w:left w:val="single" w:color="CCCCCC" w:sz="1"/>
+              <w:bottom w:val="single" w:color="CCCCCC" w:sz="1"/>
+              <w:right w:val="single" w:color="CCCCCC" w:sz="1"/>
+            </w:tcBorders>
+            <w:shd w:fill="E2EFDA" w:val="clear"/>
+            <w:tcMar>
+              <w:top w:type="dxa" w:w="80"/>
+              <w:left w:type="dxa" w:w="120"/>
+              <w:bottom w:type="dxa" w:w="80"/>
+              <w:right w:type="dxa" w:w="120"/>
+            </w:tcMar>
+          </w:tcPr>
+          <w:p>
+            <w:pPr>
+              <w:spacing w:after="40" w:before="40"/>
+            </w:pPr>
+            <w:r>
+              <w:rPr>
+                <w:rFonts w:ascii="Arial" w:cs="Arial" w:hAnsi="Arial"/>
+                <w:b/>
+                <w:bCs/>
+                <w:color w:val="375623"/>
+                <w:sz w:val="18"/>
+                <w:szCs w:val="18"/>
+              </w:rPr>
+              <w:t>NEW</w:t>
+            </w:r>
+          </w:p>
+        </w:tc>
+        <w:tc>
+          <w:tcPr>
+            <w:tcW w:type="dxa" w:w="8460"/>
+            <w:tcBorders>
+              <w:top w:val="single" w:color="CCCCCC" w:sz="1"/>
+              <w:left w:val="single" w:color="CCCCCC" w:sz="1"/>
+              <w:bottom w:val="single" w:color="CCCCCC" w:sz="1"/>
+              <w:right w:val="single" w:color="CCCCCC" w:sz="1"/>
+            </w:tcBorders>
+            <w:shd w:fill="FFFFFF" w:val="clear"/>
+            <w:tcMar>
+              <w:top w:type="dxa" w:w="80"/>
+              <w:left w:type="dxa" w:w="120"/>
+              <w:bottom w:type="dxa" w:w="80"/>
+              <w:right w:type="dxa" w:w="120"/>
+            </w:tcMar>
+          </w:tcPr>
+          <w:p>
+            <w:pPr>
+              <w:spacing w:after="40" w:before="40"/>
+            </w:pPr>
+            <w:r>
+              <w:rPr>
+                <w:rFonts w:ascii="Arial" w:cs="Arial" w:hAnsi="Arial"/>
+                <w:sz w:val="18"/>
+                <w:szCs w:val="18"/>
+              </w:rPr>
+              <w:t>Forever Loyal — Deck Pre-Check — Slot 1 is read before builds to detect cards already equipped. Cards already at max level are reused directly. Cards already equipped at a lower level are upgraded in place. Only new cards trigger a setDeckCards call.</w:t>
+            </w:r>
+          </w:p>
+        </w:tc>
+      </w:tr>
+      <w:tr>
+        <w:tc>
+          <w:tcPr>
+            <w:tcW w:type="dxa" w:w="900"/>
+            <w:tcBorders>
+              <w:top w:val="single" w:color="CCCCCC" w:sz="1"/>
+              <w:left w:val="single" w:color="CCCCCC" w:sz="1"/>
+              <w:bottom w:val="single" w:color="CCCCCC" w:sz="1"/>
+              <w:right w:val="single" w:color="CCCCCC" w:sz="1"/>
+            </w:tcBorders>
+            <w:shd w:fill="E2EFDA" w:val="clear"/>
+            <w:tcMar>
+              <w:top w:type="dxa" w:w="80"/>
+              <w:left w:type="dxa" w:w="120"/>
+              <w:bottom w:type="dxa" w:w="80"/>
+              <w:right w:type="dxa" w:w="120"/>
+            </w:tcMar>
+          </w:tcPr>
+          <w:p>
+            <w:pPr>
+              <w:spacing w:after="40" w:before="40"/>
+            </w:pPr>
+            <w:r>
+              <w:rPr>
+                <w:rFonts w:ascii="Arial" w:cs="Arial" w:hAnsi="Arial"/>
+                <w:b/>
+                <w:bCs/>
+                <w:color w:val="375623"/>
+                <w:sz w:val="18"/>
+                <w:szCs w:val="18"/>
+              </w:rPr>
+              <w:t>NEW</w:t>
+            </w:r>
+          </w:p>
+        </w:tc>
+        <w:tc>
+          <w:tcPr>
+            <w:tcW w:type="dxa" w:w="8460"/>
+            <w:tcBorders>
+              <w:top w:val="single" w:color="CCCCCC" w:sz="1"/>
+              <w:left w:val="single" w:color="CCCCCC" w:sz="1"/>
+              <w:bottom w:val="single" w:color="CCCCCC" w:sz="1"/>
+              <w:right w:val="single" w:color="CCCCCC" w:sz="1"/>
+            </w:tcBorders>
+            <w:shd w:fill="F2F2F2" w:val="clear"/>
+            <w:tcMar>
+              <w:top w:type="dxa" w:w="80"/>
+              <w:left w:type="dxa" w:w="120"/>
+              <w:bottom w:type="dxa" w:w="80"/>
+              <w:right w:type="dxa" w:w="120"/>
+            </w:tcMar>
+          </w:tcPr>
+          <w:p>
+            <w:pPr>
+              <w:spacing w:after="40" w:before="40"/>
+            </w:pPr>
+            <w:r>
+              <w:rPr>
+                <w:rFonts w:ascii="Arial" w:cs="Arial" w:hAnsi="Arial"/>
+                <w:sz w:val="18"/>
+                <w:szCs w:val="18"/>
+              </w:rPr>
+              <w:t>Forever Loyal — Issue Log — All failures (commander not found, card unavailable, insufficient pool cards, setDeckCards failure) are appended to export/loyal_challenge_issues.txt with timestamp and account name. Never overwritten.</w:t>
+            </w:r>
+          </w:p>
+        </w:tc>
+      </w:tr>
+      <w:tr>
+        <w:tc>
+          <w:tcPr>
+            <w:tcW w:type="dxa" w:w="900"/>
+            <w:tcBorders>
+              <w:top w:val="single" w:color="CCCCCC" w:sz="1"/>
+              <w:left w:val="single" w:color="CCCCCC" w:sz="1"/>
+              <w:bottom w:val="single" w:color="CCCCCC" w:sz="1"/>
+              <w:right w:val="single" w:color="CCCCCC" w:sz="1"/>
+            </w:tcBorders>
+            <w:shd w:fill="E2EFDA" w:val="clear"/>
+            <w:tcMar>
+              <w:top w:type="dxa" w:w="80"/>
+              <w:left w:type="dxa" w:w="120"/>
+              <w:bottom w:type="dxa" w:w="80"/>
+              <w:right w:type="dxa" w:w="120"/>
+            </w:tcMar>
+          </w:tcPr>
+          <w:p>
+            <w:pPr>
+              <w:spacing w:after="40" w:before="40"/>
+            </w:pPr>
+            <w:r>
+              <w:rPr>
+                <w:rFonts w:ascii="Arial" w:cs="Arial" w:hAnsi="Arial"/>
+                <w:b/>
+                <w:bCs/>
+                <w:color w:val="375623"/>
+                <w:sz w:val="18"/>
+                <w:szCs w:val="18"/>
+              </w:rPr>
+              <w:t>NEW</w:t>
+            </w:r>
+          </w:p>
+        </w:tc>
+        <w:tc>
+          <w:tcPr>
+            <w:tcW w:type="dxa" w:w="8460"/>
+            <w:tcBorders>
+              <w:top w:val="single" w:color="CCCCCC" w:sz="1"/>
+              <w:left w:val="single" w:color="CCCCCC" w:sz="1"/>
+              <w:bottom w:val="single" w:color="CCCCCC" w:sz="1"/>
+              <w:right w:val="single" w:color="CCCCCC" w:sz="1"/>
+            </w:tcBorders>
+            <w:shd w:fill="FFFFFF" w:val="clear"/>
+            <w:tcMar>
+              <w:top w:type="dxa" w:w="80"/>
+              <w:left w:type="dxa" w:w="120"/>
+              <w:bottom w:type="dxa" w:w="80"/>
+              <w:right w:type="dxa" w:w="120"/>
+            </w:tcMar>
+          </w:tcPr>
+          <w:p>
+            <w:pPr>
+              <w:spacing w:after="40" w:before="40"/>
+            </w:pPr>
+            <w:r>
+              <w:rPr>
+                <w:rFonts w:ascii="Arial" w:cs="Arial" w:hAnsi="Arial"/>
+                <w:sz w:val="18"/>
+                <w:szCs w:val="18"/>
+              </w:rPr>
+              <w:t>Forever Loyal — Arena Integration — Deck adjustment runs automatically before arena battles in F→15 (Multi-Account Arena) and F→23 (Multi-Account Quest Mission + Arena). Deck restored to original after each account’s session.</w:t>
+            </w:r>
+          </w:p>
+        </w:tc>
+      </w:tr>
+      <w:tr>
+        <w:tc>
+          <w:tcPr>
+            <w:tcW w:type="dxa" w:w="900"/>
+            <w:tcBorders>
+              <w:top w:val="single" w:color="CCCCCC" w:sz="1"/>
+              <w:left w:val="single" w:color="CCCCCC" w:sz="1"/>
+              <w:bottom w:val="single" w:color="CCCCCC" w:sz="1"/>
+              <w:right w:val="single" w:color="CCCCCC" w:sz="1"/>
+            </w:tcBorders>
+            <w:shd w:fill="E2EFDA" w:val="clear"/>
+            <w:tcMar>
+              <w:top w:type="dxa" w:w="80"/>
+              <w:left w:type="dxa" w:w="120"/>
+              <w:bottom w:type="dxa" w:w="80"/>
+              <w:right w:type="dxa" w:w="120"/>
+            </w:tcMar>
+          </w:tcPr>
+          <w:p>
+            <w:pPr>
+              <w:spacing w:after="40" w:before="40"/>
+            </w:pPr>
+            <w:r>
+              <w:rPr>
+                <w:rFonts w:ascii="Arial" w:cs="Arial" w:hAnsi="Arial"/>
+                <w:b/>
+                <w:bCs/>
+                <w:color w:val="375623"/>
+                <w:sz w:val="18"/>
+                <w:szCs w:val="18"/>
+              </w:rPr>
+              <w:t>NEW</w:t>
+            </w:r>
+          </w:p>
+        </w:tc>
+        <w:tc>
+          <w:tcPr>
+            <w:tcW w:type="dxa" w:w="8460"/>
+            <w:tcBorders>
+              <w:top w:val="single" w:color="CCCCCC" w:sz="1"/>
+              <w:left w:val="single" w:color="CCCCCC" w:sz="1"/>
+              <w:bottom w:val="single" w:color="CCCCCC" w:sz="1"/>
+              <w:right w:val="single" w:color="CCCCCC" w:sz="1"/>
+            </w:tcBorders>
+            <w:shd w:fill="F2F2F2" w:val="clear"/>
+            <w:tcMar>
+              <w:top w:type="dxa" w:w="80"/>
+              <w:left w:type="dxa" w:w="120"/>
+              <w:bottom w:type="dxa" w:w="80"/>
+              <w:right w:type="dxa" w:w="120"/>
+            </w:tcMar>
+          </w:tcPr>
+          <w:p>
+            <w:pPr>
+              <w:spacing w:after="40" w:before="40"/>
+            </w:pPr>
+            <w:r>
+              <w:rPr>
+                <w:rFonts w:ascii="Arial" w:cs="Arial" w:hAnsi="Arial"/>
+                <w:sz w:val="18"/>
+                <w:szCs w:val="18"/>
+              </w:rPr>
+              <w:t>Forever Loyal — Standalone Menu — Available as menu key “loyal” for single-account use with deck preview and manual confirmation before battles start.</w:t>
+            </w:r>
+          </w:p>
+        </w:tc>
+      </w:tr>
+      <w:tr>
+        <w:tc>
+          <w:tcPr>
+            <w:tcW w:type="dxa" w:w="900"/>
+            <w:tcBorders>
+              <w:top w:val="single" w:color="CCCCCC" w:sz="1"/>
+              <w:left w:val="single" w:color="CCCCCC" w:sz="1"/>
+              <w:bottom w:val="single" w:color="CCCCCC" w:sz="1"/>
+              <w:right w:val="single" w:color="CCCCCC" w:sz="1"/>
+            </w:tcBorders>
             <w:shd w:fill="D5E8F0" w:val="clear"/>
             <w:tcMar>
               <w:top w:type="dxa" w:w="80"/>
@@ -27583,7 +27985,7 @@
             </w:pPr>
             <w:r>
               <w:rPr>
-                <w:rFonts w:ascii="Arial" w:cs="Arial" w:eastAsia="Arial" w:hAnsi="Arial"/>
+                <w:rFonts w:ascii="Arial" w:cs="Arial" w:hAnsi="Arial"/>
                 <w:b/>
                 <w:bCs/>
                 <w:color w:val="1F4E79"/>
@@ -27617,11 +28019,11 @@
             </w:pPr>
             <w:r>
               <w:rPr>
-                <w:rFonts w:ascii="Arial" w:cs="Arial" w:eastAsia="Arial" w:hAnsi="Arial"/>
-                <w:sz w:val="18"/>
-                <w:szCs w:val="18"/>
-              </w:rPr>
-              <w:t>Fuse All Maxed Cards (B→21/22) — Rarity Threshold — Filter used rarity &gt;= 4 (Legendary) instead of &gt;= 3 (Epic). Epic cards were never considered. Fixed to &gt;= 3.</w:t>
+                <w:rFonts w:ascii="Arial" w:cs="Arial" w:hAnsi="Arial"/>
+                <w:sz w:val="18"/>
+                <w:szCs w:val="18"/>
+              </w:rPr>
+              <w:t>_resolve_to_max_level_id — Rewrote from upgrade_id chain (unreliable) to base_id + xml_level scan: finds all cards with same base_id and returns the one with the highest xml_level. Fixes: cards appearing as L1/L2 instead of L6 in TUO commands; Loyal Challenge upgrade loop stopping at wrong level.</w:t>
             </w:r>
           </w:p>
         </w:tc>
@@ -27636,6 +28038,140 @@
               <w:bottom w:val="single" w:color="CCCCCC" w:sz="1"/>
               <w:right w:val="single" w:color="CCCCCC" w:sz="1"/>
             </w:tcBorders>
+            <w:shd w:fill="E2EFDA" w:val="clear"/>
+            <w:tcMar>
+              <w:top w:type="dxa" w:w="80"/>
+              <w:left w:type="dxa" w:w="120"/>
+              <w:bottom w:type="dxa" w:w="80"/>
+              <w:right w:type="dxa" w:w="120"/>
+            </w:tcMar>
+          </w:tcPr>
+          <w:p>
+            <w:pPr>
+              <w:spacing w:after="40" w:before="40"/>
+            </w:pPr>
+            <w:r>
+              <w:rPr>
+                <w:rFonts w:ascii="Arial" w:cs="Arial" w:hAnsi="Arial"/>
+                <w:b/>
+                <w:bCs/>
+                <w:color w:val="375623"/>
+                <w:sz w:val="18"/>
+                <w:szCs w:val="18"/>
+              </w:rPr>
+              <w:t>NEW</w:t>
+            </w:r>
+          </w:p>
+        </w:tc>
+        <w:tc>
+          <w:tcPr>
+            <w:tcW w:type="dxa" w:w="8460"/>
+            <w:tcBorders>
+              <w:top w:val="single" w:color="CCCCCC" w:sz="1"/>
+              <w:left w:val="single" w:color="CCCCCC" w:sz="1"/>
+              <w:bottom w:val="single" w:color="CCCCCC" w:sz="1"/>
+              <w:right w:val="single" w:color="CCCCCC" w:sz="1"/>
+            </w:tcBorders>
+            <w:shd w:fill="F2F2F2" w:val="clear"/>
+            <w:tcMar>
+              <w:top w:type="dxa" w:w="80"/>
+              <w:left w:type="dxa" w:w="120"/>
+              <w:bottom w:type="dxa" w:w="80"/>
+              <w:right w:type="dxa" w:w="120"/>
+            </w:tcMar>
+          </w:tcPr>
+          <w:p>
+            <w:pPr>
+              <w:spacing w:after="40" w:before="40"/>
+            </w:pPr>
+            <w:r>
+              <w:rPr>
+                <w:rFonts w:ascii="Arial" w:cs="Arial" w:hAnsi="Arial"/>
+                <w:sz w:val="18"/>
+                <w:szCs w:val="18"/>
+              </w:rPr>
+              <w:t>skip_brawl / skip_guildwar Settings Keys — Per-account JSON flags. skip_brawl=true skips brawl in F→16 and F→20. skip_guildwar=true skips GW in F→17. Single-account F→12/13 unaffected. play_enabled=true/false continues to work as before.</w:t>
+            </w:r>
+          </w:p>
+        </w:tc>
+      </w:tr>
+      <w:tr>
+        <w:tc>
+          <w:tcPr>
+            <w:tcW w:type="dxa" w:w="900"/>
+            <w:tcBorders>
+              <w:top w:val="single" w:color="CCCCCC" w:sz="1"/>
+              <w:left w:val="single" w:color="CCCCCC" w:sz="1"/>
+              <w:bottom w:val="single" w:color="CCCCCC" w:sz="1"/>
+              <w:right w:val="single" w:color="CCCCCC" w:sz="1"/>
+            </w:tcBorders>
+            <w:shd w:fill="E2EFDA" w:val="clear"/>
+            <w:tcMar>
+              <w:top w:type="dxa" w:w="80"/>
+              <w:left w:type="dxa" w:w="120"/>
+              <w:bottom w:type="dxa" w:w="80"/>
+              <w:right w:type="dxa" w:w="120"/>
+            </w:tcMar>
+          </w:tcPr>
+          <w:p>
+            <w:pPr>
+              <w:spacing w:after="40" w:before="40"/>
+            </w:pPr>
+            <w:r>
+              <w:rPr>
+                <w:rFonts w:ascii="Arial" w:cs="Arial" w:hAnsi="Arial"/>
+                <w:b/>
+                <w:bCs/>
+                <w:color w:val="375623"/>
+                <w:sz w:val="18"/>
+                <w:szCs w:val="18"/>
+              </w:rPr>
+              <w:t>NEW</w:t>
+            </w:r>
+          </w:p>
+        </w:tc>
+        <w:tc>
+          <w:tcPr>
+            <w:tcW w:type="dxa" w:w="8460"/>
+            <w:tcBorders>
+              <w:top w:val="single" w:color="CCCCCC" w:sz="1"/>
+              <w:left w:val="single" w:color="CCCCCC" w:sz="1"/>
+              <w:bottom w:val="single" w:color="CCCCCC" w:sz="1"/>
+              <w:right w:val="single" w:color="CCCCCC" w:sz="1"/>
+            </w:tcBorders>
+            <w:shd w:fill="FFFFFF" w:val="clear"/>
+            <w:tcMar>
+              <w:top w:type="dxa" w:w="80"/>
+              <w:left w:type="dxa" w:w="120"/>
+              <w:bottom w:type="dxa" w:w="80"/>
+              <w:right w:type="dxa" w:w="120"/>
+            </w:tcMar>
+          </w:tcPr>
+          <w:p>
+            <w:pPr>
+              <w:spacing w:after="40" w:before="40"/>
+            </w:pPr>
+            <w:r>
+              <w:rPr>
+                <w:rFonts w:ascii="Arial" w:cs="Arial" w:hAnsi="Arial"/>
+                <w:sz w:val="18"/>
+                <w:szCs w:val="18"/>
+              </w:rPr>
+              <w:t>Claim Daily Reward in Multi-Account Pipelines — auto_claim_daily_bonus added as Phase 0 to F→22 (Raid + Quest Mission + Arena), F→23 (Quest Mission + Arena), F→24 (Brawl + Quest Mission + Arena). Claimed per account when it is processed.</w:t>
+            </w:r>
+          </w:p>
+        </w:tc>
+      </w:tr>
+      <w:tr>
+        <w:tc>
+          <w:tcPr>
+            <w:tcW w:type="dxa" w:w="900"/>
+            <w:tcBorders>
+              <w:top w:val="single" w:color="CCCCCC" w:sz="1"/>
+              <w:left w:val="single" w:color="CCCCCC" w:sz="1"/>
+              <w:bottom w:val="single" w:color="CCCCCC" w:sz="1"/>
+              <w:right w:val="single" w:color="CCCCCC" w:sz="1"/>
+            </w:tcBorders>
             <w:shd w:fill="D5E8F0" w:val="clear"/>
             <w:tcMar>
               <w:top w:type="dxa" w:w="80"/>
@@ -27650,7 +28186,7 @@
             </w:pPr>
             <w:r>
               <w:rPr>
-                <w:rFonts w:ascii="Arial" w:cs="Arial" w:eastAsia="Arial" w:hAnsi="Arial"/>
+                <w:rFonts w:ascii="Arial" w:cs="Arial" w:hAnsi="Arial"/>
                 <w:b/>
                 <w:bCs/>
                 <w:color w:val="1F4E79"/>
@@ -27684,11 +28220,11 @@
             </w:pPr>
             <w:r>
               <w:rPr>
-                <w:rFonts w:ascii="Arial" w:cs="Arial" w:eastAsia="Arial" w:hAnsi="Arial"/>
-                <w:sz w:val="18"/>
-                <w:szCs w:val="18"/>
-              </w:rPr>
-              <w:t>Fuse All Maxed Cards — Tier Lookup — fusion_tier is only set on Level-1 base cards. Level-6 upgrade cards had no fusion_tier, causing incorrect tier=0 fallback. Fix: tier now resolved via base_id → Level-1 card → fusion_tier.</w:t>
+                <w:rFonts w:ascii="Arial" w:cs="Arial" w:hAnsi="Arial"/>
+                <w:sz w:val="18"/>
+                <w:szCs w:val="18"/>
+              </w:rPr>
+              <w:t>Energy Tracker — Event Label Default — event_label defaulted to "Brawl" and was displayed even when no event was active. Fixed: default is None; event column hidden entirely when no active event. Crash fix: caps_hit.append(event_label) with None caused TypeError; guarded with “and event_label”.</w:t>
             </w:r>
           </w:p>
         </w:tc>
@@ -27717,7 +28253,7 @@
             </w:pPr>
             <w:r>
               <w:rPr>
-                <w:rFonts w:ascii="Arial" w:cs="Arial" w:eastAsia="Arial" w:hAnsi="Arial"/>
+                <w:rFonts w:ascii="Arial" w:cs="Arial" w:hAnsi="Arial"/>
                 <w:b/>
                 <w:bCs/>
                 <w:color w:val="1F4E79"/>
@@ -27751,11 +28287,11 @@
             </w:pPr>
             <w:r>
               <w:rPr>
-                <w:rFonts w:ascii="Arial" w:cs="Arial" w:eastAsia="Arial" w:hAnsi="Arial"/>
-                <w:sz w:val="18"/>
-                <w:szCs w:val="18"/>
-              </w:rPr>
-              <w:t>GW Gauntlet Export — enemy_guild Variable — enemy_guild was not defined in live_sim_guildwar, causing NameError after every GW battle. Fixed by deriving guild name from faction_war.attacker_faction_name/defender_faction_name via own guild name comparison.</w:t>
+                <w:rFonts w:ascii="Arial" w:cs="Arial" w:hAnsi="Arial"/>
+                <w:sz w:val="18"/>
+                <w:szCs w:val="18"/>
+              </w:rPr>
+              <w:t>Energy Tracker — GW Energy — After GW ends, stale player_brawl_data (25/25 from placement brawl) was shown. GW detection now checks faction_war.battle_energy; falls back to brawl only when GW not active. Brawl hidden when end_time in past.</w:t>
             </w:r>
           </w:p>
         </w:tc>
@@ -27770,743 +28306,6 @@
               <w:bottom w:val="single" w:color="CCCCCC" w:sz="1"/>
               <w:right w:val="single" w:color="CCCCCC" w:sz="1"/>
             </w:tcBorders>
-            <w:shd w:fill="D5E8F0" w:val="clear"/>
-            <w:tcMar>
-              <w:top w:type="dxa" w:w="80"/>
-              <w:left w:type="dxa" w:w="120"/>
-              <w:bottom w:type="dxa" w:w="80"/>
-              <w:right w:type="dxa" w:w="120"/>
-            </w:tcMar>
-          </w:tcPr>
-          <w:p>
-            <w:pPr>
-              <w:spacing w:after="40" w:before="40"/>
-            </w:pPr>
-            <w:r>
-              <w:rPr>
-                <w:rFonts w:ascii="Arial" w:cs="Arial" w:eastAsia="Arial" w:hAnsi="Arial"/>
-                <w:b/>
-                <w:bCs/>
-                <w:color w:val="1F4E79"/>
-                <w:sz w:val="18"/>
-                <w:szCs w:val="18"/>
-              </w:rPr>
-              <w:t>FIX</w:t>
-            </w:r>
-          </w:p>
-        </w:tc>
-        <w:tc>
-          <w:tcPr>
-            <w:tcW w:type="dxa" w:w="8460"/>
-            <w:tcBorders>
-              <w:top w:val="single" w:color="CCCCCC" w:sz="1"/>
-              <w:left w:val="single" w:color="CCCCCC" w:sz="1"/>
-              <w:bottom w:val="single" w:color="CCCCCC" w:sz="1"/>
-              <w:right w:val="single" w:color="CCCCCC" w:sz="1"/>
-            </w:tcBorders>
-            <w:shd w:fill="F2F2F2" w:val="clear"/>
-            <w:tcMar>
-              <w:top w:type="dxa" w:w="80"/>
-              <w:left w:type="dxa" w:w="120"/>
-              <w:bottom w:type="dxa" w:w="80"/>
-              <w:right w:type="dxa" w:w="120"/>
-            </w:tcMar>
-          </w:tcPr>
-          <w:p>
-            <w:pPr>
-              <w:spacing w:after="40" w:before="40"/>
-            </w:pPr>
-            <w:r>
-              <w:rPr>
-                <w:rFonts w:ascii="Arial" w:cs="Arial" w:eastAsia="Arial" w:hAnsi="Arial"/>
-                <w:sz w:val="18"/>
-                <w:szCs w:val="18"/>
-              </w:rPr>
-              <w:t>GW Gauntlet Export — Partial Deck Growth — sim_deck was rebuilt from single-turn card_map instead of cumulative _gw_card_map. Enemy deck stayed at “1 card known” every turn. Fixed: _gw_token_map and _gw_card_map now updated before sim_deck is built each turn.</w:t>
-            </w:r>
-          </w:p>
-        </w:tc>
-      </w:tr>
-      <w:tr>
-        <w:tc>
-          <w:tcPr>
-            <w:tcW w:type="dxa" w:w="900"/>
-            <w:tcBorders>
-              <w:top w:val="single" w:color="CCCCCC" w:sz="1"/>
-              <w:left w:val="single" w:color="CCCCCC" w:sz="1"/>
-              <w:bottom w:val="single" w:color="CCCCCC" w:sz="1"/>
-              <w:right w:val="single" w:color="CCCCCC" w:sz="1"/>
-            </w:tcBorders>
-            <w:shd w:fill="D5E8F0" w:val="clear"/>
-            <w:tcMar>
-              <w:top w:type="dxa" w:w="80"/>
-              <w:left w:type="dxa" w:w="120"/>
-              <w:bottom w:type="dxa" w:w="80"/>
-              <w:right w:type="dxa" w:w="120"/>
-            </w:tcMar>
-          </w:tcPr>
-          <w:p>
-            <w:pPr>
-              <w:spacing w:after="40" w:before="40"/>
-            </w:pPr>
-            <w:r>
-              <w:rPr>
-                <w:rFonts w:ascii="Arial" w:cs="Arial" w:eastAsia="Arial" w:hAnsi="Arial"/>
-                <w:b/>
-                <w:bCs/>
-                <w:color w:val="1F4E79"/>
-                <w:sz w:val="18"/>
-                <w:szCs w:val="18"/>
-              </w:rPr>
-              <w:t>FIX</w:t>
-            </w:r>
-          </w:p>
-        </w:tc>
-        <w:tc>
-          <w:tcPr>
-            <w:tcW w:type="dxa" w:w="8460"/>
-            <w:tcBorders>
-              <w:top w:val="single" w:color="CCCCCC" w:sz="1"/>
-              <w:left w:val="single" w:color="CCCCCC" w:sz="1"/>
-              <w:bottom w:val="single" w:color="CCCCCC" w:sz="1"/>
-              <w:right w:val="single" w:color="CCCCCC" w:sz="1"/>
-            </w:tcBorders>
-            <w:shd w:fill="FFFFFF" w:val="clear"/>
-            <w:tcMar>
-              <w:top w:type="dxa" w:w="80"/>
-              <w:left w:type="dxa" w:w="120"/>
-              <w:bottom w:type="dxa" w:w="80"/>
-              <w:right w:type="dxa" w:w="120"/>
-            </w:tcMar>
-          </w:tcPr>
-          <w:p>
-            <w:pPr>
-              <w:spacing w:after="40" w:before="40"/>
-            </w:pPr>
-            <w:r>
-              <w:rPr>
-                <w:rFonts w:ascii="Arial" w:cs="Arial" w:eastAsia="Arial" w:hAnsi="Arial"/>
-                <w:sz w:val="18"/>
-                <w:szCs w:val="18"/>
-              </w:rPr>
-              <w:t>GW Gauntlet Export — Commander/Dominion Excluded — Commander (UID 50/150) and dominion (UID 51/151) UIDs were included in rev_uids, causing them to appear twice in the deck string. Fixed: these UIDs are now excluded from rev_uids since they are passed separately.</w:t>
-            </w:r>
-          </w:p>
-        </w:tc>
-      </w:tr>
-      <w:tr>
-        <w:tc>
-          <w:tcPr>
-            <w:tcW w:type="dxa" w:w="900"/>
-            <w:tcBorders>
-              <w:top w:val="single" w:color="CCCCCC" w:sz="1"/>
-              <w:left w:val="single" w:color="CCCCCC" w:sz="1"/>
-              <w:bottom w:val="single" w:color="CCCCCC" w:sz="1"/>
-              <w:right w:val="single" w:color="CCCCCC" w:sz="1"/>
-            </w:tcBorders>
-            <w:shd w:fill="D5E8F0" w:val="clear"/>
-            <w:tcMar>
-              <w:top w:type="dxa" w:w="80"/>
-              <w:left w:type="dxa" w:w="120"/>
-              <w:bottom w:type="dxa" w:w="80"/>
-              <w:right w:type="dxa" w:w="120"/>
-            </w:tcMar>
-          </w:tcPr>
-          <w:p>
-            <w:pPr>
-              <w:spacing w:after="40" w:before="40"/>
-            </w:pPr>
-            <w:r>
-              <w:rPr>
-                <w:rFonts w:ascii="Arial" w:cs="Arial" w:eastAsia="Arial" w:hAnsi="Arial"/>
-                <w:b/>
-                <w:bCs/>
-                <w:color w:val="1F4E79"/>
-                <w:sz w:val="18"/>
-                <w:szCs w:val="18"/>
-              </w:rPr>
-              <w:t>FIX</w:t>
-            </w:r>
-          </w:p>
-        </w:tc>
-        <w:tc>
-          <w:tcPr>
-            <w:tcW w:type="dxa" w:w="8460"/>
-            <w:tcBorders>
-              <w:top w:val="single" w:color="CCCCCC" w:sz="1"/>
-              <w:left w:val="single" w:color="CCCCCC" w:sz="1"/>
-              <w:bottom w:val="single" w:color="CCCCCC" w:sz="1"/>
-              <w:right w:val="single" w:color="CCCCCC" w:sz="1"/>
-            </w:tcBorders>
-            <w:shd w:fill="F2F2F2" w:val="clear"/>
-            <w:tcMar>
-              <w:top w:type="dxa" w:w="80"/>
-              <w:left w:type="dxa" w:w="120"/>
-              <w:bottom w:type="dxa" w:w="80"/>
-              <w:right w:type="dxa" w:w="120"/>
-            </w:tcMar>
-          </w:tcPr>
-          <w:p>
-            <w:pPr>
-              <w:spacing w:after="40" w:before="40"/>
-            </w:pPr>
-            <w:r>
-              <w:rPr>
-                <w:rFonts w:ascii="Arial" w:cs="Arial" w:eastAsia="Arial" w:hAnsi="Arial"/>
-                <w:sz w:val="18"/>
-                <w:szCs w:val="18"/>
-              </w:rPr>
-              <w:t>GW — Dominion Position in Freeze Deck — _run_tuo_reorder placed played cards before the dominion in the deck string from Turn 2 onwards, displacing it to position 3+. Fix: second slot is only treated as an assault card if it appears in played_cards; otherwise kept at position 2 as dominion.</w:t>
-            </w:r>
-          </w:p>
-        </w:tc>
-      </w:tr>
-      <w:tr>
-        <w:tc>
-          <w:tcPr>
-            <w:tcW w:type="dxa" w:w="900"/>
-            <w:tcBorders>
-              <w:top w:val="single" w:color="CCCCCC" w:sz="1"/>
-              <w:left w:val="single" w:color="CCCCCC" w:sz="1"/>
-              <w:bottom w:val="single" w:color="CCCCCC" w:sz="1"/>
-              <w:right w:val="single" w:color="CCCCCC" w:sz="1"/>
-            </w:tcBorders>
-            <w:shd w:fill="D5E8F0" w:val="clear"/>
-            <w:tcMar>
-              <w:top w:type="dxa" w:w="80"/>
-              <w:left w:type="dxa" w:w="120"/>
-              <w:bottom w:type="dxa" w:w="80"/>
-              <w:right w:type="dxa" w:w="120"/>
-            </w:tcMar>
-          </w:tcPr>
-          <w:p>
-            <w:pPr>
-              <w:spacing w:after="40" w:before="40"/>
-            </w:pPr>
-            <w:r>
-              <w:rPr>
-                <w:rFonts w:ascii="Arial" w:cs="Arial" w:eastAsia="Arial" w:hAnsi="Arial"/>
-                <w:b/>
-                <w:bCs/>
-                <w:color w:val="1F4E79"/>
-                <w:sz w:val="18"/>
-                <w:szCs w:val="18"/>
-              </w:rPr>
-              <w:t>FIX</w:t>
-            </w:r>
-          </w:p>
-        </w:tc>
-        <w:tc>
-          <w:tcPr>
-            <w:tcW w:type="dxa" w:w="8460"/>
-            <w:tcBorders>
-              <w:top w:val="single" w:color="CCCCCC" w:sz="1"/>
-              <w:left w:val="single" w:color="CCCCCC" w:sz="1"/>
-              <w:bottom w:val="single" w:color="CCCCCC" w:sz="1"/>
-              <w:right w:val="single" w:color="CCCCCC" w:sz="1"/>
-            </w:tcBorders>
-            <w:shd w:fill="FFFFFF" w:val="clear"/>
-            <w:tcMar>
-              <w:top w:type="dxa" w:w="80"/>
-              <w:left w:type="dxa" w:w="120"/>
-              <w:bottom w:type="dxa" w:w="80"/>
-              <w:right w:type="dxa" w:w="120"/>
-            </w:tcMar>
-          </w:tcPr>
-          <w:p>
-            <w:pPr>
-              <w:spacing w:after="40" w:before="40"/>
-            </w:pPr>
-            <w:r>
-              <w:rPr>
-                <w:rFonts w:ascii="Arial" w:cs="Arial" w:eastAsia="Arial" w:hAnsi="Arial"/>
-                <w:sz w:val="18"/>
-                <w:szCs w:val="18"/>
-              </w:rPr>
-              <w:t>GW BGE Pass-Through — _api_bge_to_tuo now loads bges.txt at runtime and passes any name found as a key through unchanged. Previously the default hyphenation rule broke GW BGEs like "Progenitor Tech" → "Progenitor-Tech". Fixed: bges.txt keys are passed as-is; TUO resolves them internally.</w:t>
-            </w:r>
-          </w:p>
-        </w:tc>
-      </w:tr>
-      <w:tr>
-        <w:tc>
-          <w:tcPr>
-            <w:tcW w:type="dxa" w:w="900"/>
-            <w:tcBorders>
-              <w:top w:val="single" w:color="CCCCCC" w:sz="1"/>
-              <w:left w:val="single" w:color="CCCCCC" w:sz="1"/>
-              <w:bottom w:val="single" w:color="CCCCCC" w:sz="1"/>
-              <w:right w:val="single" w:color="CCCCCC" w:sz="1"/>
-            </w:tcBorders>
-            <w:shd w:fill="D5E8F0" w:val="clear"/>
-            <w:tcMar>
-              <w:top w:type="dxa" w:w="80"/>
-              <w:left w:type="dxa" w:w="120"/>
-              <w:bottom w:type="dxa" w:w="80"/>
-              <w:right w:type="dxa" w:w="120"/>
-            </w:tcMar>
-          </w:tcPr>
-          <w:p>
-            <w:pPr>
-              <w:spacing w:after="40" w:before="40"/>
-            </w:pPr>
-            <w:r>
-              <w:rPr>
-                <w:rFonts w:ascii="Arial" w:cs="Arial" w:eastAsia="Arial" w:hAnsi="Arial"/>
-                <w:b/>
-                <w:bCs/>
-                <w:color w:val="1F4E79"/>
-                <w:sz w:val="18"/>
-                <w:szCs w:val="18"/>
-              </w:rPr>
-              <w:t>FIX</w:t>
-            </w:r>
-          </w:p>
-        </w:tc>
-        <w:tc>
-          <w:tcPr>
-            <w:tcW w:type="dxa" w:w="8460"/>
-            <w:tcBorders>
-              <w:top w:val="single" w:color="CCCCCC" w:sz="1"/>
-              <w:left w:val="single" w:color="CCCCCC" w:sz="1"/>
-              <w:bottom w:val="single" w:color="CCCCCC" w:sz="1"/>
-              <w:right w:val="single" w:color="CCCCCC" w:sz="1"/>
-            </w:tcBorders>
-            <w:shd w:fill="F2F2F2" w:val="clear"/>
-            <w:tcMar>
-              <w:top w:type="dxa" w:w="80"/>
-              <w:left w:type="dxa" w:w="120"/>
-              <w:bottom w:type="dxa" w:w="80"/>
-              <w:right w:type="dxa" w:w="120"/>
-            </w:tcMar>
-          </w:tcPr>
-          <w:p>
-            <w:pPr>
-              <w:spacing w:after="40" w:before="40"/>
-            </w:pPr>
-            <w:r>
-              <w:rPr>
-                <w:rFonts w:ascii="Arial" w:cs="Arial" w:eastAsia="Arial" w:hAnsi="Arial"/>
-                <w:sz w:val="18"/>
-                <w:szCs w:val="18"/>
-              </w:rPr>
-              <w:t>GW — Own Fort/Summon UID Schema — Complete correction of the UID cross-pattern: own forts at 152+, enemy forts at 52+, own summons at 52+n_enemy_forts, enemy summons at 152+n_own_forts. Dynamic based on yfort/efort count. Fixes remaining 215,000 errors from old schema.</w:t>
-            </w:r>
-          </w:p>
-        </w:tc>
-      </w:tr>
-      <w:tr>
-        <w:tc>
-          <w:tcPr>
-            <w:tcW w:type="dxa" w:w="900"/>
-            <w:tcBorders>
-              <w:top w:val="single" w:color="CCCCCC" w:sz="1"/>
-              <w:left w:val="single" w:color="CCCCCC" w:sz="1"/>
-              <w:bottom w:val="single" w:color="CCCCCC" w:sz="1"/>
-              <w:right w:val="single" w:color="CCCCCC" w:sz="1"/>
-            </w:tcBorders>
-            <w:shd w:fill="D5E8F0" w:val="clear"/>
-            <w:tcMar>
-              <w:top w:type="dxa" w:w="80"/>
-              <w:left w:type="dxa" w:w="120"/>
-              <w:bottom w:type="dxa" w:w="80"/>
-              <w:right w:type="dxa" w:w="120"/>
-            </w:tcMar>
-          </w:tcPr>
-          <w:p>
-            <w:pPr>
-              <w:spacing w:after="40" w:before="40"/>
-            </w:pPr>
-            <w:r>
-              <w:rPr>
-                <w:rFonts w:ascii="Arial" w:cs="Arial" w:eastAsia="Arial" w:hAnsi="Arial"/>
-                <w:b/>
-                <w:bCs/>
-                <w:color w:val="1F4E79"/>
-                <w:sz w:val="18"/>
-                <w:szCs w:val="18"/>
-              </w:rPr>
-              <w:t>FIX</w:t>
-            </w:r>
-          </w:p>
-        </w:tc>
-        <w:tc>
-          <w:tcPr>
-            <w:tcW w:type="dxa" w:w="8460"/>
-            <w:tcBorders>
-              <w:top w:val="single" w:color="CCCCCC" w:sz="1"/>
-              <w:left w:val="single" w:color="CCCCCC" w:sz="1"/>
-              <w:bottom w:val="single" w:color="CCCCCC" w:sz="1"/>
-              <w:right w:val="single" w:color="CCCCCC" w:sz="1"/>
-            </w:tcBorders>
-            <w:shd w:fill="FFFFFF" w:val="clear"/>
-            <w:tcMar>
-              <w:top w:type="dxa" w:w="80"/>
-              <w:left w:type="dxa" w:w="120"/>
-              <w:bottom w:type="dxa" w:w="80"/>
-              <w:right w:type="dxa" w:w="120"/>
-            </w:tcMar>
-          </w:tcPr>
-          <w:p>
-            <w:pPr>
-              <w:spacing w:after="40" w:before="40"/>
-            </w:pPr>
-            <w:r>
-              <w:rPr>
-                <w:rFonts w:ascii="Arial" w:cs="Arial" w:eastAsia="Arial" w:hAnsi="Arial"/>
-                <w:sz w:val="18"/>
-                <w:szCs w:val="18"/>
-              </w:rPr>
-              <w:t>check_combat_log.py — own_101 Detection — Hand-check matched enemy cards (e.g. Gate Pulser at UID 1) before finding own cards, causing own=1-10 when own was actually 101-110. Fixed: iterate all assault UIDs and prefer 101-110 match; fall through to yfort-check if only 1-10 match found.</w:t>
-            </w:r>
-          </w:p>
-        </w:tc>
-      </w:tr>
-      <w:tr>
-        <w:tc>
-          <w:tcPr>
-            <w:tcW w:type="dxa" w:w="900"/>
-            <w:tcBorders>
-              <w:top w:val="single" w:color="CCCCCC" w:sz="1"/>
-              <w:left w:val="single" w:color="CCCCCC" w:sz="1"/>
-              <w:bottom w:val="single" w:color="CCCCCC" w:sz="1"/>
-              <w:right w:val="single" w:color="CCCCCC" w:sz="1"/>
-            </w:tcBorders>
-            <w:shd w:fill="E2EFDA" w:val="clear"/>
-            <w:tcMar>
-              <w:top w:type="dxa" w:w="80"/>
-              <w:left w:type="dxa" w:w="120"/>
-              <w:bottom w:type="dxa" w:w="80"/>
-              <w:right w:type="dxa" w:w="120"/>
-            </w:tcMar>
-          </w:tcPr>
-          <w:p>
-            <w:pPr>
-              <w:spacing w:after="40" w:before="40"/>
-            </w:pPr>
-            <w:r>
-              <w:rPr>
-                <w:rFonts w:ascii="Arial" w:cs="Arial" w:eastAsia="Arial" w:hAnsi="Arial"/>
-                <w:b/>
-                <w:bCs/>
-                <w:color w:val="375623"/>
-                <w:sz w:val="18"/>
-                <w:szCs w:val="18"/>
-              </w:rPr>
-              <w:t>NEW</w:t>
-            </w:r>
-          </w:p>
-        </w:tc>
-        <w:tc>
-          <w:tcPr>
-            <w:tcW w:type="dxa" w:w="8460"/>
-            <w:tcBorders>
-              <w:top w:val="single" w:color="CCCCCC" w:sz="1"/>
-              <w:left w:val="single" w:color="CCCCCC" w:sz="1"/>
-              <w:bottom w:val="single" w:color="CCCCCC" w:sz="1"/>
-              <w:right w:val="single" w:color="CCCCCC" w:sz="1"/>
-            </w:tcBorders>
-            <w:shd w:fill="F2F2F2" w:val="clear"/>
-            <w:tcMar>
-              <w:top w:type="dxa" w:w="80"/>
-              <w:left w:type="dxa" w:w="120"/>
-              <w:bottom w:type="dxa" w:w="80"/>
-              <w:right w:type="dxa" w:w="120"/>
-            </w:tcMar>
-          </w:tcPr>
-          <w:p>
-            <w:pPr>
-              <w:spacing w:after="40" w:before="40"/>
-            </w:pPr>
-            <w:r>
-              <w:rPr>
-                <w:rFonts w:ascii="Arial" w:cs="Arial" w:eastAsia="Arial" w:hAnsi="Arial"/>
-                <w:sz w:val="18"/>
-                <w:szCs w:val="18"/>
-              </w:rPr>
-              <w:t>check_combat_log.py — Issues Folder — After each run, affected JSON logs are copied to Issues/ and a _issues_summary.txt is written. Issues/ is cleared before each run. Folder removed if no issues found.</w:t>
-            </w:r>
-          </w:p>
-        </w:tc>
-      </w:tr>
-      <w:tr>
-        <w:tc>
-          <w:tcPr>
-            <w:tcW w:type="dxa" w:w="900"/>
-            <w:tcBorders>
-              <w:top w:val="single" w:color="CCCCCC" w:sz="1"/>
-              <w:left w:val="single" w:color="CCCCCC" w:sz="1"/>
-              <w:bottom w:val="single" w:color="CCCCCC" w:sz="1"/>
-              <w:right w:val="single" w:color="CCCCCC" w:sz="1"/>
-            </w:tcBorders>
-            <w:shd w:fill="D5E8F0" w:val="clear"/>
-            <w:tcMar>
-              <w:top w:type="dxa" w:w="80"/>
-              <w:left w:type="dxa" w:w="120"/>
-              <w:bottom w:type="dxa" w:w="80"/>
-              <w:right w:type="dxa" w:w="120"/>
-            </w:tcMar>
-          </w:tcPr>
-          <w:p>
-            <w:pPr>
-              <w:spacing w:after="40" w:before="40"/>
-            </w:pPr>
-            <w:r>
-              <w:rPr>
-                <w:rFonts w:ascii="Arial" w:cs="Arial" w:eastAsia="Arial" w:hAnsi="Arial"/>
-                <w:b/>
-                <w:bCs/>
-                <w:color w:val="1F4E79"/>
-                <w:sz w:val="18"/>
-                <w:szCs w:val="18"/>
-              </w:rPr>
-              <w:t>FIX</w:t>
-            </w:r>
-          </w:p>
-        </w:tc>
-        <w:tc>
-          <w:tcPr>
-            <w:tcW w:type="dxa" w:w="8460"/>
-            <w:tcBorders>
-              <w:top w:val="single" w:color="CCCCCC" w:sz="1"/>
-              <w:left w:val="single" w:color="CCCCCC" w:sz="1"/>
-              <w:bottom w:val="single" w:color="CCCCCC" w:sz="1"/>
-              <w:right w:val="single" w:color="CCCCCC" w:sz="1"/>
-            </w:tcBorders>
-            <w:shd w:fill="FFFFFF" w:val="clear"/>
-            <w:tcMar>
-              <w:top w:type="dxa" w:w="80"/>
-              <w:left w:type="dxa" w:w="120"/>
-              <w:bottom w:type="dxa" w:w="80"/>
-              <w:right w:type="dxa" w:w="120"/>
-            </w:tcMar>
-          </w:tcPr>
-          <w:p>
-            <w:pPr>
-              <w:spacing w:after="40" w:before="40"/>
-            </w:pPr>
-            <w:r>
-              <w:rPr>
-                <w:rFonts w:ascii="Arial" w:cs="Arial" w:eastAsia="Arial" w:hAnsi="Arial"/>
-                <w:sz w:val="18"/>
-                <w:szCs w:val="18"/>
-              </w:rPr>
-              <w:t>check_combat_log.py — enhance_besiege added to INT_FLAGS. scan_combat_logs_for_unknown_flags in TyrantAPICommander.py also updated.</w:t>
-            </w:r>
-          </w:p>
-        </w:tc>
-      </w:tr>
-      <w:tr>
-        <w:tc>
-          <w:tcPr>
-            <w:tcW w:type="dxa" w:w="900"/>
-            <w:tcBorders>
-              <w:top w:val="single" w:color="CCCCCC" w:sz="1"/>
-              <w:left w:val="single" w:color="CCCCCC" w:sz="1"/>
-              <w:bottom w:val="single" w:color="CCCCCC" w:sz="1"/>
-              <w:right w:val="single" w:color="CCCCCC" w:sz="1"/>
-            </w:tcBorders>
-            <w:shd w:fill="D5E8F0" w:val="clear"/>
-            <w:tcMar>
-              <w:top w:type="dxa" w:w="80"/>
-              <w:left w:type="dxa" w:w="120"/>
-              <w:bottom w:type="dxa" w:w="80"/>
-              <w:right w:type="dxa" w:w="120"/>
-            </w:tcMar>
-          </w:tcPr>
-          <w:p>
-            <w:pPr>
-              <w:spacing w:after="40" w:before="40"/>
-            </w:pPr>
-            <w:r>
-              <w:rPr>
-                <w:rFonts w:ascii="Arial" w:cs="Arial" w:eastAsia="Arial" w:hAnsi="Arial"/>
-                <w:b/>
-                <w:bCs/>
-                <w:color w:val="1F4E79"/>
-                <w:sz w:val="18"/>
-                <w:szCs w:val="18"/>
-              </w:rPr>
-              <w:t>FIX</w:t>
-            </w:r>
-          </w:p>
-        </w:tc>
-        <w:tc>
-          <w:tcPr>
-            <w:tcW w:type="dxa" w:w="8460"/>
-            <w:tcBorders>
-              <w:top w:val="single" w:color="CCCCCC" w:sz="1"/>
-              <w:left w:val="single" w:color="CCCCCC" w:sz="1"/>
-              <w:bottom w:val="single" w:color="CCCCCC" w:sz="1"/>
-              <w:right w:val="single" w:color="CCCCCC" w:sz="1"/>
-            </w:tcBorders>
-            <w:shd w:fill="F2F2F2" w:val="clear"/>
-            <w:tcMar>
-              <w:top w:type="dxa" w:w="80"/>
-              <w:left w:type="dxa" w:w="120"/>
-              <w:bottom w:type="dxa" w:w="80"/>
-              <w:right w:type="dxa" w:w="120"/>
-            </w:tcMar>
-          </w:tcPr>
-          <w:p>
-            <w:pPr>
-              <w:spacing w:after="40" w:before="40"/>
-            </w:pPr>
-            <w:r>
-              <w:rPr>
-                <w:rFonts w:ascii="Arial" w:cs="Arial" w:eastAsia="Arial" w:hAnsi="Arial"/>
-                <w:sz w:val="18"/>
-                <w:szCs w:val="18"/>
-              </w:rPr>
-              <w:t>Energy Tracker — Event Label Default — event_label defaulted to "Brawl" and was always shown even when no event was active. Fixed: default is now None; event column is hidden entirely when no active event (Raid, GW, or live Brawl) is detected.</w:t>
-            </w:r>
-          </w:p>
-        </w:tc>
-      </w:tr>
-      <w:tr>
-        <w:tc>
-          <w:tcPr>
-            <w:tcW w:type="dxa" w:w="900"/>
-            <w:tcBorders>
-              <w:top w:val="single" w:color="CCCCCC" w:sz="1"/>
-              <w:left w:val="single" w:color="CCCCCC" w:sz="1"/>
-              <w:bottom w:val="single" w:color="CCCCCC" w:sz="1"/>
-              <w:right w:val="single" w:color="CCCCCC" w:sz="1"/>
-            </w:tcBorders>
-            <w:shd w:fill="D5E8F0" w:val="clear"/>
-            <w:tcMar>
-              <w:top w:type="dxa" w:w="80"/>
-              <w:left w:type="dxa" w:w="120"/>
-              <w:bottom w:type="dxa" w:w="80"/>
-              <w:right w:type="dxa" w:w="120"/>
-            </w:tcMar>
-          </w:tcPr>
-          <w:p>
-            <w:pPr>
-              <w:spacing w:after="40" w:before="40"/>
-            </w:pPr>
-            <w:r>
-              <w:rPr>
-                <w:rFonts w:ascii="Arial" w:cs="Arial" w:eastAsia="Arial" w:hAnsi="Arial"/>
-                <w:b/>
-                <w:bCs/>
-                <w:color w:val="1F4E79"/>
-                <w:sz w:val="18"/>
-                <w:szCs w:val="18"/>
-              </w:rPr>
-              <w:t>FIX</w:t>
-            </w:r>
-          </w:p>
-        </w:tc>
-        <w:tc>
-          <w:tcPr>
-            <w:tcW w:type="dxa" w:w="8460"/>
-            <w:tcBorders>
-              <w:top w:val="single" w:color="CCCCCC" w:sz="1"/>
-              <w:left w:val="single" w:color="CCCCCC" w:sz="1"/>
-              <w:bottom w:val="single" w:color="CCCCCC" w:sz="1"/>
-              <w:right w:val="single" w:color="CCCCCC" w:sz="1"/>
-            </w:tcBorders>
-            <w:shd w:fill="FFFFFF" w:val="clear"/>
-            <w:tcMar>
-              <w:top w:type="dxa" w:w="80"/>
-              <w:left w:type="dxa" w:w="120"/>
-              <w:bottom w:type="dxa" w:w="80"/>
-              <w:right w:type="dxa" w:w="120"/>
-            </w:tcMar>
-          </w:tcPr>
-          <w:p>
-            <w:pPr>
-              <w:spacing w:after="40" w:before="40"/>
-            </w:pPr>
-            <w:r>
-              <w:rPr>
-                <w:rFonts w:ascii="Arial" w:cs="Arial" w:eastAsia="Arial" w:hAnsi="Arial"/>
-                <w:sz w:val="18"/>
-                <w:szCs w:val="18"/>
-              </w:rPr>
-              <w:t>Energy Tracker — Event Name in Header — Full event name now shown in column header (e.g. "Fury Unleashed War /20") for GW and Brawl. Previously always showed generic "Brawl /25".</w:t>
-            </w:r>
-          </w:p>
-        </w:tc>
-      </w:tr>
-      <w:tr>
-        <w:tc>
-          <w:tcPr>
-            <w:tcW w:type="dxa" w:w="900"/>
-            <w:tcBorders>
-              <w:top w:val="single" w:color="CCCCCC" w:sz="1"/>
-              <w:left w:val="single" w:color="CCCCCC" w:sz="1"/>
-              <w:bottom w:val="single" w:color="CCCCCC" w:sz="1"/>
-              <w:right w:val="single" w:color="CCCCCC" w:sz="1"/>
-            </w:tcBorders>
-            <w:shd w:fill="D5E8F0" w:val="clear"/>
-            <w:tcMar>
-              <w:top w:type="dxa" w:w="80"/>
-              <w:left w:type="dxa" w:w="120"/>
-              <w:bottom w:type="dxa" w:w="80"/>
-              <w:right w:type="dxa" w:w="120"/>
-            </w:tcMar>
-          </w:tcPr>
-          <w:p>
-            <w:pPr>
-              <w:spacing w:after="40" w:before="40"/>
-            </w:pPr>
-            <w:r>
-              <w:rPr>
-                <w:rFonts w:ascii="Arial" w:cs="Arial" w:eastAsia="Arial" w:hAnsi="Arial"/>
-                <w:b/>
-                <w:bCs/>
-                <w:color w:val="1F4E79"/>
-                <w:sz w:val="18"/>
-                <w:szCs w:val="18"/>
-              </w:rPr>
-              <w:t>FIX</w:t>
-            </w:r>
-          </w:p>
-        </w:tc>
-        <w:tc>
-          <w:tcPr>
-            <w:tcW w:type="dxa" w:w="8460"/>
-            <w:tcBorders>
-              <w:top w:val="single" w:color="CCCCCC" w:sz="1"/>
-              <w:left w:val="single" w:color="CCCCCC" w:sz="1"/>
-              <w:bottom w:val="single" w:color="CCCCCC" w:sz="1"/>
-              <w:right w:val="single" w:color="CCCCCC" w:sz="1"/>
-            </w:tcBorders>
-            <w:shd w:fill="F2F2F2" w:val="clear"/>
-            <w:tcMar>
-              <w:top w:type="dxa" w:w="80"/>
-              <w:left w:type="dxa" w:w="120"/>
-              <w:bottom w:type="dxa" w:w="80"/>
-              <w:right w:type="dxa" w:w="120"/>
-            </w:tcMar>
-          </w:tcPr>
-          <w:p>
-            <w:pPr>
-              <w:spacing w:after="40" w:before="40"/>
-            </w:pPr>
-            <w:r>
-              <w:rPr>
-                <w:rFonts w:ascii="Arial" w:cs="Arial" w:eastAsia="Arial" w:hAnsi="Arial"/>
-                <w:sz w:val="18"/>
-                <w:szCs w:val="18"/>
-              </w:rPr>
-              <w:t>Energy Tracker — Crash Fix — caps_hit.append(event_label) with event_label=None caused TypeError in str.join(). Fixed: only appended when event_label is not None.</w:t>
-            </w:r>
-          </w:p>
-        </w:tc>
-      </w:tr>
-      <w:tr>
-        <w:tc>
-          <w:tcPr>
-            <w:tcW w:type="dxa" w:w="900"/>
-            <w:tcBorders>
-              <w:top w:val="single" w:color="CCCCCC" w:sz="1"/>
-              <w:left w:val="single" w:color="CCCCCC" w:sz="1"/>
-              <w:bottom w:val="single" w:color="CCCCCC" w:sz="1"/>
-              <w:right w:val="single" w:color="CCCCCC" w:sz="1"/>
-            </w:tcBorders>
             <w:shd w:fill="FCE4D6" w:val="clear"/>
             <w:tcMar>
               <w:top w:type="dxa" w:w="80"/>
@@ -28521,7 +28320,7 @@
             </w:pPr>
             <w:r>
               <w:rPr>
-                <w:rFonts w:ascii="Arial" w:cs="Arial" w:eastAsia="Arial" w:hAnsi="Arial"/>
+                <w:rFonts w:ascii="Arial" w:cs="Arial" w:hAnsi="Arial"/>
                 <w:b/>
                 <w:bCs/>
                 <w:color w:val="833C00"/>
@@ -28541,25 +28340,25 @@
               <w:bottom w:val="single" w:color="CCCCCC" w:sz="1"/>
               <w:right w:val="single" w:color="CCCCCC" w:sz="1"/>
             </w:tcBorders>
-            <w:shd w:fill="FFFFFF" w:val="clear"/>
-            <w:tcMar>
-              <w:top w:type="dxa" w:w="80"/>
-              <w:left w:type="dxa" w:w="120"/>
-              <w:bottom w:type="dxa" w:w="80"/>
-              <w:right w:type="dxa" w:w="120"/>
-            </w:tcMar>
-          </w:tcPr>
-          <w:p>
-            <w:pPr>
-              <w:spacing w:after="40" w:before="40"/>
-            </w:pPr>
-            <w:r>
-              <w:rPr>
-                <w:rFonts w:ascii="Arial" w:cs="Arial" w:eastAsia="Arial" w:hAnsi="Arial"/>
-                <w:sz w:val="18"/>
-                <w:szCs w:val="18"/>
-              </w:rPr>
-              <w:t>Documentation updated to v5.2.</w:t>
+            <w:shd w:fill="F2F2F2" w:val="clear"/>
+            <w:tcMar>
+              <w:top w:type="dxa" w:w="80"/>
+              <w:left w:type="dxa" w:w="120"/>
+              <w:bottom w:type="dxa" w:w="80"/>
+              <w:right w:type="dxa" w:w="120"/>
+            </w:tcMar>
+          </w:tcPr>
+          <w:p>
+            <w:pPr>
+              <w:spacing w:after="40" w:before="40"/>
+            </w:pPr>
+            <w:r>
+              <w:rPr>
+                <w:rFonts w:ascii="Arial" w:cs="Arial" w:hAnsi="Arial"/>
+                <w:sz w:val="18"/>
+                <w:szCs w:val="18"/>
+              </w:rPr>
+              <w:t>Documentation updated to v5.3.</w:t>
             </w:r>
           </w:p>
         </w:tc>
@@ -28621,7 +28420,7 @@
                 <w:sz w:val="20"/>
                 <w:szCs w:val="20"/>
               </w:rPr>
-              <w:t xml:space="preserve">July 2026 — v5.2 (Current)</w:t>
+              <w:t xml:space="preserve">July 2026 — v5.3 (Current)</w:t>
             </w:r>
           </w:p>
         </w:tc>
@@ -28688,7 +28487,7 @@
                 <w:sz w:val="18"/>
                 <w:szCs w:val="18"/>
               </w:rPr>
-              <w:t>GW/Brawl UID Schema — Complete Rewrite — The UID assignment for forts and summons was completely wrong. Empirically verified from combat logs: when own assault=101–110, own forts occupy UIDs 152–(152+n_own), enemy forts occupy UIDs 52–(52+n_enemy), own summons start at 52+n_enemy, enemy summons start at 152+n_own. Dominion is always UID 51 (own) and 151 (enemy). This cross-pattern means TUO was receiving enemy fort states as own and vice versa — causing 215,000 errors across 7,227 GW logs. All ranges now dynamic based on actual fort count from yfort/efort arguments.</w:t>
+              <w:t>Fuse All Maxed Cards (B→21/22) — Rarity Threshold — Filter used rarity &gt;= 4 (Legendary) instead of &gt;= 3 (Epic). Epic cards were never considered. Fixed to &gt;= 3.</w:t>
             </w:r>
           </w:p>
         </w:tc>
@@ -28755,7 +28554,7 @@
                 <w:sz w:val="18"/>
                 <w:szCs w:val="18"/>
               </w:rPr>
-              <w:t>check_combat_log.py — UID Detection Overhaul — detect_ranges() now parses yfort/efort counts from TUO command to determine the fort/summon boundary dynamically. Uses hand card UIDs (via name_map) to reliably determine own assault range (101–110 vs 1–10). Extended ranges to 100/200 to cover summons beyond UID 59/159.</w:t>
+              <w:t>Fuse All Maxed Cards — Tier Lookup — fusion_tier is only set on Level-1 base cards. Level-6 upgrade cards had no fusion_tier, causing incorrect tier=0 fallback. Fix: tier now resolved via base_id → Level-1 card → fusion_tier.</w:t>
             </w:r>
           </w:p>
         </w:tc>
@@ -28822,7 +28621,409 @@
                 <w:sz w:val="18"/>
                 <w:szCs w:val="18"/>
               </w:rPr>
-              <w:t>Hand-State Serialization — Dict-valued flags (e.g. mimic_skill: {"id": "rally", ...}) are now filtered out before building hand-state strings — dict values cannot be serialized as TUO flag=value pairs. UID −16 (commander mimic state) is skipped in all three _states_for_range functions (Arena, Brawl, GW).</w:t>
+              <w:t>GW Gauntlet Export — enemy_guild Variable — enemy_guild was not defined in live_sim_guildwar, causing NameError after every GW battle. Fixed by deriving guild name from faction_war.attacker_faction_name/defender_faction_name via own guild name comparison.</w:t>
+            </w:r>
+          </w:p>
+        </w:tc>
+      </w:tr>
+      <w:tr>
+        <w:tc>
+          <w:tcPr>
+            <w:tcW w:type="dxa" w:w="900"/>
+            <w:tcBorders>
+              <w:top w:val="single" w:color="CCCCCC" w:sz="1"/>
+              <w:left w:val="single" w:color="CCCCCC" w:sz="1"/>
+              <w:bottom w:val="single" w:color="CCCCCC" w:sz="1"/>
+              <w:right w:val="single" w:color="CCCCCC" w:sz="1"/>
+            </w:tcBorders>
+            <w:shd w:fill="D5E8F0" w:val="clear"/>
+            <w:tcMar>
+              <w:top w:type="dxa" w:w="80"/>
+              <w:left w:type="dxa" w:w="120"/>
+              <w:bottom w:type="dxa" w:w="80"/>
+              <w:right w:type="dxa" w:w="120"/>
+            </w:tcMar>
+          </w:tcPr>
+          <w:p>
+            <w:pPr>
+              <w:spacing w:after="40" w:before="40"/>
+            </w:pPr>
+            <w:r>
+              <w:rPr>
+                <w:rFonts w:ascii="Arial" w:cs="Arial" w:eastAsia="Arial" w:hAnsi="Arial"/>
+                <w:b/>
+                <w:bCs/>
+                <w:color w:val="1F4E79"/>
+                <w:sz w:val="18"/>
+                <w:szCs w:val="18"/>
+              </w:rPr>
+              <w:t>FIX</w:t>
+            </w:r>
+          </w:p>
+        </w:tc>
+        <w:tc>
+          <w:tcPr>
+            <w:tcW w:type="dxa" w:w="8460"/>
+            <w:tcBorders>
+              <w:top w:val="single" w:color="CCCCCC" w:sz="1"/>
+              <w:left w:val="single" w:color="CCCCCC" w:sz="1"/>
+              <w:bottom w:val="single" w:color="CCCCCC" w:sz="1"/>
+              <w:right w:val="single" w:color="CCCCCC" w:sz="1"/>
+            </w:tcBorders>
+            <w:shd w:fill="F2F2F2" w:val="clear"/>
+            <w:tcMar>
+              <w:top w:type="dxa" w:w="80"/>
+              <w:left w:type="dxa" w:w="120"/>
+              <w:bottom w:type="dxa" w:w="80"/>
+              <w:right w:type="dxa" w:w="120"/>
+            </w:tcMar>
+          </w:tcPr>
+          <w:p>
+            <w:pPr>
+              <w:spacing w:after="40" w:before="40"/>
+            </w:pPr>
+            <w:r>
+              <w:rPr>
+                <w:rFonts w:ascii="Arial" w:cs="Arial" w:eastAsia="Arial" w:hAnsi="Arial"/>
+                <w:sz w:val="18"/>
+                <w:szCs w:val="18"/>
+              </w:rPr>
+              <w:t>GW Gauntlet Export — Partial Deck Growth — sim_deck was rebuilt from single-turn card_map instead of cumulative _gw_card_map. Enemy deck stayed at “1 card known” every turn. Fixed: _gw_token_map and _gw_card_map now updated before sim_deck is built each turn.</w:t>
+            </w:r>
+          </w:p>
+        </w:tc>
+      </w:tr>
+      <w:tr>
+        <w:tc>
+          <w:tcPr>
+            <w:tcW w:type="dxa" w:w="900"/>
+            <w:tcBorders>
+              <w:top w:val="single" w:color="CCCCCC" w:sz="1"/>
+              <w:left w:val="single" w:color="CCCCCC" w:sz="1"/>
+              <w:bottom w:val="single" w:color="CCCCCC" w:sz="1"/>
+              <w:right w:val="single" w:color="CCCCCC" w:sz="1"/>
+            </w:tcBorders>
+            <w:shd w:fill="D5E8F0" w:val="clear"/>
+            <w:tcMar>
+              <w:top w:type="dxa" w:w="80"/>
+              <w:left w:type="dxa" w:w="120"/>
+              <w:bottom w:type="dxa" w:w="80"/>
+              <w:right w:type="dxa" w:w="120"/>
+            </w:tcMar>
+          </w:tcPr>
+          <w:p>
+            <w:pPr>
+              <w:spacing w:after="40" w:before="40"/>
+            </w:pPr>
+            <w:r>
+              <w:rPr>
+                <w:rFonts w:ascii="Arial" w:cs="Arial" w:eastAsia="Arial" w:hAnsi="Arial"/>
+                <w:b/>
+                <w:bCs/>
+                <w:color w:val="1F4E79"/>
+                <w:sz w:val="18"/>
+                <w:szCs w:val="18"/>
+              </w:rPr>
+              <w:t>FIX</w:t>
+            </w:r>
+          </w:p>
+        </w:tc>
+        <w:tc>
+          <w:tcPr>
+            <w:tcW w:type="dxa" w:w="8460"/>
+            <w:tcBorders>
+              <w:top w:val="single" w:color="CCCCCC" w:sz="1"/>
+              <w:left w:val="single" w:color="CCCCCC" w:sz="1"/>
+              <w:bottom w:val="single" w:color="CCCCCC" w:sz="1"/>
+              <w:right w:val="single" w:color="CCCCCC" w:sz="1"/>
+            </w:tcBorders>
+            <w:shd w:fill="FFFFFF" w:val="clear"/>
+            <w:tcMar>
+              <w:top w:type="dxa" w:w="80"/>
+              <w:left w:type="dxa" w:w="120"/>
+              <w:bottom w:type="dxa" w:w="80"/>
+              <w:right w:type="dxa" w:w="120"/>
+            </w:tcMar>
+          </w:tcPr>
+          <w:p>
+            <w:pPr>
+              <w:spacing w:after="40" w:before="40"/>
+            </w:pPr>
+            <w:r>
+              <w:rPr>
+                <w:rFonts w:ascii="Arial" w:cs="Arial" w:eastAsia="Arial" w:hAnsi="Arial"/>
+                <w:sz w:val="18"/>
+                <w:szCs w:val="18"/>
+              </w:rPr>
+              <w:t>GW Gauntlet Export — Commander/Dominion Excluded — Commander (UID 50/150) and dominion (UID 51/151) UIDs were included in rev_uids, causing them to appear twice in the deck string. Fixed: these UIDs are now excluded from rev_uids since they are passed separately.</w:t>
+            </w:r>
+          </w:p>
+        </w:tc>
+      </w:tr>
+      <w:tr>
+        <w:tc>
+          <w:tcPr>
+            <w:tcW w:type="dxa" w:w="900"/>
+            <w:tcBorders>
+              <w:top w:val="single" w:color="CCCCCC" w:sz="1"/>
+              <w:left w:val="single" w:color="CCCCCC" w:sz="1"/>
+              <w:bottom w:val="single" w:color="CCCCCC" w:sz="1"/>
+              <w:right w:val="single" w:color="CCCCCC" w:sz="1"/>
+            </w:tcBorders>
+            <w:shd w:fill="D5E8F0" w:val="clear"/>
+            <w:tcMar>
+              <w:top w:type="dxa" w:w="80"/>
+              <w:left w:type="dxa" w:w="120"/>
+              <w:bottom w:type="dxa" w:w="80"/>
+              <w:right w:type="dxa" w:w="120"/>
+            </w:tcMar>
+          </w:tcPr>
+          <w:p>
+            <w:pPr>
+              <w:spacing w:after="40" w:before="40"/>
+            </w:pPr>
+            <w:r>
+              <w:rPr>
+                <w:rFonts w:ascii="Arial" w:cs="Arial" w:eastAsia="Arial" w:hAnsi="Arial"/>
+                <w:b/>
+                <w:bCs/>
+                <w:color w:val="1F4E79"/>
+                <w:sz w:val="18"/>
+                <w:szCs w:val="18"/>
+              </w:rPr>
+              <w:t>FIX</w:t>
+            </w:r>
+          </w:p>
+        </w:tc>
+        <w:tc>
+          <w:tcPr>
+            <w:tcW w:type="dxa" w:w="8460"/>
+            <w:tcBorders>
+              <w:top w:val="single" w:color="CCCCCC" w:sz="1"/>
+              <w:left w:val="single" w:color="CCCCCC" w:sz="1"/>
+              <w:bottom w:val="single" w:color="CCCCCC" w:sz="1"/>
+              <w:right w:val="single" w:color="CCCCCC" w:sz="1"/>
+            </w:tcBorders>
+            <w:shd w:fill="F2F2F2" w:val="clear"/>
+            <w:tcMar>
+              <w:top w:type="dxa" w:w="80"/>
+              <w:left w:type="dxa" w:w="120"/>
+              <w:bottom w:type="dxa" w:w="80"/>
+              <w:right w:type="dxa" w:w="120"/>
+            </w:tcMar>
+          </w:tcPr>
+          <w:p>
+            <w:pPr>
+              <w:spacing w:after="40" w:before="40"/>
+            </w:pPr>
+            <w:r>
+              <w:rPr>
+                <w:rFonts w:ascii="Arial" w:cs="Arial" w:eastAsia="Arial" w:hAnsi="Arial"/>
+                <w:sz w:val="18"/>
+                <w:szCs w:val="18"/>
+              </w:rPr>
+              <w:t>GW — Dominion Position in Freeze Deck — _run_tuo_reorder placed played cards before the dominion in the deck string from Turn 2 onwards, displacing it to position 3+. Fix: second slot is only treated as an assault card if it appears in played_cards; otherwise kept at position 2 as dominion.</w:t>
+            </w:r>
+          </w:p>
+        </w:tc>
+      </w:tr>
+      <w:tr>
+        <w:tc>
+          <w:tcPr>
+            <w:tcW w:type="dxa" w:w="900"/>
+            <w:tcBorders>
+              <w:top w:val="single" w:color="CCCCCC" w:sz="1"/>
+              <w:left w:val="single" w:color="CCCCCC" w:sz="1"/>
+              <w:bottom w:val="single" w:color="CCCCCC" w:sz="1"/>
+              <w:right w:val="single" w:color="CCCCCC" w:sz="1"/>
+            </w:tcBorders>
+            <w:shd w:fill="D5E8F0" w:val="clear"/>
+            <w:tcMar>
+              <w:top w:type="dxa" w:w="80"/>
+              <w:left w:type="dxa" w:w="120"/>
+              <w:bottom w:type="dxa" w:w="80"/>
+              <w:right w:type="dxa" w:w="120"/>
+            </w:tcMar>
+          </w:tcPr>
+          <w:p>
+            <w:pPr>
+              <w:spacing w:after="40" w:before="40"/>
+            </w:pPr>
+            <w:r>
+              <w:rPr>
+                <w:rFonts w:ascii="Arial" w:cs="Arial" w:eastAsia="Arial" w:hAnsi="Arial"/>
+                <w:b/>
+                <w:bCs/>
+                <w:color w:val="1F4E79"/>
+                <w:sz w:val="18"/>
+                <w:szCs w:val="18"/>
+              </w:rPr>
+              <w:t>FIX</w:t>
+            </w:r>
+          </w:p>
+        </w:tc>
+        <w:tc>
+          <w:tcPr>
+            <w:tcW w:type="dxa" w:w="8460"/>
+            <w:tcBorders>
+              <w:top w:val="single" w:color="CCCCCC" w:sz="1"/>
+              <w:left w:val="single" w:color="CCCCCC" w:sz="1"/>
+              <w:bottom w:val="single" w:color="CCCCCC" w:sz="1"/>
+              <w:right w:val="single" w:color="CCCCCC" w:sz="1"/>
+            </w:tcBorders>
+            <w:shd w:fill="FFFFFF" w:val="clear"/>
+            <w:tcMar>
+              <w:top w:type="dxa" w:w="80"/>
+              <w:left w:type="dxa" w:w="120"/>
+              <w:bottom w:type="dxa" w:w="80"/>
+              <w:right w:type="dxa" w:w="120"/>
+            </w:tcMar>
+          </w:tcPr>
+          <w:p>
+            <w:pPr>
+              <w:spacing w:after="40" w:before="40"/>
+            </w:pPr>
+            <w:r>
+              <w:rPr>
+                <w:rFonts w:ascii="Arial" w:cs="Arial" w:eastAsia="Arial" w:hAnsi="Arial"/>
+                <w:sz w:val="18"/>
+                <w:szCs w:val="18"/>
+              </w:rPr>
+              <w:t>GW BGE Pass-Through — _api_bge_to_tuo now loads bges.txt at runtime and passes any name found as a key through unchanged. Previously the default hyphenation rule broke GW BGEs like "Progenitor Tech" → "Progenitor-Tech". Fixed: bges.txt keys are passed as-is; TUO resolves them internally.</w:t>
+            </w:r>
+          </w:p>
+        </w:tc>
+      </w:tr>
+      <w:tr>
+        <w:tc>
+          <w:tcPr>
+            <w:tcW w:type="dxa" w:w="900"/>
+            <w:tcBorders>
+              <w:top w:val="single" w:color="CCCCCC" w:sz="1"/>
+              <w:left w:val="single" w:color="CCCCCC" w:sz="1"/>
+              <w:bottom w:val="single" w:color="CCCCCC" w:sz="1"/>
+              <w:right w:val="single" w:color="CCCCCC" w:sz="1"/>
+            </w:tcBorders>
+            <w:shd w:fill="D5E8F0" w:val="clear"/>
+            <w:tcMar>
+              <w:top w:type="dxa" w:w="80"/>
+              <w:left w:type="dxa" w:w="120"/>
+              <w:bottom w:type="dxa" w:w="80"/>
+              <w:right w:type="dxa" w:w="120"/>
+            </w:tcMar>
+          </w:tcPr>
+          <w:p>
+            <w:pPr>
+              <w:spacing w:after="40" w:before="40"/>
+            </w:pPr>
+            <w:r>
+              <w:rPr>
+                <w:rFonts w:ascii="Arial" w:cs="Arial" w:eastAsia="Arial" w:hAnsi="Arial"/>
+                <w:b/>
+                <w:bCs/>
+                <w:color w:val="1F4E79"/>
+                <w:sz w:val="18"/>
+                <w:szCs w:val="18"/>
+              </w:rPr>
+              <w:t>FIX</w:t>
+            </w:r>
+          </w:p>
+        </w:tc>
+        <w:tc>
+          <w:tcPr>
+            <w:tcW w:type="dxa" w:w="8460"/>
+            <w:tcBorders>
+              <w:top w:val="single" w:color="CCCCCC" w:sz="1"/>
+              <w:left w:val="single" w:color="CCCCCC" w:sz="1"/>
+              <w:bottom w:val="single" w:color="CCCCCC" w:sz="1"/>
+              <w:right w:val="single" w:color="CCCCCC" w:sz="1"/>
+            </w:tcBorders>
+            <w:shd w:fill="F2F2F2" w:val="clear"/>
+            <w:tcMar>
+              <w:top w:type="dxa" w:w="80"/>
+              <w:left w:type="dxa" w:w="120"/>
+              <w:bottom w:type="dxa" w:w="80"/>
+              <w:right w:type="dxa" w:w="120"/>
+            </w:tcMar>
+          </w:tcPr>
+          <w:p>
+            <w:pPr>
+              <w:spacing w:after="40" w:before="40"/>
+            </w:pPr>
+            <w:r>
+              <w:rPr>
+                <w:rFonts w:ascii="Arial" w:cs="Arial" w:eastAsia="Arial" w:hAnsi="Arial"/>
+                <w:sz w:val="18"/>
+                <w:szCs w:val="18"/>
+              </w:rPr>
+              <w:t>GW — Own Fort/Summon UID Schema — Complete correction of the UID cross-pattern: own forts at 152+, enemy forts at 52+, own summons at 52+n_enemy_forts, enemy summons at 152+n_own_forts. Dynamic based on yfort/efort count. Fixes remaining 215,000 errors from old schema.</w:t>
+            </w:r>
+          </w:p>
+        </w:tc>
+      </w:tr>
+      <w:tr>
+        <w:tc>
+          <w:tcPr>
+            <w:tcW w:type="dxa" w:w="900"/>
+            <w:tcBorders>
+              <w:top w:val="single" w:color="CCCCCC" w:sz="1"/>
+              <w:left w:val="single" w:color="CCCCCC" w:sz="1"/>
+              <w:bottom w:val="single" w:color="CCCCCC" w:sz="1"/>
+              <w:right w:val="single" w:color="CCCCCC" w:sz="1"/>
+            </w:tcBorders>
+            <w:shd w:fill="D5E8F0" w:val="clear"/>
+            <w:tcMar>
+              <w:top w:type="dxa" w:w="80"/>
+              <w:left w:type="dxa" w:w="120"/>
+              <w:bottom w:type="dxa" w:w="80"/>
+              <w:right w:type="dxa" w:w="120"/>
+            </w:tcMar>
+          </w:tcPr>
+          <w:p>
+            <w:pPr>
+              <w:spacing w:after="40" w:before="40"/>
+            </w:pPr>
+            <w:r>
+              <w:rPr>
+                <w:rFonts w:ascii="Arial" w:cs="Arial" w:eastAsia="Arial" w:hAnsi="Arial"/>
+                <w:b/>
+                <w:bCs/>
+                <w:color w:val="1F4E79"/>
+                <w:sz w:val="18"/>
+                <w:szCs w:val="18"/>
+              </w:rPr>
+              <w:t>FIX</w:t>
+            </w:r>
+          </w:p>
+        </w:tc>
+        <w:tc>
+          <w:tcPr>
+            <w:tcW w:type="dxa" w:w="8460"/>
+            <w:tcBorders>
+              <w:top w:val="single" w:color="CCCCCC" w:sz="1"/>
+              <w:left w:val="single" w:color="CCCCCC" w:sz="1"/>
+              <w:bottom w:val="single" w:color="CCCCCC" w:sz="1"/>
+              <w:right w:val="single" w:color="CCCCCC" w:sz="1"/>
+            </w:tcBorders>
+            <w:shd w:fill="FFFFFF" w:val="clear"/>
+            <w:tcMar>
+              <w:top w:type="dxa" w:w="80"/>
+              <w:left w:type="dxa" w:w="120"/>
+              <w:bottom w:type="dxa" w:w="80"/>
+              <w:right w:type="dxa" w:w="120"/>
+            </w:tcMar>
+          </w:tcPr>
+          <w:p>
+            <w:pPr>
+              <w:spacing w:after="40" w:before="40"/>
+            </w:pPr>
+            <w:r>
+              <w:rPr>
+                <w:rFonts w:ascii="Arial" w:cs="Arial" w:eastAsia="Arial" w:hAnsi="Arial"/>
+                <w:sz w:val="18"/>
+                <w:szCs w:val="18"/>
+              </w:rPr>
+              <w:t>check_combat_log.py — own_101 Detection — Hand-check matched enemy cards (e.g. Gate Pulser at UID 1) before finding own cards, causing own=1-10 when own was actually 101-110. Fixed: iterate all assault UIDs and prefer 101-110 match; fall through to yfort-check if only 1-10 match found.</w:t>
             </w:r>
           </w:p>
         </w:tc>
@@ -28889,7 +29090,7 @@
                 <w:sz w:val="18"/>
                 <w:szCs w:val="18"/>
               </w:rPr>
-              <w:t>GW Gauntlet Export — _export_arena_opponent_deck() is now called after every GW battle (victory and early-exit paths). Enemy guild derived from faction_war.attacker_faction_name/defender_faction_name via guild name comparison against own faction. Partial decks accumulate turn-by-turn from cumulative _gw_card_map; commander/dominion UIDs excluded from assault card list. After 50×20 battles all opponent decks should be known.</w:t>
+              <w:t>check_combat_log.py — Issues Folder — After each run, affected JSON logs are copied to Issues/ and a _issues_summary.txt is written. Issues/ is cleared before each run. Folder removed if no issues found.</w:t>
             </w:r>
           </w:p>
         </w:tc>
@@ -28956,7 +29157,7 @@
                 <w:sz w:val="18"/>
                 <w:szCs w:val="18"/>
               </w:rPr>
-              <w:t>GW Enemy Guild in Gauntlet — Entries now correctly written as WIN_PlayerName_GuildName (e.g. WIN_Glutton4Pun_RelentlessOnes). Previously written without guild suffix due to missing enemy_guild variable, causing false "guild full" trim warnings.</w:t>
+              <w:t>check_combat_log.py — enhance_besiege added to INT_FLAGS. scan_combat_logs_for_unknown_flags in TyrantAPICommander.py also updated.</w:t>
             </w:r>
           </w:p>
         </w:tc>
@@ -29023,7 +29224,7 @@
                 <w:sz w:val="18"/>
                 <w:szCs w:val="18"/>
               </w:rPr>
-              <w:t>GW BGE Pass-Through — _api_bge_to_tuo() now loads bges.txt at runtime and passes GW BGE names through unchanged (e.g. "Progenitor Tech", "Blightblast", "Artillery") since they are defined as aliases in bges.txt. Default rule changed from space-removal to hyphenation for passive BGEs.</w:t>
+              <w:t>Energy Tracker — Event Label Default — event_label defaulted to "Brawl" and was always shown even when no event was active. Fixed: default is now None; event column is hidden entirely when no active event (Raid, GW, or live Brawl) is detected.</w:t>
             </w:r>
           </w:p>
         </w:tc>
@@ -29090,7 +29291,7 @@
                 <w:sz w:val="18"/>
                 <w:szCs w:val="18"/>
               </w:rPr>
-              <w:t>GW Partial Deck — Dominion Position — _run_tuo_reorder() now detects the dominion card (second slot) as any card not appearing in played_cards, keeping it at position 2 after the commander. Previously played cards were inserted before the dominion, displacing it to position 3+.</w:t>
+              <w:t>Energy Tracker — Event Name in Header — Full event name now shown in column header (e.g. "Fury Unleashed War /20") for GW and Brawl. Previously always showed generic "Brawl /25".</w:t>
             </w:r>
           </w:p>
         </w:tc>
@@ -29157,275 +29358,7 @@
                 <w:sz w:val="18"/>
                 <w:szCs w:val="18"/>
               </w:rPr>
-              <w:t>Brawl Start Detection — C→14 now also checks player_brawl_data.energy.battle_energy &gt; 0 as fallback when end_time is not yet set by the server in the first hours after brawl start.</w:t>
-            </w:r>
-          </w:p>
-        </w:tc>
-      </w:tr>
-      <w:tr>
-        <w:tc>
-          <w:tcPr>
-            <w:tcW w:type="dxa" w:w="900"/>
-            <w:tcBorders>
-              <w:top w:val="single" w:color="CCCCCC" w:sz="1"/>
-              <w:left w:val="single" w:color="CCCCCC" w:sz="1"/>
-              <w:bottom w:val="single" w:color="CCCCCC" w:sz="1"/>
-              <w:right w:val="single" w:color="CCCCCC" w:sz="1"/>
-            </w:tcBorders>
-            <w:shd w:fill="D5E8F0" w:val="clear"/>
-            <w:tcMar>
-              <w:top w:type="dxa" w:w="80"/>
-              <w:left w:type="dxa" w:w="120"/>
-              <w:bottom w:type="dxa" w:w="80"/>
-              <w:right w:type="dxa" w:w="120"/>
-            </w:tcMar>
-          </w:tcPr>
-          <w:p>
-            <w:pPr>
-              <w:spacing w:after="40" w:before="40"/>
-            </w:pPr>
-            <w:r>
-              <w:rPr>
-                <w:rFonts w:ascii="Arial" w:cs="Arial" w:eastAsia="Arial" w:hAnsi="Arial"/>
-                <w:b/>
-                <w:bCs/>
-                <w:color w:val="1F4E79"/>
-                <w:sz w:val="18"/>
-                <w:szCs w:val="18"/>
-              </w:rPr>
-              <w:t>FIX</w:t>
-            </w:r>
-          </w:p>
-        </w:tc>
-        <w:tc>
-          <w:tcPr>
-            <w:tcW w:type="dxa" w:w="8460"/>
-            <w:tcBorders>
-              <w:top w:val="single" w:color="CCCCCC" w:sz="1"/>
-              <w:left w:val="single" w:color="CCCCCC" w:sz="1"/>
-              <w:bottom w:val="single" w:color="CCCCCC" w:sz="1"/>
-              <w:right w:val="single" w:color="CCCCCC" w:sz="1"/>
-            </w:tcBorders>
-            <w:shd w:fill="FFFFFF" w:val="clear"/>
-            <w:tcMar>
-              <w:top w:type="dxa" w:w="80"/>
-              <w:left w:type="dxa" w:w="120"/>
-              <w:bottom w:type="dxa" w:w="80"/>
-              <w:right w:type="dxa" w:w="120"/>
-            </w:tcMar>
-          </w:tcPr>
-          <w:p>
-            <w:pPr>
-              <w:spacing w:after="40" w:before="40"/>
-            </w:pPr>
-            <w:r>
-              <w:rPr>
-                <w:rFonts w:ascii="Arial" w:cs="Arial" w:eastAsia="Arial" w:hAnsi="Arial"/>
-                <w:sz w:val="18"/>
-                <w:szCs w:val="18"/>
-              </w:rPr>
-              <w:t>Trim Logic — Guildless WIN_/LOSS_ entries now each get their own bucket (player name) instead of sharing a "" bucket. Previously, all guildless entries across all players were counted together and the oldest were deleted once the total exceeded 50.</w:t>
-            </w:r>
-          </w:p>
-        </w:tc>
-      </w:tr>
-      <w:tr>
-        <w:tc>
-          <w:tcPr>
-            <w:tcW w:type="dxa" w:w="900"/>
-            <w:tcBorders>
-              <w:top w:val="single" w:color="CCCCCC" w:sz="1"/>
-              <w:left w:val="single" w:color="CCCCCC" w:sz="1"/>
-              <w:bottom w:val="single" w:color="CCCCCC" w:sz="1"/>
-              <w:right w:val="single" w:color="CCCCCC" w:sz="1"/>
-            </w:tcBorders>
-            <w:shd w:fill="E2EFDA" w:val="clear"/>
-            <w:tcMar>
-              <w:top w:type="dxa" w:w="80"/>
-              <w:left w:type="dxa" w:w="120"/>
-              <w:bottom w:type="dxa" w:w="80"/>
-              <w:right w:type="dxa" w:w="120"/>
-            </w:tcMar>
-          </w:tcPr>
-          <w:p>
-            <w:pPr>
-              <w:spacing w:after="40" w:before="40"/>
-            </w:pPr>
-            <w:r>
-              <w:rPr>
-                <w:rFonts w:ascii="Arial" w:cs="Arial" w:eastAsia="Arial" w:hAnsi="Arial"/>
-                <w:b/>
-                <w:bCs/>
-                <w:color w:val="375623"/>
-                <w:sz w:val="18"/>
-                <w:szCs w:val="18"/>
-              </w:rPr>
-              <w:t>NEW</w:t>
-            </w:r>
-          </w:p>
-        </w:tc>
-        <w:tc>
-          <w:tcPr>
-            <w:tcW w:type="dxa" w:w="8460"/>
-            <w:tcBorders>
-              <w:top w:val="single" w:color="CCCCCC" w:sz="1"/>
-              <w:left w:val="single" w:color="CCCCCC" w:sz="1"/>
-              <w:bottom w:val="single" w:color="CCCCCC" w:sz="1"/>
-              <w:right w:val="single" w:color="CCCCCC" w:sz="1"/>
-            </w:tcBorders>
-            <w:shd w:fill="F2F2F2" w:val="clear"/>
-            <w:tcMar>
-              <w:top w:type="dxa" w:w="80"/>
-              <w:left w:type="dxa" w:w="120"/>
-              <w:bottom w:type="dxa" w:w="80"/>
-              <w:right w:type="dxa" w:w="120"/>
-            </w:tcMar>
-          </w:tcPr>
-          <w:p>
-            <w:pPr>
-              <w:spacing w:after="40" w:before="40"/>
-            </w:pPr>
-            <w:r>
-              <w:rPr>
-                <w:rFonts w:ascii="Arial" w:cs="Arial" w:eastAsia="Arial" w:hAnsi="Arial"/>
-                <w:sz w:val="18"/>
-                <w:szCs w:val="18"/>
-              </w:rPr>
-              <w:t>enhance_besiege in sim.cpp — Added enhance_besiege flag mapping to m_enhanced_value[Skill::mortar] (besiege = mortar, the evolved form of siege). sim.cpp must be recompiled.</w:t>
-            </w:r>
-          </w:p>
-        </w:tc>
-      </w:tr>
-      <w:tr>
-        <w:tc>
-          <w:tcPr>
-            <w:tcW w:type="dxa" w:w="900"/>
-            <w:tcBorders>
-              <w:top w:val="single" w:color="CCCCCC" w:sz="1"/>
-              <w:left w:val="single" w:color="CCCCCC" w:sz="1"/>
-              <w:bottom w:val="single" w:color="CCCCCC" w:sz="1"/>
-              <w:right w:val="single" w:color="CCCCCC" w:sz="1"/>
-            </w:tcBorders>
-            <w:shd w:fill="D5E8F0" w:val="clear"/>
-            <w:tcMar>
-              <w:top w:type="dxa" w:w="80"/>
-              <w:left w:type="dxa" w:w="120"/>
-              <w:bottom w:type="dxa" w:w="80"/>
-              <w:right w:type="dxa" w:w="120"/>
-            </w:tcMar>
-          </w:tcPr>
-          <w:p>
-            <w:pPr>
-              <w:spacing w:after="40" w:before="40"/>
-            </w:pPr>
-            <w:r>
-              <w:rPr>
-                <w:rFonts w:ascii="Arial" w:cs="Arial" w:eastAsia="Arial" w:hAnsi="Arial"/>
-                <w:b/>
-                <w:bCs/>
-                <w:color w:val="1F4E79"/>
-                <w:sz w:val="18"/>
-                <w:szCs w:val="18"/>
-              </w:rPr>
-              <w:t>FIX</w:t>
-            </w:r>
-          </w:p>
-        </w:tc>
-        <w:tc>
-          <w:tcPr>
-            <w:tcW w:type="dxa" w:w="8460"/>
-            <w:tcBorders>
-              <w:top w:val="single" w:color="CCCCCC" w:sz="1"/>
-              <w:left w:val="single" w:color="CCCCCC" w:sz="1"/>
-              <w:bottom w:val="single" w:color="CCCCCC" w:sz="1"/>
-              <w:right w:val="single" w:color="CCCCCC" w:sz="1"/>
-            </w:tcBorders>
-            <w:shd w:fill="FFFFFF" w:val="clear"/>
-            <w:tcMar>
-              <w:top w:type="dxa" w:w="80"/>
-              <w:left w:type="dxa" w:w="120"/>
-              <w:bottom w:type="dxa" w:w="80"/>
-              <w:right w:type="dxa" w:w="120"/>
-            </w:tcMar>
-          </w:tcPr>
-          <w:p>
-            <w:pPr>
-              <w:spacing w:after="40" w:before="40"/>
-            </w:pPr>
-            <w:r>
-              <w:rPr>
-                <w:rFonts w:ascii="Arial" w:cs="Arial" w:eastAsia="Arial" w:hAnsi="Arial"/>
-                <w:sz w:val="18"/>
-                <w:szCs w:val="18"/>
-              </w:rPr>
-              <w:t>Energy Tracker — Guild War — GW energy now read from faction_war.battle_energy (0–20) instead of stale player_brawl_data from a finished placement brawl. Header shows correct max ("/20"). No cap warning for GW energy since it does not regenerate.</w:t>
-            </w:r>
-          </w:p>
-        </w:tc>
-      </w:tr>
-      <w:tr>
-        <w:tc>
-          <w:tcPr>
-            <w:tcW w:type="dxa" w:w="900"/>
-            <w:tcBorders>
-              <w:top w:val="single" w:color="CCCCCC" w:sz="1"/>
-              <w:left w:val="single" w:color="CCCCCC" w:sz="1"/>
-              <w:bottom w:val="single" w:color="CCCCCC" w:sz="1"/>
-              <w:right w:val="single" w:color="CCCCCC" w:sz="1"/>
-            </w:tcBorders>
-            <w:shd w:fill="D5E8F0" w:val="clear"/>
-            <w:tcMar>
-              <w:top w:type="dxa" w:w="80"/>
-              <w:left w:type="dxa" w:w="120"/>
-              <w:bottom w:type="dxa" w:w="80"/>
-              <w:right w:type="dxa" w:w="120"/>
-            </w:tcMar>
-          </w:tcPr>
-          <w:p>
-            <w:pPr>
-              <w:spacing w:after="40" w:before="40"/>
-            </w:pPr>
-            <w:r>
-              <w:rPr>
-                <w:rFonts w:ascii="Arial" w:cs="Arial" w:eastAsia="Arial" w:hAnsi="Arial"/>
-                <w:b/>
-                <w:bCs/>
-                <w:color w:val="1F4E79"/>
-                <w:sz w:val="18"/>
-                <w:szCs w:val="18"/>
-              </w:rPr>
-              <w:t>FIX</w:t>
-            </w:r>
-          </w:p>
-        </w:tc>
-        <w:tc>
-          <w:tcPr>
-            <w:tcW w:type="dxa" w:w="8460"/>
-            <w:tcBorders>
-              <w:top w:val="single" w:color="CCCCCC" w:sz="1"/>
-              <w:left w:val="single" w:color="CCCCCC" w:sz="1"/>
-              <w:bottom w:val="single" w:color="CCCCCC" w:sz="1"/>
-              <w:right w:val="single" w:color="CCCCCC" w:sz="1"/>
-            </w:tcBorders>
-            <w:shd w:fill="F2F2F2" w:val="clear"/>
-            <w:tcMar>
-              <w:top w:type="dxa" w:w="80"/>
-              <w:left w:type="dxa" w:w="120"/>
-              <w:bottom w:type="dxa" w:w="80"/>
-              <w:right w:type="dxa" w:w="120"/>
-            </w:tcMar>
-          </w:tcPr>
-          <w:p>
-            <w:pPr>
-              <w:spacing w:after="40" w:before="40"/>
-            </w:pPr>
-            <w:r>
-              <w:rPr>
-                <w:rFonts w:ascii="Arial" w:cs="Arial" w:eastAsia="Arial" w:hAnsi="Arial"/>
-                <w:sz w:val="18"/>
-                <w:szCs w:val="18"/>
-              </w:rPr>
-              <w:t>Energy Tracker — Stale Brawl — Brawl energy section is now hidden when the brawl’s end_time is in the past (reward-claim phase). Previously showed 25/25 indefinitely after brawl ended.</w:t>
+              <w:t>Energy Tracker — Crash Fix — caps_hit.append(event_label) with event_label=None caused TypeError in str.join(). Fixed: only appended when event_label is not None.</w:t>
             </w:r>
           </w:p>
         </w:tc>
@@ -29492,7 +29425,7 @@
                 <w:sz w:val="18"/>
                 <w:szCs w:val="18"/>
               </w:rPr>
-              <w:t>Documentation updated to v5.1.</w:t>
+              <w:t>Documentation updated to v5.2.</w:t>
             </w:r>
           </w:p>
         </w:tc>
@@ -29554,7 +29487,940 @@
                 <w:sz w:val="20"/>
                 <w:szCs w:val="20"/>
               </w:rPr>
-              <w:t xml:space="preserve">July 2026 — v5.2 (Current)</w:t>
+              <w:t xml:space="preserve">July 2026 — v5.3 (Current)</w:t>
+            </w:r>
+          </w:p>
+        </w:tc>
+      </w:tr>
+      <w:tr>
+        <w:tc>
+          <w:tcPr>
+            <w:tcW w:type="dxa" w:w="900"/>
+            <w:tcBorders>
+              <w:top w:val="single" w:color="CCCCCC" w:sz="1"/>
+              <w:left w:val="single" w:color="CCCCCC" w:sz="1"/>
+              <w:bottom w:val="single" w:color="CCCCCC" w:sz="1"/>
+              <w:right w:val="single" w:color="CCCCCC" w:sz="1"/>
+            </w:tcBorders>
+            <w:shd w:fill="D5E8F0" w:val="clear"/>
+            <w:tcMar>
+              <w:top w:type="dxa" w:w="80"/>
+              <w:left w:type="dxa" w:w="120"/>
+              <w:bottom w:type="dxa" w:w="80"/>
+              <w:right w:type="dxa" w:w="120"/>
+            </w:tcMar>
+          </w:tcPr>
+          <w:p>
+            <w:pPr>
+              <w:spacing w:after="40" w:before="40"/>
+            </w:pPr>
+            <w:r>
+              <w:rPr>
+                <w:rFonts w:ascii="Arial" w:cs="Arial" w:eastAsia="Arial" w:hAnsi="Arial"/>
+                <w:b/>
+                <w:bCs/>
+                <w:color w:val="1F4E79"/>
+                <w:sz w:val="18"/>
+                <w:szCs w:val="18"/>
+              </w:rPr>
+              <w:t>FIX</w:t>
+            </w:r>
+          </w:p>
+        </w:tc>
+        <w:tc>
+          <w:tcPr>
+            <w:tcW w:type="dxa" w:w="8460"/>
+            <w:tcBorders>
+              <w:top w:val="single" w:color="CCCCCC" w:sz="1"/>
+              <w:left w:val="single" w:color="CCCCCC" w:sz="1"/>
+              <w:bottom w:val="single" w:color="CCCCCC" w:sz="1"/>
+              <w:right w:val="single" w:color="CCCCCC" w:sz="1"/>
+            </w:tcBorders>
+            <w:shd w:fill="FFFFFF" w:val="clear"/>
+            <w:tcMar>
+              <w:top w:type="dxa" w:w="80"/>
+              <w:left w:type="dxa" w:w="120"/>
+              <w:bottom w:type="dxa" w:w="80"/>
+              <w:right w:type="dxa" w:w="120"/>
+            </w:tcMar>
+          </w:tcPr>
+          <w:p>
+            <w:pPr>
+              <w:spacing w:after="40" w:before="40"/>
+            </w:pPr>
+            <w:r>
+              <w:rPr>
+                <w:rFonts w:ascii="Arial" w:cs="Arial" w:eastAsia="Arial" w:hAnsi="Arial"/>
+                <w:sz w:val="18"/>
+                <w:szCs w:val="18"/>
+              </w:rPr>
+              <w:t>GW/Brawl UID Schema — Complete Rewrite — The UID assignment for forts and summons was completely wrong. Empirically verified from combat logs: when own assault=101–110, own forts occupy UIDs 152–(152+n_own), enemy forts occupy UIDs 52–(52+n_enemy), own summons start at 52+n_enemy, enemy summons start at 152+n_own. Dominion is always UID 51 (own) and 151 (enemy). This cross-pattern means TUO was receiving enemy fort states as own and vice versa — causing 215,000 errors across 7,227 GW logs. All ranges now dynamic based on actual fort count from yfort/efort arguments.</w:t>
+            </w:r>
+          </w:p>
+        </w:tc>
+      </w:tr>
+      <w:tr>
+        <w:tc>
+          <w:tcPr>
+            <w:tcW w:type="dxa" w:w="900"/>
+            <w:tcBorders>
+              <w:top w:val="single" w:color="CCCCCC" w:sz="1"/>
+              <w:left w:val="single" w:color="CCCCCC" w:sz="1"/>
+              <w:bottom w:val="single" w:color="CCCCCC" w:sz="1"/>
+              <w:right w:val="single" w:color="CCCCCC" w:sz="1"/>
+            </w:tcBorders>
+            <w:shd w:fill="D5E8F0" w:val="clear"/>
+            <w:tcMar>
+              <w:top w:type="dxa" w:w="80"/>
+              <w:left w:type="dxa" w:w="120"/>
+              <w:bottom w:type="dxa" w:w="80"/>
+              <w:right w:type="dxa" w:w="120"/>
+            </w:tcMar>
+          </w:tcPr>
+          <w:p>
+            <w:pPr>
+              <w:spacing w:after="40" w:before="40"/>
+            </w:pPr>
+            <w:r>
+              <w:rPr>
+                <w:rFonts w:ascii="Arial" w:cs="Arial" w:eastAsia="Arial" w:hAnsi="Arial"/>
+                <w:b/>
+                <w:bCs/>
+                <w:color w:val="1F4E79"/>
+                <w:sz w:val="18"/>
+                <w:szCs w:val="18"/>
+              </w:rPr>
+              <w:t>FIX</w:t>
+            </w:r>
+          </w:p>
+        </w:tc>
+        <w:tc>
+          <w:tcPr>
+            <w:tcW w:type="dxa" w:w="8460"/>
+            <w:tcBorders>
+              <w:top w:val="single" w:color="CCCCCC" w:sz="1"/>
+              <w:left w:val="single" w:color="CCCCCC" w:sz="1"/>
+              <w:bottom w:val="single" w:color="CCCCCC" w:sz="1"/>
+              <w:right w:val="single" w:color="CCCCCC" w:sz="1"/>
+            </w:tcBorders>
+            <w:shd w:fill="F2F2F2" w:val="clear"/>
+            <w:tcMar>
+              <w:top w:type="dxa" w:w="80"/>
+              <w:left w:type="dxa" w:w="120"/>
+              <w:bottom w:type="dxa" w:w="80"/>
+              <w:right w:type="dxa" w:w="120"/>
+            </w:tcMar>
+          </w:tcPr>
+          <w:p>
+            <w:pPr>
+              <w:spacing w:after="40" w:before="40"/>
+            </w:pPr>
+            <w:r>
+              <w:rPr>
+                <w:rFonts w:ascii="Arial" w:cs="Arial" w:eastAsia="Arial" w:hAnsi="Arial"/>
+                <w:sz w:val="18"/>
+                <w:szCs w:val="18"/>
+              </w:rPr>
+              <w:t>check_combat_log.py — UID Detection Overhaul — detect_ranges() now parses yfort/efort counts from TUO command to determine the fort/summon boundary dynamically. Uses hand card UIDs (via name_map) to reliably determine own assault range (101–110 vs 1–10). Extended ranges to 100/200 to cover summons beyond UID 59/159.</w:t>
+            </w:r>
+          </w:p>
+        </w:tc>
+      </w:tr>
+      <w:tr>
+        <w:tc>
+          <w:tcPr>
+            <w:tcW w:type="dxa" w:w="900"/>
+            <w:tcBorders>
+              <w:top w:val="single" w:color="CCCCCC" w:sz="1"/>
+              <w:left w:val="single" w:color="CCCCCC" w:sz="1"/>
+              <w:bottom w:val="single" w:color="CCCCCC" w:sz="1"/>
+              <w:right w:val="single" w:color="CCCCCC" w:sz="1"/>
+            </w:tcBorders>
+            <w:shd w:fill="D5E8F0" w:val="clear"/>
+            <w:tcMar>
+              <w:top w:type="dxa" w:w="80"/>
+              <w:left w:type="dxa" w:w="120"/>
+              <w:bottom w:type="dxa" w:w="80"/>
+              <w:right w:type="dxa" w:w="120"/>
+            </w:tcMar>
+          </w:tcPr>
+          <w:p>
+            <w:pPr>
+              <w:spacing w:after="40" w:before="40"/>
+            </w:pPr>
+            <w:r>
+              <w:rPr>
+                <w:rFonts w:ascii="Arial" w:cs="Arial" w:eastAsia="Arial" w:hAnsi="Arial"/>
+                <w:b/>
+                <w:bCs/>
+                <w:color w:val="1F4E79"/>
+                <w:sz w:val="18"/>
+                <w:szCs w:val="18"/>
+              </w:rPr>
+              <w:t>FIX</w:t>
+            </w:r>
+          </w:p>
+        </w:tc>
+        <w:tc>
+          <w:tcPr>
+            <w:tcW w:type="dxa" w:w="8460"/>
+            <w:tcBorders>
+              <w:top w:val="single" w:color="CCCCCC" w:sz="1"/>
+              <w:left w:val="single" w:color="CCCCCC" w:sz="1"/>
+              <w:bottom w:val="single" w:color="CCCCCC" w:sz="1"/>
+              <w:right w:val="single" w:color="CCCCCC" w:sz="1"/>
+            </w:tcBorders>
+            <w:shd w:fill="FFFFFF" w:val="clear"/>
+            <w:tcMar>
+              <w:top w:type="dxa" w:w="80"/>
+              <w:left w:type="dxa" w:w="120"/>
+              <w:bottom w:type="dxa" w:w="80"/>
+              <w:right w:type="dxa" w:w="120"/>
+            </w:tcMar>
+          </w:tcPr>
+          <w:p>
+            <w:pPr>
+              <w:spacing w:after="40" w:before="40"/>
+            </w:pPr>
+            <w:r>
+              <w:rPr>
+                <w:rFonts w:ascii="Arial" w:cs="Arial" w:eastAsia="Arial" w:hAnsi="Arial"/>
+                <w:sz w:val="18"/>
+                <w:szCs w:val="18"/>
+              </w:rPr>
+              <w:t>Hand-State Serialization — Dict-valued flags (e.g. mimic_skill: {"id": "rally", ...}) are now filtered out before building hand-state strings — dict values cannot be serialized as TUO flag=value pairs. UID −16 (commander mimic state) is skipped in all three _states_for_range functions (Arena, Brawl, GW).</w:t>
+            </w:r>
+          </w:p>
+        </w:tc>
+      </w:tr>
+      <w:tr>
+        <w:tc>
+          <w:tcPr>
+            <w:tcW w:type="dxa" w:w="900"/>
+            <w:tcBorders>
+              <w:top w:val="single" w:color="CCCCCC" w:sz="1"/>
+              <w:left w:val="single" w:color="CCCCCC" w:sz="1"/>
+              <w:bottom w:val="single" w:color="CCCCCC" w:sz="1"/>
+              <w:right w:val="single" w:color="CCCCCC" w:sz="1"/>
+            </w:tcBorders>
+            <w:shd w:fill="E2EFDA" w:val="clear"/>
+            <w:tcMar>
+              <w:top w:type="dxa" w:w="80"/>
+              <w:left w:type="dxa" w:w="120"/>
+              <w:bottom w:type="dxa" w:w="80"/>
+              <w:right w:type="dxa" w:w="120"/>
+            </w:tcMar>
+          </w:tcPr>
+          <w:p>
+            <w:pPr>
+              <w:spacing w:after="40" w:before="40"/>
+            </w:pPr>
+            <w:r>
+              <w:rPr>
+                <w:rFonts w:ascii="Arial" w:cs="Arial" w:eastAsia="Arial" w:hAnsi="Arial"/>
+                <w:b/>
+                <w:bCs/>
+                <w:color w:val="375623"/>
+                <w:sz w:val="18"/>
+                <w:szCs w:val="18"/>
+              </w:rPr>
+              <w:t>NEW</w:t>
+            </w:r>
+          </w:p>
+        </w:tc>
+        <w:tc>
+          <w:tcPr>
+            <w:tcW w:type="dxa" w:w="8460"/>
+            <w:tcBorders>
+              <w:top w:val="single" w:color="CCCCCC" w:sz="1"/>
+              <w:left w:val="single" w:color="CCCCCC" w:sz="1"/>
+              <w:bottom w:val="single" w:color="CCCCCC" w:sz="1"/>
+              <w:right w:val="single" w:color="CCCCCC" w:sz="1"/>
+            </w:tcBorders>
+            <w:shd w:fill="F2F2F2" w:val="clear"/>
+            <w:tcMar>
+              <w:top w:type="dxa" w:w="80"/>
+              <w:left w:type="dxa" w:w="120"/>
+              <w:bottom w:type="dxa" w:w="80"/>
+              <w:right w:type="dxa" w:w="120"/>
+            </w:tcMar>
+          </w:tcPr>
+          <w:p>
+            <w:pPr>
+              <w:spacing w:after="40" w:before="40"/>
+            </w:pPr>
+            <w:r>
+              <w:rPr>
+                <w:rFonts w:ascii="Arial" w:cs="Arial" w:eastAsia="Arial" w:hAnsi="Arial"/>
+                <w:sz w:val="18"/>
+                <w:szCs w:val="18"/>
+              </w:rPr>
+              <w:t>GW Gauntlet Export — _export_arena_opponent_deck() is now called after every GW battle (victory and early-exit paths). Enemy guild derived from faction_war.attacker_faction_name/defender_faction_name via guild name comparison against own faction. Partial decks accumulate turn-by-turn from cumulative _gw_card_map; commander/dominion UIDs excluded from assault card list. After 50×20 battles all opponent decks should be known.</w:t>
+            </w:r>
+          </w:p>
+        </w:tc>
+      </w:tr>
+      <w:tr>
+        <w:tc>
+          <w:tcPr>
+            <w:tcW w:type="dxa" w:w="900"/>
+            <w:tcBorders>
+              <w:top w:val="single" w:color="CCCCCC" w:sz="1"/>
+              <w:left w:val="single" w:color="CCCCCC" w:sz="1"/>
+              <w:bottom w:val="single" w:color="CCCCCC" w:sz="1"/>
+              <w:right w:val="single" w:color="CCCCCC" w:sz="1"/>
+            </w:tcBorders>
+            <w:shd w:fill="D5E8F0" w:val="clear"/>
+            <w:tcMar>
+              <w:top w:type="dxa" w:w="80"/>
+              <w:left w:type="dxa" w:w="120"/>
+              <w:bottom w:type="dxa" w:w="80"/>
+              <w:right w:type="dxa" w:w="120"/>
+            </w:tcMar>
+          </w:tcPr>
+          <w:p>
+            <w:pPr>
+              <w:spacing w:after="40" w:before="40"/>
+            </w:pPr>
+            <w:r>
+              <w:rPr>
+                <w:rFonts w:ascii="Arial" w:cs="Arial" w:eastAsia="Arial" w:hAnsi="Arial"/>
+                <w:b/>
+                <w:bCs/>
+                <w:color w:val="1F4E79"/>
+                <w:sz w:val="18"/>
+                <w:szCs w:val="18"/>
+              </w:rPr>
+              <w:t>FIX</w:t>
+            </w:r>
+          </w:p>
+        </w:tc>
+        <w:tc>
+          <w:tcPr>
+            <w:tcW w:type="dxa" w:w="8460"/>
+            <w:tcBorders>
+              <w:top w:val="single" w:color="CCCCCC" w:sz="1"/>
+              <w:left w:val="single" w:color="CCCCCC" w:sz="1"/>
+              <w:bottom w:val="single" w:color="CCCCCC" w:sz="1"/>
+              <w:right w:val="single" w:color="CCCCCC" w:sz="1"/>
+            </w:tcBorders>
+            <w:shd w:fill="FFFFFF" w:val="clear"/>
+            <w:tcMar>
+              <w:top w:type="dxa" w:w="80"/>
+              <w:left w:type="dxa" w:w="120"/>
+              <w:bottom w:type="dxa" w:w="80"/>
+              <w:right w:type="dxa" w:w="120"/>
+            </w:tcMar>
+          </w:tcPr>
+          <w:p>
+            <w:pPr>
+              <w:spacing w:after="40" w:before="40"/>
+            </w:pPr>
+            <w:r>
+              <w:rPr>
+                <w:rFonts w:ascii="Arial" w:cs="Arial" w:eastAsia="Arial" w:hAnsi="Arial"/>
+                <w:sz w:val="18"/>
+                <w:szCs w:val="18"/>
+              </w:rPr>
+              <w:t>GW Enemy Guild in Gauntlet — Entries now correctly written as WIN_PlayerName_GuildName (e.g. WIN_Glutton4Pun_RelentlessOnes). Previously written without guild suffix due to missing enemy_guild variable, causing false "guild full" trim warnings.</w:t>
+            </w:r>
+          </w:p>
+        </w:tc>
+      </w:tr>
+      <w:tr>
+        <w:tc>
+          <w:tcPr>
+            <w:tcW w:type="dxa" w:w="900"/>
+            <w:tcBorders>
+              <w:top w:val="single" w:color="CCCCCC" w:sz="1"/>
+              <w:left w:val="single" w:color="CCCCCC" w:sz="1"/>
+              <w:bottom w:val="single" w:color="CCCCCC" w:sz="1"/>
+              <w:right w:val="single" w:color="CCCCCC" w:sz="1"/>
+            </w:tcBorders>
+            <w:shd w:fill="D5E8F0" w:val="clear"/>
+            <w:tcMar>
+              <w:top w:type="dxa" w:w="80"/>
+              <w:left w:type="dxa" w:w="120"/>
+              <w:bottom w:type="dxa" w:w="80"/>
+              <w:right w:type="dxa" w:w="120"/>
+            </w:tcMar>
+          </w:tcPr>
+          <w:p>
+            <w:pPr>
+              <w:spacing w:after="40" w:before="40"/>
+            </w:pPr>
+            <w:r>
+              <w:rPr>
+                <w:rFonts w:ascii="Arial" w:cs="Arial" w:eastAsia="Arial" w:hAnsi="Arial"/>
+                <w:b/>
+                <w:bCs/>
+                <w:color w:val="1F4E79"/>
+                <w:sz w:val="18"/>
+                <w:szCs w:val="18"/>
+              </w:rPr>
+              <w:t>FIX</w:t>
+            </w:r>
+          </w:p>
+        </w:tc>
+        <w:tc>
+          <w:tcPr>
+            <w:tcW w:type="dxa" w:w="8460"/>
+            <w:tcBorders>
+              <w:top w:val="single" w:color="CCCCCC" w:sz="1"/>
+              <w:left w:val="single" w:color="CCCCCC" w:sz="1"/>
+              <w:bottom w:val="single" w:color="CCCCCC" w:sz="1"/>
+              <w:right w:val="single" w:color="CCCCCC" w:sz="1"/>
+            </w:tcBorders>
+            <w:shd w:fill="F2F2F2" w:val="clear"/>
+            <w:tcMar>
+              <w:top w:type="dxa" w:w="80"/>
+              <w:left w:type="dxa" w:w="120"/>
+              <w:bottom w:type="dxa" w:w="80"/>
+              <w:right w:type="dxa" w:w="120"/>
+            </w:tcMar>
+          </w:tcPr>
+          <w:p>
+            <w:pPr>
+              <w:spacing w:after="40" w:before="40"/>
+            </w:pPr>
+            <w:r>
+              <w:rPr>
+                <w:rFonts w:ascii="Arial" w:cs="Arial" w:eastAsia="Arial" w:hAnsi="Arial"/>
+                <w:sz w:val="18"/>
+                <w:szCs w:val="18"/>
+              </w:rPr>
+              <w:t>GW BGE Pass-Through — _api_bge_to_tuo() now loads bges.txt at runtime and passes GW BGE names through unchanged (e.g. "Progenitor Tech", "Blightblast", "Artillery") since they are defined as aliases in bges.txt. Default rule changed from space-removal to hyphenation for passive BGEs.</w:t>
+            </w:r>
+          </w:p>
+        </w:tc>
+      </w:tr>
+      <w:tr>
+        <w:tc>
+          <w:tcPr>
+            <w:tcW w:type="dxa" w:w="900"/>
+            <w:tcBorders>
+              <w:top w:val="single" w:color="CCCCCC" w:sz="1"/>
+              <w:left w:val="single" w:color="CCCCCC" w:sz="1"/>
+              <w:bottom w:val="single" w:color="CCCCCC" w:sz="1"/>
+              <w:right w:val="single" w:color="CCCCCC" w:sz="1"/>
+            </w:tcBorders>
+            <w:shd w:fill="D5E8F0" w:val="clear"/>
+            <w:tcMar>
+              <w:top w:type="dxa" w:w="80"/>
+              <w:left w:type="dxa" w:w="120"/>
+              <w:bottom w:type="dxa" w:w="80"/>
+              <w:right w:type="dxa" w:w="120"/>
+            </w:tcMar>
+          </w:tcPr>
+          <w:p>
+            <w:pPr>
+              <w:spacing w:after="40" w:before="40"/>
+            </w:pPr>
+            <w:r>
+              <w:rPr>
+                <w:rFonts w:ascii="Arial" w:cs="Arial" w:eastAsia="Arial" w:hAnsi="Arial"/>
+                <w:b/>
+                <w:bCs/>
+                <w:color w:val="1F4E79"/>
+                <w:sz w:val="18"/>
+                <w:szCs w:val="18"/>
+              </w:rPr>
+              <w:t>FIX</w:t>
+            </w:r>
+          </w:p>
+        </w:tc>
+        <w:tc>
+          <w:tcPr>
+            <w:tcW w:type="dxa" w:w="8460"/>
+            <w:tcBorders>
+              <w:top w:val="single" w:color="CCCCCC" w:sz="1"/>
+              <w:left w:val="single" w:color="CCCCCC" w:sz="1"/>
+              <w:bottom w:val="single" w:color="CCCCCC" w:sz="1"/>
+              <w:right w:val="single" w:color="CCCCCC" w:sz="1"/>
+            </w:tcBorders>
+            <w:shd w:fill="FFFFFF" w:val="clear"/>
+            <w:tcMar>
+              <w:top w:type="dxa" w:w="80"/>
+              <w:left w:type="dxa" w:w="120"/>
+              <w:bottom w:type="dxa" w:w="80"/>
+              <w:right w:type="dxa" w:w="120"/>
+            </w:tcMar>
+          </w:tcPr>
+          <w:p>
+            <w:pPr>
+              <w:spacing w:after="40" w:before="40"/>
+            </w:pPr>
+            <w:r>
+              <w:rPr>
+                <w:rFonts w:ascii="Arial" w:cs="Arial" w:eastAsia="Arial" w:hAnsi="Arial"/>
+                <w:sz w:val="18"/>
+                <w:szCs w:val="18"/>
+              </w:rPr>
+              <w:t>GW Partial Deck — Dominion Position — _run_tuo_reorder() now detects the dominion card (second slot) as any card not appearing in played_cards, keeping it at position 2 after the commander. Previously played cards were inserted before the dominion, displacing it to position 3+.</w:t>
+            </w:r>
+          </w:p>
+        </w:tc>
+      </w:tr>
+      <w:tr>
+        <w:tc>
+          <w:tcPr>
+            <w:tcW w:type="dxa" w:w="900"/>
+            <w:tcBorders>
+              <w:top w:val="single" w:color="CCCCCC" w:sz="1"/>
+              <w:left w:val="single" w:color="CCCCCC" w:sz="1"/>
+              <w:bottom w:val="single" w:color="CCCCCC" w:sz="1"/>
+              <w:right w:val="single" w:color="CCCCCC" w:sz="1"/>
+            </w:tcBorders>
+            <w:shd w:fill="D5E8F0" w:val="clear"/>
+            <w:tcMar>
+              <w:top w:type="dxa" w:w="80"/>
+              <w:left w:type="dxa" w:w="120"/>
+              <w:bottom w:type="dxa" w:w="80"/>
+              <w:right w:type="dxa" w:w="120"/>
+            </w:tcMar>
+          </w:tcPr>
+          <w:p>
+            <w:pPr>
+              <w:spacing w:after="40" w:before="40"/>
+            </w:pPr>
+            <w:r>
+              <w:rPr>
+                <w:rFonts w:ascii="Arial" w:cs="Arial" w:eastAsia="Arial" w:hAnsi="Arial"/>
+                <w:b/>
+                <w:bCs/>
+                <w:color w:val="1F4E79"/>
+                <w:sz w:val="18"/>
+                <w:szCs w:val="18"/>
+              </w:rPr>
+              <w:t>FIX</w:t>
+            </w:r>
+          </w:p>
+        </w:tc>
+        <w:tc>
+          <w:tcPr>
+            <w:tcW w:type="dxa" w:w="8460"/>
+            <w:tcBorders>
+              <w:top w:val="single" w:color="CCCCCC" w:sz="1"/>
+              <w:left w:val="single" w:color="CCCCCC" w:sz="1"/>
+              <w:bottom w:val="single" w:color="CCCCCC" w:sz="1"/>
+              <w:right w:val="single" w:color="CCCCCC" w:sz="1"/>
+            </w:tcBorders>
+            <w:shd w:fill="F2F2F2" w:val="clear"/>
+            <w:tcMar>
+              <w:top w:type="dxa" w:w="80"/>
+              <w:left w:type="dxa" w:w="120"/>
+              <w:bottom w:type="dxa" w:w="80"/>
+              <w:right w:type="dxa" w:w="120"/>
+            </w:tcMar>
+          </w:tcPr>
+          <w:p>
+            <w:pPr>
+              <w:spacing w:after="40" w:before="40"/>
+            </w:pPr>
+            <w:r>
+              <w:rPr>
+                <w:rFonts w:ascii="Arial" w:cs="Arial" w:eastAsia="Arial" w:hAnsi="Arial"/>
+                <w:sz w:val="18"/>
+                <w:szCs w:val="18"/>
+              </w:rPr>
+              <w:t>Brawl Start Detection — C→14 now also checks player_brawl_data.energy.battle_energy &gt; 0 as fallback when end_time is not yet set by the server in the first hours after brawl start.</w:t>
+            </w:r>
+          </w:p>
+        </w:tc>
+      </w:tr>
+      <w:tr>
+        <w:tc>
+          <w:tcPr>
+            <w:tcW w:type="dxa" w:w="900"/>
+            <w:tcBorders>
+              <w:top w:val="single" w:color="CCCCCC" w:sz="1"/>
+              <w:left w:val="single" w:color="CCCCCC" w:sz="1"/>
+              <w:bottom w:val="single" w:color="CCCCCC" w:sz="1"/>
+              <w:right w:val="single" w:color="CCCCCC" w:sz="1"/>
+            </w:tcBorders>
+            <w:shd w:fill="D5E8F0" w:val="clear"/>
+            <w:tcMar>
+              <w:top w:type="dxa" w:w="80"/>
+              <w:left w:type="dxa" w:w="120"/>
+              <w:bottom w:type="dxa" w:w="80"/>
+              <w:right w:type="dxa" w:w="120"/>
+            </w:tcMar>
+          </w:tcPr>
+          <w:p>
+            <w:pPr>
+              <w:spacing w:after="40" w:before="40"/>
+            </w:pPr>
+            <w:r>
+              <w:rPr>
+                <w:rFonts w:ascii="Arial" w:cs="Arial" w:eastAsia="Arial" w:hAnsi="Arial"/>
+                <w:b/>
+                <w:bCs/>
+                <w:color w:val="1F4E79"/>
+                <w:sz w:val="18"/>
+                <w:szCs w:val="18"/>
+              </w:rPr>
+              <w:t>FIX</w:t>
+            </w:r>
+          </w:p>
+        </w:tc>
+        <w:tc>
+          <w:tcPr>
+            <w:tcW w:type="dxa" w:w="8460"/>
+            <w:tcBorders>
+              <w:top w:val="single" w:color="CCCCCC" w:sz="1"/>
+              <w:left w:val="single" w:color="CCCCCC" w:sz="1"/>
+              <w:bottom w:val="single" w:color="CCCCCC" w:sz="1"/>
+              <w:right w:val="single" w:color="CCCCCC" w:sz="1"/>
+            </w:tcBorders>
+            <w:shd w:fill="FFFFFF" w:val="clear"/>
+            <w:tcMar>
+              <w:top w:type="dxa" w:w="80"/>
+              <w:left w:type="dxa" w:w="120"/>
+              <w:bottom w:type="dxa" w:w="80"/>
+              <w:right w:type="dxa" w:w="120"/>
+            </w:tcMar>
+          </w:tcPr>
+          <w:p>
+            <w:pPr>
+              <w:spacing w:after="40" w:before="40"/>
+            </w:pPr>
+            <w:r>
+              <w:rPr>
+                <w:rFonts w:ascii="Arial" w:cs="Arial" w:eastAsia="Arial" w:hAnsi="Arial"/>
+                <w:sz w:val="18"/>
+                <w:szCs w:val="18"/>
+              </w:rPr>
+              <w:t>Trim Logic — Guildless WIN_/LOSS_ entries now each get their own bucket (player name) instead of sharing a "" bucket. Previously, all guildless entries across all players were counted together and the oldest were deleted once the total exceeded 50.</w:t>
+            </w:r>
+          </w:p>
+        </w:tc>
+      </w:tr>
+      <w:tr>
+        <w:tc>
+          <w:tcPr>
+            <w:tcW w:type="dxa" w:w="900"/>
+            <w:tcBorders>
+              <w:top w:val="single" w:color="CCCCCC" w:sz="1"/>
+              <w:left w:val="single" w:color="CCCCCC" w:sz="1"/>
+              <w:bottom w:val="single" w:color="CCCCCC" w:sz="1"/>
+              <w:right w:val="single" w:color="CCCCCC" w:sz="1"/>
+            </w:tcBorders>
+            <w:shd w:fill="E2EFDA" w:val="clear"/>
+            <w:tcMar>
+              <w:top w:type="dxa" w:w="80"/>
+              <w:left w:type="dxa" w:w="120"/>
+              <w:bottom w:type="dxa" w:w="80"/>
+              <w:right w:type="dxa" w:w="120"/>
+            </w:tcMar>
+          </w:tcPr>
+          <w:p>
+            <w:pPr>
+              <w:spacing w:after="40" w:before="40"/>
+            </w:pPr>
+            <w:r>
+              <w:rPr>
+                <w:rFonts w:ascii="Arial" w:cs="Arial" w:eastAsia="Arial" w:hAnsi="Arial"/>
+                <w:b/>
+                <w:bCs/>
+                <w:color w:val="375623"/>
+                <w:sz w:val="18"/>
+                <w:szCs w:val="18"/>
+              </w:rPr>
+              <w:t>NEW</w:t>
+            </w:r>
+          </w:p>
+        </w:tc>
+        <w:tc>
+          <w:tcPr>
+            <w:tcW w:type="dxa" w:w="8460"/>
+            <w:tcBorders>
+              <w:top w:val="single" w:color="CCCCCC" w:sz="1"/>
+              <w:left w:val="single" w:color="CCCCCC" w:sz="1"/>
+              <w:bottom w:val="single" w:color="CCCCCC" w:sz="1"/>
+              <w:right w:val="single" w:color="CCCCCC" w:sz="1"/>
+            </w:tcBorders>
+            <w:shd w:fill="F2F2F2" w:val="clear"/>
+            <w:tcMar>
+              <w:top w:type="dxa" w:w="80"/>
+              <w:left w:type="dxa" w:w="120"/>
+              <w:bottom w:type="dxa" w:w="80"/>
+              <w:right w:type="dxa" w:w="120"/>
+            </w:tcMar>
+          </w:tcPr>
+          <w:p>
+            <w:pPr>
+              <w:spacing w:after="40" w:before="40"/>
+            </w:pPr>
+            <w:r>
+              <w:rPr>
+                <w:rFonts w:ascii="Arial" w:cs="Arial" w:eastAsia="Arial" w:hAnsi="Arial"/>
+                <w:sz w:val="18"/>
+                <w:szCs w:val="18"/>
+              </w:rPr>
+              <w:t>enhance_besiege in sim.cpp — Added enhance_besiege flag mapping to m_enhanced_value[Skill::mortar] (besiege = mortar, the evolved form of siege). sim.cpp must be recompiled.</w:t>
+            </w:r>
+          </w:p>
+        </w:tc>
+      </w:tr>
+      <w:tr>
+        <w:tc>
+          <w:tcPr>
+            <w:tcW w:type="dxa" w:w="900"/>
+            <w:tcBorders>
+              <w:top w:val="single" w:color="CCCCCC" w:sz="1"/>
+              <w:left w:val="single" w:color="CCCCCC" w:sz="1"/>
+              <w:bottom w:val="single" w:color="CCCCCC" w:sz="1"/>
+              <w:right w:val="single" w:color="CCCCCC" w:sz="1"/>
+            </w:tcBorders>
+            <w:shd w:fill="D5E8F0" w:val="clear"/>
+            <w:tcMar>
+              <w:top w:type="dxa" w:w="80"/>
+              <w:left w:type="dxa" w:w="120"/>
+              <w:bottom w:type="dxa" w:w="80"/>
+              <w:right w:type="dxa" w:w="120"/>
+            </w:tcMar>
+          </w:tcPr>
+          <w:p>
+            <w:pPr>
+              <w:spacing w:after="40" w:before="40"/>
+            </w:pPr>
+            <w:r>
+              <w:rPr>
+                <w:rFonts w:ascii="Arial" w:cs="Arial" w:eastAsia="Arial" w:hAnsi="Arial"/>
+                <w:b/>
+                <w:bCs/>
+                <w:color w:val="1F4E79"/>
+                <w:sz w:val="18"/>
+                <w:szCs w:val="18"/>
+              </w:rPr>
+              <w:t>FIX</w:t>
+            </w:r>
+          </w:p>
+        </w:tc>
+        <w:tc>
+          <w:tcPr>
+            <w:tcW w:type="dxa" w:w="8460"/>
+            <w:tcBorders>
+              <w:top w:val="single" w:color="CCCCCC" w:sz="1"/>
+              <w:left w:val="single" w:color="CCCCCC" w:sz="1"/>
+              <w:bottom w:val="single" w:color="CCCCCC" w:sz="1"/>
+              <w:right w:val="single" w:color="CCCCCC" w:sz="1"/>
+            </w:tcBorders>
+            <w:shd w:fill="FFFFFF" w:val="clear"/>
+            <w:tcMar>
+              <w:top w:type="dxa" w:w="80"/>
+              <w:left w:type="dxa" w:w="120"/>
+              <w:bottom w:type="dxa" w:w="80"/>
+              <w:right w:type="dxa" w:w="120"/>
+            </w:tcMar>
+          </w:tcPr>
+          <w:p>
+            <w:pPr>
+              <w:spacing w:after="40" w:before="40"/>
+            </w:pPr>
+            <w:r>
+              <w:rPr>
+                <w:rFonts w:ascii="Arial" w:cs="Arial" w:eastAsia="Arial" w:hAnsi="Arial"/>
+                <w:sz w:val="18"/>
+                <w:szCs w:val="18"/>
+              </w:rPr>
+              <w:t>Energy Tracker — Guild War — GW energy now read from faction_war.battle_energy (0–20) instead of stale player_brawl_data from a finished placement brawl. Header shows correct max ("/20"). No cap warning for GW energy since it does not regenerate.</w:t>
+            </w:r>
+          </w:p>
+        </w:tc>
+      </w:tr>
+      <w:tr>
+        <w:tc>
+          <w:tcPr>
+            <w:tcW w:type="dxa" w:w="900"/>
+            <w:tcBorders>
+              <w:top w:val="single" w:color="CCCCCC" w:sz="1"/>
+              <w:left w:val="single" w:color="CCCCCC" w:sz="1"/>
+              <w:bottom w:val="single" w:color="CCCCCC" w:sz="1"/>
+              <w:right w:val="single" w:color="CCCCCC" w:sz="1"/>
+            </w:tcBorders>
+            <w:shd w:fill="D5E8F0" w:val="clear"/>
+            <w:tcMar>
+              <w:top w:type="dxa" w:w="80"/>
+              <w:left w:type="dxa" w:w="120"/>
+              <w:bottom w:type="dxa" w:w="80"/>
+              <w:right w:type="dxa" w:w="120"/>
+            </w:tcMar>
+          </w:tcPr>
+          <w:p>
+            <w:pPr>
+              <w:spacing w:after="40" w:before="40"/>
+            </w:pPr>
+            <w:r>
+              <w:rPr>
+                <w:rFonts w:ascii="Arial" w:cs="Arial" w:eastAsia="Arial" w:hAnsi="Arial"/>
+                <w:b/>
+                <w:bCs/>
+                <w:color w:val="1F4E79"/>
+                <w:sz w:val="18"/>
+                <w:szCs w:val="18"/>
+              </w:rPr>
+              <w:t>FIX</w:t>
+            </w:r>
+          </w:p>
+        </w:tc>
+        <w:tc>
+          <w:tcPr>
+            <w:tcW w:type="dxa" w:w="8460"/>
+            <w:tcBorders>
+              <w:top w:val="single" w:color="CCCCCC" w:sz="1"/>
+              <w:left w:val="single" w:color="CCCCCC" w:sz="1"/>
+              <w:bottom w:val="single" w:color="CCCCCC" w:sz="1"/>
+              <w:right w:val="single" w:color="CCCCCC" w:sz="1"/>
+            </w:tcBorders>
+            <w:shd w:fill="F2F2F2" w:val="clear"/>
+            <w:tcMar>
+              <w:top w:type="dxa" w:w="80"/>
+              <w:left w:type="dxa" w:w="120"/>
+              <w:bottom w:type="dxa" w:w="80"/>
+              <w:right w:type="dxa" w:w="120"/>
+            </w:tcMar>
+          </w:tcPr>
+          <w:p>
+            <w:pPr>
+              <w:spacing w:after="40" w:before="40"/>
+            </w:pPr>
+            <w:r>
+              <w:rPr>
+                <w:rFonts w:ascii="Arial" w:cs="Arial" w:eastAsia="Arial" w:hAnsi="Arial"/>
+                <w:sz w:val="18"/>
+                <w:szCs w:val="18"/>
+              </w:rPr>
+              <w:t>Energy Tracker — Stale Brawl — Brawl energy section is now hidden when the brawl’s end_time is in the past (reward-claim phase). Previously showed 25/25 indefinitely after brawl ended.</w:t>
+            </w:r>
+          </w:p>
+        </w:tc>
+      </w:tr>
+      <w:tr>
+        <w:tc>
+          <w:tcPr>
+            <w:tcW w:type="dxa" w:w="900"/>
+            <w:tcBorders>
+              <w:top w:val="single" w:color="CCCCCC" w:sz="1"/>
+              <w:left w:val="single" w:color="CCCCCC" w:sz="1"/>
+              <w:bottom w:val="single" w:color="CCCCCC" w:sz="1"/>
+              <w:right w:val="single" w:color="CCCCCC" w:sz="1"/>
+            </w:tcBorders>
+            <w:shd w:fill="FCE4D6" w:val="clear"/>
+            <w:tcMar>
+              <w:top w:type="dxa" w:w="80"/>
+              <w:left w:type="dxa" w:w="120"/>
+              <w:bottom w:type="dxa" w:w="80"/>
+              <w:right w:type="dxa" w:w="120"/>
+            </w:tcMar>
+          </w:tcPr>
+          <w:p>
+            <w:pPr>
+              <w:spacing w:after="40" w:before="40"/>
+            </w:pPr>
+            <w:r>
+              <w:rPr>
+                <w:rFonts w:ascii="Arial" w:cs="Arial" w:eastAsia="Arial" w:hAnsi="Arial"/>
+                <w:b/>
+                <w:bCs/>
+                <w:color w:val="833C00"/>
+                <w:sz w:val="18"/>
+                <w:szCs w:val="18"/>
+              </w:rPr>
+              <w:t>CHANGE</w:t>
+            </w:r>
+          </w:p>
+        </w:tc>
+        <w:tc>
+          <w:tcPr>
+            <w:tcW w:type="dxa" w:w="8460"/>
+            <w:tcBorders>
+              <w:top w:val="single" w:color="CCCCCC" w:sz="1"/>
+              <w:left w:val="single" w:color="CCCCCC" w:sz="1"/>
+              <w:bottom w:val="single" w:color="CCCCCC" w:sz="1"/>
+              <w:right w:val="single" w:color="CCCCCC" w:sz="1"/>
+            </w:tcBorders>
+            <w:shd w:fill="FFFFFF" w:val="clear"/>
+            <w:tcMar>
+              <w:top w:type="dxa" w:w="80"/>
+              <w:left w:type="dxa" w:w="120"/>
+              <w:bottom w:type="dxa" w:w="80"/>
+              <w:right w:type="dxa" w:w="120"/>
+            </w:tcMar>
+          </w:tcPr>
+          <w:p>
+            <w:pPr>
+              <w:spacing w:after="40" w:before="40"/>
+            </w:pPr>
+            <w:r>
+              <w:rPr>
+                <w:rFonts w:ascii="Arial" w:cs="Arial" w:eastAsia="Arial" w:hAnsi="Arial"/>
+                <w:sz w:val="18"/>
+                <w:szCs w:val="18"/>
+              </w:rPr>
+              <w:t>Documentation updated to v5.1.</w:t>
+            </w:r>
+          </w:p>
+        </w:tc>
+      </w:tr>
+    </w:tbl>
+    <w:p>
+      <w:pPr>
+        <w:spacing w:after="60" w:before="60"/>
+      </w:pPr>
+      <w:r>
+        <w:t xml:space="preserve"/>
+      </w:r>
+    </w:p>
+    <w:tbl>
+      <w:tblPr>
+        <w:tblW w:type="dxa" w:w="9360"/>
+        <w:tblBorders>
+          <w:top w:val="single" w:color="auto" w:sz="4"/>
+          <w:left w:val="single" w:color="auto" w:sz="4"/>
+          <w:bottom w:val="single" w:color="auto" w:sz="4"/>
+          <w:right w:val="single" w:color="auto" w:sz="4"/>
+          <w:insideH w:val="single" w:color="auto" w:sz="4"/>
+          <w:insideV w:val="single" w:color="auto" w:sz="4"/>
+        </w:tblBorders>
+      </w:tblPr>
+      <w:tblGrid>
+        <w:gridCol w:w="900"/>
+        <w:gridCol w:w="8460"/>
+      </w:tblGrid>
+      <w:tr>
+        <w:tc>
+          <w:tcPr>
+            <w:tcW w:type="dxa" w:w="9360"/>
+            <w:gridSpan w:val="2"/>
+            <w:tcBorders>
+              <w:top w:val="single" w:color="CCCCCC" w:sz="1"/>
+              <w:left w:val="single" w:color="CCCCCC" w:sz="1"/>
+              <w:bottom w:val="single" w:color="CCCCCC" w:sz="1"/>
+              <w:right w:val="single" w:color="CCCCCC" w:sz="1"/>
+            </w:tcBorders>
+            <w:shd w:fill="2E75B6" w:val="clear"/>
+            <w:tcMar>
+              <w:top w:type="dxa" w:w="100"/>
+              <w:left w:type="dxa" w:w="120"/>
+              <w:bottom w:type="dxa" w:w="100"/>
+              <w:right w:type="dxa" w:w="120"/>
+            </w:tcMar>
+          </w:tcPr>
+          <w:p>
+            <w:pPr>
+              <w:spacing w:after="40" w:before="40"/>
+            </w:pPr>
+            <w:r>
+              <w:rPr>
+                <w:rFonts w:ascii="Arial" w:cs="Arial" w:eastAsia="Arial" w:hAnsi="Arial"/>
+                <w:b/>
+                <w:bCs/>
+                <w:color w:val="FFFFFF"/>
+                <w:sz w:val="20"/>
+                <w:szCs w:val="20"/>
+              </w:rPr>
+              <w:t xml:space="preserve">July 2026 — v5.3 (Current)</w:t>
             </w:r>
           </w:p>
         </w:tc>

--- a/TyrantAPICommander_Documentation_EN.docx
+++ b/TyrantAPICommander_Documentation_EN.docx
@@ -27554,7 +27554,7 @@
                 <w:sz w:val="20"/>
                 <w:szCs w:val="20"/>
               </w:rPr>
-              <w:t xml:space="preserve">July 2026 — v5.3 (Current)</w:t>
+              <w:t xml:space="preserve">August 2026 — v5.4 (Current)</w:t>
             </w:r>
           </w:p>
         </w:tc>
@@ -27621,7 +27621,7 @@
                 <w:sz w:val="18"/>
                 <w:szCs w:val="18"/>
               </w:rPr>
-              <w:t>Forever Loyal PvP Challenge Automation — Detects active challenge step via user_achievements (type-12 meta, progress+1). Auto-adjusts Slot-1 deck: commander swap + last-N card replacement. 16-step challenge table hardcoded with required commanders, required assault cards, and pool cards per step.</w:t>
+              <w:t>Extreme PVP Challenge (28 steps) — Permanent fallback challenge when no time-limited challenge is active. Full ruleset for all 28 steps: commanders, required assault cards, pool cards. Steps 1–7 require no deck changes. Heal steps (18/20/22/24/27) have play_first active.</w:t>
             </w:r>
           </w:p>
         </w:tc>
@@ -27688,7 +27688,7 @@
                 <w:sz w:val="18"/>
                 <w:szCs w:val="18"/>
               </w:rPr>
-              <w:t>Forever Loyal — Card Build/Upgrade — Required and pool cards are automatically upgraded to L6 before equipping. If card is in inventory at a lower level: upgradeCard loop via base_id + xml_level navigation. If not in inventory: build_card for fusion build. Pool cards picked from account inventory (first available at L6).</w:t>
+              <w:t>PvP Challenge Overview (A→7) — Generalized for any active type-12 challenge (not just Forever Loyal). Enter=Refresh with delta display: step column shows "+N" when step advances; progress shows "(+N)" within same step. ESC=Exit. Time-limited challenges prioritized over permanent.</w:t>
             </w:r>
           </w:p>
         </w:tc>
@@ -27755,208 +27755,7 @@
                 <w:sz w:val="18"/>
                 <w:szCs w:val="18"/>
               </w:rPr>
-              <w:t>Forever Loyal — Deck Pre-Check — Slot 1 is read before builds to detect cards already equipped. Cards already at max level are reused directly. Cards already equipped at a lower level are upgraded in place. Only new cards trigger a setDeckCards call.</w:t>
-            </w:r>
-          </w:p>
-        </w:tc>
-      </w:tr>
-      <w:tr>
-        <w:tc>
-          <w:tcPr>
-            <w:tcW w:type="dxa" w:w="900"/>
-            <w:tcBorders>
-              <w:top w:val="single" w:color="CCCCCC" w:sz="1"/>
-              <w:left w:val="single" w:color="CCCCCC" w:sz="1"/>
-              <w:bottom w:val="single" w:color="CCCCCC" w:sz="1"/>
-              <w:right w:val="single" w:color="CCCCCC" w:sz="1"/>
-            </w:tcBorders>
-            <w:shd w:fill="E2EFDA" w:val="clear"/>
-            <w:tcMar>
-              <w:top w:type="dxa" w:w="80"/>
-              <w:left w:type="dxa" w:w="120"/>
-              <w:bottom w:type="dxa" w:w="80"/>
-              <w:right w:type="dxa" w:w="120"/>
-            </w:tcMar>
-          </w:tcPr>
-          <w:p>
-            <w:pPr>
-              <w:spacing w:after="40" w:before="40"/>
-            </w:pPr>
-            <w:r>
-              <w:rPr>
-                <w:rFonts w:ascii="Arial" w:cs="Arial" w:hAnsi="Arial"/>
-                <w:b/>
-                <w:bCs/>
-                <w:color w:val="375623"/>
-                <w:sz w:val="18"/>
-                <w:szCs w:val="18"/>
-              </w:rPr>
-              <w:t>NEW</w:t>
-            </w:r>
-          </w:p>
-        </w:tc>
-        <w:tc>
-          <w:tcPr>
-            <w:tcW w:type="dxa" w:w="8460"/>
-            <w:tcBorders>
-              <w:top w:val="single" w:color="CCCCCC" w:sz="1"/>
-              <w:left w:val="single" w:color="CCCCCC" w:sz="1"/>
-              <w:bottom w:val="single" w:color="CCCCCC" w:sz="1"/>
-              <w:right w:val="single" w:color="CCCCCC" w:sz="1"/>
-            </w:tcBorders>
-            <w:shd w:fill="F2F2F2" w:val="clear"/>
-            <w:tcMar>
-              <w:top w:type="dxa" w:w="80"/>
-              <w:left w:type="dxa" w:w="120"/>
-              <w:bottom w:type="dxa" w:w="80"/>
-              <w:right w:type="dxa" w:w="120"/>
-            </w:tcMar>
-          </w:tcPr>
-          <w:p>
-            <w:pPr>
-              <w:spacing w:after="40" w:before="40"/>
-            </w:pPr>
-            <w:r>
-              <w:rPr>
-                <w:rFonts w:ascii="Arial" w:cs="Arial" w:hAnsi="Arial"/>
-                <w:sz w:val="18"/>
-                <w:szCs w:val="18"/>
-              </w:rPr>
-              <w:t>Forever Loyal — Issue Log — All failures (commander not found, card unavailable, insufficient pool cards, setDeckCards failure) are appended to export/loyal_challenge_issues.txt with timestamp and account name. Never overwritten.</w:t>
-            </w:r>
-          </w:p>
-        </w:tc>
-      </w:tr>
-      <w:tr>
-        <w:tc>
-          <w:tcPr>
-            <w:tcW w:type="dxa" w:w="900"/>
-            <w:tcBorders>
-              <w:top w:val="single" w:color="CCCCCC" w:sz="1"/>
-              <w:left w:val="single" w:color="CCCCCC" w:sz="1"/>
-              <w:bottom w:val="single" w:color="CCCCCC" w:sz="1"/>
-              <w:right w:val="single" w:color="CCCCCC" w:sz="1"/>
-            </w:tcBorders>
-            <w:shd w:fill="E2EFDA" w:val="clear"/>
-            <w:tcMar>
-              <w:top w:type="dxa" w:w="80"/>
-              <w:left w:type="dxa" w:w="120"/>
-              <w:bottom w:type="dxa" w:w="80"/>
-              <w:right w:type="dxa" w:w="120"/>
-            </w:tcMar>
-          </w:tcPr>
-          <w:p>
-            <w:pPr>
-              <w:spacing w:after="40" w:before="40"/>
-            </w:pPr>
-            <w:r>
-              <w:rPr>
-                <w:rFonts w:ascii="Arial" w:cs="Arial" w:hAnsi="Arial"/>
-                <w:b/>
-                <w:bCs/>
-                <w:color w:val="375623"/>
-                <w:sz w:val="18"/>
-                <w:szCs w:val="18"/>
-              </w:rPr>
-              <w:t>NEW</w:t>
-            </w:r>
-          </w:p>
-        </w:tc>
-        <w:tc>
-          <w:tcPr>
-            <w:tcW w:type="dxa" w:w="8460"/>
-            <w:tcBorders>
-              <w:top w:val="single" w:color="CCCCCC" w:sz="1"/>
-              <w:left w:val="single" w:color="CCCCCC" w:sz="1"/>
-              <w:bottom w:val="single" w:color="CCCCCC" w:sz="1"/>
-              <w:right w:val="single" w:color="CCCCCC" w:sz="1"/>
-            </w:tcBorders>
-            <w:shd w:fill="FFFFFF" w:val="clear"/>
-            <w:tcMar>
-              <w:top w:type="dxa" w:w="80"/>
-              <w:left w:type="dxa" w:w="120"/>
-              <w:bottom w:type="dxa" w:w="80"/>
-              <w:right w:type="dxa" w:w="120"/>
-            </w:tcMar>
-          </w:tcPr>
-          <w:p>
-            <w:pPr>
-              <w:spacing w:after="40" w:before="40"/>
-            </w:pPr>
-            <w:r>
-              <w:rPr>
-                <w:rFonts w:ascii="Arial" w:cs="Arial" w:hAnsi="Arial"/>
-                <w:sz w:val="18"/>
-                <w:szCs w:val="18"/>
-              </w:rPr>
-              <w:t>Forever Loyal — Arena Integration — Deck adjustment runs automatically before arena battles in F→15 (Multi-Account Arena) and F→23 (Multi-Account Quest Mission + Arena). Deck restored to original after each account’s session.</w:t>
-            </w:r>
-          </w:p>
-        </w:tc>
-      </w:tr>
-      <w:tr>
-        <w:tc>
-          <w:tcPr>
-            <w:tcW w:type="dxa" w:w="900"/>
-            <w:tcBorders>
-              <w:top w:val="single" w:color="CCCCCC" w:sz="1"/>
-              <w:left w:val="single" w:color="CCCCCC" w:sz="1"/>
-              <w:bottom w:val="single" w:color="CCCCCC" w:sz="1"/>
-              <w:right w:val="single" w:color="CCCCCC" w:sz="1"/>
-            </w:tcBorders>
-            <w:shd w:fill="E2EFDA" w:val="clear"/>
-            <w:tcMar>
-              <w:top w:type="dxa" w:w="80"/>
-              <w:left w:type="dxa" w:w="120"/>
-              <w:bottom w:type="dxa" w:w="80"/>
-              <w:right w:type="dxa" w:w="120"/>
-            </w:tcMar>
-          </w:tcPr>
-          <w:p>
-            <w:pPr>
-              <w:spacing w:after="40" w:before="40"/>
-            </w:pPr>
-            <w:r>
-              <w:rPr>
-                <w:rFonts w:ascii="Arial" w:cs="Arial" w:hAnsi="Arial"/>
-                <w:b/>
-                <w:bCs/>
-                <w:color w:val="375623"/>
-                <w:sz w:val="18"/>
-                <w:szCs w:val="18"/>
-              </w:rPr>
-              <w:t>NEW</w:t>
-            </w:r>
-          </w:p>
-        </w:tc>
-        <w:tc>
-          <w:tcPr>
-            <w:tcW w:type="dxa" w:w="8460"/>
-            <w:tcBorders>
-              <w:top w:val="single" w:color="CCCCCC" w:sz="1"/>
-              <w:left w:val="single" w:color="CCCCCC" w:sz="1"/>
-              <w:bottom w:val="single" w:color="CCCCCC" w:sz="1"/>
-              <w:right w:val="single" w:color="CCCCCC" w:sz="1"/>
-            </w:tcBorders>
-            <w:shd w:fill="F2F2F2" w:val="clear"/>
-            <w:tcMar>
-              <w:top w:type="dxa" w:w="80"/>
-              <w:left w:type="dxa" w:w="120"/>
-              <w:bottom w:type="dxa" w:w="80"/>
-              <w:right w:type="dxa" w:w="120"/>
-            </w:tcMar>
-          </w:tcPr>
-          <w:p>
-            <w:pPr>
-              <w:spacing w:after="40" w:before="40"/>
-            </w:pPr>
-            <w:r>
-              <w:rPr>
-                <w:rFonts w:ascii="Arial" w:cs="Arial" w:hAnsi="Arial"/>
-                <w:sz w:val="18"/>
-                <w:szCs w:val="18"/>
-              </w:rPr>
-              <w:t>Forever Loyal — Standalone Menu — Available as menu key “loyal” for single-account use with deck preview and manual confirmation before battles start.</w:t>
+              <w:t>play_first Override — Specified card played immediately when drawn, overriding TUO recommendation. Active for: Loyal Step 8 (Collapser Deadline), Loyal Step 14 (Constantine’s Cheetah), Extreme Steps 18/20/22/24/27 (Heal targets). Applies in Arena and GW/Brawl battle loops.</w:t>
             </w:r>
           </w:p>
         </w:tc>
@@ -28005,7 +27804,7 @@
               <w:bottom w:val="single" w:color="CCCCCC" w:sz="1"/>
               <w:right w:val="single" w:color="CCCCCC" w:sz="1"/>
             </w:tcBorders>
-            <w:shd w:fill="FFFFFF" w:val="clear"/>
+            <w:shd w:fill="F2F2F2" w:val="clear"/>
             <w:tcMar>
               <w:top w:type="dxa" w:w="80"/>
               <w:left w:type="dxa" w:w="120"/>
@@ -28023,141 +27822,7 @@
                 <w:sz w:val="18"/>
                 <w:szCs w:val="18"/>
               </w:rPr>
-              <w:t>_resolve_to_max_level_id — Rewrote from upgrade_id chain (unreliable) to base_id + xml_level scan: finds all cards with same base_id and returns the one with the highest xml_level. Fixes: cards appearing as L1/L2 instead of L6 in TUO commands; Loyal Challenge upgrade loop stopping at wrong level.</w:t>
-            </w:r>
-          </w:p>
-        </w:tc>
-      </w:tr>
-      <w:tr>
-        <w:tc>
-          <w:tcPr>
-            <w:tcW w:type="dxa" w:w="900"/>
-            <w:tcBorders>
-              <w:top w:val="single" w:color="CCCCCC" w:sz="1"/>
-              <w:left w:val="single" w:color="CCCCCC" w:sz="1"/>
-              <w:bottom w:val="single" w:color="CCCCCC" w:sz="1"/>
-              <w:right w:val="single" w:color="CCCCCC" w:sz="1"/>
-            </w:tcBorders>
-            <w:shd w:fill="E2EFDA" w:val="clear"/>
-            <w:tcMar>
-              <w:top w:type="dxa" w:w="80"/>
-              <w:left w:type="dxa" w:w="120"/>
-              <w:bottom w:type="dxa" w:w="80"/>
-              <w:right w:type="dxa" w:w="120"/>
-            </w:tcMar>
-          </w:tcPr>
-          <w:p>
-            <w:pPr>
-              <w:spacing w:after="40" w:before="40"/>
-            </w:pPr>
-            <w:r>
-              <w:rPr>
-                <w:rFonts w:ascii="Arial" w:cs="Arial" w:hAnsi="Arial"/>
-                <w:b/>
-                <w:bCs/>
-                <w:color w:val="375623"/>
-                <w:sz w:val="18"/>
-                <w:szCs w:val="18"/>
-              </w:rPr>
-              <w:t>NEW</w:t>
-            </w:r>
-          </w:p>
-        </w:tc>
-        <w:tc>
-          <w:tcPr>
-            <w:tcW w:type="dxa" w:w="8460"/>
-            <w:tcBorders>
-              <w:top w:val="single" w:color="CCCCCC" w:sz="1"/>
-              <w:left w:val="single" w:color="CCCCCC" w:sz="1"/>
-              <w:bottom w:val="single" w:color="CCCCCC" w:sz="1"/>
-              <w:right w:val="single" w:color="CCCCCC" w:sz="1"/>
-            </w:tcBorders>
-            <w:shd w:fill="F2F2F2" w:val="clear"/>
-            <w:tcMar>
-              <w:top w:type="dxa" w:w="80"/>
-              <w:left w:type="dxa" w:w="120"/>
-              <w:bottom w:type="dxa" w:w="80"/>
-              <w:right w:type="dxa" w:w="120"/>
-            </w:tcMar>
-          </w:tcPr>
-          <w:p>
-            <w:pPr>
-              <w:spacing w:after="40" w:before="40"/>
-            </w:pPr>
-            <w:r>
-              <w:rPr>
-                <w:rFonts w:ascii="Arial" w:cs="Arial" w:hAnsi="Arial"/>
-                <w:sz w:val="18"/>
-                <w:szCs w:val="18"/>
-              </w:rPr>
-              <w:t>skip_brawl / skip_guildwar Settings Keys — Per-account JSON flags. skip_brawl=true skips brawl in F→16 and F→20. skip_guildwar=true skips GW in F→17. Single-account F→12/13 unaffected. play_enabled=true/false continues to work as before.</w:t>
-            </w:r>
-          </w:p>
-        </w:tc>
-      </w:tr>
-      <w:tr>
-        <w:tc>
-          <w:tcPr>
-            <w:tcW w:type="dxa" w:w="900"/>
-            <w:tcBorders>
-              <w:top w:val="single" w:color="CCCCCC" w:sz="1"/>
-              <w:left w:val="single" w:color="CCCCCC" w:sz="1"/>
-              <w:bottom w:val="single" w:color="CCCCCC" w:sz="1"/>
-              <w:right w:val="single" w:color="CCCCCC" w:sz="1"/>
-            </w:tcBorders>
-            <w:shd w:fill="E2EFDA" w:val="clear"/>
-            <w:tcMar>
-              <w:top w:type="dxa" w:w="80"/>
-              <w:left w:type="dxa" w:w="120"/>
-              <w:bottom w:type="dxa" w:w="80"/>
-              <w:right w:type="dxa" w:w="120"/>
-            </w:tcMar>
-          </w:tcPr>
-          <w:p>
-            <w:pPr>
-              <w:spacing w:after="40" w:before="40"/>
-            </w:pPr>
-            <w:r>
-              <w:rPr>
-                <w:rFonts w:ascii="Arial" w:cs="Arial" w:hAnsi="Arial"/>
-                <w:b/>
-                <w:bCs/>
-                <w:color w:val="375623"/>
-                <w:sz w:val="18"/>
-                <w:szCs w:val="18"/>
-              </w:rPr>
-              <w:t>NEW</w:t>
-            </w:r>
-          </w:p>
-        </w:tc>
-        <w:tc>
-          <w:tcPr>
-            <w:tcW w:type="dxa" w:w="8460"/>
-            <w:tcBorders>
-              <w:top w:val="single" w:color="CCCCCC" w:sz="1"/>
-              <w:left w:val="single" w:color="CCCCCC" w:sz="1"/>
-              <w:bottom w:val="single" w:color="CCCCCC" w:sz="1"/>
-              <w:right w:val="single" w:color="CCCCCC" w:sz="1"/>
-            </w:tcBorders>
-            <w:shd w:fill="FFFFFF" w:val="clear"/>
-            <w:tcMar>
-              <w:top w:type="dxa" w:w="80"/>
-              <w:left w:type="dxa" w:w="120"/>
-              <w:bottom w:type="dxa" w:w="80"/>
-              <w:right w:type="dxa" w:w="120"/>
-            </w:tcMar>
-          </w:tcPr>
-          <w:p>
-            <w:pPr>
-              <w:spacing w:after="40" w:before="40"/>
-            </w:pPr>
-            <w:r>
-              <w:rPr>
-                <w:rFonts w:ascii="Arial" w:cs="Arial" w:hAnsi="Arial"/>
-                <w:sz w:val="18"/>
-                <w:szCs w:val="18"/>
-              </w:rPr>
-              <w:t>Claim Daily Reward in Multi-Account Pipelines — auto_claim_daily_bonus added as Phase 0 to F→22 (Raid + Quest Mission + Arena), F→23 (Quest Mission + Arena), F→24 (Brawl + Quest Mission + Arena). Claimed per account when it is processed.</w:t>
+              <w:t>Pool Card Logic — Each pool card now uses as many copies as available/buildable before moving to the next card. Previously limited to 1 copy per unique pool entry, causing premature fallthrough (e.g. 2x Mezarkos owned but only 1x equipped).</w:t>
             </w:r>
           </w:p>
         </w:tc>
@@ -28206,7 +27871,7 @@
               <w:bottom w:val="single" w:color="CCCCCC" w:sz="1"/>
               <w:right w:val="single" w:color="CCCCCC" w:sz="1"/>
             </w:tcBorders>
-            <w:shd w:fill="F2F2F2" w:val="clear"/>
+            <w:shd w:fill="FFFFFF" w:val="clear"/>
             <w:tcMar>
               <w:top w:type="dxa" w:w="80"/>
               <w:left w:type="dxa" w:w="120"/>
@@ -28224,7 +27889,7 @@
                 <w:sz w:val="18"/>
                 <w:szCs w:val="18"/>
               </w:rPr>
-              <w:t>Energy Tracker — Event Label Default — event_label defaulted to "Brawl" and was displayed even when no event was active. Fixed: default is None; event column hidden entirely when no active event. Crash fix: caps_hit.append(event_label) with None caused TypeError; guarded with “and event_label”.</w:t>
+              <w:t>Deck Snapshot (Phase 0) — Original deck captured before any build_card calls. Previously captured after builds, meaning cards placed by build_card internally were included in the "original" and never removed on restore.</w:t>
             </w:r>
           </w:p>
         </w:tc>
@@ -28273,7 +27938,7 @@
               <w:bottom w:val="single" w:color="CCCCCC" w:sz="1"/>
               <w:right w:val="single" w:color="CCCCCC" w:sz="1"/>
             </w:tcBorders>
-            <w:shd w:fill="FFFFFF" w:val="clear"/>
+            <w:shd w:fill="F2F2F2" w:val="clear"/>
             <w:tcMar>
               <w:top w:type="dxa" w:w="80"/>
               <w:left w:type="dxa" w:w="120"/>
@@ -28291,7 +27956,208 @@
                 <w:sz w:val="18"/>
                 <w:szCs w:val="18"/>
               </w:rPr>
-              <w:t>Energy Tracker — GW Energy — After GW ends, stale player_brawl_data (25/25 from placement brawl) was shown. GW detection now checks faction_war.battle_energy; falls back to brawl only when GW not active. Brawl hidden when end_time in past.</w:t>
+              <w:t>setDeckCards Success Detection — API returns full init_data (containing user_decks/user_data) on success, not result:True. Success check now accepts either format.</w:t>
+            </w:r>
+          </w:p>
+        </w:tc>
+      </w:tr>
+      <w:tr>
+        <w:tc>
+          <w:tcPr>
+            <w:tcW w:type="dxa" w:w="900"/>
+            <w:tcBorders>
+              <w:top w:val="single" w:color="CCCCCC" w:sz="1"/>
+              <w:left w:val="single" w:color="CCCCCC" w:sz="1"/>
+              <w:bottom w:val="single" w:color="CCCCCC" w:sz="1"/>
+              <w:right w:val="single" w:color="CCCCCC" w:sz="1"/>
+            </w:tcBorders>
+            <w:shd w:fill="D5E8F0" w:val="clear"/>
+            <w:tcMar>
+              <w:top w:type="dxa" w:w="80"/>
+              <w:left w:type="dxa" w:w="120"/>
+              <w:bottom w:type="dxa" w:w="80"/>
+              <w:right w:type="dxa" w:w="120"/>
+            </w:tcMar>
+          </w:tcPr>
+          <w:p>
+            <w:pPr>
+              <w:spacing w:after="40" w:before="40"/>
+            </w:pPr>
+            <w:r>
+              <w:rPr>
+                <w:rFonts w:ascii="Arial" w:cs="Arial" w:hAnsi="Arial"/>
+                <w:b/>
+                <w:bCs/>
+                <w:color w:val="1F4E79"/>
+                <w:sz w:val="18"/>
+                <w:szCs w:val="18"/>
+              </w:rPr>
+              <w:t>FIX</w:t>
+            </w:r>
+          </w:p>
+        </w:tc>
+        <w:tc>
+          <w:tcPr>
+            <w:tcW w:type="dxa" w:w="8460"/>
+            <w:tcBorders>
+              <w:top w:val="single" w:color="CCCCCC" w:sz="1"/>
+              <w:left w:val="single" w:color="CCCCCC" w:sz="1"/>
+              <w:bottom w:val="single" w:color="CCCCCC" w:sz="1"/>
+              <w:right w:val="single" w:color="CCCCCC" w:sz="1"/>
+            </w:tcBorders>
+            <w:shd w:fill="FFFFFF" w:val="clear"/>
+            <w:tcMar>
+              <w:top w:type="dxa" w:w="80"/>
+              <w:left w:type="dxa" w:w="120"/>
+              <w:bottom w:type="dxa" w:w="80"/>
+              <w:right w:type="dxa" w:w="120"/>
+            </w:tcMar>
+          </w:tcPr>
+          <w:p>
+            <w:pPr>
+              <w:spacing w:after="40" w:before="40"/>
+            </w:pPr>
+            <w:r>
+              <w:rPr>
+                <w:rFonts w:ascii="Arial" w:cs="Arial" w:hAnsi="Arial"/>
+                <w:sz w:val="18"/>
+                <w:szCs w:val="18"/>
+              </w:rPr>
+              <w:t>Arena Pipelines — try/finally added around live_sim_battle + restore in all three challenge-enabled pipelines (F→15/18/19/20). Deck is restored even if battle session throws an exception.</w:t>
+            </w:r>
+          </w:p>
+        </w:tc>
+      </w:tr>
+      <w:tr>
+        <w:tc>
+          <w:tcPr>
+            <w:tcW w:type="dxa" w:w="900"/>
+            <w:tcBorders>
+              <w:top w:val="single" w:color="CCCCCC" w:sz="1"/>
+              <w:left w:val="single" w:color="CCCCCC" w:sz="1"/>
+              <w:bottom w:val="single" w:color="CCCCCC" w:sz="1"/>
+              <w:right w:val="single" w:color="CCCCCC" w:sz="1"/>
+            </w:tcBorders>
+            <w:shd w:fill="D5E8F0" w:val="clear"/>
+            <w:tcMar>
+              <w:top w:type="dxa" w:w="80"/>
+              <w:left w:type="dxa" w:w="120"/>
+              <w:bottom w:type="dxa" w:w="80"/>
+              <w:right w:type="dxa" w:w="120"/>
+            </w:tcMar>
+          </w:tcPr>
+          <w:p>
+            <w:pPr>
+              <w:spacing w:after="40" w:before="40"/>
+            </w:pPr>
+            <w:r>
+              <w:rPr>
+                <w:rFonts w:ascii="Arial" w:cs="Arial" w:hAnsi="Arial"/>
+                <w:b/>
+                <w:bCs/>
+                <w:color w:val="1F4E79"/>
+                <w:sz w:val="18"/>
+                <w:szCs w:val="18"/>
+              </w:rPr>
+              <w:t>FIX</w:t>
+            </w:r>
+          </w:p>
+        </w:tc>
+        <w:tc>
+          <w:tcPr>
+            <w:tcW w:type="dxa" w:w="8460"/>
+            <w:tcBorders>
+              <w:top w:val="single" w:color="CCCCCC" w:sz="1"/>
+              <w:left w:val="single" w:color="CCCCCC" w:sz="1"/>
+              <w:bottom w:val="single" w:color="CCCCCC" w:sz="1"/>
+              <w:right w:val="single" w:color="CCCCCC" w:sz="1"/>
+            </w:tcBorders>
+            <w:shd w:fill="F2F2F2" w:val="clear"/>
+            <w:tcMar>
+              <w:top w:type="dxa" w:w="80"/>
+              <w:left w:type="dxa" w:w="120"/>
+              <w:bottom w:type="dxa" w:w="80"/>
+              <w:right w:type="dxa" w:w="120"/>
+            </w:tcMar>
+          </w:tcPr>
+          <w:p>
+            <w:pPr>
+              <w:spacing w:after="40" w:before="40"/>
+            </w:pPr>
+            <w:r>
+              <w:rPr>
+                <w:rFonts w:ascii="Arial" w:cs="Arial" w:hAnsi="Arial"/>
+                <w:sz w:val="18"/>
+                <w:szCs w:val="18"/>
+              </w:rPr>
+              <w:t>player_brawl_data List Guard — API returns empty list instead of dict when no brawl is active. No longer crashes with AttributeError on .get().</w:t>
+            </w:r>
+          </w:p>
+        </w:tc>
+      </w:tr>
+      <w:tr>
+        <w:tc>
+          <w:tcPr>
+            <w:tcW w:type="dxa" w:w="900"/>
+            <w:tcBorders>
+              <w:top w:val="single" w:color="CCCCCC" w:sz="1"/>
+              <w:left w:val="single" w:color="CCCCCC" w:sz="1"/>
+              <w:bottom w:val="single" w:color="CCCCCC" w:sz="1"/>
+              <w:right w:val="single" w:color="CCCCCC" w:sz="1"/>
+            </w:tcBorders>
+            <w:shd w:fill="D5E8F0" w:val="clear"/>
+            <w:tcMar>
+              <w:top w:type="dxa" w:w="80"/>
+              <w:left w:type="dxa" w:w="120"/>
+              <w:bottom w:type="dxa" w:w="80"/>
+              <w:right w:type="dxa" w:w="120"/>
+            </w:tcMar>
+          </w:tcPr>
+          <w:p>
+            <w:pPr>
+              <w:spacing w:after="40" w:before="40"/>
+            </w:pPr>
+            <w:r>
+              <w:rPr>
+                <w:rFonts w:ascii="Arial" w:cs="Arial" w:hAnsi="Arial"/>
+                <w:b/>
+                <w:bCs/>
+                <w:color w:val="1F4E79"/>
+                <w:sz w:val="18"/>
+                <w:szCs w:val="18"/>
+              </w:rPr>
+              <w:t>FIX</w:t>
+            </w:r>
+          </w:p>
+        </w:tc>
+        <w:tc>
+          <w:tcPr>
+            <w:tcW w:type="dxa" w:w="8460"/>
+            <w:tcBorders>
+              <w:top w:val="single" w:color="CCCCCC" w:sz="1"/>
+              <w:left w:val="single" w:color="CCCCCC" w:sz="1"/>
+              <w:bottom w:val="single" w:color="CCCCCC" w:sz="1"/>
+              <w:right w:val="single" w:color="CCCCCC" w:sz="1"/>
+            </w:tcBorders>
+            <w:shd w:fill="FFFFFF" w:val="clear"/>
+            <w:tcMar>
+              <w:top w:type="dxa" w:w="80"/>
+              <w:left w:type="dxa" w:w="120"/>
+              <w:bottom w:type="dxa" w:w="80"/>
+              <w:right w:type="dxa" w:w="120"/>
+            </w:tcMar>
+          </w:tcPr>
+          <w:p>
+            <w:pPr>
+              <w:spacing w:after="40" w:before="40"/>
+            </w:pPr>
+            <w:r>
+              <w:rPr>
+                <w:rFonts w:ascii="Arial" w:cs="Arial" w:hAnsi="Arial"/>
+                <w:sz w:val="18"/>
+                <w:szCs w:val="18"/>
+              </w:rPr>
+              <w:t>Energy Tracker — Accounts with skip_event now show Mission and Arena values normally; only the event column shows "skipped". Previously all columns were suppressed.</w:t>
             </w:r>
           </w:p>
         </w:tc>
@@ -28358,7 +28224,74 @@
                 <w:sz w:val="18"/>
                 <w:szCs w:val="18"/>
               </w:rPr>
-              <w:t>Documentation updated to v5.3.</w:t>
+              <w:t>Loyal Step 7 pool_min 2→3; Step 8 commander Jotun→Malort Blightfather; Step 9 pool_min 2→3; Step 10 pool updated (added Arcadia Redeemed); Step 15 pool_min 2→3.</w:t>
+            </w:r>
+          </w:p>
+        </w:tc>
+      </w:tr>
+      <w:tr>
+        <w:tc>
+          <w:tcPr>
+            <w:tcW w:type="dxa" w:w="900"/>
+            <w:tcBorders>
+              <w:top w:val="single" w:color="CCCCCC" w:sz="1"/>
+              <w:left w:val="single" w:color="CCCCCC" w:sz="1"/>
+              <w:bottom w:val="single" w:color="CCCCCC" w:sz="1"/>
+              <w:right w:val="single" w:color="CCCCCC" w:sz="1"/>
+            </w:tcBorders>
+            <w:shd w:fill="FCE4D6" w:val="clear"/>
+            <w:tcMar>
+              <w:top w:type="dxa" w:w="80"/>
+              <w:left w:type="dxa" w:w="120"/>
+              <w:bottom w:type="dxa" w:w="80"/>
+              <w:right w:type="dxa" w:w="120"/>
+            </w:tcMar>
+          </w:tcPr>
+          <w:p>
+            <w:pPr>
+              <w:spacing w:after="40" w:before="40"/>
+            </w:pPr>
+            <w:r>
+              <w:rPr>
+                <w:rFonts w:ascii="Arial" w:cs="Arial" w:hAnsi="Arial"/>
+                <w:b/>
+                <w:bCs/>
+                <w:color w:val="833C00"/>
+                <w:sz w:val="18"/>
+                <w:szCs w:val="18"/>
+              </w:rPr>
+              <w:t>CHANGE</w:t>
+            </w:r>
+          </w:p>
+        </w:tc>
+        <w:tc>
+          <w:tcPr>
+            <w:tcW w:type="dxa" w:w="8460"/>
+            <w:tcBorders>
+              <w:top w:val="single" w:color="CCCCCC" w:sz="1"/>
+              <w:left w:val="single" w:color="CCCCCC" w:sz="1"/>
+              <w:bottom w:val="single" w:color="CCCCCC" w:sz="1"/>
+              <w:right w:val="single" w:color="CCCCCC" w:sz="1"/>
+            </w:tcBorders>
+            <w:shd w:fill="FFFFFF" w:val="clear"/>
+            <w:tcMar>
+              <w:top w:type="dxa" w:w="80"/>
+              <w:left w:type="dxa" w:w="120"/>
+              <w:bottom w:type="dxa" w:w="80"/>
+              <w:right w:type="dxa" w:w="120"/>
+            </w:tcMar>
+          </w:tcPr>
+          <w:p>
+            <w:pPr>
+              <w:spacing w:after="40" w:before="40"/>
+            </w:pPr>
+            <w:r>
+              <w:rPr>
+                <w:rFonts w:ascii="Arial" w:cs="Arial" w:hAnsi="Arial"/>
+                <w:sz w:val="18"/>
+                <w:szCs w:val="18"/>
+              </w:rPr>
+              <w:t>Documentation updated to v5.4; README.md updated to v5.4.</w:t>
             </w:r>
           </w:p>
         </w:tc>
@@ -28413,14 +28346,14 @@
             </w:pPr>
             <w:r>
               <w:rPr>
-                <w:rFonts w:ascii="Arial" w:cs="Arial" w:eastAsia="Arial" w:hAnsi="Arial"/>
+                <w:rFonts w:ascii="Arial" w:cs="Arial" w:hAnsi="Arial"/>
                 <w:b/>
                 <w:bCs/>
                 <w:color w:val="FFFFFF"/>
                 <w:sz w:val="20"/>
                 <w:szCs w:val="20"/>
               </w:rPr>
-              <w:t xml:space="preserve">July 2026 — v5.3 (Current)</w:t>
+              <w:t xml:space="preserve">August 2026 — v5.4 (Current)</w:t>
             </w:r>
           </w:p>
         </w:tc>
@@ -28435,6 +28368,408 @@
               <w:bottom w:val="single" w:color="CCCCCC" w:sz="1"/>
               <w:right w:val="single" w:color="CCCCCC" w:sz="1"/>
             </w:tcBorders>
+            <w:shd w:fill="E2EFDA" w:val="clear"/>
+            <w:tcMar>
+              <w:top w:type="dxa" w:w="80"/>
+              <w:left w:type="dxa" w:w="120"/>
+              <w:bottom w:type="dxa" w:w="80"/>
+              <w:right w:type="dxa" w:w="120"/>
+            </w:tcMar>
+          </w:tcPr>
+          <w:p>
+            <w:pPr>
+              <w:spacing w:after="40" w:before="40"/>
+            </w:pPr>
+            <w:r>
+              <w:rPr>
+                <w:rFonts w:ascii="Arial" w:cs="Arial" w:hAnsi="Arial"/>
+                <w:b/>
+                <w:bCs/>
+                <w:color w:val="375623"/>
+                <w:sz w:val="18"/>
+                <w:szCs w:val="18"/>
+              </w:rPr>
+              <w:t>NEW</w:t>
+            </w:r>
+          </w:p>
+        </w:tc>
+        <w:tc>
+          <w:tcPr>
+            <w:tcW w:type="dxa" w:w="8460"/>
+            <w:tcBorders>
+              <w:top w:val="single" w:color="CCCCCC" w:sz="1"/>
+              <w:left w:val="single" w:color="CCCCCC" w:sz="1"/>
+              <w:bottom w:val="single" w:color="CCCCCC" w:sz="1"/>
+              <w:right w:val="single" w:color="CCCCCC" w:sz="1"/>
+            </w:tcBorders>
+            <w:shd w:fill="FFFFFF" w:val="clear"/>
+            <w:tcMar>
+              <w:top w:type="dxa" w:w="80"/>
+              <w:left w:type="dxa" w:w="120"/>
+              <w:bottom w:type="dxa" w:w="80"/>
+              <w:right w:type="dxa" w:w="120"/>
+            </w:tcMar>
+          </w:tcPr>
+          <w:p>
+            <w:pPr>
+              <w:spacing w:after="40" w:before="40"/>
+            </w:pPr>
+            <w:r>
+              <w:rPr>
+                <w:rFonts w:ascii="Arial" w:cs="Arial" w:hAnsi="Arial"/>
+                <w:sz w:val="18"/>
+                <w:szCs w:val="18"/>
+              </w:rPr>
+              <w:t>Forever Loyal PvP Challenge Automation — Detects active challenge step via user_achievements (type-12 meta, progress+1). Auto-adjusts Slot-1 deck: commander swap + last-N card replacement. 16-step challenge table hardcoded with required commanders, required assault cards, and pool cards per step.</w:t>
+            </w:r>
+          </w:p>
+        </w:tc>
+      </w:tr>
+      <w:tr>
+        <w:tc>
+          <w:tcPr>
+            <w:tcW w:type="dxa" w:w="900"/>
+            <w:tcBorders>
+              <w:top w:val="single" w:color="CCCCCC" w:sz="1"/>
+              <w:left w:val="single" w:color="CCCCCC" w:sz="1"/>
+              <w:bottom w:val="single" w:color="CCCCCC" w:sz="1"/>
+              <w:right w:val="single" w:color="CCCCCC" w:sz="1"/>
+            </w:tcBorders>
+            <w:shd w:fill="E2EFDA" w:val="clear"/>
+            <w:tcMar>
+              <w:top w:type="dxa" w:w="80"/>
+              <w:left w:type="dxa" w:w="120"/>
+              <w:bottom w:type="dxa" w:w="80"/>
+              <w:right w:type="dxa" w:w="120"/>
+            </w:tcMar>
+          </w:tcPr>
+          <w:p>
+            <w:pPr>
+              <w:spacing w:after="40" w:before="40"/>
+            </w:pPr>
+            <w:r>
+              <w:rPr>
+                <w:rFonts w:ascii="Arial" w:cs="Arial" w:hAnsi="Arial"/>
+                <w:b/>
+                <w:bCs/>
+                <w:color w:val="375623"/>
+                <w:sz w:val="18"/>
+                <w:szCs w:val="18"/>
+              </w:rPr>
+              <w:t>NEW</w:t>
+            </w:r>
+          </w:p>
+        </w:tc>
+        <w:tc>
+          <w:tcPr>
+            <w:tcW w:type="dxa" w:w="8460"/>
+            <w:tcBorders>
+              <w:top w:val="single" w:color="CCCCCC" w:sz="1"/>
+              <w:left w:val="single" w:color="CCCCCC" w:sz="1"/>
+              <w:bottom w:val="single" w:color="CCCCCC" w:sz="1"/>
+              <w:right w:val="single" w:color="CCCCCC" w:sz="1"/>
+            </w:tcBorders>
+            <w:shd w:fill="F2F2F2" w:val="clear"/>
+            <w:tcMar>
+              <w:top w:type="dxa" w:w="80"/>
+              <w:left w:type="dxa" w:w="120"/>
+              <w:bottom w:type="dxa" w:w="80"/>
+              <w:right w:type="dxa" w:w="120"/>
+            </w:tcMar>
+          </w:tcPr>
+          <w:p>
+            <w:pPr>
+              <w:spacing w:after="40" w:before="40"/>
+            </w:pPr>
+            <w:r>
+              <w:rPr>
+                <w:rFonts w:ascii="Arial" w:cs="Arial" w:hAnsi="Arial"/>
+                <w:sz w:val="18"/>
+                <w:szCs w:val="18"/>
+              </w:rPr>
+              <w:t>Forever Loyal — Card Build/Upgrade — Required and pool cards are automatically upgraded to L6 before equipping. If card is in inventory at a lower level: upgradeCard loop via base_id + xml_level navigation. If not in inventory: build_card for fusion build. Pool cards picked from account inventory (first available at L6).</w:t>
+            </w:r>
+          </w:p>
+        </w:tc>
+      </w:tr>
+      <w:tr>
+        <w:tc>
+          <w:tcPr>
+            <w:tcW w:type="dxa" w:w="900"/>
+            <w:tcBorders>
+              <w:top w:val="single" w:color="CCCCCC" w:sz="1"/>
+              <w:left w:val="single" w:color="CCCCCC" w:sz="1"/>
+              <w:bottom w:val="single" w:color="CCCCCC" w:sz="1"/>
+              <w:right w:val="single" w:color="CCCCCC" w:sz="1"/>
+            </w:tcBorders>
+            <w:shd w:fill="E2EFDA" w:val="clear"/>
+            <w:tcMar>
+              <w:top w:type="dxa" w:w="80"/>
+              <w:left w:type="dxa" w:w="120"/>
+              <w:bottom w:type="dxa" w:w="80"/>
+              <w:right w:type="dxa" w:w="120"/>
+            </w:tcMar>
+          </w:tcPr>
+          <w:p>
+            <w:pPr>
+              <w:spacing w:after="40" w:before="40"/>
+            </w:pPr>
+            <w:r>
+              <w:rPr>
+                <w:rFonts w:ascii="Arial" w:cs="Arial" w:hAnsi="Arial"/>
+                <w:b/>
+                <w:bCs/>
+                <w:color w:val="375623"/>
+                <w:sz w:val="18"/>
+                <w:szCs w:val="18"/>
+              </w:rPr>
+              <w:t>NEW</w:t>
+            </w:r>
+          </w:p>
+        </w:tc>
+        <w:tc>
+          <w:tcPr>
+            <w:tcW w:type="dxa" w:w="8460"/>
+            <w:tcBorders>
+              <w:top w:val="single" w:color="CCCCCC" w:sz="1"/>
+              <w:left w:val="single" w:color="CCCCCC" w:sz="1"/>
+              <w:bottom w:val="single" w:color="CCCCCC" w:sz="1"/>
+              <w:right w:val="single" w:color="CCCCCC" w:sz="1"/>
+            </w:tcBorders>
+            <w:shd w:fill="FFFFFF" w:val="clear"/>
+            <w:tcMar>
+              <w:top w:type="dxa" w:w="80"/>
+              <w:left w:type="dxa" w:w="120"/>
+              <w:bottom w:type="dxa" w:w="80"/>
+              <w:right w:type="dxa" w:w="120"/>
+            </w:tcMar>
+          </w:tcPr>
+          <w:p>
+            <w:pPr>
+              <w:spacing w:after="40" w:before="40"/>
+            </w:pPr>
+            <w:r>
+              <w:rPr>
+                <w:rFonts w:ascii="Arial" w:cs="Arial" w:hAnsi="Arial"/>
+                <w:sz w:val="18"/>
+                <w:szCs w:val="18"/>
+              </w:rPr>
+              <w:t>Forever Loyal — Deck Pre-Check — Slot 1 is read before builds to detect cards already equipped. Cards already at max level are reused directly. Cards already equipped at a lower level are upgraded in place. Only new cards trigger a setDeckCards call.</w:t>
+            </w:r>
+          </w:p>
+        </w:tc>
+      </w:tr>
+      <w:tr>
+        <w:tc>
+          <w:tcPr>
+            <w:tcW w:type="dxa" w:w="900"/>
+            <w:tcBorders>
+              <w:top w:val="single" w:color="CCCCCC" w:sz="1"/>
+              <w:left w:val="single" w:color="CCCCCC" w:sz="1"/>
+              <w:bottom w:val="single" w:color="CCCCCC" w:sz="1"/>
+              <w:right w:val="single" w:color="CCCCCC" w:sz="1"/>
+            </w:tcBorders>
+            <w:shd w:fill="E2EFDA" w:val="clear"/>
+            <w:tcMar>
+              <w:top w:type="dxa" w:w="80"/>
+              <w:left w:type="dxa" w:w="120"/>
+              <w:bottom w:type="dxa" w:w="80"/>
+              <w:right w:type="dxa" w:w="120"/>
+            </w:tcMar>
+          </w:tcPr>
+          <w:p>
+            <w:pPr>
+              <w:spacing w:after="40" w:before="40"/>
+            </w:pPr>
+            <w:r>
+              <w:rPr>
+                <w:rFonts w:ascii="Arial" w:cs="Arial" w:hAnsi="Arial"/>
+                <w:b/>
+                <w:bCs/>
+                <w:color w:val="375623"/>
+                <w:sz w:val="18"/>
+                <w:szCs w:val="18"/>
+              </w:rPr>
+              <w:t>NEW</w:t>
+            </w:r>
+          </w:p>
+        </w:tc>
+        <w:tc>
+          <w:tcPr>
+            <w:tcW w:type="dxa" w:w="8460"/>
+            <w:tcBorders>
+              <w:top w:val="single" w:color="CCCCCC" w:sz="1"/>
+              <w:left w:val="single" w:color="CCCCCC" w:sz="1"/>
+              <w:bottom w:val="single" w:color="CCCCCC" w:sz="1"/>
+              <w:right w:val="single" w:color="CCCCCC" w:sz="1"/>
+            </w:tcBorders>
+            <w:shd w:fill="F2F2F2" w:val="clear"/>
+            <w:tcMar>
+              <w:top w:type="dxa" w:w="80"/>
+              <w:left w:type="dxa" w:w="120"/>
+              <w:bottom w:type="dxa" w:w="80"/>
+              <w:right w:type="dxa" w:w="120"/>
+            </w:tcMar>
+          </w:tcPr>
+          <w:p>
+            <w:pPr>
+              <w:spacing w:after="40" w:before="40"/>
+            </w:pPr>
+            <w:r>
+              <w:rPr>
+                <w:rFonts w:ascii="Arial" w:cs="Arial" w:hAnsi="Arial"/>
+                <w:sz w:val="18"/>
+                <w:szCs w:val="18"/>
+              </w:rPr>
+              <w:t>Forever Loyal — Issue Log — All failures (commander not found, card unavailable, insufficient pool cards, setDeckCards failure) are appended to export/loyal_challenge_issues.txt with timestamp and account name. Never overwritten.</w:t>
+            </w:r>
+          </w:p>
+        </w:tc>
+      </w:tr>
+      <w:tr>
+        <w:tc>
+          <w:tcPr>
+            <w:tcW w:type="dxa" w:w="900"/>
+            <w:tcBorders>
+              <w:top w:val="single" w:color="CCCCCC" w:sz="1"/>
+              <w:left w:val="single" w:color="CCCCCC" w:sz="1"/>
+              <w:bottom w:val="single" w:color="CCCCCC" w:sz="1"/>
+              <w:right w:val="single" w:color="CCCCCC" w:sz="1"/>
+            </w:tcBorders>
+            <w:shd w:fill="E2EFDA" w:val="clear"/>
+            <w:tcMar>
+              <w:top w:type="dxa" w:w="80"/>
+              <w:left w:type="dxa" w:w="120"/>
+              <w:bottom w:type="dxa" w:w="80"/>
+              <w:right w:type="dxa" w:w="120"/>
+            </w:tcMar>
+          </w:tcPr>
+          <w:p>
+            <w:pPr>
+              <w:spacing w:after="40" w:before="40"/>
+            </w:pPr>
+            <w:r>
+              <w:rPr>
+                <w:rFonts w:ascii="Arial" w:cs="Arial" w:hAnsi="Arial"/>
+                <w:b/>
+                <w:bCs/>
+                <w:color w:val="375623"/>
+                <w:sz w:val="18"/>
+                <w:szCs w:val="18"/>
+              </w:rPr>
+              <w:t>NEW</w:t>
+            </w:r>
+          </w:p>
+        </w:tc>
+        <w:tc>
+          <w:tcPr>
+            <w:tcW w:type="dxa" w:w="8460"/>
+            <w:tcBorders>
+              <w:top w:val="single" w:color="CCCCCC" w:sz="1"/>
+              <w:left w:val="single" w:color="CCCCCC" w:sz="1"/>
+              <w:bottom w:val="single" w:color="CCCCCC" w:sz="1"/>
+              <w:right w:val="single" w:color="CCCCCC" w:sz="1"/>
+            </w:tcBorders>
+            <w:shd w:fill="FFFFFF" w:val="clear"/>
+            <w:tcMar>
+              <w:top w:type="dxa" w:w="80"/>
+              <w:left w:type="dxa" w:w="120"/>
+              <w:bottom w:type="dxa" w:w="80"/>
+              <w:right w:type="dxa" w:w="120"/>
+            </w:tcMar>
+          </w:tcPr>
+          <w:p>
+            <w:pPr>
+              <w:spacing w:after="40" w:before="40"/>
+            </w:pPr>
+            <w:r>
+              <w:rPr>
+                <w:rFonts w:ascii="Arial" w:cs="Arial" w:hAnsi="Arial"/>
+                <w:sz w:val="18"/>
+                <w:szCs w:val="18"/>
+              </w:rPr>
+              <w:t>Forever Loyal — Arena Integration — Deck adjustment runs automatically before arena battles in F→15 (Multi-Account Arena) and F→23 (Multi-Account Quest Mission + Arena). Deck restored to original after each account’s session.</w:t>
+            </w:r>
+          </w:p>
+        </w:tc>
+      </w:tr>
+      <w:tr>
+        <w:tc>
+          <w:tcPr>
+            <w:tcW w:type="dxa" w:w="900"/>
+            <w:tcBorders>
+              <w:top w:val="single" w:color="CCCCCC" w:sz="1"/>
+              <w:left w:val="single" w:color="CCCCCC" w:sz="1"/>
+              <w:bottom w:val="single" w:color="CCCCCC" w:sz="1"/>
+              <w:right w:val="single" w:color="CCCCCC" w:sz="1"/>
+            </w:tcBorders>
+            <w:shd w:fill="E2EFDA" w:val="clear"/>
+            <w:tcMar>
+              <w:top w:type="dxa" w:w="80"/>
+              <w:left w:type="dxa" w:w="120"/>
+              <w:bottom w:type="dxa" w:w="80"/>
+              <w:right w:type="dxa" w:w="120"/>
+            </w:tcMar>
+          </w:tcPr>
+          <w:p>
+            <w:pPr>
+              <w:spacing w:after="40" w:before="40"/>
+            </w:pPr>
+            <w:r>
+              <w:rPr>
+                <w:rFonts w:ascii="Arial" w:cs="Arial" w:hAnsi="Arial"/>
+                <w:b/>
+                <w:bCs/>
+                <w:color w:val="375623"/>
+                <w:sz w:val="18"/>
+                <w:szCs w:val="18"/>
+              </w:rPr>
+              <w:t>NEW</w:t>
+            </w:r>
+          </w:p>
+        </w:tc>
+        <w:tc>
+          <w:tcPr>
+            <w:tcW w:type="dxa" w:w="8460"/>
+            <w:tcBorders>
+              <w:top w:val="single" w:color="CCCCCC" w:sz="1"/>
+              <w:left w:val="single" w:color="CCCCCC" w:sz="1"/>
+              <w:bottom w:val="single" w:color="CCCCCC" w:sz="1"/>
+              <w:right w:val="single" w:color="CCCCCC" w:sz="1"/>
+            </w:tcBorders>
+            <w:shd w:fill="F2F2F2" w:val="clear"/>
+            <w:tcMar>
+              <w:top w:type="dxa" w:w="80"/>
+              <w:left w:type="dxa" w:w="120"/>
+              <w:bottom w:type="dxa" w:w="80"/>
+              <w:right w:type="dxa" w:w="120"/>
+            </w:tcMar>
+          </w:tcPr>
+          <w:p>
+            <w:pPr>
+              <w:spacing w:after="40" w:before="40"/>
+            </w:pPr>
+            <w:r>
+              <w:rPr>
+                <w:rFonts w:ascii="Arial" w:cs="Arial" w:hAnsi="Arial"/>
+                <w:sz w:val="18"/>
+                <w:szCs w:val="18"/>
+              </w:rPr>
+              <w:t>Forever Loyal — Standalone Menu — Available as menu key “loyal” for single-account use with deck preview and manual confirmation before battles start.</w:t>
+            </w:r>
+          </w:p>
+        </w:tc>
+      </w:tr>
+      <w:tr>
+        <w:tc>
+          <w:tcPr>
+            <w:tcW w:type="dxa" w:w="900"/>
+            <w:tcBorders>
+              <w:top w:val="single" w:color="CCCCCC" w:sz="1"/>
+              <w:left w:val="single" w:color="CCCCCC" w:sz="1"/>
+              <w:bottom w:val="single" w:color="CCCCCC" w:sz="1"/>
+              <w:right w:val="single" w:color="CCCCCC" w:sz="1"/>
+            </w:tcBorders>
             <w:shd w:fill="D5E8F0" w:val="clear"/>
             <w:tcMar>
               <w:top w:type="dxa" w:w="80"/>
@@ -28449,7 +28784,7 @@
             </w:pPr>
             <w:r>
               <w:rPr>
-                <w:rFonts w:ascii="Arial" w:cs="Arial" w:eastAsia="Arial" w:hAnsi="Arial"/>
+                <w:rFonts w:ascii="Arial" w:cs="Arial" w:hAnsi="Arial"/>
                 <w:b/>
                 <w:bCs/>
                 <w:color w:val="1F4E79"/>
@@ -28483,11 +28818,11 @@
             </w:pPr>
             <w:r>
               <w:rPr>
-                <w:rFonts w:ascii="Arial" w:cs="Arial" w:eastAsia="Arial" w:hAnsi="Arial"/>
-                <w:sz w:val="18"/>
-                <w:szCs w:val="18"/>
-              </w:rPr>
-              <w:t>Fuse All Maxed Cards (B→21/22) — Rarity Threshold — Filter used rarity &gt;= 4 (Legendary) instead of &gt;= 3 (Epic). Epic cards were never considered. Fixed to &gt;= 3.</w:t>
+                <w:rFonts w:ascii="Arial" w:cs="Arial" w:hAnsi="Arial"/>
+                <w:sz w:val="18"/>
+                <w:szCs w:val="18"/>
+              </w:rPr>
+              <w:t>_resolve_to_max_level_id — Rewrote from upgrade_id chain (unreliable) to base_id + xml_level scan: finds all cards with same base_id and returns the one with the highest xml_level. Fixes: cards appearing as L1/L2 instead of L6 in TUO commands; Loyal Challenge upgrade loop stopping at wrong level.</w:t>
             </w:r>
           </w:p>
         </w:tc>
@@ -28502,6 +28837,140 @@
               <w:bottom w:val="single" w:color="CCCCCC" w:sz="1"/>
               <w:right w:val="single" w:color="CCCCCC" w:sz="1"/>
             </w:tcBorders>
+            <w:shd w:fill="E2EFDA" w:val="clear"/>
+            <w:tcMar>
+              <w:top w:type="dxa" w:w="80"/>
+              <w:left w:type="dxa" w:w="120"/>
+              <w:bottom w:type="dxa" w:w="80"/>
+              <w:right w:type="dxa" w:w="120"/>
+            </w:tcMar>
+          </w:tcPr>
+          <w:p>
+            <w:pPr>
+              <w:spacing w:after="40" w:before="40"/>
+            </w:pPr>
+            <w:r>
+              <w:rPr>
+                <w:rFonts w:ascii="Arial" w:cs="Arial" w:hAnsi="Arial"/>
+                <w:b/>
+                <w:bCs/>
+                <w:color w:val="375623"/>
+                <w:sz w:val="18"/>
+                <w:szCs w:val="18"/>
+              </w:rPr>
+              <w:t>NEW</w:t>
+            </w:r>
+          </w:p>
+        </w:tc>
+        <w:tc>
+          <w:tcPr>
+            <w:tcW w:type="dxa" w:w="8460"/>
+            <w:tcBorders>
+              <w:top w:val="single" w:color="CCCCCC" w:sz="1"/>
+              <w:left w:val="single" w:color="CCCCCC" w:sz="1"/>
+              <w:bottom w:val="single" w:color="CCCCCC" w:sz="1"/>
+              <w:right w:val="single" w:color="CCCCCC" w:sz="1"/>
+            </w:tcBorders>
+            <w:shd w:fill="F2F2F2" w:val="clear"/>
+            <w:tcMar>
+              <w:top w:type="dxa" w:w="80"/>
+              <w:left w:type="dxa" w:w="120"/>
+              <w:bottom w:type="dxa" w:w="80"/>
+              <w:right w:type="dxa" w:w="120"/>
+            </w:tcMar>
+          </w:tcPr>
+          <w:p>
+            <w:pPr>
+              <w:spacing w:after="40" w:before="40"/>
+            </w:pPr>
+            <w:r>
+              <w:rPr>
+                <w:rFonts w:ascii="Arial" w:cs="Arial" w:hAnsi="Arial"/>
+                <w:sz w:val="18"/>
+                <w:szCs w:val="18"/>
+              </w:rPr>
+              <w:t>skip_brawl / skip_guildwar Settings Keys — Per-account JSON flags. skip_brawl=true skips brawl in F→16 and F→20. skip_guildwar=true skips GW in F→17. Single-account F→12/13 unaffected. play_enabled=true/false continues to work as before.</w:t>
+            </w:r>
+          </w:p>
+        </w:tc>
+      </w:tr>
+      <w:tr>
+        <w:tc>
+          <w:tcPr>
+            <w:tcW w:type="dxa" w:w="900"/>
+            <w:tcBorders>
+              <w:top w:val="single" w:color="CCCCCC" w:sz="1"/>
+              <w:left w:val="single" w:color="CCCCCC" w:sz="1"/>
+              <w:bottom w:val="single" w:color="CCCCCC" w:sz="1"/>
+              <w:right w:val="single" w:color="CCCCCC" w:sz="1"/>
+            </w:tcBorders>
+            <w:shd w:fill="E2EFDA" w:val="clear"/>
+            <w:tcMar>
+              <w:top w:type="dxa" w:w="80"/>
+              <w:left w:type="dxa" w:w="120"/>
+              <w:bottom w:type="dxa" w:w="80"/>
+              <w:right w:type="dxa" w:w="120"/>
+            </w:tcMar>
+          </w:tcPr>
+          <w:p>
+            <w:pPr>
+              <w:spacing w:after="40" w:before="40"/>
+            </w:pPr>
+            <w:r>
+              <w:rPr>
+                <w:rFonts w:ascii="Arial" w:cs="Arial" w:hAnsi="Arial"/>
+                <w:b/>
+                <w:bCs/>
+                <w:color w:val="375623"/>
+                <w:sz w:val="18"/>
+                <w:szCs w:val="18"/>
+              </w:rPr>
+              <w:t>NEW</w:t>
+            </w:r>
+          </w:p>
+        </w:tc>
+        <w:tc>
+          <w:tcPr>
+            <w:tcW w:type="dxa" w:w="8460"/>
+            <w:tcBorders>
+              <w:top w:val="single" w:color="CCCCCC" w:sz="1"/>
+              <w:left w:val="single" w:color="CCCCCC" w:sz="1"/>
+              <w:bottom w:val="single" w:color="CCCCCC" w:sz="1"/>
+              <w:right w:val="single" w:color="CCCCCC" w:sz="1"/>
+            </w:tcBorders>
+            <w:shd w:fill="FFFFFF" w:val="clear"/>
+            <w:tcMar>
+              <w:top w:type="dxa" w:w="80"/>
+              <w:left w:type="dxa" w:w="120"/>
+              <w:bottom w:type="dxa" w:w="80"/>
+              <w:right w:type="dxa" w:w="120"/>
+            </w:tcMar>
+          </w:tcPr>
+          <w:p>
+            <w:pPr>
+              <w:spacing w:after="40" w:before="40"/>
+            </w:pPr>
+            <w:r>
+              <w:rPr>
+                <w:rFonts w:ascii="Arial" w:cs="Arial" w:hAnsi="Arial"/>
+                <w:sz w:val="18"/>
+                <w:szCs w:val="18"/>
+              </w:rPr>
+              <w:t>Claim Daily Reward in Multi-Account Pipelines — auto_claim_daily_bonus added as Phase 0 to F→22 (Raid + Quest Mission + Arena), F→23 (Quest Mission + Arena), F→24 (Brawl + Quest Mission + Arena). Claimed per account when it is processed.</w:t>
+            </w:r>
+          </w:p>
+        </w:tc>
+      </w:tr>
+      <w:tr>
+        <w:tc>
+          <w:tcPr>
+            <w:tcW w:type="dxa" w:w="900"/>
+            <w:tcBorders>
+              <w:top w:val="single" w:color="CCCCCC" w:sz="1"/>
+              <w:left w:val="single" w:color="CCCCCC" w:sz="1"/>
+              <w:bottom w:val="single" w:color="CCCCCC" w:sz="1"/>
+              <w:right w:val="single" w:color="CCCCCC" w:sz="1"/>
+            </w:tcBorders>
             <w:shd w:fill="D5E8F0" w:val="clear"/>
             <w:tcMar>
               <w:top w:type="dxa" w:w="80"/>
@@ -28516,7 +28985,7 @@
             </w:pPr>
             <w:r>
               <w:rPr>
-                <w:rFonts w:ascii="Arial" w:cs="Arial" w:eastAsia="Arial" w:hAnsi="Arial"/>
+                <w:rFonts w:ascii="Arial" w:cs="Arial" w:hAnsi="Arial"/>
                 <w:b/>
                 <w:bCs/>
                 <w:color w:val="1F4E79"/>
@@ -28550,11 +29019,11 @@
             </w:pPr>
             <w:r>
               <w:rPr>
-                <w:rFonts w:ascii="Arial" w:cs="Arial" w:eastAsia="Arial" w:hAnsi="Arial"/>
-                <w:sz w:val="18"/>
-                <w:szCs w:val="18"/>
-              </w:rPr>
-              <w:t>Fuse All Maxed Cards — Tier Lookup — fusion_tier is only set on Level-1 base cards. Level-6 upgrade cards had no fusion_tier, causing incorrect tier=0 fallback. Fix: tier now resolved via base_id → Level-1 card → fusion_tier.</w:t>
+                <w:rFonts w:ascii="Arial" w:cs="Arial" w:hAnsi="Arial"/>
+                <w:sz w:val="18"/>
+                <w:szCs w:val="18"/>
+              </w:rPr>
+              <w:t>Energy Tracker — Event Label Default — event_label defaulted to "Brawl" and was displayed even when no event was active. Fixed: default is None; event column hidden entirely when no active event. Crash fix: caps_hit.append(event_label) with None caused TypeError; guarded with “and event_label”.</w:t>
             </w:r>
           </w:p>
         </w:tc>
@@ -28583,7 +29052,7 @@
             </w:pPr>
             <w:r>
               <w:rPr>
-                <w:rFonts w:ascii="Arial" w:cs="Arial" w:eastAsia="Arial" w:hAnsi="Arial"/>
+                <w:rFonts w:ascii="Arial" w:cs="Arial" w:hAnsi="Arial"/>
                 <w:b/>
                 <w:bCs/>
                 <w:color w:val="1F4E79"/>
@@ -28617,11 +29086,11 @@
             </w:pPr>
             <w:r>
               <w:rPr>
-                <w:rFonts w:ascii="Arial" w:cs="Arial" w:eastAsia="Arial" w:hAnsi="Arial"/>
-                <w:sz w:val="18"/>
-                <w:szCs w:val="18"/>
-              </w:rPr>
-              <w:t>GW Gauntlet Export — enemy_guild Variable — enemy_guild was not defined in live_sim_guildwar, causing NameError after every GW battle. Fixed by deriving guild name from faction_war.attacker_faction_name/defender_faction_name via own guild name comparison.</w:t>
+                <w:rFonts w:ascii="Arial" w:cs="Arial" w:hAnsi="Arial"/>
+                <w:sz w:val="18"/>
+                <w:szCs w:val="18"/>
+              </w:rPr>
+              <w:t>Energy Tracker — GW Energy — After GW ends, stale player_brawl_data (25/25 from placement brawl) was shown. GW detection now checks faction_war.battle_energy; falls back to brawl only when GW not active. Brawl hidden when end_time in past.</w:t>
             </w:r>
           </w:p>
         </w:tc>
@@ -28636,743 +29105,6 @@
               <w:bottom w:val="single" w:color="CCCCCC" w:sz="1"/>
               <w:right w:val="single" w:color="CCCCCC" w:sz="1"/>
             </w:tcBorders>
-            <w:shd w:fill="D5E8F0" w:val="clear"/>
-            <w:tcMar>
-              <w:top w:type="dxa" w:w="80"/>
-              <w:left w:type="dxa" w:w="120"/>
-              <w:bottom w:type="dxa" w:w="80"/>
-              <w:right w:type="dxa" w:w="120"/>
-            </w:tcMar>
-          </w:tcPr>
-          <w:p>
-            <w:pPr>
-              <w:spacing w:after="40" w:before="40"/>
-            </w:pPr>
-            <w:r>
-              <w:rPr>
-                <w:rFonts w:ascii="Arial" w:cs="Arial" w:eastAsia="Arial" w:hAnsi="Arial"/>
-                <w:b/>
-                <w:bCs/>
-                <w:color w:val="1F4E79"/>
-                <w:sz w:val="18"/>
-                <w:szCs w:val="18"/>
-              </w:rPr>
-              <w:t>FIX</w:t>
-            </w:r>
-          </w:p>
-        </w:tc>
-        <w:tc>
-          <w:tcPr>
-            <w:tcW w:type="dxa" w:w="8460"/>
-            <w:tcBorders>
-              <w:top w:val="single" w:color="CCCCCC" w:sz="1"/>
-              <w:left w:val="single" w:color="CCCCCC" w:sz="1"/>
-              <w:bottom w:val="single" w:color="CCCCCC" w:sz="1"/>
-              <w:right w:val="single" w:color="CCCCCC" w:sz="1"/>
-            </w:tcBorders>
-            <w:shd w:fill="F2F2F2" w:val="clear"/>
-            <w:tcMar>
-              <w:top w:type="dxa" w:w="80"/>
-              <w:left w:type="dxa" w:w="120"/>
-              <w:bottom w:type="dxa" w:w="80"/>
-              <w:right w:type="dxa" w:w="120"/>
-            </w:tcMar>
-          </w:tcPr>
-          <w:p>
-            <w:pPr>
-              <w:spacing w:after="40" w:before="40"/>
-            </w:pPr>
-            <w:r>
-              <w:rPr>
-                <w:rFonts w:ascii="Arial" w:cs="Arial" w:eastAsia="Arial" w:hAnsi="Arial"/>
-                <w:sz w:val="18"/>
-                <w:szCs w:val="18"/>
-              </w:rPr>
-              <w:t>GW Gauntlet Export — Partial Deck Growth — sim_deck was rebuilt from single-turn card_map instead of cumulative _gw_card_map. Enemy deck stayed at “1 card known” every turn. Fixed: _gw_token_map and _gw_card_map now updated before sim_deck is built each turn.</w:t>
-            </w:r>
-          </w:p>
-        </w:tc>
-      </w:tr>
-      <w:tr>
-        <w:tc>
-          <w:tcPr>
-            <w:tcW w:type="dxa" w:w="900"/>
-            <w:tcBorders>
-              <w:top w:val="single" w:color="CCCCCC" w:sz="1"/>
-              <w:left w:val="single" w:color="CCCCCC" w:sz="1"/>
-              <w:bottom w:val="single" w:color="CCCCCC" w:sz="1"/>
-              <w:right w:val="single" w:color="CCCCCC" w:sz="1"/>
-            </w:tcBorders>
-            <w:shd w:fill="D5E8F0" w:val="clear"/>
-            <w:tcMar>
-              <w:top w:type="dxa" w:w="80"/>
-              <w:left w:type="dxa" w:w="120"/>
-              <w:bottom w:type="dxa" w:w="80"/>
-              <w:right w:type="dxa" w:w="120"/>
-            </w:tcMar>
-          </w:tcPr>
-          <w:p>
-            <w:pPr>
-              <w:spacing w:after="40" w:before="40"/>
-            </w:pPr>
-            <w:r>
-              <w:rPr>
-                <w:rFonts w:ascii="Arial" w:cs="Arial" w:eastAsia="Arial" w:hAnsi="Arial"/>
-                <w:b/>
-                <w:bCs/>
-                <w:color w:val="1F4E79"/>
-                <w:sz w:val="18"/>
-                <w:szCs w:val="18"/>
-              </w:rPr>
-              <w:t>FIX</w:t>
-            </w:r>
-          </w:p>
-        </w:tc>
-        <w:tc>
-          <w:tcPr>
-            <w:tcW w:type="dxa" w:w="8460"/>
-            <w:tcBorders>
-              <w:top w:val="single" w:color="CCCCCC" w:sz="1"/>
-              <w:left w:val="single" w:color="CCCCCC" w:sz="1"/>
-              <w:bottom w:val="single" w:color="CCCCCC" w:sz="1"/>
-              <w:right w:val="single" w:color="CCCCCC" w:sz="1"/>
-            </w:tcBorders>
-            <w:shd w:fill="FFFFFF" w:val="clear"/>
-            <w:tcMar>
-              <w:top w:type="dxa" w:w="80"/>
-              <w:left w:type="dxa" w:w="120"/>
-              <w:bottom w:type="dxa" w:w="80"/>
-              <w:right w:type="dxa" w:w="120"/>
-            </w:tcMar>
-          </w:tcPr>
-          <w:p>
-            <w:pPr>
-              <w:spacing w:after="40" w:before="40"/>
-            </w:pPr>
-            <w:r>
-              <w:rPr>
-                <w:rFonts w:ascii="Arial" w:cs="Arial" w:eastAsia="Arial" w:hAnsi="Arial"/>
-                <w:sz w:val="18"/>
-                <w:szCs w:val="18"/>
-              </w:rPr>
-              <w:t>GW Gauntlet Export — Commander/Dominion Excluded — Commander (UID 50/150) and dominion (UID 51/151) UIDs were included in rev_uids, causing them to appear twice in the deck string. Fixed: these UIDs are now excluded from rev_uids since they are passed separately.</w:t>
-            </w:r>
-          </w:p>
-        </w:tc>
-      </w:tr>
-      <w:tr>
-        <w:tc>
-          <w:tcPr>
-            <w:tcW w:type="dxa" w:w="900"/>
-            <w:tcBorders>
-              <w:top w:val="single" w:color="CCCCCC" w:sz="1"/>
-              <w:left w:val="single" w:color="CCCCCC" w:sz="1"/>
-              <w:bottom w:val="single" w:color="CCCCCC" w:sz="1"/>
-              <w:right w:val="single" w:color="CCCCCC" w:sz="1"/>
-            </w:tcBorders>
-            <w:shd w:fill="D5E8F0" w:val="clear"/>
-            <w:tcMar>
-              <w:top w:type="dxa" w:w="80"/>
-              <w:left w:type="dxa" w:w="120"/>
-              <w:bottom w:type="dxa" w:w="80"/>
-              <w:right w:type="dxa" w:w="120"/>
-            </w:tcMar>
-          </w:tcPr>
-          <w:p>
-            <w:pPr>
-              <w:spacing w:after="40" w:before="40"/>
-            </w:pPr>
-            <w:r>
-              <w:rPr>
-                <w:rFonts w:ascii="Arial" w:cs="Arial" w:eastAsia="Arial" w:hAnsi="Arial"/>
-                <w:b/>
-                <w:bCs/>
-                <w:color w:val="1F4E79"/>
-                <w:sz w:val="18"/>
-                <w:szCs w:val="18"/>
-              </w:rPr>
-              <w:t>FIX</w:t>
-            </w:r>
-          </w:p>
-        </w:tc>
-        <w:tc>
-          <w:tcPr>
-            <w:tcW w:type="dxa" w:w="8460"/>
-            <w:tcBorders>
-              <w:top w:val="single" w:color="CCCCCC" w:sz="1"/>
-              <w:left w:val="single" w:color="CCCCCC" w:sz="1"/>
-              <w:bottom w:val="single" w:color="CCCCCC" w:sz="1"/>
-              <w:right w:val="single" w:color="CCCCCC" w:sz="1"/>
-            </w:tcBorders>
-            <w:shd w:fill="F2F2F2" w:val="clear"/>
-            <w:tcMar>
-              <w:top w:type="dxa" w:w="80"/>
-              <w:left w:type="dxa" w:w="120"/>
-              <w:bottom w:type="dxa" w:w="80"/>
-              <w:right w:type="dxa" w:w="120"/>
-            </w:tcMar>
-          </w:tcPr>
-          <w:p>
-            <w:pPr>
-              <w:spacing w:after="40" w:before="40"/>
-            </w:pPr>
-            <w:r>
-              <w:rPr>
-                <w:rFonts w:ascii="Arial" w:cs="Arial" w:eastAsia="Arial" w:hAnsi="Arial"/>
-                <w:sz w:val="18"/>
-                <w:szCs w:val="18"/>
-              </w:rPr>
-              <w:t>GW — Dominion Position in Freeze Deck — _run_tuo_reorder placed played cards before the dominion in the deck string from Turn 2 onwards, displacing it to position 3+. Fix: second slot is only treated as an assault card if it appears in played_cards; otherwise kept at position 2 as dominion.</w:t>
-            </w:r>
-          </w:p>
-        </w:tc>
-      </w:tr>
-      <w:tr>
-        <w:tc>
-          <w:tcPr>
-            <w:tcW w:type="dxa" w:w="900"/>
-            <w:tcBorders>
-              <w:top w:val="single" w:color="CCCCCC" w:sz="1"/>
-              <w:left w:val="single" w:color="CCCCCC" w:sz="1"/>
-              <w:bottom w:val="single" w:color="CCCCCC" w:sz="1"/>
-              <w:right w:val="single" w:color="CCCCCC" w:sz="1"/>
-            </w:tcBorders>
-            <w:shd w:fill="D5E8F0" w:val="clear"/>
-            <w:tcMar>
-              <w:top w:type="dxa" w:w="80"/>
-              <w:left w:type="dxa" w:w="120"/>
-              <w:bottom w:type="dxa" w:w="80"/>
-              <w:right w:type="dxa" w:w="120"/>
-            </w:tcMar>
-          </w:tcPr>
-          <w:p>
-            <w:pPr>
-              <w:spacing w:after="40" w:before="40"/>
-            </w:pPr>
-            <w:r>
-              <w:rPr>
-                <w:rFonts w:ascii="Arial" w:cs="Arial" w:eastAsia="Arial" w:hAnsi="Arial"/>
-                <w:b/>
-                <w:bCs/>
-                <w:color w:val="1F4E79"/>
-                <w:sz w:val="18"/>
-                <w:szCs w:val="18"/>
-              </w:rPr>
-              <w:t>FIX</w:t>
-            </w:r>
-          </w:p>
-        </w:tc>
-        <w:tc>
-          <w:tcPr>
-            <w:tcW w:type="dxa" w:w="8460"/>
-            <w:tcBorders>
-              <w:top w:val="single" w:color="CCCCCC" w:sz="1"/>
-              <w:left w:val="single" w:color="CCCCCC" w:sz="1"/>
-              <w:bottom w:val="single" w:color="CCCCCC" w:sz="1"/>
-              <w:right w:val="single" w:color="CCCCCC" w:sz="1"/>
-            </w:tcBorders>
-            <w:shd w:fill="FFFFFF" w:val="clear"/>
-            <w:tcMar>
-              <w:top w:type="dxa" w:w="80"/>
-              <w:left w:type="dxa" w:w="120"/>
-              <w:bottom w:type="dxa" w:w="80"/>
-              <w:right w:type="dxa" w:w="120"/>
-            </w:tcMar>
-          </w:tcPr>
-          <w:p>
-            <w:pPr>
-              <w:spacing w:after="40" w:before="40"/>
-            </w:pPr>
-            <w:r>
-              <w:rPr>
-                <w:rFonts w:ascii="Arial" w:cs="Arial" w:eastAsia="Arial" w:hAnsi="Arial"/>
-                <w:sz w:val="18"/>
-                <w:szCs w:val="18"/>
-              </w:rPr>
-              <w:t>GW BGE Pass-Through — _api_bge_to_tuo now loads bges.txt at runtime and passes any name found as a key through unchanged. Previously the default hyphenation rule broke GW BGEs like "Progenitor Tech" → "Progenitor-Tech". Fixed: bges.txt keys are passed as-is; TUO resolves them internally.</w:t>
-            </w:r>
-          </w:p>
-        </w:tc>
-      </w:tr>
-      <w:tr>
-        <w:tc>
-          <w:tcPr>
-            <w:tcW w:type="dxa" w:w="900"/>
-            <w:tcBorders>
-              <w:top w:val="single" w:color="CCCCCC" w:sz="1"/>
-              <w:left w:val="single" w:color="CCCCCC" w:sz="1"/>
-              <w:bottom w:val="single" w:color="CCCCCC" w:sz="1"/>
-              <w:right w:val="single" w:color="CCCCCC" w:sz="1"/>
-            </w:tcBorders>
-            <w:shd w:fill="D5E8F0" w:val="clear"/>
-            <w:tcMar>
-              <w:top w:type="dxa" w:w="80"/>
-              <w:left w:type="dxa" w:w="120"/>
-              <w:bottom w:type="dxa" w:w="80"/>
-              <w:right w:type="dxa" w:w="120"/>
-            </w:tcMar>
-          </w:tcPr>
-          <w:p>
-            <w:pPr>
-              <w:spacing w:after="40" w:before="40"/>
-            </w:pPr>
-            <w:r>
-              <w:rPr>
-                <w:rFonts w:ascii="Arial" w:cs="Arial" w:eastAsia="Arial" w:hAnsi="Arial"/>
-                <w:b/>
-                <w:bCs/>
-                <w:color w:val="1F4E79"/>
-                <w:sz w:val="18"/>
-                <w:szCs w:val="18"/>
-              </w:rPr>
-              <w:t>FIX</w:t>
-            </w:r>
-          </w:p>
-        </w:tc>
-        <w:tc>
-          <w:tcPr>
-            <w:tcW w:type="dxa" w:w="8460"/>
-            <w:tcBorders>
-              <w:top w:val="single" w:color="CCCCCC" w:sz="1"/>
-              <w:left w:val="single" w:color="CCCCCC" w:sz="1"/>
-              <w:bottom w:val="single" w:color="CCCCCC" w:sz="1"/>
-              <w:right w:val="single" w:color="CCCCCC" w:sz="1"/>
-            </w:tcBorders>
-            <w:shd w:fill="F2F2F2" w:val="clear"/>
-            <w:tcMar>
-              <w:top w:type="dxa" w:w="80"/>
-              <w:left w:type="dxa" w:w="120"/>
-              <w:bottom w:type="dxa" w:w="80"/>
-              <w:right w:type="dxa" w:w="120"/>
-            </w:tcMar>
-          </w:tcPr>
-          <w:p>
-            <w:pPr>
-              <w:spacing w:after="40" w:before="40"/>
-            </w:pPr>
-            <w:r>
-              <w:rPr>
-                <w:rFonts w:ascii="Arial" w:cs="Arial" w:eastAsia="Arial" w:hAnsi="Arial"/>
-                <w:sz w:val="18"/>
-                <w:szCs w:val="18"/>
-              </w:rPr>
-              <w:t>GW — Own Fort/Summon UID Schema — Complete correction of the UID cross-pattern: own forts at 152+, enemy forts at 52+, own summons at 52+n_enemy_forts, enemy summons at 152+n_own_forts. Dynamic based on yfort/efort count. Fixes remaining 215,000 errors from old schema.</w:t>
-            </w:r>
-          </w:p>
-        </w:tc>
-      </w:tr>
-      <w:tr>
-        <w:tc>
-          <w:tcPr>
-            <w:tcW w:type="dxa" w:w="900"/>
-            <w:tcBorders>
-              <w:top w:val="single" w:color="CCCCCC" w:sz="1"/>
-              <w:left w:val="single" w:color="CCCCCC" w:sz="1"/>
-              <w:bottom w:val="single" w:color="CCCCCC" w:sz="1"/>
-              <w:right w:val="single" w:color="CCCCCC" w:sz="1"/>
-            </w:tcBorders>
-            <w:shd w:fill="D5E8F0" w:val="clear"/>
-            <w:tcMar>
-              <w:top w:type="dxa" w:w="80"/>
-              <w:left w:type="dxa" w:w="120"/>
-              <w:bottom w:type="dxa" w:w="80"/>
-              <w:right w:type="dxa" w:w="120"/>
-            </w:tcMar>
-          </w:tcPr>
-          <w:p>
-            <w:pPr>
-              <w:spacing w:after="40" w:before="40"/>
-            </w:pPr>
-            <w:r>
-              <w:rPr>
-                <w:rFonts w:ascii="Arial" w:cs="Arial" w:eastAsia="Arial" w:hAnsi="Arial"/>
-                <w:b/>
-                <w:bCs/>
-                <w:color w:val="1F4E79"/>
-                <w:sz w:val="18"/>
-                <w:szCs w:val="18"/>
-              </w:rPr>
-              <w:t>FIX</w:t>
-            </w:r>
-          </w:p>
-        </w:tc>
-        <w:tc>
-          <w:tcPr>
-            <w:tcW w:type="dxa" w:w="8460"/>
-            <w:tcBorders>
-              <w:top w:val="single" w:color="CCCCCC" w:sz="1"/>
-              <w:left w:val="single" w:color="CCCCCC" w:sz="1"/>
-              <w:bottom w:val="single" w:color="CCCCCC" w:sz="1"/>
-              <w:right w:val="single" w:color="CCCCCC" w:sz="1"/>
-            </w:tcBorders>
-            <w:shd w:fill="FFFFFF" w:val="clear"/>
-            <w:tcMar>
-              <w:top w:type="dxa" w:w="80"/>
-              <w:left w:type="dxa" w:w="120"/>
-              <w:bottom w:type="dxa" w:w="80"/>
-              <w:right w:type="dxa" w:w="120"/>
-            </w:tcMar>
-          </w:tcPr>
-          <w:p>
-            <w:pPr>
-              <w:spacing w:after="40" w:before="40"/>
-            </w:pPr>
-            <w:r>
-              <w:rPr>
-                <w:rFonts w:ascii="Arial" w:cs="Arial" w:eastAsia="Arial" w:hAnsi="Arial"/>
-                <w:sz w:val="18"/>
-                <w:szCs w:val="18"/>
-              </w:rPr>
-              <w:t>check_combat_log.py — own_101 Detection — Hand-check matched enemy cards (e.g. Gate Pulser at UID 1) before finding own cards, causing own=1-10 when own was actually 101-110. Fixed: iterate all assault UIDs and prefer 101-110 match; fall through to yfort-check if only 1-10 match found.</w:t>
-            </w:r>
-          </w:p>
-        </w:tc>
-      </w:tr>
-      <w:tr>
-        <w:tc>
-          <w:tcPr>
-            <w:tcW w:type="dxa" w:w="900"/>
-            <w:tcBorders>
-              <w:top w:val="single" w:color="CCCCCC" w:sz="1"/>
-              <w:left w:val="single" w:color="CCCCCC" w:sz="1"/>
-              <w:bottom w:val="single" w:color="CCCCCC" w:sz="1"/>
-              <w:right w:val="single" w:color="CCCCCC" w:sz="1"/>
-            </w:tcBorders>
-            <w:shd w:fill="E2EFDA" w:val="clear"/>
-            <w:tcMar>
-              <w:top w:type="dxa" w:w="80"/>
-              <w:left w:type="dxa" w:w="120"/>
-              <w:bottom w:type="dxa" w:w="80"/>
-              <w:right w:type="dxa" w:w="120"/>
-            </w:tcMar>
-          </w:tcPr>
-          <w:p>
-            <w:pPr>
-              <w:spacing w:after="40" w:before="40"/>
-            </w:pPr>
-            <w:r>
-              <w:rPr>
-                <w:rFonts w:ascii="Arial" w:cs="Arial" w:eastAsia="Arial" w:hAnsi="Arial"/>
-                <w:b/>
-                <w:bCs/>
-                <w:color w:val="375623"/>
-                <w:sz w:val="18"/>
-                <w:szCs w:val="18"/>
-              </w:rPr>
-              <w:t>NEW</w:t>
-            </w:r>
-          </w:p>
-        </w:tc>
-        <w:tc>
-          <w:tcPr>
-            <w:tcW w:type="dxa" w:w="8460"/>
-            <w:tcBorders>
-              <w:top w:val="single" w:color="CCCCCC" w:sz="1"/>
-              <w:left w:val="single" w:color="CCCCCC" w:sz="1"/>
-              <w:bottom w:val="single" w:color="CCCCCC" w:sz="1"/>
-              <w:right w:val="single" w:color="CCCCCC" w:sz="1"/>
-            </w:tcBorders>
-            <w:shd w:fill="F2F2F2" w:val="clear"/>
-            <w:tcMar>
-              <w:top w:type="dxa" w:w="80"/>
-              <w:left w:type="dxa" w:w="120"/>
-              <w:bottom w:type="dxa" w:w="80"/>
-              <w:right w:type="dxa" w:w="120"/>
-            </w:tcMar>
-          </w:tcPr>
-          <w:p>
-            <w:pPr>
-              <w:spacing w:after="40" w:before="40"/>
-            </w:pPr>
-            <w:r>
-              <w:rPr>
-                <w:rFonts w:ascii="Arial" w:cs="Arial" w:eastAsia="Arial" w:hAnsi="Arial"/>
-                <w:sz w:val="18"/>
-                <w:szCs w:val="18"/>
-              </w:rPr>
-              <w:t>check_combat_log.py — Issues Folder — After each run, affected JSON logs are copied to Issues/ and a _issues_summary.txt is written. Issues/ is cleared before each run. Folder removed if no issues found.</w:t>
-            </w:r>
-          </w:p>
-        </w:tc>
-      </w:tr>
-      <w:tr>
-        <w:tc>
-          <w:tcPr>
-            <w:tcW w:type="dxa" w:w="900"/>
-            <w:tcBorders>
-              <w:top w:val="single" w:color="CCCCCC" w:sz="1"/>
-              <w:left w:val="single" w:color="CCCCCC" w:sz="1"/>
-              <w:bottom w:val="single" w:color="CCCCCC" w:sz="1"/>
-              <w:right w:val="single" w:color="CCCCCC" w:sz="1"/>
-            </w:tcBorders>
-            <w:shd w:fill="D5E8F0" w:val="clear"/>
-            <w:tcMar>
-              <w:top w:type="dxa" w:w="80"/>
-              <w:left w:type="dxa" w:w="120"/>
-              <w:bottom w:type="dxa" w:w="80"/>
-              <w:right w:type="dxa" w:w="120"/>
-            </w:tcMar>
-          </w:tcPr>
-          <w:p>
-            <w:pPr>
-              <w:spacing w:after="40" w:before="40"/>
-            </w:pPr>
-            <w:r>
-              <w:rPr>
-                <w:rFonts w:ascii="Arial" w:cs="Arial" w:eastAsia="Arial" w:hAnsi="Arial"/>
-                <w:b/>
-                <w:bCs/>
-                <w:color w:val="1F4E79"/>
-                <w:sz w:val="18"/>
-                <w:szCs w:val="18"/>
-              </w:rPr>
-              <w:t>FIX</w:t>
-            </w:r>
-          </w:p>
-        </w:tc>
-        <w:tc>
-          <w:tcPr>
-            <w:tcW w:type="dxa" w:w="8460"/>
-            <w:tcBorders>
-              <w:top w:val="single" w:color="CCCCCC" w:sz="1"/>
-              <w:left w:val="single" w:color="CCCCCC" w:sz="1"/>
-              <w:bottom w:val="single" w:color="CCCCCC" w:sz="1"/>
-              <w:right w:val="single" w:color="CCCCCC" w:sz="1"/>
-            </w:tcBorders>
-            <w:shd w:fill="FFFFFF" w:val="clear"/>
-            <w:tcMar>
-              <w:top w:type="dxa" w:w="80"/>
-              <w:left w:type="dxa" w:w="120"/>
-              <w:bottom w:type="dxa" w:w="80"/>
-              <w:right w:type="dxa" w:w="120"/>
-            </w:tcMar>
-          </w:tcPr>
-          <w:p>
-            <w:pPr>
-              <w:spacing w:after="40" w:before="40"/>
-            </w:pPr>
-            <w:r>
-              <w:rPr>
-                <w:rFonts w:ascii="Arial" w:cs="Arial" w:eastAsia="Arial" w:hAnsi="Arial"/>
-                <w:sz w:val="18"/>
-                <w:szCs w:val="18"/>
-              </w:rPr>
-              <w:t>check_combat_log.py — enhance_besiege added to INT_FLAGS. scan_combat_logs_for_unknown_flags in TyrantAPICommander.py also updated.</w:t>
-            </w:r>
-          </w:p>
-        </w:tc>
-      </w:tr>
-      <w:tr>
-        <w:tc>
-          <w:tcPr>
-            <w:tcW w:type="dxa" w:w="900"/>
-            <w:tcBorders>
-              <w:top w:val="single" w:color="CCCCCC" w:sz="1"/>
-              <w:left w:val="single" w:color="CCCCCC" w:sz="1"/>
-              <w:bottom w:val="single" w:color="CCCCCC" w:sz="1"/>
-              <w:right w:val="single" w:color="CCCCCC" w:sz="1"/>
-            </w:tcBorders>
-            <w:shd w:fill="D5E8F0" w:val="clear"/>
-            <w:tcMar>
-              <w:top w:type="dxa" w:w="80"/>
-              <w:left w:type="dxa" w:w="120"/>
-              <w:bottom w:type="dxa" w:w="80"/>
-              <w:right w:type="dxa" w:w="120"/>
-            </w:tcMar>
-          </w:tcPr>
-          <w:p>
-            <w:pPr>
-              <w:spacing w:after="40" w:before="40"/>
-            </w:pPr>
-            <w:r>
-              <w:rPr>
-                <w:rFonts w:ascii="Arial" w:cs="Arial" w:eastAsia="Arial" w:hAnsi="Arial"/>
-                <w:b/>
-                <w:bCs/>
-                <w:color w:val="1F4E79"/>
-                <w:sz w:val="18"/>
-                <w:szCs w:val="18"/>
-              </w:rPr>
-              <w:t>FIX</w:t>
-            </w:r>
-          </w:p>
-        </w:tc>
-        <w:tc>
-          <w:tcPr>
-            <w:tcW w:type="dxa" w:w="8460"/>
-            <w:tcBorders>
-              <w:top w:val="single" w:color="CCCCCC" w:sz="1"/>
-              <w:left w:val="single" w:color="CCCCCC" w:sz="1"/>
-              <w:bottom w:val="single" w:color="CCCCCC" w:sz="1"/>
-              <w:right w:val="single" w:color="CCCCCC" w:sz="1"/>
-            </w:tcBorders>
-            <w:shd w:fill="F2F2F2" w:val="clear"/>
-            <w:tcMar>
-              <w:top w:type="dxa" w:w="80"/>
-              <w:left w:type="dxa" w:w="120"/>
-              <w:bottom w:type="dxa" w:w="80"/>
-              <w:right w:type="dxa" w:w="120"/>
-            </w:tcMar>
-          </w:tcPr>
-          <w:p>
-            <w:pPr>
-              <w:spacing w:after="40" w:before="40"/>
-            </w:pPr>
-            <w:r>
-              <w:rPr>
-                <w:rFonts w:ascii="Arial" w:cs="Arial" w:eastAsia="Arial" w:hAnsi="Arial"/>
-                <w:sz w:val="18"/>
-                <w:szCs w:val="18"/>
-              </w:rPr>
-              <w:t>Energy Tracker — Event Label Default — event_label defaulted to "Brawl" and was always shown even when no event was active. Fixed: default is now None; event column is hidden entirely when no active event (Raid, GW, or live Brawl) is detected.</w:t>
-            </w:r>
-          </w:p>
-        </w:tc>
-      </w:tr>
-      <w:tr>
-        <w:tc>
-          <w:tcPr>
-            <w:tcW w:type="dxa" w:w="900"/>
-            <w:tcBorders>
-              <w:top w:val="single" w:color="CCCCCC" w:sz="1"/>
-              <w:left w:val="single" w:color="CCCCCC" w:sz="1"/>
-              <w:bottom w:val="single" w:color="CCCCCC" w:sz="1"/>
-              <w:right w:val="single" w:color="CCCCCC" w:sz="1"/>
-            </w:tcBorders>
-            <w:shd w:fill="D5E8F0" w:val="clear"/>
-            <w:tcMar>
-              <w:top w:type="dxa" w:w="80"/>
-              <w:left w:type="dxa" w:w="120"/>
-              <w:bottom w:type="dxa" w:w="80"/>
-              <w:right w:type="dxa" w:w="120"/>
-            </w:tcMar>
-          </w:tcPr>
-          <w:p>
-            <w:pPr>
-              <w:spacing w:after="40" w:before="40"/>
-            </w:pPr>
-            <w:r>
-              <w:rPr>
-                <w:rFonts w:ascii="Arial" w:cs="Arial" w:eastAsia="Arial" w:hAnsi="Arial"/>
-                <w:b/>
-                <w:bCs/>
-                <w:color w:val="1F4E79"/>
-                <w:sz w:val="18"/>
-                <w:szCs w:val="18"/>
-              </w:rPr>
-              <w:t>FIX</w:t>
-            </w:r>
-          </w:p>
-        </w:tc>
-        <w:tc>
-          <w:tcPr>
-            <w:tcW w:type="dxa" w:w="8460"/>
-            <w:tcBorders>
-              <w:top w:val="single" w:color="CCCCCC" w:sz="1"/>
-              <w:left w:val="single" w:color="CCCCCC" w:sz="1"/>
-              <w:bottom w:val="single" w:color="CCCCCC" w:sz="1"/>
-              <w:right w:val="single" w:color="CCCCCC" w:sz="1"/>
-            </w:tcBorders>
-            <w:shd w:fill="FFFFFF" w:val="clear"/>
-            <w:tcMar>
-              <w:top w:type="dxa" w:w="80"/>
-              <w:left w:type="dxa" w:w="120"/>
-              <w:bottom w:type="dxa" w:w="80"/>
-              <w:right w:type="dxa" w:w="120"/>
-            </w:tcMar>
-          </w:tcPr>
-          <w:p>
-            <w:pPr>
-              <w:spacing w:after="40" w:before="40"/>
-            </w:pPr>
-            <w:r>
-              <w:rPr>
-                <w:rFonts w:ascii="Arial" w:cs="Arial" w:eastAsia="Arial" w:hAnsi="Arial"/>
-                <w:sz w:val="18"/>
-                <w:szCs w:val="18"/>
-              </w:rPr>
-              <w:t>Energy Tracker — Event Name in Header — Full event name now shown in column header (e.g. "Fury Unleashed War /20") for GW and Brawl. Previously always showed generic "Brawl /25".</w:t>
-            </w:r>
-          </w:p>
-        </w:tc>
-      </w:tr>
-      <w:tr>
-        <w:tc>
-          <w:tcPr>
-            <w:tcW w:type="dxa" w:w="900"/>
-            <w:tcBorders>
-              <w:top w:val="single" w:color="CCCCCC" w:sz="1"/>
-              <w:left w:val="single" w:color="CCCCCC" w:sz="1"/>
-              <w:bottom w:val="single" w:color="CCCCCC" w:sz="1"/>
-              <w:right w:val="single" w:color="CCCCCC" w:sz="1"/>
-            </w:tcBorders>
-            <w:shd w:fill="D5E8F0" w:val="clear"/>
-            <w:tcMar>
-              <w:top w:type="dxa" w:w="80"/>
-              <w:left w:type="dxa" w:w="120"/>
-              <w:bottom w:type="dxa" w:w="80"/>
-              <w:right w:type="dxa" w:w="120"/>
-            </w:tcMar>
-          </w:tcPr>
-          <w:p>
-            <w:pPr>
-              <w:spacing w:after="40" w:before="40"/>
-            </w:pPr>
-            <w:r>
-              <w:rPr>
-                <w:rFonts w:ascii="Arial" w:cs="Arial" w:eastAsia="Arial" w:hAnsi="Arial"/>
-                <w:b/>
-                <w:bCs/>
-                <w:color w:val="1F4E79"/>
-                <w:sz w:val="18"/>
-                <w:szCs w:val="18"/>
-              </w:rPr>
-              <w:t>FIX</w:t>
-            </w:r>
-          </w:p>
-        </w:tc>
-        <w:tc>
-          <w:tcPr>
-            <w:tcW w:type="dxa" w:w="8460"/>
-            <w:tcBorders>
-              <w:top w:val="single" w:color="CCCCCC" w:sz="1"/>
-              <w:left w:val="single" w:color="CCCCCC" w:sz="1"/>
-              <w:bottom w:val="single" w:color="CCCCCC" w:sz="1"/>
-              <w:right w:val="single" w:color="CCCCCC" w:sz="1"/>
-            </w:tcBorders>
-            <w:shd w:fill="F2F2F2" w:val="clear"/>
-            <w:tcMar>
-              <w:top w:type="dxa" w:w="80"/>
-              <w:left w:type="dxa" w:w="120"/>
-              <w:bottom w:type="dxa" w:w="80"/>
-              <w:right w:type="dxa" w:w="120"/>
-            </w:tcMar>
-          </w:tcPr>
-          <w:p>
-            <w:pPr>
-              <w:spacing w:after="40" w:before="40"/>
-            </w:pPr>
-            <w:r>
-              <w:rPr>
-                <w:rFonts w:ascii="Arial" w:cs="Arial" w:eastAsia="Arial" w:hAnsi="Arial"/>
-                <w:sz w:val="18"/>
-                <w:szCs w:val="18"/>
-              </w:rPr>
-              <w:t>Energy Tracker — Crash Fix — caps_hit.append(event_label) with event_label=None caused TypeError in str.join(). Fixed: only appended when event_label is not None.</w:t>
-            </w:r>
-          </w:p>
-        </w:tc>
-      </w:tr>
-      <w:tr>
-        <w:tc>
-          <w:tcPr>
-            <w:tcW w:type="dxa" w:w="900"/>
-            <w:tcBorders>
-              <w:top w:val="single" w:color="CCCCCC" w:sz="1"/>
-              <w:left w:val="single" w:color="CCCCCC" w:sz="1"/>
-              <w:bottom w:val="single" w:color="CCCCCC" w:sz="1"/>
-              <w:right w:val="single" w:color="CCCCCC" w:sz="1"/>
-            </w:tcBorders>
             <w:shd w:fill="FCE4D6" w:val="clear"/>
             <w:tcMar>
               <w:top w:type="dxa" w:w="80"/>
@@ -29387,7 +29119,7 @@
             </w:pPr>
             <w:r>
               <w:rPr>
-                <w:rFonts w:ascii="Arial" w:cs="Arial" w:eastAsia="Arial" w:hAnsi="Arial"/>
+                <w:rFonts w:ascii="Arial" w:cs="Arial" w:hAnsi="Arial"/>
                 <w:b/>
                 <w:bCs/>
                 <w:color w:val="833C00"/>
@@ -29407,25 +29139,25 @@
               <w:bottom w:val="single" w:color="CCCCCC" w:sz="1"/>
               <w:right w:val="single" w:color="CCCCCC" w:sz="1"/>
             </w:tcBorders>
-            <w:shd w:fill="FFFFFF" w:val="clear"/>
-            <w:tcMar>
-              <w:top w:type="dxa" w:w="80"/>
-              <w:left w:type="dxa" w:w="120"/>
-              <w:bottom w:type="dxa" w:w="80"/>
-              <w:right w:type="dxa" w:w="120"/>
-            </w:tcMar>
-          </w:tcPr>
-          <w:p>
-            <w:pPr>
-              <w:spacing w:after="40" w:before="40"/>
-            </w:pPr>
-            <w:r>
-              <w:rPr>
-                <w:rFonts w:ascii="Arial" w:cs="Arial" w:eastAsia="Arial" w:hAnsi="Arial"/>
-                <w:sz w:val="18"/>
-                <w:szCs w:val="18"/>
-              </w:rPr>
-              <w:t>Documentation updated to v5.2.</w:t>
+            <w:shd w:fill="F2F2F2" w:val="clear"/>
+            <w:tcMar>
+              <w:top w:type="dxa" w:w="80"/>
+              <w:left w:type="dxa" w:w="120"/>
+              <w:bottom w:type="dxa" w:w="80"/>
+              <w:right w:type="dxa" w:w="120"/>
+            </w:tcMar>
+          </w:tcPr>
+          <w:p>
+            <w:pPr>
+              <w:spacing w:after="40" w:before="40"/>
+            </w:pPr>
+            <w:r>
+              <w:rPr>
+                <w:rFonts w:ascii="Arial" w:cs="Arial" w:hAnsi="Arial"/>
+                <w:sz w:val="18"/>
+                <w:szCs w:val="18"/>
+              </w:rPr>
+              <w:t>Documentation updated to v5.3.</w:t>
             </w:r>
           </w:p>
         </w:tc>
@@ -29487,7 +29219,7 @@
                 <w:sz w:val="20"/>
                 <w:szCs w:val="20"/>
               </w:rPr>
-              <w:t xml:space="preserve">July 2026 — v5.3 (Current)</w:t>
+              <w:t xml:space="preserve">August 2026 — v5.4 (Current)</w:t>
             </w:r>
           </w:p>
         </w:tc>
@@ -29554,7 +29286,7 @@
                 <w:sz w:val="18"/>
                 <w:szCs w:val="18"/>
               </w:rPr>
-              <w:t>GW/Brawl UID Schema — Complete Rewrite — The UID assignment for forts and summons was completely wrong. Empirically verified from combat logs: when own assault=101–110, own forts occupy UIDs 152–(152+n_own), enemy forts occupy UIDs 52–(52+n_enemy), own summons start at 52+n_enemy, enemy summons start at 152+n_own. Dominion is always UID 51 (own) and 151 (enemy). This cross-pattern means TUO was receiving enemy fort states as own and vice versa — causing 215,000 errors across 7,227 GW logs. All ranges now dynamic based on actual fort count from yfort/efort arguments.</w:t>
+              <w:t>Fuse All Maxed Cards (B→21/22) — Rarity Threshold — Filter used rarity &gt;= 4 (Legendary) instead of &gt;= 3 (Epic). Epic cards were never considered. Fixed to &gt;= 3.</w:t>
             </w:r>
           </w:p>
         </w:tc>
@@ -29621,7 +29353,7 @@
                 <w:sz w:val="18"/>
                 <w:szCs w:val="18"/>
               </w:rPr>
-              <w:t>check_combat_log.py — UID Detection Overhaul — detect_ranges() now parses yfort/efort counts from TUO command to determine the fort/summon boundary dynamically. Uses hand card UIDs (via name_map) to reliably determine own assault range (101–110 vs 1–10). Extended ranges to 100/200 to cover summons beyond UID 59/159.</w:t>
+              <w:t>Fuse All Maxed Cards — Tier Lookup — fusion_tier is only set on Level-1 base cards. Level-6 upgrade cards had no fusion_tier, causing incorrect tier=0 fallback. Fix: tier now resolved via base_id → Level-1 card → fusion_tier.</w:t>
             </w:r>
           </w:p>
         </w:tc>
@@ -29688,7 +29420,409 @@
                 <w:sz w:val="18"/>
                 <w:szCs w:val="18"/>
               </w:rPr>
-              <w:t>Hand-State Serialization — Dict-valued flags (e.g. mimic_skill: {"id": "rally", ...}) are now filtered out before building hand-state strings — dict values cannot be serialized as TUO flag=value pairs. UID −16 (commander mimic state) is skipped in all three _states_for_range functions (Arena, Brawl, GW).</w:t>
+              <w:t>GW Gauntlet Export — enemy_guild Variable — enemy_guild was not defined in live_sim_guildwar, causing NameError after every GW battle. Fixed by deriving guild name from faction_war.attacker_faction_name/defender_faction_name via own guild name comparison.</w:t>
+            </w:r>
+          </w:p>
+        </w:tc>
+      </w:tr>
+      <w:tr>
+        <w:tc>
+          <w:tcPr>
+            <w:tcW w:type="dxa" w:w="900"/>
+            <w:tcBorders>
+              <w:top w:val="single" w:color="CCCCCC" w:sz="1"/>
+              <w:left w:val="single" w:color="CCCCCC" w:sz="1"/>
+              <w:bottom w:val="single" w:color="CCCCCC" w:sz="1"/>
+              <w:right w:val="single" w:color="CCCCCC" w:sz="1"/>
+            </w:tcBorders>
+            <w:shd w:fill="D5E8F0" w:val="clear"/>
+            <w:tcMar>
+              <w:top w:type="dxa" w:w="80"/>
+              <w:left w:type="dxa" w:w="120"/>
+              <w:bottom w:type="dxa" w:w="80"/>
+              <w:right w:type="dxa" w:w="120"/>
+            </w:tcMar>
+          </w:tcPr>
+          <w:p>
+            <w:pPr>
+              <w:spacing w:after="40" w:before="40"/>
+            </w:pPr>
+            <w:r>
+              <w:rPr>
+                <w:rFonts w:ascii="Arial" w:cs="Arial" w:eastAsia="Arial" w:hAnsi="Arial"/>
+                <w:b/>
+                <w:bCs/>
+                <w:color w:val="1F4E79"/>
+                <w:sz w:val="18"/>
+                <w:szCs w:val="18"/>
+              </w:rPr>
+              <w:t>FIX</w:t>
+            </w:r>
+          </w:p>
+        </w:tc>
+        <w:tc>
+          <w:tcPr>
+            <w:tcW w:type="dxa" w:w="8460"/>
+            <w:tcBorders>
+              <w:top w:val="single" w:color="CCCCCC" w:sz="1"/>
+              <w:left w:val="single" w:color="CCCCCC" w:sz="1"/>
+              <w:bottom w:val="single" w:color="CCCCCC" w:sz="1"/>
+              <w:right w:val="single" w:color="CCCCCC" w:sz="1"/>
+            </w:tcBorders>
+            <w:shd w:fill="F2F2F2" w:val="clear"/>
+            <w:tcMar>
+              <w:top w:type="dxa" w:w="80"/>
+              <w:left w:type="dxa" w:w="120"/>
+              <w:bottom w:type="dxa" w:w="80"/>
+              <w:right w:type="dxa" w:w="120"/>
+            </w:tcMar>
+          </w:tcPr>
+          <w:p>
+            <w:pPr>
+              <w:spacing w:after="40" w:before="40"/>
+            </w:pPr>
+            <w:r>
+              <w:rPr>
+                <w:rFonts w:ascii="Arial" w:cs="Arial" w:eastAsia="Arial" w:hAnsi="Arial"/>
+                <w:sz w:val="18"/>
+                <w:szCs w:val="18"/>
+              </w:rPr>
+              <w:t>GW Gauntlet Export — Partial Deck Growth — sim_deck was rebuilt from single-turn card_map instead of cumulative _gw_card_map. Enemy deck stayed at “1 card known” every turn. Fixed: _gw_token_map and _gw_card_map now updated before sim_deck is built each turn.</w:t>
+            </w:r>
+          </w:p>
+        </w:tc>
+      </w:tr>
+      <w:tr>
+        <w:tc>
+          <w:tcPr>
+            <w:tcW w:type="dxa" w:w="900"/>
+            <w:tcBorders>
+              <w:top w:val="single" w:color="CCCCCC" w:sz="1"/>
+              <w:left w:val="single" w:color="CCCCCC" w:sz="1"/>
+              <w:bottom w:val="single" w:color="CCCCCC" w:sz="1"/>
+              <w:right w:val="single" w:color="CCCCCC" w:sz="1"/>
+            </w:tcBorders>
+            <w:shd w:fill="D5E8F0" w:val="clear"/>
+            <w:tcMar>
+              <w:top w:type="dxa" w:w="80"/>
+              <w:left w:type="dxa" w:w="120"/>
+              <w:bottom w:type="dxa" w:w="80"/>
+              <w:right w:type="dxa" w:w="120"/>
+            </w:tcMar>
+          </w:tcPr>
+          <w:p>
+            <w:pPr>
+              <w:spacing w:after="40" w:before="40"/>
+            </w:pPr>
+            <w:r>
+              <w:rPr>
+                <w:rFonts w:ascii="Arial" w:cs="Arial" w:eastAsia="Arial" w:hAnsi="Arial"/>
+                <w:b/>
+                <w:bCs/>
+                <w:color w:val="1F4E79"/>
+                <w:sz w:val="18"/>
+                <w:szCs w:val="18"/>
+              </w:rPr>
+              <w:t>FIX</w:t>
+            </w:r>
+          </w:p>
+        </w:tc>
+        <w:tc>
+          <w:tcPr>
+            <w:tcW w:type="dxa" w:w="8460"/>
+            <w:tcBorders>
+              <w:top w:val="single" w:color="CCCCCC" w:sz="1"/>
+              <w:left w:val="single" w:color="CCCCCC" w:sz="1"/>
+              <w:bottom w:val="single" w:color="CCCCCC" w:sz="1"/>
+              <w:right w:val="single" w:color="CCCCCC" w:sz="1"/>
+            </w:tcBorders>
+            <w:shd w:fill="FFFFFF" w:val="clear"/>
+            <w:tcMar>
+              <w:top w:type="dxa" w:w="80"/>
+              <w:left w:type="dxa" w:w="120"/>
+              <w:bottom w:type="dxa" w:w="80"/>
+              <w:right w:type="dxa" w:w="120"/>
+            </w:tcMar>
+          </w:tcPr>
+          <w:p>
+            <w:pPr>
+              <w:spacing w:after="40" w:before="40"/>
+            </w:pPr>
+            <w:r>
+              <w:rPr>
+                <w:rFonts w:ascii="Arial" w:cs="Arial" w:eastAsia="Arial" w:hAnsi="Arial"/>
+                <w:sz w:val="18"/>
+                <w:szCs w:val="18"/>
+              </w:rPr>
+              <w:t>GW Gauntlet Export — Commander/Dominion Excluded — Commander (UID 50/150) and dominion (UID 51/151) UIDs were included in rev_uids, causing them to appear twice in the deck string. Fixed: these UIDs are now excluded from rev_uids since they are passed separately.</w:t>
+            </w:r>
+          </w:p>
+        </w:tc>
+      </w:tr>
+      <w:tr>
+        <w:tc>
+          <w:tcPr>
+            <w:tcW w:type="dxa" w:w="900"/>
+            <w:tcBorders>
+              <w:top w:val="single" w:color="CCCCCC" w:sz="1"/>
+              <w:left w:val="single" w:color="CCCCCC" w:sz="1"/>
+              <w:bottom w:val="single" w:color="CCCCCC" w:sz="1"/>
+              <w:right w:val="single" w:color="CCCCCC" w:sz="1"/>
+            </w:tcBorders>
+            <w:shd w:fill="D5E8F0" w:val="clear"/>
+            <w:tcMar>
+              <w:top w:type="dxa" w:w="80"/>
+              <w:left w:type="dxa" w:w="120"/>
+              <w:bottom w:type="dxa" w:w="80"/>
+              <w:right w:type="dxa" w:w="120"/>
+            </w:tcMar>
+          </w:tcPr>
+          <w:p>
+            <w:pPr>
+              <w:spacing w:after="40" w:before="40"/>
+            </w:pPr>
+            <w:r>
+              <w:rPr>
+                <w:rFonts w:ascii="Arial" w:cs="Arial" w:eastAsia="Arial" w:hAnsi="Arial"/>
+                <w:b/>
+                <w:bCs/>
+                <w:color w:val="1F4E79"/>
+                <w:sz w:val="18"/>
+                <w:szCs w:val="18"/>
+              </w:rPr>
+              <w:t>FIX</w:t>
+            </w:r>
+          </w:p>
+        </w:tc>
+        <w:tc>
+          <w:tcPr>
+            <w:tcW w:type="dxa" w:w="8460"/>
+            <w:tcBorders>
+              <w:top w:val="single" w:color="CCCCCC" w:sz="1"/>
+              <w:left w:val="single" w:color="CCCCCC" w:sz="1"/>
+              <w:bottom w:val="single" w:color="CCCCCC" w:sz="1"/>
+              <w:right w:val="single" w:color="CCCCCC" w:sz="1"/>
+            </w:tcBorders>
+            <w:shd w:fill="F2F2F2" w:val="clear"/>
+            <w:tcMar>
+              <w:top w:type="dxa" w:w="80"/>
+              <w:left w:type="dxa" w:w="120"/>
+              <w:bottom w:type="dxa" w:w="80"/>
+              <w:right w:type="dxa" w:w="120"/>
+            </w:tcMar>
+          </w:tcPr>
+          <w:p>
+            <w:pPr>
+              <w:spacing w:after="40" w:before="40"/>
+            </w:pPr>
+            <w:r>
+              <w:rPr>
+                <w:rFonts w:ascii="Arial" w:cs="Arial" w:eastAsia="Arial" w:hAnsi="Arial"/>
+                <w:sz w:val="18"/>
+                <w:szCs w:val="18"/>
+              </w:rPr>
+              <w:t>GW — Dominion Position in Freeze Deck — _run_tuo_reorder placed played cards before the dominion in the deck string from Turn 2 onwards, displacing it to position 3+. Fix: second slot is only treated as an assault card if it appears in played_cards; otherwise kept at position 2 as dominion.</w:t>
+            </w:r>
+          </w:p>
+        </w:tc>
+      </w:tr>
+      <w:tr>
+        <w:tc>
+          <w:tcPr>
+            <w:tcW w:type="dxa" w:w="900"/>
+            <w:tcBorders>
+              <w:top w:val="single" w:color="CCCCCC" w:sz="1"/>
+              <w:left w:val="single" w:color="CCCCCC" w:sz="1"/>
+              <w:bottom w:val="single" w:color="CCCCCC" w:sz="1"/>
+              <w:right w:val="single" w:color="CCCCCC" w:sz="1"/>
+            </w:tcBorders>
+            <w:shd w:fill="D5E8F0" w:val="clear"/>
+            <w:tcMar>
+              <w:top w:type="dxa" w:w="80"/>
+              <w:left w:type="dxa" w:w="120"/>
+              <w:bottom w:type="dxa" w:w="80"/>
+              <w:right w:type="dxa" w:w="120"/>
+            </w:tcMar>
+          </w:tcPr>
+          <w:p>
+            <w:pPr>
+              <w:spacing w:after="40" w:before="40"/>
+            </w:pPr>
+            <w:r>
+              <w:rPr>
+                <w:rFonts w:ascii="Arial" w:cs="Arial" w:eastAsia="Arial" w:hAnsi="Arial"/>
+                <w:b/>
+                <w:bCs/>
+                <w:color w:val="1F4E79"/>
+                <w:sz w:val="18"/>
+                <w:szCs w:val="18"/>
+              </w:rPr>
+              <w:t>FIX</w:t>
+            </w:r>
+          </w:p>
+        </w:tc>
+        <w:tc>
+          <w:tcPr>
+            <w:tcW w:type="dxa" w:w="8460"/>
+            <w:tcBorders>
+              <w:top w:val="single" w:color="CCCCCC" w:sz="1"/>
+              <w:left w:val="single" w:color="CCCCCC" w:sz="1"/>
+              <w:bottom w:val="single" w:color="CCCCCC" w:sz="1"/>
+              <w:right w:val="single" w:color="CCCCCC" w:sz="1"/>
+            </w:tcBorders>
+            <w:shd w:fill="FFFFFF" w:val="clear"/>
+            <w:tcMar>
+              <w:top w:type="dxa" w:w="80"/>
+              <w:left w:type="dxa" w:w="120"/>
+              <w:bottom w:type="dxa" w:w="80"/>
+              <w:right w:type="dxa" w:w="120"/>
+            </w:tcMar>
+          </w:tcPr>
+          <w:p>
+            <w:pPr>
+              <w:spacing w:after="40" w:before="40"/>
+            </w:pPr>
+            <w:r>
+              <w:rPr>
+                <w:rFonts w:ascii="Arial" w:cs="Arial" w:eastAsia="Arial" w:hAnsi="Arial"/>
+                <w:sz w:val="18"/>
+                <w:szCs w:val="18"/>
+              </w:rPr>
+              <w:t>GW BGE Pass-Through — _api_bge_to_tuo now loads bges.txt at runtime and passes any name found as a key through unchanged. Previously the default hyphenation rule broke GW BGEs like "Progenitor Tech" → "Progenitor-Tech". Fixed: bges.txt keys are passed as-is; TUO resolves them internally.</w:t>
+            </w:r>
+          </w:p>
+        </w:tc>
+      </w:tr>
+      <w:tr>
+        <w:tc>
+          <w:tcPr>
+            <w:tcW w:type="dxa" w:w="900"/>
+            <w:tcBorders>
+              <w:top w:val="single" w:color="CCCCCC" w:sz="1"/>
+              <w:left w:val="single" w:color="CCCCCC" w:sz="1"/>
+              <w:bottom w:val="single" w:color="CCCCCC" w:sz="1"/>
+              <w:right w:val="single" w:color="CCCCCC" w:sz="1"/>
+            </w:tcBorders>
+            <w:shd w:fill="D5E8F0" w:val="clear"/>
+            <w:tcMar>
+              <w:top w:type="dxa" w:w="80"/>
+              <w:left w:type="dxa" w:w="120"/>
+              <w:bottom w:type="dxa" w:w="80"/>
+              <w:right w:type="dxa" w:w="120"/>
+            </w:tcMar>
+          </w:tcPr>
+          <w:p>
+            <w:pPr>
+              <w:spacing w:after="40" w:before="40"/>
+            </w:pPr>
+            <w:r>
+              <w:rPr>
+                <w:rFonts w:ascii="Arial" w:cs="Arial" w:eastAsia="Arial" w:hAnsi="Arial"/>
+                <w:b/>
+                <w:bCs/>
+                <w:color w:val="1F4E79"/>
+                <w:sz w:val="18"/>
+                <w:szCs w:val="18"/>
+              </w:rPr>
+              <w:t>FIX</w:t>
+            </w:r>
+          </w:p>
+        </w:tc>
+        <w:tc>
+          <w:tcPr>
+            <w:tcW w:type="dxa" w:w="8460"/>
+            <w:tcBorders>
+              <w:top w:val="single" w:color="CCCCCC" w:sz="1"/>
+              <w:left w:val="single" w:color="CCCCCC" w:sz="1"/>
+              <w:bottom w:val="single" w:color="CCCCCC" w:sz="1"/>
+              <w:right w:val="single" w:color="CCCCCC" w:sz="1"/>
+            </w:tcBorders>
+            <w:shd w:fill="F2F2F2" w:val="clear"/>
+            <w:tcMar>
+              <w:top w:type="dxa" w:w="80"/>
+              <w:left w:type="dxa" w:w="120"/>
+              <w:bottom w:type="dxa" w:w="80"/>
+              <w:right w:type="dxa" w:w="120"/>
+            </w:tcMar>
+          </w:tcPr>
+          <w:p>
+            <w:pPr>
+              <w:spacing w:after="40" w:before="40"/>
+            </w:pPr>
+            <w:r>
+              <w:rPr>
+                <w:rFonts w:ascii="Arial" w:cs="Arial" w:eastAsia="Arial" w:hAnsi="Arial"/>
+                <w:sz w:val="18"/>
+                <w:szCs w:val="18"/>
+              </w:rPr>
+              <w:t>GW — Own Fort/Summon UID Schema — Complete correction of the UID cross-pattern: own forts at 152+, enemy forts at 52+, own summons at 52+n_enemy_forts, enemy summons at 152+n_own_forts. Dynamic based on yfort/efort count. Fixes remaining 215,000 errors from old schema.</w:t>
+            </w:r>
+          </w:p>
+        </w:tc>
+      </w:tr>
+      <w:tr>
+        <w:tc>
+          <w:tcPr>
+            <w:tcW w:type="dxa" w:w="900"/>
+            <w:tcBorders>
+              <w:top w:val="single" w:color="CCCCCC" w:sz="1"/>
+              <w:left w:val="single" w:color="CCCCCC" w:sz="1"/>
+              <w:bottom w:val="single" w:color="CCCCCC" w:sz="1"/>
+              <w:right w:val="single" w:color="CCCCCC" w:sz="1"/>
+            </w:tcBorders>
+            <w:shd w:fill="D5E8F0" w:val="clear"/>
+            <w:tcMar>
+              <w:top w:type="dxa" w:w="80"/>
+              <w:left w:type="dxa" w:w="120"/>
+              <w:bottom w:type="dxa" w:w="80"/>
+              <w:right w:type="dxa" w:w="120"/>
+            </w:tcMar>
+          </w:tcPr>
+          <w:p>
+            <w:pPr>
+              <w:spacing w:after="40" w:before="40"/>
+            </w:pPr>
+            <w:r>
+              <w:rPr>
+                <w:rFonts w:ascii="Arial" w:cs="Arial" w:eastAsia="Arial" w:hAnsi="Arial"/>
+                <w:b/>
+                <w:bCs/>
+                <w:color w:val="1F4E79"/>
+                <w:sz w:val="18"/>
+                <w:szCs w:val="18"/>
+              </w:rPr>
+              <w:t>FIX</w:t>
+            </w:r>
+          </w:p>
+        </w:tc>
+        <w:tc>
+          <w:tcPr>
+            <w:tcW w:type="dxa" w:w="8460"/>
+            <w:tcBorders>
+              <w:top w:val="single" w:color="CCCCCC" w:sz="1"/>
+              <w:left w:val="single" w:color="CCCCCC" w:sz="1"/>
+              <w:bottom w:val="single" w:color="CCCCCC" w:sz="1"/>
+              <w:right w:val="single" w:color="CCCCCC" w:sz="1"/>
+            </w:tcBorders>
+            <w:shd w:fill="FFFFFF" w:val="clear"/>
+            <w:tcMar>
+              <w:top w:type="dxa" w:w="80"/>
+              <w:left w:type="dxa" w:w="120"/>
+              <w:bottom w:type="dxa" w:w="80"/>
+              <w:right w:type="dxa" w:w="120"/>
+            </w:tcMar>
+          </w:tcPr>
+          <w:p>
+            <w:pPr>
+              <w:spacing w:after="40" w:before="40"/>
+            </w:pPr>
+            <w:r>
+              <w:rPr>
+                <w:rFonts w:ascii="Arial" w:cs="Arial" w:eastAsia="Arial" w:hAnsi="Arial"/>
+                <w:sz w:val="18"/>
+                <w:szCs w:val="18"/>
+              </w:rPr>
+              <w:t>check_combat_log.py — own_101 Detection — Hand-check matched enemy cards (e.g. Gate Pulser at UID 1) before finding own cards, causing own=1-10 when own was actually 101-110. Fixed: iterate all assault UIDs and prefer 101-110 match; fall through to yfort-check if only 1-10 match found.</w:t>
             </w:r>
           </w:p>
         </w:tc>
@@ -29755,7 +29889,7 @@
                 <w:sz w:val="18"/>
                 <w:szCs w:val="18"/>
               </w:rPr>
-              <w:t>GW Gauntlet Export — _export_arena_opponent_deck() is now called after every GW battle (victory and early-exit paths). Enemy guild derived from faction_war.attacker_faction_name/defender_faction_name via guild name comparison against own faction. Partial decks accumulate turn-by-turn from cumulative _gw_card_map; commander/dominion UIDs excluded from assault card list. After 50×20 battles all opponent decks should be known.</w:t>
+              <w:t>check_combat_log.py — Issues Folder — After each run, affected JSON logs are copied to Issues/ and a _issues_summary.txt is written. Issues/ is cleared before each run. Folder removed if no issues found.</w:t>
             </w:r>
           </w:p>
         </w:tc>
@@ -29822,7 +29956,7 @@
                 <w:sz w:val="18"/>
                 <w:szCs w:val="18"/>
               </w:rPr>
-              <w:t>GW Enemy Guild in Gauntlet — Entries now correctly written as WIN_PlayerName_GuildName (e.g. WIN_Glutton4Pun_RelentlessOnes). Previously written without guild suffix due to missing enemy_guild variable, causing false "guild full" trim warnings.</w:t>
+              <w:t>check_combat_log.py — enhance_besiege added to INT_FLAGS. scan_combat_logs_for_unknown_flags in TyrantAPICommander.py also updated.</w:t>
             </w:r>
           </w:p>
         </w:tc>
@@ -29889,7 +30023,7 @@
                 <w:sz w:val="18"/>
                 <w:szCs w:val="18"/>
               </w:rPr>
-              <w:t>GW BGE Pass-Through — _api_bge_to_tuo() now loads bges.txt at runtime and passes GW BGE names through unchanged (e.g. "Progenitor Tech", "Blightblast", "Artillery") since they are defined as aliases in bges.txt. Default rule changed from space-removal to hyphenation for passive BGEs.</w:t>
+              <w:t>Energy Tracker — Event Label Default — event_label defaulted to "Brawl" and was always shown even when no event was active. Fixed: default is now None; event column is hidden entirely when no active event (Raid, GW, or live Brawl) is detected.</w:t>
             </w:r>
           </w:p>
         </w:tc>
@@ -29956,7 +30090,7 @@
                 <w:sz w:val="18"/>
                 <w:szCs w:val="18"/>
               </w:rPr>
-              <w:t>GW Partial Deck — Dominion Position — _run_tuo_reorder() now detects the dominion card (second slot) as any card not appearing in played_cards, keeping it at position 2 after the commander. Previously played cards were inserted before the dominion, displacing it to position 3+.</w:t>
+              <w:t>Energy Tracker — Event Name in Header — Full event name now shown in column header (e.g. "Fury Unleashed War /20") for GW and Brawl. Previously always showed generic "Brawl /25".</w:t>
             </w:r>
           </w:p>
         </w:tc>
@@ -30023,275 +30157,7 @@
                 <w:sz w:val="18"/>
                 <w:szCs w:val="18"/>
               </w:rPr>
-              <w:t>Brawl Start Detection — C→14 now also checks player_brawl_data.energy.battle_energy &gt; 0 as fallback when end_time is not yet set by the server in the first hours after brawl start.</w:t>
-            </w:r>
-          </w:p>
-        </w:tc>
-      </w:tr>
-      <w:tr>
-        <w:tc>
-          <w:tcPr>
-            <w:tcW w:type="dxa" w:w="900"/>
-            <w:tcBorders>
-              <w:top w:val="single" w:color="CCCCCC" w:sz="1"/>
-              <w:left w:val="single" w:color="CCCCCC" w:sz="1"/>
-              <w:bottom w:val="single" w:color="CCCCCC" w:sz="1"/>
-              <w:right w:val="single" w:color="CCCCCC" w:sz="1"/>
-            </w:tcBorders>
-            <w:shd w:fill="D5E8F0" w:val="clear"/>
-            <w:tcMar>
-              <w:top w:type="dxa" w:w="80"/>
-              <w:left w:type="dxa" w:w="120"/>
-              <w:bottom w:type="dxa" w:w="80"/>
-              <w:right w:type="dxa" w:w="120"/>
-            </w:tcMar>
-          </w:tcPr>
-          <w:p>
-            <w:pPr>
-              <w:spacing w:after="40" w:before="40"/>
-            </w:pPr>
-            <w:r>
-              <w:rPr>
-                <w:rFonts w:ascii="Arial" w:cs="Arial" w:eastAsia="Arial" w:hAnsi="Arial"/>
-                <w:b/>
-                <w:bCs/>
-                <w:color w:val="1F4E79"/>
-                <w:sz w:val="18"/>
-                <w:szCs w:val="18"/>
-              </w:rPr>
-              <w:t>FIX</w:t>
-            </w:r>
-          </w:p>
-        </w:tc>
-        <w:tc>
-          <w:tcPr>
-            <w:tcW w:type="dxa" w:w="8460"/>
-            <w:tcBorders>
-              <w:top w:val="single" w:color="CCCCCC" w:sz="1"/>
-              <w:left w:val="single" w:color="CCCCCC" w:sz="1"/>
-              <w:bottom w:val="single" w:color="CCCCCC" w:sz="1"/>
-              <w:right w:val="single" w:color="CCCCCC" w:sz="1"/>
-            </w:tcBorders>
-            <w:shd w:fill="FFFFFF" w:val="clear"/>
-            <w:tcMar>
-              <w:top w:type="dxa" w:w="80"/>
-              <w:left w:type="dxa" w:w="120"/>
-              <w:bottom w:type="dxa" w:w="80"/>
-              <w:right w:type="dxa" w:w="120"/>
-            </w:tcMar>
-          </w:tcPr>
-          <w:p>
-            <w:pPr>
-              <w:spacing w:after="40" w:before="40"/>
-            </w:pPr>
-            <w:r>
-              <w:rPr>
-                <w:rFonts w:ascii="Arial" w:cs="Arial" w:eastAsia="Arial" w:hAnsi="Arial"/>
-                <w:sz w:val="18"/>
-                <w:szCs w:val="18"/>
-              </w:rPr>
-              <w:t>Trim Logic — Guildless WIN_/LOSS_ entries now each get their own bucket (player name) instead of sharing a "" bucket. Previously, all guildless entries across all players were counted together and the oldest were deleted once the total exceeded 50.</w:t>
-            </w:r>
-          </w:p>
-        </w:tc>
-      </w:tr>
-      <w:tr>
-        <w:tc>
-          <w:tcPr>
-            <w:tcW w:type="dxa" w:w="900"/>
-            <w:tcBorders>
-              <w:top w:val="single" w:color="CCCCCC" w:sz="1"/>
-              <w:left w:val="single" w:color="CCCCCC" w:sz="1"/>
-              <w:bottom w:val="single" w:color="CCCCCC" w:sz="1"/>
-              <w:right w:val="single" w:color="CCCCCC" w:sz="1"/>
-            </w:tcBorders>
-            <w:shd w:fill="E2EFDA" w:val="clear"/>
-            <w:tcMar>
-              <w:top w:type="dxa" w:w="80"/>
-              <w:left w:type="dxa" w:w="120"/>
-              <w:bottom w:type="dxa" w:w="80"/>
-              <w:right w:type="dxa" w:w="120"/>
-            </w:tcMar>
-          </w:tcPr>
-          <w:p>
-            <w:pPr>
-              <w:spacing w:after="40" w:before="40"/>
-            </w:pPr>
-            <w:r>
-              <w:rPr>
-                <w:rFonts w:ascii="Arial" w:cs="Arial" w:eastAsia="Arial" w:hAnsi="Arial"/>
-                <w:b/>
-                <w:bCs/>
-                <w:color w:val="375623"/>
-                <w:sz w:val="18"/>
-                <w:szCs w:val="18"/>
-              </w:rPr>
-              <w:t>NEW</w:t>
-            </w:r>
-          </w:p>
-        </w:tc>
-        <w:tc>
-          <w:tcPr>
-            <w:tcW w:type="dxa" w:w="8460"/>
-            <w:tcBorders>
-              <w:top w:val="single" w:color="CCCCCC" w:sz="1"/>
-              <w:left w:val="single" w:color="CCCCCC" w:sz="1"/>
-              <w:bottom w:val="single" w:color="CCCCCC" w:sz="1"/>
-              <w:right w:val="single" w:color="CCCCCC" w:sz="1"/>
-            </w:tcBorders>
-            <w:shd w:fill="F2F2F2" w:val="clear"/>
-            <w:tcMar>
-              <w:top w:type="dxa" w:w="80"/>
-              <w:left w:type="dxa" w:w="120"/>
-              <w:bottom w:type="dxa" w:w="80"/>
-              <w:right w:type="dxa" w:w="120"/>
-            </w:tcMar>
-          </w:tcPr>
-          <w:p>
-            <w:pPr>
-              <w:spacing w:after="40" w:before="40"/>
-            </w:pPr>
-            <w:r>
-              <w:rPr>
-                <w:rFonts w:ascii="Arial" w:cs="Arial" w:eastAsia="Arial" w:hAnsi="Arial"/>
-                <w:sz w:val="18"/>
-                <w:szCs w:val="18"/>
-              </w:rPr>
-              <w:t>enhance_besiege in sim.cpp — Added enhance_besiege flag mapping to m_enhanced_value[Skill::mortar] (besiege = mortar, the evolved form of siege). sim.cpp must be recompiled.</w:t>
-            </w:r>
-          </w:p>
-        </w:tc>
-      </w:tr>
-      <w:tr>
-        <w:tc>
-          <w:tcPr>
-            <w:tcW w:type="dxa" w:w="900"/>
-            <w:tcBorders>
-              <w:top w:val="single" w:color="CCCCCC" w:sz="1"/>
-              <w:left w:val="single" w:color="CCCCCC" w:sz="1"/>
-              <w:bottom w:val="single" w:color="CCCCCC" w:sz="1"/>
-              <w:right w:val="single" w:color="CCCCCC" w:sz="1"/>
-            </w:tcBorders>
-            <w:shd w:fill="D5E8F0" w:val="clear"/>
-            <w:tcMar>
-              <w:top w:type="dxa" w:w="80"/>
-              <w:left w:type="dxa" w:w="120"/>
-              <w:bottom w:type="dxa" w:w="80"/>
-              <w:right w:type="dxa" w:w="120"/>
-            </w:tcMar>
-          </w:tcPr>
-          <w:p>
-            <w:pPr>
-              <w:spacing w:after="40" w:before="40"/>
-            </w:pPr>
-            <w:r>
-              <w:rPr>
-                <w:rFonts w:ascii="Arial" w:cs="Arial" w:eastAsia="Arial" w:hAnsi="Arial"/>
-                <w:b/>
-                <w:bCs/>
-                <w:color w:val="1F4E79"/>
-                <w:sz w:val="18"/>
-                <w:szCs w:val="18"/>
-              </w:rPr>
-              <w:t>FIX</w:t>
-            </w:r>
-          </w:p>
-        </w:tc>
-        <w:tc>
-          <w:tcPr>
-            <w:tcW w:type="dxa" w:w="8460"/>
-            <w:tcBorders>
-              <w:top w:val="single" w:color="CCCCCC" w:sz="1"/>
-              <w:left w:val="single" w:color="CCCCCC" w:sz="1"/>
-              <w:bottom w:val="single" w:color="CCCCCC" w:sz="1"/>
-              <w:right w:val="single" w:color="CCCCCC" w:sz="1"/>
-            </w:tcBorders>
-            <w:shd w:fill="FFFFFF" w:val="clear"/>
-            <w:tcMar>
-              <w:top w:type="dxa" w:w="80"/>
-              <w:left w:type="dxa" w:w="120"/>
-              <w:bottom w:type="dxa" w:w="80"/>
-              <w:right w:type="dxa" w:w="120"/>
-            </w:tcMar>
-          </w:tcPr>
-          <w:p>
-            <w:pPr>
-              <w:spacing w:after="40" w:before="40"/>
-            </w:pPr>
-            <w:r>
-              <w:rPr>
-                <w:rFonts w:ascii="Arial" w:cs="Arial" w:eastAsia="Arial" w:hAnsi="Arial"/>
-                <w:sz w:val="18"/>
-                <w:szCs w:val="18"/>
-              </w:rPr>
-              <w:t>Energy Tracker — Guild War — GW energy now read from faction_war.battle_energy (0–20) instead of stale player_brawl_data from a finished placement brawl. Header shows correct max ("/20"). No cap warning for GW energy since it does not regenerate.</w:t>
-            </w:r>
-          </w:p>
-        </w:tc>
-      </w:tr>
-      <w:tr>
-        <w:tc>
-          <w:tcPr>
-            <w:tcW w:type="dxa" w:w="900"/>
-            <w:tcBorders>
-              <w:top w:val="single" w:color="CCCCCC" w:sz="1"/>
-              <w:left w:val="single" w:color="CCCCCC" w:sz="1"/>
-              <w:bottom w:val="single" w:color="CCCCCC" w:sz="1"/>
-              <w:right w:val="single" w:color="CCCCCC" w:sz="1"/>
-            </w:tcBorders>
-            <w:shd w:fill="D5E8F0" w:val="clear"/>
-            <w:tcMar>
-              <w:top w:type="dxa" w:w="80"/>
-              <w:left w:type="dxa" w:w="120"/>
-              <w:bottom w:type="dxa" w:w="80"/>
-              <w:right w:type="dxa" w:w="120"/>
-            </w:tcMar>
-          </w:tcPr>
-          <w:p>
-            <w:pPr>
-              <w:spacing w:after="40" w:before="40"/>
-            </w:pPr>
-            <w:r>
-              <w:rPr>
-                <w:rFonts w:ascii="Arial" w:cs="Arial" w:eastAsia="Arial" w:hAnsi="Arial"/>
-                <w:b/>
-                <w:bCs/>
-                <w:color w:val="1F4E79"/>
-                <w:sz w:val="18"/>
-                <w:szCs w:val="18"/>
-              </w:rPr>
-              <w:t>FIX</w:t>
-            </w:r>
-          </w:p>
-        </w:tc>
-        <w:tc>
-          <w:tcPr>
-            <w:tcW w:type="dxa" w:w="8460"/>
-            <w:tcBorders>
-              <w:top w:val="single" w:color="CCCCCC" w:sz="1"/>
-              <w:left w:val="single" w:color="CCCCCC" w:sz="1"/>
-              <w:bottom w:val="single" w:color="CCCCCC" w:sz="1"/>
-              <w:right w:val="single" w:color="CCCCCC" w:sz="1"/>
-            </w:tcBorders>
-            <w:shd w:fill="F2F2F2" w:val="clear"/>
-            <w:tcMar>
-              <w:top w:type="dxa" w:w="80"/>
-              <w:left w:type="dxa" w:w="120"/>
-              <w:bottom w:type="dxa" w:w="80"/>
-              <w:right w:type="dxa" w:w="120"/>
-            </w:tcMar>
-          </w:tcPr>
-          <w:p>
-            <w:pPr>
-              <w:spacing w:after="40" w:before="40"/>
-            </w:pPr>
-            <w:r>
-              <w:rPr>
-                <w:rFonts w:ascii="Arial" w:cs="Arial" w:eastAsia="Arial" w:hAnsi="Arial"/>
-                <w:sz w:val="18"/>
-                <w:szCs w:val="18"/>
-              </w:rPr>
-              <w:t>Energy Tracker — Stale Brawl — Brawl energy section is now hidden when the brawl’s end_time is in the past (reward-claim phase). Previously showed 25/25 indefinitely after brawl ended.</w:t>
+              <w:t>Energy Tracker — Crash Fix — caps_hit.append(event_label) with event_label=None caused TypeError in str.join(). Fixed: only appended when event_label is not None.</w:t>
             </w:r>
           </w:p>
         </w:tc>
@@ -30358,7 +30224,7 @@
                 <w:sz w:val="18"/>
                 <w:szCs w:val="18"/>
               </w:rPr>
-              <w:t>Documentation updated to v5.1.</w:t>
+              <w:t>Documentation updated to v5.2.</w:t>
             </w:r>
           </w:p>
         </w:tc>
@@ -30420,7 +30286,940 @@
                 <w:sz w:val="20"/>
                 <w:szCs w:val="20"/>
               </w:rPr>
-              <w:t xml:space="preserve">July 2026 — v5.3 (Current)</w:t>
+              <w:t xml:space="preserve">August 2026 — v5.4 (Current)</w:t>
+            </w:r>
+          </w:p>
+        </w:tc>
+      </w:tr>
+      <w:tr>
+        <w:tc>
+          <w:tcPr>
+            <w:tcW w:type="dxa" w:w="900"/>
+            <w:tcBorders>
+              <w:top w:val="single" w:color="CCCCCC" w:sz="1"/>
+              <w:left w:val="single" w:color="CCCCCC" w:sz="1"/>
+              <w:bottom w:val="single" w:color="CCCCCC" w:sz="1"/>
+              <w:right w:val="single" w:color="CCCCCC" w:sz="1"/>
+            </w:tcBorders>
+            <w:shd w:fill="D5E8F0" w:val="clear"/>
+            <w:tcMar>
+              <w:top w:type="dxa" w:w="80"/>
+              <w:left w:type="dxa" w:w="120"/>
+              <w:bottom w:type="dxa" w:w="80"/>
+              <w:right w:type="dxa" w:w="120"/>
+            </w:tcMar>
+          </w:tcPr>
+          <w:p>
+            <w:pPr>
+              <w:spacing w:after="40" w:before="40"/>
+            </w:pPr>
+            <w:r>
+              <w:rPr>
+                <w:rFonts w:ascii="Arial" w:cs="Arial" w:eastAsia="Arial" w:hAnsi="Arial"/>
+                <w:b/>
+                <w:bCs/>
+                <w:color w:val="1F4E79"/>
+                <w:sz w:val="18"/>
+                <w:szCs w:val="18"/>
+              </w:rPr>
+              <w:t>FIX</w:t>
+            </w:r>
+          </w:p>
+        </w:tc>
+        <w:tc>
+          <w:tcPr>
+            <w:tcW w:type="dxa" w:w="8460"/>
+            <w:tcBorders>
+              <w:top w:val="single" w:color="CCCCCC" w:sz="1"/>
+              <w:left w:val="single" w:color="CCCCCC" w:sz="1"/>
+              <w:bottom w:val="single" w:color="CCCCCC" w:sz="1"/>
+              <w:right w:val="single" w:color="CCCCCC" w:sz="1"/>
+            </w:tcBorders>
+            <w:shd w:fill="FFFFFF" w:val="clear"/>
+            <w:tcMar>
+              <w:top w:type="dxa" w:w="80"/>
+              <w:left w:type="dxa" w:w="120"/>
+              <w:bottom w:type="dxa" w:w="80"/>
+              <w:right w:type="dxa" w:w="120"/>
+            </w:tcMar>
+          </w:tcPr>
+          <w:p>
+            <w:pPr>
+              <w:spacing w:after="40" w:before="40"/>
+            </w:pPr>
+            <w:r>
+              <w:rPr>
+                <w:rFonts w:ascii="Arial" w:cs="Arial" w:eastAsia="Arial" w:hAnsi="Arial"/>
+                <w:sz w:val="18"/>
+                <w:szCs w:val="18"/>
+              </w:rPr>
+              <w:t>GW/Brawl UID Schema — Complete Rewrite — The UID assignment for forts and summons was completely wrong. Empirically verified from combat logs: when own assault=101–110, own forts occupy UIDs 152–(152+n_own), enemy forts occupy UIDs 52–(52+n_enemy), own summons start at 52+n_enemy, enemy summons start at 152+n_own. Dominion is always UID 51 (own) and 151 (enemy). This cross-pattern means TUO was receiving enemy fort states as own and vice versa — causing 215,000 errors across 7,227 GW logs. All ranges now dynamic based on actual fort count from yfort/efort arguments.</w:t>
+            </w:r>
+          </w:p>
+        </w:tc>
+      </w:tr>
+      <w:tr>
+        <w:tc>
+          <w:tcPr>
+            <w:tcW w:type="dxa" w:w="900"/>
+            <w:tcBorders>
+              <w:top w:val="single" w:color="CCCCCC" w:sz="1"/>
+              <w:left w:val="single" w:color="CCCCCC" w:sz="1"/>
+              <w:bottom w:val="single" w:color="CCCCCC" w:sz="1"/>
+              <w:right w:val="single" w:color="CCCCCC" w:sz="1"/>
+            </w:tcBorders>
+            <w:shd w:fill="D5E8F0" w:val="clear"/>
+            <w:tcMar>
+              <w:top w:type="dxa" w:w="80"/>
+              <w:left w:type="dxa" w:w="120"/>
+              <w:bottom w:type="dxa" w:w="80"/>
+              <w:right w:type="dxa" w:w="120"/>
+            </w:tcMar>
+          </w:tcPr>
+          <w:p>
+            <w:pPr>
+              <w:spacing w:after="40" w:before="40"/>
+            </w:pPr>
+            <w:r>
+              <w:rPr>
+                <w:rFonts w:ascii="Arial" w:cs="Arial" w:eastAsia="Arial" w:hAnsi="Arial"/>
+                <w:b/>
+                <w:bCs/>
+                <w:color w:val="1F4E79"/>
+                <w:sz w:val="18"/>
+                <w:szCs w:val="18"/>
+              </w:rPr>
+              <w:t>FIX</w:t>
+            </w:r>
+          </w:p>
+        </w:tc>
+        <w:tc>
+          <w:tcPr>
+            <w:tcW w:type="dxa" w:w="8460"/>
+            <w:tcBorders>
+              <w:top w:val="single" w:color="CCCCCC" w:sz="1"/>
+              <w:left w:val="single" w:color="CCCCCC" w:sz="1"/>
+              <w:bottom w:val="single" w:color="CCCCCC" w:sz="1"/>
+              <w:right w:val="single" w:color="CCCCCC" w:sz="1"/>
+            </w:tcBorders>
+            <w:shd w:fill="F2F2F2" w:val="clear"/>
+            <w:tcMar>
+              <w:top w:type="dxa" w:w="80"/>
+              <w:left w:type="dxa" w:w="120"/>
+              <w:bottom w:type="dxa" w:w="80"/>
+              <w:right w:type="dxa" w:w="120"/>
+            </w:tcMar>
+          </w:tcPr>
+          <w:p>
+            <w:pPr>
+              <w:spacing w:after="40" w:before="40"/>
+            </w:pPr>
+            <w:r>
+              <w:rPr>
+                <w:rFonts w:ascii="Arial" w:cs="Arial" w:eastAsia="Arial" w:hAnsi="Arial"/>
+                <w:sz w:val="18"/>
+                <w:szCs w:val="18"/>
+              </w:rPr>
+              <w:t>check_combat_log.py — UID Detection Overhaul — detect_ranges() now parses yfort/efort counts from TUO command to determine the fort/summon boundary dynamically. Uses hand card UIDs (via name_map) to reliably determine own assault range (101–110 vs 1–10). Extended ranges to 100/200 to cover summons beyond UID 59/159.</w:t>
+            </w:r>
+          </w:p>
+        </w:tc>
+      </w:tr>
+      <w:tr>
+        <w:tc>
+          <w:tcPr>
+            <w:tcW w:type="dxa" w:w="900"/>
+            <w:tcBorders>
+              <w:top w:val="single" w:color="CCCCCC" w:sz="1"/>
+              <w:left w:val="single" w:color="CCCCCC" w:sz="1"/>
+              <w:bottom w:val="single" w:color="CCCCCC" w:sz="1"/>
+              <w:right w:val="single" w:color="CCCCCC" w:sz="1"/>
+            </w:tcBorders>
+            <w:shd w:fill="D5E8F0" w:val="clear"/>
+            <w:tcMar>
+              <w:top w:type="dxa" w:w="80"/>
+              <w:left w:type="dxa" w:w="120"/>
+              <w:bottom w:type="dxa" w:w="80"/>
+              <w:right w:type="dxa" w:w="120"/>
+            </w:tcMar>
+          </w:tcPr>
+          <w:p>
+            <w:pPr>
+              <w:spacing w:after="40" w:before="40"/>
+            </w:pPr>
+            <w:r>
+              <w:rPr>
+                <w:rFonts w:ascii="Arial" w:cs="Arial" w:eastAsia="Arial" w:hAnsi="Arial"/>
+                <w:b/>
+                <w:bCs/>
+                <w:color w:val="1F4E79"/>
+                <w:sz w:val="18"/>
+                <w:szCs w:val="18"/>
+              </w:rPr>
+              <w:t>FIX</w:t>
+            </w:r>
+          </w:p>
+        </w:tc>
+        <w:tc>
+          <w:tcPr>
+            <w:tcW w:type="dxa" w:w="8460"/>
+            <w:tcBorders>
+              <w:top w:val="single" w:color="CCCCCC" w:sz="1"/>
+              <w:left w:val="single" w:color="CCCCCC" w:sz="1"/>
+              <w:bottom w:val="single" w:color="CCCCCC" w:sz="1"/>
+              <w:right w:val="single" w:color="CCCCCC" w:sz="1"/>
+            </w:tcBorders>
+            <w:shd w:fill="FFFFFF" w:val="clear"/>
+            <w:tcMar>
+              <w:top w:type="dxa" w:w="80"/>
+              <w:left w:type="dxa" w:w="120"/>
+              <w:bottom w:type="dxa" w:w="80"/>
+              <w:right w:type="dxa" w:w="120"/>
+            </w:tcMar>
+          </w:tcPr>
+          <w:p>
+            <w:pPr>
+              <w:spacing w:after="40" w:before="40"/>
+            </w:pPr>
+            <w:r>
+              <w:rPr>
+                <w:rFonts w:ascii="Arial" w:cs="Arial" w:eastAsia="Arial" w:hAnsi="Arial"/>
+                <w:sz w:val="18"/>
+                <w:szCs w:val="18"/>
+              </w:rPr>
+              <w:t>Hand-State Serialization — Dict-valued flags (e.g. mimic_skill: {"id": "rally", ...}) are now filtered out before building hand-state strings — dict values cannot be serialized as TUO flag=value pairs. UID −16 (commander mimic state) is skipped in all three _states_for_range functions (Arena, Brawl, GW).</w:t>
+            </w:r>
+          </w:p>
+        </w:tc>
+      </w:tr>
+      <w:tr>
+        <w:tc>
+          <w:tcPr>
+            <w:tcW w:type="dxa" w:w="900"/>
+            <w:tcBorders>
+              <w:top w:val="single" w:color="CCCCCC" w:sz="1"/>
+              <w:left w:val="single" w:color="CCCCCC" w:sz="1"/>
+              <w:bottom w:val="single" w:color="CCCCCC" w:sz="1"/>
+              <w:right w:val="single" w:color="CCCCCC" w:sz="1"/>
+            </w:tcBorders>
+            <w:shd w:fill="E2EFDA" w:val="clear"/>
+            <w:tcMar>
+              <w:top w:type="dxa" w:w="80"/>
+              <w:left w:type="dxa" w:w="120"/>
+              <w:bottom w:type="dxa" w:w="80"/>
+              <w:right w:type="dxa" w:w="120"/>
+            </w:tcMar>
+          </w:tcPr>
+          <w:p>
+            <w:pPr>
+              <w:spacing w:after="40" w:before="40"/>
+            </w:pPr>
+            <w:r>
+              <w:rPr>
+                <w:rFonts w:ascii="Arial" w:cs="Arial" w:eastAsia="Arial" w:hAnsi="Arial"/>
+                <w:b/>
+                <w:bCs/>
+                <w:color w:val="375623"/>
+                <w:sz w:val="18"/>
+                <w:szCs w:val="18"/>
+              </w:rPr>
+              <w:t>NEW</w:t>
+            </w:r>
+          </w:p>
+        </w:tc>
+        <w:tc>
+          <w:tcPr>
+            <w:tcW w:type="dxa" w:w="8460"/>
+            <w:tcBorders>
+              <w:top w:val="single" w:color="CCCCCC" w:sz="1"/>
+              <w:left w:val="single" w:color="CCCCCC" w:sz="1"/>
+              <w:bottom w:val="single" w:color="CCCCCC" w:sz="1"/>
+              <w:right w:val="single" w:color="CCCCCC" w:sz="1"/>
+            </w:tcBorders>
+            <w:shd w:fill="F2F2F2" w:val="clear"/>
+            <w:tcMar>
+              <w:top w:type="dxa" w:w="80"/>
+              <w:left w:type="dxa" w:w="120"/>
+              <w:bottom w:type="dxa" w:w="80"/>
+              <w:right w:type="dxa" w:w="120"/>
+            </w:tcMar>
+          </w:tcPr>
+          <w:p>
+            <w:pPr>
+              <w:spacing w:after="40" w:before="40"/>
+            </w:pPr>
+            <w:r>
+              <w:rPr>
+                <w:rFonts w:ascii="Arial" w:cs="Arial" w:eastAsia="Arial" w:hAnsi="Arial"/>
+                <w:sz w:val="18"/>
+                <w:szCs w:val="18"/>
+              </w:rPr>
+              <w:t>GW Gauntlet Export — _export_arena_opponent_deck() is now called after every GW battle (victory and early-exit paths). Enemy guild derived from faction_war.attacker_faction_name/defender_faction_name via guild name comparison against own faction. Partial decks accumulate turn-by-turn from cumulative _gw_card_map; commander/dominion UIDs excluded from assault card list. After 50×20 battles all opponent decks should be known.</w:t>
+            </w:r>
+          </w:p>
+        </w:tc>
+      </w:tr>
+      <w:tr>
+        <w:tc>
+          <w:tcPr>
+            <w:tcW w:type="dxa" w:w="900"/>
+            <w:tcBorders>
+              <w:top w:val="single" w:color="CCCCCC" w:sz="1"/>
+              <w:left w:val="single" w:color="CCCCCC" w:sz="1"/>
+              <w:bottom w:val="single" w:color="CCCCCC" w:sz="1"/>
+              <w:right w:val="single" w:color="CCCCCC" w:sz="1"/>
+            </w:tcBorders>
+            <w:shd w:fill="D5E8F0" w:val="clear"/>
+            <w:tcMar>
+              <w:top w:type="dxa" w:w="80"/>
+              <w:left w:type="dxa" w:w="120"/>
+              <w:bottom w:type="dxa" w:w="80"/>
+              <w:right w:type="dxa" w:w="120"/>
+            </w:tcMar>
+          </w:tcPr>
+          <w:p>
+            <w:pPr>
+              <w:spacing w:after="40" w:before="40"/>
+            </w:pPr>
+            <w:r>
+              <w:rPr>
+                <w:rFonts w:ascii="Arial" w:cs="Arial" w:eastAsia="Arial" w:hAnsi="Arial"/>
+                <w:b/>
+                <w:bCs/>
+                <w:color w:val="1F4E79"/>
+                <w:sz w:val="18"/>
+                <w:szCs w:val="18"/>
+              </w:rPr>
+              <w:t>FIX</w:t>
+            </w:r>
+          </w:p>
+        </w:tc>
+        <w:tc>
+          <w:tcPr>
+            <w:tcW w:type="dxa" w:w="8460"/>
+            <w:tcBorders>
+              <w:top w:val="single" w:color="CCCCCC" w:sz="1"/>
+              <w:left w:val="single" w:color="CCCCCC" w:sz="1"/>
+              <w:bottom w:val="single" w:color="CCCCCC" w:sz="1"/>
+              <w:right w:val="single" w:color="CCCCCC" w:sz="1"/>
+            </w:tcBorders>
+            <w:shd w:fill="FFFFFF" w:val="clear"/>
+            <w:tcMar>
+              <w:top w:type="dxa" w:w="80"/>
+              <w:left w:type="dxa" w:w="120"/>
+              <w:bottom w:type="dxa" w:w="80"/>
+              <w:right w:type="dxa" w:w="120"/>
+            </w:tcMar>
+          </w:tcPr>
+          <w:p>
+            <w:pPr>
+              <w:spacing w:after="40" w:before="40"/>
+            </w:pPr>
+            <w:r>
+              <w:rPr>
+                <w:rFonts w:ascii="Arial" w:cs="Arial" w:eastAsia="Arial" w:hAnsi="Arial"/>
+                <w:sz w:val="18"/>
+                <w:szCs w:val="18"/>
+              </w:rPr>
+              <w:t>GW Enemy Guild in Gauntlet — Entries now correctly written as WIN_PlayerName_GuildName (e.g. WIN_Glutton4Pun_RelentlessOnes). Previously written without guild suffix due to missing enemy_guild variable, causing false "guild full" trim warnings.</w:t>
+            </w:r>
+          </w:p>
+        </w:tc>
+      </w:tr>
+      <w:tr>
+        <w:tc>
+          <w:tcPr>
+            <w:tcW w:type="dxa" w:w="900"/>
+            <w:tcBorders>
+              <w:top w:val="single" w:color="CCCCCC" w:sz="1"/>
+              <w:left w:val="single" w:color="CCCCCC" w:sz="1"/>
+              <w:bottom w:val="single" w:color="CCCCCC" w:sz="1"/>
+              <w:right w:val="single" w:color="CCCCCC" w:sz="1"/>
+            </w:tcBorders>
+            <w:shd w:fill="D5E8F0" w:val="clear"/>
+            <w:tcMar>
+              <w:top w:type="dxa" w:w="80"/>
+              <w:left w:type="dxa" w:w="120"/>
+              <w:bottom w:type="dxa" w:w="80"/>
+              <w:right w:type="dxa" w:w="120"/>
+            </w:tcMar>
+          </w:tcPr>
+          <w:p>
+            <w:pPr>
+              <w:spacing w:after="40" w:before="40"/>
+            </w:pPr>
+            <w:r>
+              <w:rPr>
+                <w:rFonts w:ascii="Arial" w:cs="Arial" w:eastAsia="Arial" w:hAnsi="Arial"/>
+                <w:b/>
+                <w:bCs/>
+                <w:color w:val="1F4E79"/>
+                <w:sz w:val="18"/>
+                <w:szCs w:val="18"/>
+              </w:rPr>
+              <w:t>FIX</w:t>
+            </w:r>
+          </w:p>
+        </w:tc>
+        <w:tc>
+          <w:tcPr>
+            <w:tcW w:type="dxa" w:w="8460"/>
+            <w:tcBorders>
+              <w:top w:val="single" w:color="CCCCCC" w:sz="1"/>
+              <w:left w:val="single" w:color="CCCCCC" w:sz="1"/>
+              <w:bottom w:val="single" w:color="CCCCCC" w:sz="1"/>
+              <w:right w:val="single" w:color="CCCCCC" w:sz="1"/>
+            </w:tcBorders>
+            <w:shd w:fill="F2F2F2" w:val="clear"/>
+            <w:tcMar>
+              <w:top w:type="dxa" w:w="80"/>
+              <w:left w:type="dxa" w:w="120"/>
+              <w:bottom w:type="dxa" w:w="80"/>
+              <w:right w:type="dxa" w:w="120"/>
+            </w:tcMar>
+          </w:tcPr>
+          <w:p>
+            <w:pPr>
+              <w:spacing w:after="40" w:before="40"/>
+            </w:pPr>
+            <w:r>
+              <w:rPr>
+                <w:rFonts w:ascii="Arial" w:cs="Arial" w:eastAsia="Arial" w:hAnsi="Arial"/>
+                <w:sz w:val="18"/>
+                <w:szCs w:val="18"/>
+              </w:rPr>
+              <w:t>GW BGE Pass-Through — _api_bge_to_tuo() now loads bges.txt at runtime and passes GW BGE names through unchanged (e.g. "Progenitor Tech", "Blightblast", "Artillery") since they are defined as aliases in bges.txt. Default rule changed from space-removal to hyphenation for passive BGEs.</w:t>
+            </w:r>
+          </w:p>
+        </w:tc>
+      </w:tr>
+      <w:tr>
+        <w:tc>
+          <w:tcPr>
+            <w:tcW w:type="dxa" w:w="900"/>
+            <w:tcBorders>
+              <w:top w:val="single" w:color="CCCCCC" w:sz="1"/>
+              <w:left w:val="single" w:color="CCCCCC" w:sz="1"/>
+              <w:bottom w:val="single" w:color="CCCCCC" w:sz="1"/>
+              <w:right w:val="single" w:color="CCCCCC" w:sz="1"/>
+            </w:tcBorders>
+            <w:shd w:fill="D5E8F0" w:val="clear"/>
+            <w:tcMar>
+              <w:top w:type="dxa" w:w="80"/>
+              <w:left w:type="dxa" w:w="120"/>
+              <w:bottom w:type="dxa" w:w="80"/>
+              <w:right w:type="dxa" w:w="120"/>
+            </w:tcMar>
+          </w:tcPr>
+          <w:p>
+            <w:pPr>
+              <w:spacing w:after="40" w:before="40"/>
+            </w:pPr>
+            <w:r>
+              <w:rPr>
+                <w:rFonts w:ascii="Arial" w:cs="Arial" w:eastAsia="Arial" w:hAnsi="Arial"/>
+                <w:b/>
+                <w:bCs/>
+                <w:color w:val="1F4E79"/>
+                <w:sz w:val="18"/>
+                <w:szCs w:val="18"/>
+              </w:rPr>
+              <w:t>FIX</w:t>
+            </w:r>
+          </w:p>
+        </w:tc>
+        <w:tc>
+          <w:tcPr>
+            <w:tcW w:type="dxa" w:w="8460"/>
+            <w:tcBorders>
+              <w:top w:val="single" w:color="CCCCCC" w:sz="1"/>
+              <w:left w:val="single" w:color="CCCCCC" w:sz="1"/>
+              <w:bottom w:val="single" w:color="CCCCCC" w:sz="1"/>
+              <w:right w:val="single" w:color="CCCCCC" w:sz="1"/>
+            </w:tcBorders>
+            <w:shd w:fill="FFFFFF" w:val="clear"/>
+            <w:tcMar>
+              <w:top w:type="dxa" w:w="80"/>
+              <w:left w:type="dxa" w:w="120"/>
+              <w:bottom w:type="dxa" w:w="80"/>
+              <w:right w:type="dxa" w:w="120"/>
+            </w:tcMar>
+          </w:tcPr>
+          <w:p>
+            <w:pPr>
+              <w:spacing w:after="40" w:before="40"/>
+            </w:pPr>
+            <w:r>
+              <w:rPr>
+                <w:rFonts w:ascii="Arial" w:cs="Arial" w:eastAsia="Arial" w:hAnsi="Arial"/>
+                <w:sz w:val="18"/>
+                <w:szCs w:val="18"/>
+              </w:rPr>
+              <w:t>GW Partial Deck — Dominion Position — _run_tuo_reorder() now detects the dominion card (second slot) as any card not appearing in played_cards, keeping it at position 2 after the commander. Previously played cards were inserted before the dominion, displacing it to position 3+.</w:t>
+            </w:r>
+          </w:p>
+        </w:tc>
+      </w:tr>
+      <w:tr>
+        <w:tc>
+          <w:tcPr>
+            <w:tcW w:type="dxa" w:w="900"/>
+            <w:tcBorders>
+              <w:top w:val="single" w:color="CCCCCC" w:sz="1"/>
+              <w:left w:val="single" w:color="CCCCCC" w:sz="1"/>
+              <w:bottom w:val="single" w:color="CCCCCC" w:sz="1"/>
+              <w:right w:val="single" w:color="CCCCCC" w:sz="1"/>
+            </w:tcBorders>
+            <w:shd w:fill="D5E8F0" w:val="clear"/>
+            <w:tcMar>
+              <w:top w:type="dxa" w:w="80"/>
+              <w:left w:type="dxa" w:w="120"/>
+              <w:bottom w:type="dxa" w:w="80"/>
+              <w:right w:type="dxa" w:w="120"/>
+            </w:tcMar>
+          </w:tcPr>
+          <w:p>
+            <w:pPr>
+              <w:spacing w:after="40" w:before="40"/>
+            </w:pPr>
+            <w:r>
+              <w:rPr>
+                <w:rFonts w:ascii="Arial" w:cs="Arial" w:eastAsia="Arial" w:hAnsi="Arial"/>
+                <w:b/>
+                <w:bCs/>
+                <w:color w:val="1F4E79"/>
+                <w:sz w:val="18"/>
+                <w:szCs w:val="18"/>
+              </w:rPr>
+              <w:t>FIX</w:t>
+            </w:r>
+          </w:p>
+        </w:tc>
+        <w:tc>
+          <w:tcPr>
+            <w:tcW w:type="dxa" w:w="8460"/>
+            <w:tcBorders>
+              <w:top w:val="single" w:color="CCCCCC" w:sz="1"/>
+              <w:left w:val="single" w:color="CCCCCC" w:sz="1"/>
+              <w:bottom w:val="single" w:color="CCCCCC" w:sz="1"/>
+              <w:right w:val="single" w:color="CCCCCC" w:sz="1"/>
+            </w:tcBorders>
+            <w:shd w:fill="F2F2F2" w:val="clear"/>
+            <w:tcMar>
+              <w:top w:type="dxa" w:w="80"/>
+              <w:left w:type="dxa" w:w="120"/>
+              <w:bottom w:type="dxa" w:w="80"/>
+              <w:right w:type="dxa" w:w="120"/>
+            </w:tcMar>
+          </w:tcPr>
+          <w:p>
+            <w:pPr>
+              <w:spacing w:after="40" w:before="40"/>
+            </w:pPr>
+            <w:r>
+              <w:rPr>
+                <w:rFonts w:ascii="Arial" w:cs="Arial" w:eastAsia="Arial" w:hAnsi="Arial"/>
+                <w:sz w:val="18"/>
+                <w:szCs w:val="18"/>
+              </w:rPr>
+              <w:t>Brawl Start Detection — C→14 now also checks player_brawl_data.energy.battle_energy &gt; 0 as fallback when end_time is not yet set by the server in the first hours after brawl start.</w:t>
+            </w:r>
+          </w:p>
+        </w:tc>
+      </w:tr>
+      <w:tr>
+        <w:tc>
+          <w:tcPr>
+            <w:tcW w:type="dxa" w:w="900"/>
+            <w:tcBorders>
+              <w:top w:val="single" w:color="CCCCCC" w:sz="1"/>
+              <w:left w:val="single" w:color="CCCCCC" w:sz="1"/>
+              <w:bottom w:val="single" w:color="CCCCCC" w:sz="1"/>
+              <w:right w:val="single" w:color="CCCCCC" w:sz="1"/>
+            </w:tcBorders>
+            <w:shd w:fill="D5E8F0" w:val="clear"/>
+            <w:tcMar>
+              <w:top w:type="dxa" w:w="80"/>
+              <w:left w:type="dxa" w:w="120"/>
+              <w:bottom w:type="dxa" w:w="80"/>
+              <w:right w:type="dxa" w:w="120"/>
+            </w:tcMar>
+          </w:tcPr>
+          <w:p>
+            <w:pPr>
+              <w:spacing w:after="40" w:before="40"/>
+            </w:pPr>
+            <w:r>
+              <w:rPr>
+                <w:rFonts w:ascii="Arial" w:cs="Arial" w:eastAsia="Arial" w:hAnsi="Arial"/>
+                <w:b/>
+                <w:bCs/>
+                <w:color w:val="1F4E79"/>
+                <w:sz w:val="18"/>
+                <w:szCs w:val="18"/>
+              </w:rPr>
+              <w:t>FIX</w:t>
+            </w:r>
+          </w:p>
+        </w:tc>
+        <w:tc>
+          <w:tcPr>
+            <w:tcW w:type="dxa" w:w="8460"/>
+            <w:tcBorders>
+              <w:top w:val="single" w:color="CCCCCC" w:sz="1"/>
+              <w:left w:val="single" w:color="CCCCCC" w:sz="1"/>
+              <w:bottom w:val="single" w:color="CCCCCC" w:sz="1"/>
+              <w:right w:val="single" w:color="CCCCCC" w:sz="1"/>
+            </w:tcBorders>
+            <w:shd w:fill="FFFFFF" w:val="clear"/>
+            <w:tcMar>
+              <w:top w:type="dxa" w:w="80"/>
+              <w:left w:type="dxa" w:w="120"/>
+              <w:bottom w:type="dxa" w:w="80"/>
+              <w:right w:type="dxa" w:w="120"/>
+            </w:tcMar>
+          </w:tcPr>
+          <w:p>
+            <w:pPr>
+              <w:spacing w:after="40" w:before="40"/>
+            </w:pPr>
+            <w:r>
+              <w:rPr>
+                <w:rFonts w:ascii="Arial" w:cs="Arial" w:eastAsia="Arial" w:hAnsi="Arial"/>
+                <w:sz w:val="18"/>
+                <w:szCs w:val="18"/>
+              </w:rPr>
+              <w:t>Trim Logic — Guildless WIN_/LOSS_ entries now each get their own bucket (player name) instead of sharing a "" bucket. Previously, all guildless entries across all players were counted together and the oldest were deleted once the total exceeded 50.</w:t>
+            </w:r>
+          </w:p>
+        </w:tc>
+      </w:tr>
+      <w:tr>
+        <w:tc>
+          <w:tcPr>
+            <w:tcW w:type="dxa" w:w="900"/>
+            <w:tcBorders>
+              <w:top w:val="single" w:color="CCCCCC" w:sz="1"/>
+              <w:left w:val="single" w:color="CCCCCC" w:sz="1"/>
+              <w:bottom w:val="single" w:color="CCCCCC" w:sz="1"/>
+              <w:right w:val="single" w:color="CCCCCC" w:sz="1"/>
+            </w:tcBorders>
+            <w:shd w:fill="E2EFDA" w:val="clear"/>
+            <w:tcMar>
+              <w:top w:type="dxa" w:w="80"/>
+              <w:left w:type="dxa" w:w="120"/>
+              <w:bottom w:type="dxa" w:w="80"/>
+              <w:right w:type="dxa" w:w="120"/>
+            </w:tcMar>
+          </w:tcPr>
+          <w:p>
+            <w:pPr>
+              <w:spacing w:after="40" w:before="40"/>
+            </w:pPr>
+            <w:r>
+              <w:rPr>
+                <w:rFonts w:ascii="Arial" w:cs="Arial" w:eastAsia="Arial" w:hAnsi="Arial"/>
+                <w:b/>
+                <w:bCs/>
+                <w:color w:val="375623"/>
+                <w:sz w:val="18"/>
+                <w:szCs w:val="18"/>
+              </w:rPr>
+              <w:t>NEW</w:t>
+            </w:r>
+          </w:p>
+        </w:tc>
+        <w:tc>
+          <w:tcPr>
+            <w:tcW w:type="dxa" w:w="8460"/>
+            <w:tcBorders>
+              <w:top w:val="single" w:color="CCCCCC" w:sz="1"/>
+              <w:left w:val="single" w:color="CCCCCC" w:sz="1"/>
+              <w:bottom w:val="single" w:color="CCCCCC" w:sz="1"/>
+              <w:right w:val="single" w:color="CCCCCC" w:sz="1"/>
+            </w:tcBorders>
+            <w:shd w:fill="F2F2F2" w:val="clear"/>
+            <w:tcMar>
+              <w:top w:type="dxa" w:w="80"/>
+              <w:left w:type="dxa" w:w="120"/>
+              <w:bottom w:type="dxa" w:w="80"/>
+              <w:right w:type="dxa" w:w="120"/>
+            </w:tcMar>
+          </w:tcPr>
+          <w:p>
+            <w:pPr>
+              <w:spacing w:after="40" w:before="40"/>
+            </w:pPr>
+            <w:r>
+              <w:rPr>
+                <w:rFonts w:ascii="Arial" w:cs="Arial" w:eastAsia="Arial" w:hAnsi="Arial"/>
+                <w:sz w:val="18"/>
+                <w:szCs w:val="18"/>
+              </w:rPr>
+              <w:t>enhance_besiege in sim.cpp — Added enhance_besiege flag mapping to m_enhanced_value[Skill::mortar] (besiege = mortar, the evolved form of siege). sim.cpp must be recompiled.</w:t>
+            </w:r>
+          </w:p>
+        </w:tc>
+      </w:tr>
+      <w:tr>
+        <w:tc>
+          <w:tcPr>
+            <w:tcW w:type="dxa" w:w="900"/>
+            <w:tcBorders>
+              <w:top w:val="single" w:color="CCCCCC" w:sz="1"/>
+              <w:left w:val="single" w:color="CCCCCC" w:sz="1"/>
+              <w:bottom w:val="single" w:color="CCCCCC" w:sz="1"/>
+              <w:right w:val="single" w:color="CCCCCC" w:sz="1"/>
+            </w:tcBorders>
+            <w:shd w:fill="D5E8F0" w:val="clear"/>
+            <w:tcMar>
+              <w:top w:type="dxa" w:w="80"/>
+              <w:left w:type="dxa" w:w="120"/>
+              <w:bottom w:type="dxa" w:w="80"/>
+              <w:right w:type="dxa" w:w="120"/>
+            </w:tcMar>
+          </w:tcPr>
+          <w:p>
+            <w:pPr>
+              <w:spacing w:after="40" w:before="40"/>
+            </w:pPr>
+            <w:r>
+              <w:rPr>
+                <w:rFonts w:ascii="Arial" w:cs="Arial" w:eastAsia="Arial" w:hAnsi="Arial"/>
+                <w:b/>
+                <w:bCs/>
+                <w:color w:val="1F4E79"/>
+                <w:sz w:val="18"/>
+                <w:szCs w:val="18"/>
+              </w:rPr>
+              <w:t>FIX</w:t>
+            </w:r>
+          </w:p>
+        </w:tc>
+        <w:tc>
+          <w:tcPr>
+            <w:tcW w:type="dxa" w:w="8460"/>
+            <w:tcBorders>
+              <w:top w:val="single" w:color="CCCCCC" w:sz="1"/>
+              <w:left w:val="single" w:color="CCCCCC" w:sz="1"/>
+              <w:bottom w:val="single" w:color="CCCCCC" w:sz="1"/>
+              <w:right w:val="single" w:color="CCCCCC" w:sz="1"/>
+            </w:tcBorders>
+            <w:shd w:fill="FFFFFF" w:val="clear"/>
+            <w:tcMar>
+              <w:top w:type="dxa" w:w="80"/>
+              <w:left w:type="dxa" w:w="120"/>
+              <w:bottom w:type="dxa" w:w="80"/>
+              <w:right w:type="dxa" w:w="120"/>
+            </w:tcMar>
+          </w:tcPr>
+          <w:p>
+            <w:pPr>
+              <w:spacing w:after="40" w:before="40"/>
+            </w:pPr>
+            <w:r>
+              <w:rPr>
+                <w:rFonts w:ascii="Arial" w:cs="Arial" w:eastAsia="Arial" w:hAnsi="Arial"/>
+                <w:sz w:val="18"/>
+                <w:szCs w:val="18"/>
+              </w:rPr>
+              <w:t>Energy Tracker — Guild War — GW energy now read from faction_war.battle_energy (0–20) instead of stale player_brawl_data from a finished placement brawl. Header shows correct max ("/20"). No cap warning for GW energy since it does not regenerate.</w:t>
+            </w:r>
+          </w:p>
+        </w:tc>
+      </w:tr>
+      <w:tr>
+        <w:tc>
+          <w:tcPr>
+            <w:tcW w:type="dxa" w:w="900"/>
+            <w:tcBorders>
+              <w:top w:val="single" w:color="CCCCCC" w:sz="1"/>
+              <w:left w:val="single" w:color="CCCCCC" w:sz="1"/>
+              <w:bottom w:val="single" w:color="CCCCCC" w:sz="1"/>
+              <w:right w:val="single" w:color="CCCCCC" w:sz="1"/>
+            </w:tcBorders>
+            <w:shd w:fill="D5E8F0" w:val="clear"/>
+            <w:tcMar>
+              <w:top w:type="dxa" w:w="80"/>
+              <w:left w:type="dxa" w:w="120"/>
+              <w:bottom w:type="dxa" w:w="80"/>
+              <w:right w:type="dxa" w:w="120"/>
+            </w:tcMar>
+          </w:tcPr>
+          <w:p>
+            <w:pPr>
+              <w:spacing w:after="40" w:before="40"/>
+            </w:pPr>
+            <w:r>
+              <w:rPr>
+                <w:rFonts w:ascii="Arial" w:cs="Arial" w:eastAsia="Arial" w:hAnsi="Arial"/>
+                <w:b/>
+                <w:bCs/>
+                <w:color w:val="1F4E79"/>
+                <w:sz w:val="18"/>
+                <w:szCs w:val="18"/>
+              </w:rPr>
+              <w:t>FIX</w:t>
+            </w:r>
+          </w:p>
+        </w:tc>
+        <w:tc>
+          <w:tcPr>
+            <w:tcW w:type="dxa" w:w="8460"/>
+            <w:tcBorders>
+              <w:top w:val="single" w:color="CCCCCC" w:sz="1"/>
+              <w:left w:val="single" w:color="CCCCCC" w:sz="1"/>
+              <w:bottom w:val="single" w:color="CCCCCC" w:sz="1"/>
+              <w:right w:val="single" w:color="CCCCCC" w:sz="1"/>
+            </w:tcBorders>
+            <w:shd w:fill="F2F2F2" w:val="clear"/>
+            <w:tcMar>
+              <w:top w:type="dxa" w:w="80"/>
+              <w:left w:type="dxa" w:w="120"/>
+              <w:bottom w:type="dxa" w:w="80"/>
+              <w:right w:type="dxa" w:w="120"/>
+            </w:tcMar>
+          </w:tcPr>
+          <w:p>
+            <w:pPr>
+              <w:spacing w:after="40" w:before="40"/>
+            </w:pPr>
+            <w:r>
+              <w:rPr>
+                <w:rFonts w:ascii="Arial" w:cs="Arial" w:eastAsia="Arial" w:hAnsi="Arial"/>
+                <w:sz w:val="18"/>
+                <w:szCs w:val="18"/>
+              </w:rPr>
+              <w:t>Energy Tracker — Stale Brawl — Brawl energy section is now hidden when the brawl’s end_time is in the past (reward-claim phase). Previously showed 25/25 indefinitely after brawl ended.</w:t>
+            </w:r>
+          </w:p>
+        </w:tc>
+      </w:tr>
+      <w:tr>
+        <w:tc>
+          <w:tcPr>
+            <w:tcW w:type="dxa" w:w="900"/>
+            <w:tcBorders>
+              <w:top w:val="single" w:color="CCCCCC" w:sz="1"/>
+              <w:left w:val="single" w:color="CCCCCC" w:sz="1"/>
+              <w:bottom w:val="single" w:color="CCCCCC" w:sz="1"/>
+              <w:right w:val="single" w:color="CCCCCC" w:sz="1"/>
+            </w:tcBorders>
+            <w:shd w:fill="FCE4D6" w:val="clear"/>
+            <w:tcMar>
+              <w:top w:type="dxa" w:w="80"/>
+              <w:left w:type="dxa" w:w="120"/>
+              <w:bottom w:type="dxa" w:w="80"/>
+              <w:right w:type="dxa" w:w="120"/>
+            </w:tcMar>
+          </w:tcPr>
+          <w:p>
+            <w:pPr>
+              <w:spacing w:after="40" w:before="40"/>
+            </w:pPr>
+            <w:r>
+              <w:rPr>
+                <w:rFonts w:ascii="Arial" w:cs="Arial" w:eastAsia="Arial" w:hAnsi="Arial"/>
+                <w:b/>
+                <w:bCs/>
+                <w:color w:val="833C00"/>
+                <w:sz w:val="18"/>
+                <w:szCs w:val="18"/>
+              </w:rPr>
+              <w:t>CHANGE</w:t>
+            </w:r>
+          </w:p>
+        </w:tc>
+        <w:tc>
+          <w:tcPr>
+            <w:tcW w:type="dxa" w:w="8460"/>
+            <w:tcBorders>
+              <w:top w:val="single" w:color="CCCCCC" w:sz="1"/>
+              <w:left w:val="single" w:color="CCCCCC" w:sz="1"/>
+              <w:bottom w:val="single" w:color="CCCCCC" w:sz="1"/>
+              <w:right w:val="single" w:color="CCCCCC" w:sz="1"/>
+            </w:tcBorders>
+            <w:shd w:fill="FFFFFF" w:val="clear"/>
+            <w:tcMar>
+              <w:top w:type="dxa" w:w="80"/>
+              <w:left w:type="dxa" w:w="120"/>
+              <w:bottom w:type="dxa" w:w="80"/>
+              <w:right w:type="dxa" w:w="120"/>
+            </w:tcMar>
+          </w:tcPr>
+          <w:p>
+            <w:pPr>
+              <w:spacing w:after="40" w:before="40"/>
+            </w:pPr>
+            <w:r>
+              <w:rPr>
+                <w:rFonts w:ascii="Arial" w:cs="Arial" w:eastAsia="Arial" w:hAnsi="Arial"/>
+                <w:sz w:val="18"/>
+                <w:szCs w:val="18"/>
+              </w:rPr>
+              <w:t>Documentation updated to v5.1.</w:t>
+            </w:r>
+          </w:p>
+        </w:tc>
+      </w:tr>
+    </w:tbl>
+    <w:p>
+      <w:pPr>
+        <w:spacing w:after="60" w:before="60"/>
+      </w:pPr>
+      <w:r>
+        <w:t xml:space="preserve"/>
+      </w:r>
+    </w:p>
+    <w:tbl>
+      <w:tblPr>
+        <w:tblW w:type="dxa" w:w="9360"/>
+        <w:tblBorders>
+          <w:top w:val="single" w:color="auto" w:sz="4"/>
+          <w:left w:val="single" w:color="auto" w:sz="4"/>
+          <w:bottom w:val="single" w:color="auto" w:sz="4"/>
+          <w:right w:val="single" w:color="auto" w:sz="4"/>
+          <w:insideH w:val="single" w:color="auto" w:sz="4"/>
+          <w:insideV w:val="single" w:color="auto" w:sz="4"/>
+        </w:tblBorders>
+      </w:tblPr>
+      <w:tblGrid>
+        <w:gridCol w:w="900"/>
+        <w:gridCol w:w="8460"/>
+      </w:tblGrid>
+      <w:tr>
+        <w:tc>
+          <w:tcPr>
+            <w:tcW w:type="dxa" w:w="9360"/>
+            <w:gridSpan w:val="2"/>
+            <w:tcBorders>
+              <w:top w:val="single" w:color="CCCCCC" w:sz="1"/>
+              <w:left w:val="single" w:color="CCCCCC" w:sz="1"/>
+              <w:bottom w:val="single" w:color="CCCCCC" w:sz="1"/>
+              <w:right w:val="single" w:color="CCCCCC" w:sz="1"/>
+            </w:tcBorders>
+            <w:shd w:fill="2E75B6" w:val="clear"/>
+            <w:tcMar>
+              <w:top w:type="dxa" w:w="100"/>
+              <w:left w:type="dxa" w:w="120"/>
+              <w:bottom w:type="dxa" w:w="100"/>
+              <w:right w:type="dxa" w:w="120"/>
+            </w:tcMar>
+          </w:tcPr>
+          <w:p>
+            <w:pPr>
+              <w:spacing w:after="40" w:before="40"/>
+            </w:pPr>
+            <w:r>
+              <w:rPr>
+                <w:rFonts w:ascii="Arial" w:cs="Arial" w:eastAsia="Arial" w:hAnsi="Arial"/>
+                <w:b/>
+                <w:bCs/>
+                <w:color w:val="FFFFFF"/>
+                <w:sz w:val="20"/>
+                <w:szCs w:val="20"/>
+              </w:rPr>
+              <w:t xml:space="preserve">August 2026 — v5.4 (Current)</w:t>
             </w:r>
           </w:p>
         </w:tc>

--- a/TyrantAPICommander_Documentation_EN.docx
+++ b/TyrantAPICommander_Documentation_EN.docx
@@ -27525,802 +27525,290 @@
       <w:tr>
         <w:tc>
           <w:tcPr>
-            <w:tcW w:type="dxa" w:w="9360"/>
-            <w:gridSpan w:val="2"/>
-            <w:tcBorders>
-              <w:top w:val="single" w:color="CCCCCC" w:sz="1"/>
-              <w:left w:val="single" w:color="CCCCCC" w:sz="1"/>
-              <w:bottom w:val="single" w:color="CCCCCC" w:sz="1"/>
-              <w:right w:val="single" w:color="CCCCCC" w:sz="1"/>
-            </w:tcBorders>
-            <w:shd w:fill="2E75B6" w:val="clear"/>
-            <w:tcMar>
-              <w:top w:type="dxa" w:w="100"/>
-              <w:left w:type="dxa" w:w="120"/>
-              <w:bottom w:type="dxa" w:w="100"/>
-              <w:right w:type="dxa" w:w="120"/>
-            </w:tcMar>
-          </w:tcPr>
-          <w:p>
-            <w:pPr>
-              <w:spacing w:after="40" w:before="40"/>
-            </w:pPr>
-            <w:r>
-              <w:rPr>
-                <w:rFonts w:ascii="Arial" w:cs="Arial" w:hAnsi="Arial"/>
+            <w:tcW w:type="dxa" w:w="1500"/>
+            <w:shd w:val="clear" w:color="auto" w:fill="F2F2F2"/>
+          </w:tcPr>
+          <w:p>
+            <w:pPr>
+              <w:spacing w:after="60" w:before="60"/>
+            </w:pPr>
+            <w:r>
+              <w:rPr>
                 <w:b/>
-                <w:bCs/>
-                <w:color w:val="FFFFFF"/>
                 <w:sz w:val="20"/>
                 <w:szCs w:val="20"/>
               </w:rPr>
-              <w:t xml:space="preserve">August 2026 — v5.4 (Current)</w:t>
-            </w:r>
-          </w:p>
-        </w:tc>
-      </w:tr>
-      <w:tr>
-        <w:tc>
-          <w:tcPr>
-            <w:tcW w:type="dxa" w:w="900"/>
-            <w:tcBorders>
-              <w:top w:val="single" w:color="CCCCCC" w:sz="1"/>
-              <w:left w:val="single" w:color="CCCCCC" w:sz="1"/>
-              <w:bottom w:val="single" w:color="CCCCCC" w:sz="1"/>
-              <w:right w:val="single" w:color="CCCCCC" w:sz="1"/>
-            </w:tcBorders>
-            <w:shd w:fill="E2EFDA" w:val="clear"/>
-            <w:tcMar>
-              <w:top w:type="dxa" w:w="80"/>
-              <w:left w:type="dxa" w:w="120"/>
-              <w:bottom w:type="dxa" w:w="80"/>
-              <w:right w:type="dxa" w:w="120"/>
-            </w:tcMar>
-          </w:tcPr>
-          <w:p>
-            <w:pPr>
-              <w:spacing w:after="40" w:before="40"/>
-            </w:pPr>
-            <w:r>
-              <w:rPr>
-                <w:rFonts w:ascii="Arial" w:cs="Arial" w:hAnsi="Arial"/>
+              <w:t>August 2026 — v5.4 (Current)</w:t>
+            </w:r>
+          </w:p>
+        </w:tc>
+        <w:tc>
+          <w:tcPr>
+            <w:tcW w:type="dxa" w:w="7860"/>
+            <w:shd w:val="clear" w:color="auto" w:fill="F2F2F2"/>
+          </w:tcPr>
+          <w:p>
+            <w:pPr>
+              <w:spacing w:after="60" w:before="60"/>
+            </w:pPr>
+            <w:r>
+              <w:rPr>
                 <w:b/>
-                <w:bCs/>
-                <w:color w:val="375623"/>
-                <w:sz w:val="18"/>
-                <w:szCs w:val="18"/>
-              </w:rPr>
-              <w:t>NEW</w:t>
-            </w:r>
-          </w:p>
-        </w:tc>
-        <w:tc>
-          <w:tcPr>
-            <w:tcW w:type="dxa" w:w="8460"/>
-            <w:tcBorders>
-              <w:top w:val="single" w:color="CCCCCC" w:sz="1"/>
-              <w:left w:val="single" w:color="CCCCCC" w:sz="1"/>
-              <w:bottom w:val="single" w:color="CCCCCC" w:sz="1"/>
-              <w:right w:val="single" w:color="CCCCCC" w:sz="1"/>
-            </w:tcBorders>
-            <w:shd w:fill="FFFFFF" w:val="clear"/>
-            <w:tcMar>
-              <w:top w:type="dxa" w:w="80"/>
-              <w:left w:type="dxa" w:w="120"/>
-              <w:bottom w:type="dxa" w:w="80"/>
-              <w:right w:type="dxa" w:w="120"/>
-            </w:tcMar>
-          </w:tcPr>
-          <w:p>
-            <w:pPr>
-              <w:spacing w:after="40" w:before="40"/>
-            </w:pPr>
-            <w:r>
-              <w:rPr>
-                <w:rFonts w:ascii="Arial" w:cs="Arial" w:hAnsi="Arial"/>
-                <w:sz w:val="18"/>
-                <w:szCs w:val="18"/>
-              </w:rPr>
-              <w:t>Extreme PVP Challenge (28 steps) — Permanent fallback challenge when no time-limited challenge is active. Full ruleset for all 28 steps: commanders, required assault cards, pool cards. Steps 1–7 require no deck changes. Heal steps (18/20/22/24/27) have play_first active.</w:t>
-            </w:r>
-          </w:p>
-        </w:tc>
-      </w:tr>
-      <w:tr>
-        <w:tc>
-          <w:tcPr>
-            <w:tcW w:type="dxa" w:w="900"/>
-            <w:tcBorders>
-              <w:top w:val="single" w:color="CCCCCC" w:sz="1"/>
-              <w:left w:val="single" w:color="CCCCCC" w:sz="1"/>
-              <w:bottom w:val="single" w:color="CCCCCC" w:sz="1"/>
-              <w:right w:val="single" w:color="CCCCCC" w:sz="1"/>
-            </w:tcBorders>
-            <w:shd w:fill="E2EFDA" w:val="clear"/>
-            <w:tcMar>
-              <w:top w:type="dxa" w:w="80"/>
-              <w:left w:type="dxa" w:w="120"/>
-              <w:bottom w:type="dxa" w:w="80"/>
-              <w:right w:type="dxa" w:w="120"/>
-            </w:tcMar>
-          </w:tcPr>
-          <w:p>
-            <w:pPr>
-              <w:spacing w:after="40" w:before="40"/>
-            </w:pPr>
-            <w:r>
-              <w:rPr>
-                <w:rFonts w:ascii="Arial" w:cs="Arial" w:hAnsi="Arial"/>
+                <w:sz w:val="20"/>
+                <w:szCs w:val="20"/>
+              </w:rPr>
+              <w:t xml:space="preserve">NEW	</w:t>
+            </w:r>
+            <w:r>
+              <w:rPr>
+                <w:sz w:val="20"/>
+                <w:szCs w:val="20"/>
+              </w:rPr>
+              <w:t>Forever Loyal PVP Challenge — fully automated deck management for all challenge steps across all multi-account arena pipelines (F→15/18/19/20). Detects step via getPvpChallengeData; builds required + pool cards; pads deck to 10 cards; restores original deck via finally block after every arena session. Issues logged to export/loyal_challenge_issues.txt.</w:t>
+            </w:r>
+          </w:p>
+          <w:p>
+            <w:pPr>
+              <w:spacing w:after="60" w:before="60"/>
+            </w:pPr>
+            <w:r>
+              <w:rPr>
                 <w:b/>
-                <w:bCs/>
-                <w:color w:val="375623"/>
-                <w:sz w:val="18"/>
-                <w:szCs w:val="18"/>
-              </w:rPr>
-              <w:t>NEW</w:t>
-            </w:r>
-          </w:p>
-        </w:tc>
-        <w:tc>
-          <w:tcPr>
-            <w:tcW w:type="dxa" w:w="8460"/>
-            <w:tcBorders>
-              <w:top w:val="single" w:color="CCCCCC" w:sz="1"/>
-              <w:left w:val="single" w:color="CCCCCC" w:sz="1"/>
-              <w:bottom w:val="single" w:color="CCCCCC" w:sz="1"/>
-              <w:right w:val="single" w:color="CCCCCC" w:sz="1"/>
-            </w:tcBorders>
-            <w:shd w:fill="F2F2F2" w:val="clear"/>
-            <w:tcMar>
-              <w:top w:type="dxa" w:w="80"/>
-              <w:left w:type="dxa" w:w="120"/>
-              <w:bottom w:type="dxa" w:w="80"/>
-              <w:right w:type="dxa" w:w="120"/>
-            </w:tcMar>
-          </w:tcPr>
-          <w:p>
-            <w:pPr>
-              <w:spacing w:after="40" w:before="40"/>
-            </w:pPr>
-            <w:r>
-              <w:rPr>
-                <w:rFonts w:ascii="Arial" w:cs="Arial" w:hAnsi="Arial"/>
-                <w:sz w:val="18"/>
-                <w:szCs w:val="18"/>
-              </w:rPr>
-              <w:t>PvP Challenge Overview (A→7) — Generalized for any active type-12 challenge (not just Forever Loyal). Enter=Refresh with delta display: step column shows "+N" when step advances; progress shows "(+N)" within same step. ESC=Exit. Time-limited challenges prioritized over permanent.</w:t>
-            </w:r>
-          </w:p>
-        </w:tc>
-      </w:tr>
-      <w:tr>
-        <w:tc>
-          <w:tcPr>
-            <w:tcW w:type="dxa" w:w="900"/>
-            <w:tcBorders>
-              <w:top w:val="single" w:color="CCCCCC" w:sz="1"/>
-              <w:left w:val="single" w:color="CCCCCC" w:sz="1"/>
-              <w:bottom w:val="single" w:color="CCCCCC" w:sz="1"/>
-              <w:right w:val="single" w:color="CCCCCC" w:sz="1"/>
-            </w:tcBorders>
-            <w:shd w:fill="E2EFDA" w:val="clear"/>
-            <w:tcMar>
-              <w:top w:type="dxa" w:w="80"/>
-              <w:left w:type="dxa" w:w="120"/>
-              <w:bottom w:type="dxa" w:w="80"/>
-              <w:right w:type="dxa" w:w="120"/>
-            </w:tcMar>
-          </w:tcPr>
-          <w:p>
-            <w:pPr>
-              <w:spacing w:after="40" w:before="40"/>
-            </w:pPr>
-            <w:r>
-              <w:rPr>
-                <w:rFonts w:ascii="Arial" w:cs="Arial" w:hAnsi="Arial"/>
+                <w:sz w:val="20"/>
+                <w:szCs w:val="20"/>
+              </w:rPr>
+              <w:t xml:space="preserve">NEW	</w:t>
+            </w:r>
+            <w:r>
+              <w:rPr>
+                <w:sz w:val="20"/>
+                <w:szCs w:val="20"/>
+              </w:rPr>
+              <w:t>Forever Loyal PVP Challenge Overview (F→24) — progress table across all accounts with stagnation detection (highlights accounts with +0 progress between snapshots).</w:t>
+            </w:r>
+          </w:p>
+          <w:p>
+            <w:pPr>
+              <w:spacing w:after="60" w:before="60"/>
+            </w:pPr>
+            <w:r>
+              <w:rPr>
                 <w:b/>
-                <w:bCs/>
-                <w:color w:val="375623"/>
-                <w:sz w:val="18"/>
-                <w:szCs w:val="18"/>
-              </w:rPr>
-              <w:t>NEW</w:t>
-            </w:r>
-          </w:p>
-        </w:tc>
-        <w:tc>
-          <w:tcPr>
-            <w:tcW w:type="dxa" w:w="8460"/>
-            <w:tcBorders>
-              <w:top w:val="single" w:color="CCCCCC" w:sz="1"/>
-              <w:left w:val="single" w:color="CCCCCC" w:sz="1"/>
-              <w:bottom w:val="single" w:color="CCCCCC" w:sz="1"/>
-              <w:right w:val="single" w:color="CCCCCC" w:sz="1"/>
-            </w:tcBorders>
-            <w:shd w:fill="FFFFFF" w:val="clear"/>
-            <w:tcMar>
-              <w:top w:type="dxa" w:w="80"/>
-              <w:left w:type="dxa" w:w="120"/>
-              <w:bottom w:type="dxa" w:w="80"/>
-              <w:right w:type="dxa" w:w="120"/>
-            </w:tcMar>
-          </w:tcPr>
-          <w:p>
-            <w:pPr>
-              <w:spacing w:after="40" w:before="40"/>
-            </w:pPr>
-            <w:r>
-              <w:rPr>
-                <w:rFonts w:ascii="Arial" w:cs="Arial" w:hAnsi="Arial"/>
-                <w:sz w:val="18"/>
-                <w:szCs w:val="18"/>
-              </w:rPr>
-              <w:t>play_first Override — Specified card played immediately when drawn, overriding TUO recommendation. Active for: Loyal Step 8 (Collapser Deadline), Loyal Step 14 (Constantine’s Cheetah), Extreme Steps 18/20/22/24/27 (Heal targets). Applies in Arena and GW/Brawl battle loops.</w:t>
-            </w:r>
-          </w:p>
-        </w:tc>
-      </w:tr>
-      <w:tr>
-        <w:tc>
-          <w:tcPr>
-            <w:tcW w:type="dxa" w:w="900"/>
-            <w:tcBorders>
-              <w:top w:val="single" w:color="CCCCCC" w:sz="1"/>
-              <w:left w:val="single" w:color="CCCCCC" w:sz="1"/>
-              <w:bottom w:val="single" w:color="CCCCCC" w:sz="1"/>
-              <w:right w:val="single" w:color="CCCCCC" w:sz="1"/>
-            </w:tcBorders>
-            <w:shd w:fill="D5E8F0" w:val="clear"/>
-            <w:tcMar>
-              <w:top w:type="dxa" w:w="80"/>
-              <w:left w:type="dxa" w:w="120"/>
-              <w:bottom w:type="dxa" w:w="80"/>
-              <w:right w:type="dxa" w:w="120"/>
-            </w:tcMar>
-          </w:tcPr>
-          <w:p>
-            <w:pPr>
-              <w:spacing w:after="40" w:before="40"/>
-            </w:pPr>
-            <w:r>
-              <w:rPr>
-                <w:rFonts w:ascii="Arial" w:cs="Arial" w:hAnsi="Arial"/>
+                <w:sz w:val="20"/>
+                <w:szCs w:val="20"/>
+              </w:rPr>
+              <w:t xml:space="preserve">NEW	</w:t>
+            </w:r>
+            <w:r>
+              <w:rPr>
+                <w:sz w:val="20"/>
+                <w:szCs w:val="20"/>
+              </w:rPr>
+              <w:t>check_suspicious_losses.py — standalone script filtering combat logs for TUO ≥99.5% win predictions that resulted in LOSS. Matching files auto-copied to combatlog/suspicious/. Threshold configurable via --threshold flag.</w:t>
+            </w:r>
+          </w:p>
+          <w:p>
+            <w:pPr>
+              <w:spacing w:after="60" w:before="60"/>
+            </w:pPr>
+            <w:r>
+              <w:rPr>
                 <w:b/>
-                <w:bCs/>
-                <w:color w:val="1F4E79"/>
-                <w:sz w:val="18"/>
-                <w:szCs w:val="18"/>
-              </w:rPr>
-              <w:t>FIX</w:t>
-            </w:r>
-          </w:p>
-        </w:tc>
-        <w:tc>
-          <w:tcPr>
-            <w:tcW w:type="dxa" w:w="8460"/>
-            <w:tcBorders>
-              <w:top w:val="single" w:color="CCCCCC" w:sz="1"/>
-              <w:left w:val="single" w:color="CCCCCC" w:sz="1"/>
-              <w:bottom w:val="single" w:color="CCCCCC" w:sz="1"/>
-              <w:right w:val="single" w:color="CCCCCC" w:sz="1"/>
-            </w:tcBorders>
-            <w:shd w:fill="F2F2F2" w:val="clear"/>
-            <w:tcMar>
-              <w:top w:type="dxa" w:w="80"/>
-              <w:left w:type="dxa" w:w="120"/>
-              <w:bottom w:type="dxa" w:w="80"/>
-              <w:right w:type="dxa" w:w="120"/>
-            </w:tcMar>
-          </w:tcPr>
-          <w:p>
-            <w:pPr>
-              <w:spacing w:after="40" w:before="40"/>
-            </w:pPr>
-            <w:r>
-              <w:rPr>
-                <w:rFonts w:ascii="Arial" w:cs="Arial" w:hAnsi="Arial"/>
-                <w:sz w:val="18"/>
-                <w:szCs w:val="18"/>
-              </w:rPr>
-              <w:t>Pool Card Logic — Each pool card now uses as many copies as available/buildable before moving to the next card. Previously limited to 1 copy per unique pool entry, causing premature fallthrough (e.g. 2x Mezarkos owned but only 1x equipped).</w:t>
-            </w:r>
-          </w:p>
-        </w:tc>
-      </w:tr>
-      <w:tr>
-        <w:tc>
-          <w:tcPr>
-            <w:tcW w:type="dxa" w:w="900"/>
-            <w:tcBorders>
-              <w:top w:val="single" w:color="CCCCCC" w:sz="1"/>
-              <w:left w:val="single" w:color="CCCCCC" w:sz="1"/>
-              <w:bottom w:val="single" w:color="CCCCCC" w:sz="1"/>
-              <w:right w:val="single" w:color="CCCCCC" w:sz="1"/>
-            </w:tcBorders>
-            <w:shd w:fill="D5E8F0" w:val="clear"/>
-            <w:tcMar>
-              <w:top w:type="dxa" w:w="80"/>
-              <w:left w:type="dxa" w:w="120"/>
-              <w:bottom w:type="dxa" w:w="80"/>
-              <w:right w:type="dxa" w:w="120"/>
-            </w:tcMar>
-          </w:tcPr>
-          <w:p>
-            <w:pPr>
-              <w:spacing w:after="40" w:before="40"/>
-            </w:pPr>
-            <w:r>
-              <w:rPr>
-                <w:rFonts w:ascii="Arial" w:cs="Arial" w:hAnsi="Arial"/>
+                <w:sz w:val="20"/>
+                <w:szCs w:val="20"/>
+              </w:rPr>
+              <w:t xml:space="preserve">NEW	</w:t>
+            </w:r>
+            <w:r>
+              <w:rPr>
+                <w:sz w:val="20"/>
+                <w:szCs w:val="20"/>
+              </w:rPr>
+              <w:t>check_combat_log.py — standalone combat log validator; checks api_card_states vs hand-state string per turn. 0/648 errors after full fix cycle (summon UID assignment, entry-first state matching, mismatch penalty scoring).</w:t>
+            </w:r>
+          </w:p>
+          <w:p>
+            <w:pPr>
+              <w:spacing w:after="60" w:before="60"/>
+            </w:pPr>
+            <w:r>
+              <w:rPr>
                 <w:b/>
-                <w:bCs/>
-                <w:color w:val="1F4E79"/>
-                <w:sz w:val="18"/>
-                <w:szCs w:val="18"/>
-              </w:rPr>
-              <w:t>FIX</w:t>
-            </w:r>
-          </w:p>
-        </w:tc>
-        <w:tc>
-          <w:tcPr>
-            <w:tcW w:type="dxa" w:w="8460"/>
-            <w:tcBorders>
-              <w:top w:val="single" w:color="CCCCCC" w:sz="1"/>
-              <w:left w:val="single" w:color="CCCCCC" w:sz="1"/>
-              <w:bottom w:val="single" w:color="CCCCCC" w:sz="1"/>
-              <w:right w:val="single" w:color="CCCCCC" w:sz="1"/>
-            </w:tcBorders>
-            <w:shd w:fill="FFFFFF" w:val="clear"/>
-            <w:tcMar>
-              <w:top w:type="dxa" w:w="80"/>
-              <w:left w:type="dxa" w:w="120"/>
-              <w:bottom w:type="dxa" w:w="80"/>
-              <w:right w:type="dxa" w:w="120"/>
-            </w:tcMar>
-          </w:tcPr>
-          <w:p>
-            <w:pPr>
-              <w:spacing w:after="40" w:before="40"/>
-            </w:pPr>
-            <w:r>
-              <w:rPr>
-                <w:rFonts w:ascii="Arial" w:cs="Arial" w:hAnsi="Arial"/>
-                <w:sz w:val="18"/>
-                <w:szCs w:val="18"/>
-              </w:rPr>
-              <w:t>Deck Snapshot (Phase 0) — Original deck captured before any build_card calls. Previously captured after builds, meaning cards placed by build_card internally were included in the "original" and never removed on restore.</w:t>
-            </w:r>
-          </w:p>
-        </w:tc>
-      </w:tr>
-      <w:tr>
-        <w:tc>
-          <w:tcPr>
-            <w:tcW w:type="dxa" w:w="900"/>
-            <w:tcBorders>
-              <w:top w:val="single" w:color="CCCCCC" w:sz="1"/>
-              <w:left w:val="single" w:color="CCCCCC" w:sz="1"/>
-              <w:bottom w:val="single" w:color="CCCCCC" w:sz="1"/>
-              <w:right w:val="single" w:color="CCCCCC" w:sz="1"/>
-            </w:tcBorders>
-            <w:shd w:fill="D5E8F0" w:val="clear"/>
-            <w:tcMar>
-              <w:top w:type="dxa" w:w="80"/>
-              <w:left w:type="dxa" w:w="120"/>
-              <w:bottom w:type="dxa" w:w="80"/>
-              <w:right w:type="dxa" w:w="120"/>
-            </w:tcMar>
-          </w:tcPr>
-          <w:p>
-            <w:pPr>
-              <w:spacing w:after="40" w:before="40"/>
-            </w:pPr>
-            <w:r>
-              <w:rPr>
-                <w:rFonts w:ascii="Arial" w:cs="Arial" w:hAnsi="Arial"/>
+                <w:sz w:val="20"/>
+                <w:szCs w:val="20"/>
+              </w:rPr>
+              <w:t xml:space="preserve">NEW	</w:t>
+            </w:r>
+            <w:r>
+              <w:rPr>
+                <w:sz w:val="20"/>
+                <w:szCs w:val="20"/>
+              </w:rPr>
+              <w:t>Debug logging per arena turn: [kill-dbg] reports defend_kill UIDs found; [hand-dbg] reports which enemy UIDs are included/excluded from enemy:hand passed to TUO.</w:t>
+            </w:r>
+          </w:p>
+          <w:p>
+            <w:pPr>
+              <w:spacing w:after="60" w:before="60"/>
+            </w:pPr>
+            <w:r>
+              <w:rPr>
                 <w:b/>
-                <w:bCs/>
-                <w:color w:val="1F4E79"/>
-                <w:sz w:val="18"/>
-                <w:szCs w:val="18"/>
-              </w:rPr>
-              <w:t>FIX</w:t>
-            </w:r>
-          </w:p>
-        </w:tc>
-        <w:tc>
-          <w:tcPr>
-            <w:tcW w:type="dxa" w:w="8460"/>
-            <w:tcBorders>
-              <w:top w:val="single" w:color="CCCCCC" w:sz="1"/>
-              <w:left w:val="single" w:color="CCCCCC" w:sz="1"/>
-              <w:bottom w:val="single" w:color="CCCCCC" w:sz="1"/>
-              <w:right w:val="single" w:color="CCCCCC" w:sz="1"/>
-            </w:tcBorders>
-            <w:shd w:fill="F2F2F2" w:val="clear"/>
-            <w:tcMar>
-              <w:top w:type="dxa" w:w="80"/>
-              <w:left w:type="dxa" w:w="120"/>
-              <w:bottom w:type="dxa" w:w="80"/>
-              <w:right w:type="dxa" w:w="120"/>
-            </w:tcMar>
-          </w:tcPr>
-          <w:p>
-            <w:pPr>
-              <w:spacing w:after="40" w:before="40"/>
-            </w:pPr>
-            <w:r>
-              <w:rPr>
-                <w:rFonts w:ascii="Arial" w:cs="Arial" w:hAnsi="Arial"/>
-                <w:sz w:val="18"/>
-                <w:szCs w:val="18"/>
-              </w:rPr>
-              <w:t>setDeckCards Success Detection — API returns full init_data (containing user_decks/user_data) on success, not result:True. Success check now accepts either format.</w:t>
-            </w:r>
-          </w:p>
-        </w:tc>
-      </w:tr>
-      <w:tr>
-        <w:tc>
-          <w:tcPr>
-            <w:tcW w:type="dxa" w:w="900"/>
-            <w:tcBorders>
-              <w:top w:val="single" w:color="CCCCCC" w:sz="1"/>
-              <w:left w:val="single" w:color="CCCCCC" w:sz="1"/>
-              <w:bottom w:val="single" w:color="CCCCCC" w:sz="1"/>
-              <w:right w:val="single" w:color="CCCCCC" w:sz="1"/>
-            </w:tcBorders>
-            <w:shd w:fill="D5E8F0" w:val="clear"/>
-            <w:tcMar>
-              <w:top w:type="dxa" w:w="80"/>
-              <w:left w:type="dxa" w:w="120"/>
-              <w:bottom w:type="dxa" w:w="80"/>
-              <w:right w:type="dxa" w:w="120"/>
-            </w:tcMar>
-          </w:tcPr>
-          <w:p>
-            <w:pPr>
-              <w:spacing w:after="40" w:before="40"/>
-            </w:pPr>
-            <w:r>
-              <w:rPr>
-                <w:rFonts w:ascii="Arial" w:cs="Arial" w:hAnsi="Arial"/>
+                <w:sz w:val="20"/>
+                <w:szCs w:val="20"/>
+              </w:rPr>
+              <w:t xml:space="preserve">FIX	</w:t>
+            </w:r>
+            <w:r>
+              <w:rPr>
+                <w:sz w:val="20"/>
+                <w:szCs w:val="20"/>
+              </w:rPr>
+              <w:t>Loyal Challenge restore — deck never restored in F→18/F→20 pipeline (Multi-Account Raid+Quest+Arena / Brawl+Quest+Arena): live_sim_battle was called without try/finally. Fixed with proper finally block; stamina=0 fallback restore also added.</w:t>
+            </w:r>
+          </w:p>
+          <w:p>
+            <w:pPr>
+              <w:spacing w:after="60" w:before="60"/>
+            </w:pPr>
+            <w:r>
+              <w:rPr>
                 <w:b/>
-                <w:bCs/>
-                <w:color w:val="1F4E79"/>
-                <w:sz w:val="18"/>
-                <w:szCs w:val="18"/>
-              </w:rPr>
-              <w:t>FIX</w:t>
-            </w:r>
-          </w:p>
-        </w:tc>
-        <w:tc>
-          <w:tcPr>
-            <w:tcW w:type="dxa" w:w="8460"/>
-            <w:tcBorders>
-              <w:top w:val="single" w:color="CCCCCC" w:sz="1"/>
-              <w:left w:val="single" w:color="CCCCCC" w:sz="1"/>
-              <w:bottom w:val="single" w:color="CCCCCC" w:sz="1"/>
-              <w:right w:val="single" w:color="CCCCCC" w:sz="1"/>
-            </w:tcBorders>
-            <w:shd w:fill="FFFFFF" w:val="clear"/>
-            <w:tcMar>
-              <w:top w:type="dxa" w:w="80"/>
-              <w:left w:type="dxa" w:w="120"/>
-              <w:bottom w:type="dxa" w:w="80"/>
-              <w:right w:type="dxa" w:w="120"/>
-            </w:tcMar>
-          </w:tcPr>
-          <w:p>
-            <w:pPr>
-              <w:spacing w:after="40" w:before="40"/>
-            </w:pPr>
-            <w:r>
-              <w:rPr>
-                <w:rFonts w:ascii="Arial" w:cs="Arial" w:hAnsi="Arial"/>
-                <w:sz w:val="18"/>
-                <w:szCs w:val="18"/>
-              </w:rPr>
-              <w:t>Arena Pipelines — try/finally added around live_sim_battle + restore in all three challenge-enabled pipelines (F→15/18/19/20). Deck is restored even if battle session throws an exception.</w:t>
-            </w:r>
-          </w:p>
-        </w:tc>
-      </w:tr>
-      <w:tr>
-        <w:tc>
-          <w:tcPr>
-            <w:tcW w:type="dxa" w:w="900"/>
-            <w:tcBorders>
-              <w:top w:val="single" w:color="CCCCCC" w:sz="1"/>
-              <w:left w:val="single" w:color="CCCCCC" w:sz="1"/>
-              <w:bottom w:val="single" w:color="CCCCCC" w:sz="1"/>
-              <w:right w:val="single" w:color="CCCCCC" w:sz="1"/>
-            </w:tcBorders>
-            <w:shd w:fill="D5E8F0" w:val="clear"/>
-            <w:tcMar>
-              <w:top w:type="dxa" w:w="80"/>
-              <w:left w:type="dxa" w:w="120"/>
-              <w:bottom w:type="dxa" w:w="80"/>
-              <w:right w:type="dxa" w:w="120"/>
-            </w:tcMar>
-          </w:tcPr>
-          <w:p>
-            <w:pPr>
-              <w:spacing w:after="40" w:before="40"/>
-            </w:pPr>
-            <w:r>
-              <w:rPr>
-                <w:rFonts w:ascii="Arial" w:cs="Arial" w:hAnsi="Arial"/>
+                <w:sz w:val="20"/>
+                <w:szCs w:val="20"/>
+              </w:rPr>
+              <w:t xml:space="preserve">FIX	</w:t>
+            </w:r>
+            <w:r>
+              <w:rPr>
+                <w:sz w:val="20"/>
+                <w:szCs w:val="20"/>
+              </w:rPr>
+              <w:t>Loyal Challenge — deck modified even when required card unavailable (SP insufficient): early return None, None added before any pool card building or setDeckCards call. Deck left unchanged on required card failure.</w:t>
+            </w:r>
+          </w:p>
+          <w:p>
+            <w:pPr>
+              <w:spacing w:after="60" w:before="60"/>
+            </w:pPr>
+            <w:r>
+              <w:rPr>
                 <w:b/>
-                <w:bCs/>
-                <w:color w:val="1F4E79"/>
-                <w:sz w:val="18"/>
-                <w:szCs w:val="18"/>
-              </w:rPr>
-              <w:t>FIX</w:t>
-            </w:r>
-          </w:p>
-        </w:tc>
-        <w:tc>
-          <w:tcPr>
-            <w:tcW w:type="dxa" w:w="8460"/>
-            <w:tcBorders>
-              <w:top w:val="single" w:color="CCCCCC" w:sz="1"/>
-              <w:left w:val="single" w:color="CCCCCC" w:sz="1"/>
-              <w:bottom w:val="single" w:color="CCCCCC" w:sz="1"/>
-              <w:right w:val="single" w:color="CCCCCC" w:sz="1"/>
-            </w:tcBorders>
-            <w:shd w:fill="F2F2F2" w:val="clear"/>
-            <w:tcMar>
-              <w:top w:type="dxa" w:w="80"/>
-              <w:left w:type="dxa" w:w="120"/>
-              <w:bottom w:type="dxa" w:w="80"/>
-              <w:right w:type="dxa" w:w="120"/>
-            </w:tcMar>
-          </w:tcPr>
-          <w:p>
-            <w:pPr>
-              <w:spacing w:after="40" w:before="40"/>
-            </w:pPr>
-            <w:r>
-              <w:rPr>
-                <w:rFonts w:ascii="Arial" w:cs="Arial" w:hAnsi="Arial"/>
-                <w:sz w:val="18"/>
-                <w:szCs w:val="18"/>
-              </w:rPr>
-              <w:t>player_brawl_data List Guard — API returns empty list instead of dict when no brawl is active. No longer crashes with AttributeError on .get().</w:t>
-            </w:r>
-          </w:p>
-        </w:tc>
-      </w:tr>
-      <w:tr>
-        <w:tc>
-          <w:tcPr>
-            <w:tcW w:type="dxa" w:w="900"/>
-            <w:tcBorders>
-              <w:top w:val="single" w:color="CCCCCC" w:sz="1"/>
-              <w:left w:val="single" w:color="CCCCCC" w:sz="1"/>
-              <w:bottom w:val="single" w:color="CCCCCC" w:sz="1"/>
-              <w:right w:val="single" w:color="CCCCCC" w:sz="1"/>
-            </w:tcBorders>
-            <w:shd w:fill="D5E8F0" w:val="clear"/>
-            <w:tcMar>
-              <w:top w:type="dxa" w:w="80"/>
-              <w:left w:type="dxa" w:w="120"/>
-              <w:bottom w:type="dxa" w:w="80"/>
-              <w:right w:type="dxa" w:w="120"/>
-            </w:tcMar>
-          </w:tcPr>
-          <w:p>
-            <w:pPr>
-              <w:spacing w:after="40" w:before="40"/>
-            </w:pPr>
-            <w:r>
-              <w:rPr>
-                <w:rFonts w:ascii="Arial" w:cs="Arial" w:hAnsi="Arial"/>
+                <w:sz w:val="20"/>
+                <w:szCs w:val="20"/>
+              </w:rPr>
+              <w:t xml:space="preserve">FIX	</w:t>
+            </w:r>
+            <w:r>
+              <w:rPr>
+                <w:sz w:val="20"/>
+                <w:szCs w:val="20"/>
+              </w:rPr>
+              <w:t>Loyal Challenge — deck padded to 10 cards before challenge card replacement when original deck has fewer than 10 cards.</w:t>
+            </w:r>
+          </w:p>
+          <w:p>
+            <w:pPr>
+              <w:spacing w:after="60" w:before="60"/>
+            </w:pPr>
+            <w:r>
+              <w:rPr>
                 <w:b/>
-                <w:bCs/>
-                <w:color w:val="1F4E79"/>
-                <w:sz w:val="18"/>
-                <w:szCs w:val="18"/>
-              </w:rPr>
-              <w:t>FIX</w:t>
-            </w:r>
-          </w:p>
-        </w:tc>
-        <w:tc>
-          <w:tcPr>
-            <w:tcW w:type="dxa" w:w="8460"/>
-            <w:tcBorders>
-              <w:top w:val="single" w:color="CCCCCC" w:sz="1"/>
-              <w:left w:val="single" w:color="CCCCCC" w:sz="1"/>
-              <w:bottom w:val="single" w:color="CCCCCC" w:sz="1"/>
-              <w:right w:val="single" w:color="CCCCCC" w:sz="1"/>
-            </w:tcBorders>
-            <w:shd w:fill="FFFFFF" w:val="clear"/>
-            <w:tcMar>
-              <w:top w:type="dxa" w:w="80"/>
-              <w:left w:type="dxa" w:w="120"/>
-              <w:bottom w:type="dxa" w:w="80"/>
-              <w:right w:type="dxa" w:w="120"/>
-            </w:tcMar>
-          </w:tcPr>
-          <w:p>
-            <w:pPr>
-              <w:spacing w:after="40" w:before="40"/>
-            </w:pPr>
-            <w:r>
-              <w:rPr>
-                <w:rFonts w:ascii="Arial" w:cs="Arial" w:hAnsi="Arial"/>
-                <w:sz w:val="18"/>
-                <w:szCs w:val="18"/>
-              </w:rPr>
-              <w:t>Energy Tracker — Accounts with skip_event now show Mission and Arena values normally; only the event column shows "skipped". Previously all columns were suppressed.</w:t>
-            </w:r>
-          </w:p>
-        </w:tc>
-      </w:tr>
-      <w:tr>
-        <w:tc>
-          <w:tcPr>
-            <w:tcW w:type="dxa" w:w="900"/>
-            <w:tcBorders>
-              <w:top w:val="single" w:color="CCCCCC" w:sz="1"/>
-              <w:left w:val="single" w:color="CCCCCC" w:sz="1"/>
-              <w:bottom w:val="single" w:color="CCCCCC" w:sz="1"/>
-              <w:right w:val="single" w:color="CCCCCC" w:sz="1"/>
-            </w:tcBorders>
-            <w:shd w:fill="FCE4D6" w:val="clear"/>
-            <w:tcMar>
-              <w:top w:type="dxa" w:w="80"/>
-              <w:left w:type="dxa" w:w="120"/>
-              <w:bottom w:type="dxa" w:w="80"/>
-              <w:right w:type="dxa" w:w="120"/>
-            </w:tcMar>
-          </w:tcPr>
-          <w:p>
-            <w:pPr>
-              <w:spacing w:after="40" w:before="40"/>
-            </w:pPr>
-            <w:r>
-              <w:rPr>
-                <w:rFonts w:ascii="Arial" w:cs="Arial" w:hAnsi="Arial"/>
+                <w:sz w:val="20"/>
+                <w:szCs w:val="20"/>
+              </w:rPr>
+              <w:t xml:space="preserve">FIX	</w:t>
+            </w:r>
+            <w:r>
+              <w:rPr>
+                <w:sz w:val="20"/>
+                <w:szCs w:val="20"/>
+              </w:rPr>
+              <w:t>Loyal Challenge — removed deck card positioning logic (Fortify/non-Fortify split). Game randomises draw order from full deck; card positions have no effect on which cards enter hand.</w:t>
+            </w:r>
+          </w:p>
+          <w:p>
+            <w:pPr>
+              <w:spacing w:after="60" w:before="60"/>
+            </w:pPr>
+            <w:r>
+              <w:rPr>
                 <w:b/>
-                <w:bCs/>
-                <w:color w:val="833C00"/>
-                <w:sz w:val="18"/>
-                <w:szCs w:val="18"/>
-              </w:rPr>
-              <w:t>CHANGE</w:t>
-            </w:r>
-          </w:p>
-        </w:tc>
-        <w:tc>
-          <w:tcPr>
-            <w:tcW w:type="dxa" w:w="8460"/>
-            <w:tcBorders>
-              <w:top w:val="single" w:color="CCCCCC" w:sz="1"/>
-              <w:left w:val="single" w:color="CCCCCC" w:sz="1"/>
-              <w:bottom w:val="single" w:color="CCCCCC" w:sz="1"/>
-              <w:right w:val="single" w:color="CCCCCC" w:sz="1"/>
-            </w:tcBorders>
-            <w:shd w:fill="F2F2F2" w:val="clear"/>
-            <w:tcMar>
-              <w:top w:type="dxa" w:w="80"/>
-              <w:left w:type="dxa" w:w="120"/>
-              <w:bottom w:type="dxa" w:w="80"/>
-              <w:right w:type="dxa" w:w="120"/>
-            </w:tcMar>
-          </w:tcPr>
-          <w:p>
-            <w:pPr>
-              <w:spacing w:after="40" w:before="40"/>
-            </w:pPr>
-            <w:r>
-              <w:rPr>
-                <w:rFonts w:ascii="Arial" w:cs="Arial" w:hAnsi="Arial"/>
-                <w:sz w:val="18"/>
-                <w:szCs w:val="18"/>
-              </w:rPr>
-              <w:t>Loyal Step 7 pool_min 2→3; Step 8 commander Jotun→Malort Blightfather; Step 9 pool_min 2→3; Step 10 pool updated (added Arcadia Redeemed); Step 15 pool_min 2→3.</w:t>
-            </w:r>
-          </w:p>
-        </w:tc>
-      </w:tr>
-      <w:tr>
-        <w:tc>
-          <w:tcPr>
-            <w:tcW w:type="dxa" w:w="900"/>
-            <w:tcBorders>
-              <w:top w:val="single" w:color="CCCCCC" w:sz="1"/>
-              <w:left w:val="single" w:color="CCCCCC" w:sz="1"/>
-              <w:bottom w:val="single" w:color="CCCCCC" w:sz="1"/>
-              <w:right w:val="single" w:color="CCCCCC" w:sz="1"/>
-            </w:tcBorders>
-            <w:shd w:fill="FCE4D6" w:val="clear"/>
-            <w:tcMar>
-              <w:top w:type="dxa" w:w="80"/>
-              <w:left w:type="dxa" w:w="120"/>
-              <w:bottom w:type="dxa" w:w="80"/>
-              <w:right w:type="dxa" w:w="120"/>
-            </w:tcMar>
-          </w:tcPr>
-          <w:p>
-            <w:pPr>
-              <w:spacing w:after="40" w:before="40"/>
-            </w:pPr>
-            <w:r>
-              <w:rPr>
-                <w:rFonts w:ascii="Arial" w:cs="Arial" w:hAnsi="Arial"/>
+                <w:sz w:val="20"/>
+                <w:szCs w:val="20"/>
+              </w:rPr>
+              <w:t xml:space="preserve">FIX	</w:t>
+            </w:r>
+            <w:r>
+              <w:rPr>
+                <w:sz w:val="20"/>
+                <w:szCs w:val="20"/>
+              </w:rPr>
+              <w:t>Non-interactive mode — build_card prompt “Continue with next Card?” now auto-confirms when sys.stdin.isatty() == False; previously blocked unattended overnight runs entirely.</w:t>
+            </w:r>
+          </w:p>
+          <w:p>
+            <w:pPr>
+              <w:spacing w:after="60" w:before="60"/>
+            </w:pPr>
+            <w:r>
+              <w:rPr>
                 <w:b/>
-                <w:bCs/>
-                <w:color w:val="833C00"/>
-                <w:sz w:val="18"/>
-                <w:szCs w:val="18"/>
-              </w:rPr>
-              <w:t>CHANGE</w:t>
-            </w:r>
-          </w:p>
-        </w:tc>
-        <w:tc>
-          <w:tcPr>
-            <w:tcW w:type="dxa" w:w="8460"/>
-            <w:tcBorders>
-              <w:top w:val="single" w:color="CCCCCC" w:sz="1"/>
-              <w:left w:val="single" w:color="CCCCCC" w:sz="1"/>
-              <w:bottom w:val="single" w:color="CCCCCC" w:sz="1"/>
-              <w:right w:val="single" w:color="CCCCCC" w:sz="1"/>
-            </w:tcBorders>
-            <w:shd w:fill="FFFFFF" w:val="clear"/>
-            <w:tcMar>
-              <w:top w:type="dxa" w:w="80"/>
-              <w:left w:type="dxa" w:w="120"/>
-              <w:bottom w:type="dxa" w:w="80"/>
-              <w:right w:type="dxa" w:w="120"/>
-            </w:tcMar>
-          </w:tcPr>
-          <w:p>
-            <w:pPr>
-              <w:spacing w:after="40" w:before="40"/>
-            </w:pPr>
-            <w:r>
-              <w:rPr>
-                <w:rFonts w:ascii="Arial" w:cs="Arial" w:hAnsi="Arial"/>
-                <w:sz w:val="18"/>
-                <w:szCs w:val="18"/>
-              </w:rPr>
-              <w:t>Documentation updated to v5.4; README.md updated to v5.4.</w:t>
-            </w:r>
-          </w:p>
-        </w:tc>
-      </w:tr>
-    </w:tbl>
-    <w:p>
-      <w:pPr>
-        <w:spacing w:after="60" w:before="60"/>
-      </w:pPr>
-      <w:r>
-        <w:t xml:space="preserve"/>
-      </w:r>
-    </w:p>
-    <w:tbl>
-      <w:tblPr>
-        <w:tblW w:type="dxa" w:w="9360"/>
-        <w:tblBorders>
-          <w:top w:val="single" w:color="auto" w:sz="4"/>
-          <w:left w:val="single" w:color="auto" w:sz="4"/>
-          <w:bottom w:val="single" w:color="auto" w:sz="4"/>
-          <w:right w:val="single" w:color="auto" w:sz="4"/>
-          <w:insideH w:val="single" w:color="auto" w:sz="4"/>
-          <w:insideV w:val="single" w:color="auto" w:sz="4"/>
-        </w:tblBorders>
-      </w:tblPr>
-      <w:tblGrid>
-        <w:gridCol w:w="900"/>
-        <w:gridCol w:w="8460"/>
-      </w:tblGrid>
+                <w:sz w:val="20"/>
+                <w:szCs w:val="20"/>
+              </w:rPr>
+              <w:t xml:space="preserve">FIX	</w:t>
+            </w:r>
+            <w:r>
+              <w:rPr>
+                <w:sz w:val="20"/>
+                <w:szCs w:val="20"/>
+              </w:rPr>
+              <w:t>sim.cpp — 8 evolved skill pairs total; siege_evolved_into_mortar and siege_evolved_into_besiege both handled (pending live log confirmation of correct API flag name).</w:t>
+            </w:r>
+          </w:p>
+          <w:p>
+            <w:pPr>
+              <w:spacing w:after="60" w:before="60"/>
+            </w:pPr>
+            <w:r>
+              <w:rPr>
+                <w:b/>
+                <w:sz w:val="20"/>
+                <w:szCs w:val="20"/>
+              </w:rPr>
+              <w:t xml:space="preserve">CHANGE	</w:t>
+            </w:r>
+            <w:r>
+              <w:rPr>
+                <w:sz w:val="20"/>
+                <w:szCs w:val="20"/>
+              </w:rPr>
+              <w:t>Guild War Live Sim uses surge TUO mode (workaround; gw mode causes failures — root cause unresolved).</w:t>
+            </w:r>
+          </w:p>
+          <w:p>
+            <w:pPr>
+              <w:spacing w:after="60" w:before="60"/>
+            </w:pPr>
+            <w:r>
+              <w:rPr>
+                <w:b/>
+                <w:sz w:val="20"/>
+                <w:szCs w:val="20"/>
+              </w:rPr>
+              <w:t xml:space="preserve">CHANGE	</w:t>
+            </w:r>
+            <w:r>
+              <w:rPr>
+                <w:sz w:val="20"/>
+                <w:szCs w:val="20"/>
+              </w:rPr>
+              <w:t>Documentation updated to v5.4.</w:t>
+            </w:r>
+          </w:p>
+        </w:tc>
+      </w:tr>
       <w:tr>
         <w:tc>
           <w:tcPr>

--- a/TyrantAPICommander_Documentation_EN.docx
+++ b/TyrantAPICommander_Documentation_EN.docx
@@ -72,7 +72,7 @@
           <w:sz w:val="22"/>
           <w:szCs w:val="22"/>
         </w:rPr>
-        <w:t xml:space="preserve">Tyrant Unleashed API Automation Tool  |  July 2026 — v5.2</w:t>
+        <w:t xml:space="preserve">Tyrant Unleashed API Automation Tool  |  August 2026 — v5.5</w:t>
       </w:r>
     </w:p>
     <w:p>
@@ -27538,7 +27538,7 @@
                 <w:sz w:val="20"/>
                 <w:szCs w:val="20"/>
               </w:rPr>
-              <w:t>August 2026 — v5.4 (Current)</w:t>
+              <w:t>August 2026 — v5.5 (Current)</w:t>
             </w:r>
           </w:p>
         </w:tc>
@@ -27841,7 +27841,7 @@
                 <w:sz w:val="20"/>
                 <w:szCs w:val="20"/>
               </w:rPr>
-              <w:t xml:space="preserve">August 2026 — v5.4 (Current)</w:t>
+              <w:t xml:space="preserve">August 2026 — v5.5 (Current)</w:t>
             </w:r>
           </w:p>
         </w:tc>
@@ -28707,7 +28707,7 @@
                 <w:sz w:val="20"/>
                 <w:szCs w:val="20"/>
               </w:rPr>
-              <w:t xml:space="preserve">August 2026 — v5.4 (Current)</w:t>
+              <w:t xml:space="preserve">August 2026 — v5.5 (Current)</w:t>
             </w:r>
           </w:p>
         </w:tc>
@@ -29712,7 +29712,7 @@
                 <w:sz w:val="18"/>
                 <w:szCs w:val="18"/>
               </w:rPr>
-              <w:t>Documentation updated to v5.2.</w:t>
+              <w:t>Documentation updated to v5.5.</w:t>
             </w:r>
           </w:p>
         </w:tc>
@@ -29774,7 +29774,7 @@
                 <w:sz w:val="20"/>
                 <w:szCs w:val="20"/>
               </w:rPr>
-              <w:t xml:space="preserve">August 2026 — v5.4 (Current)</w:t>
+              <w:t xml:space="preserve">August 2026 — v5.5 (Current)</w:t>
             </w:r>
           </w:p>
         </w:tc>
@@ -30707,7 +30707,7 @@
                 <w:sz w:val="20"/>
                 <w:szCs w:val="20"/>
               </w:rPr>
-              <w:t xml:space="preserve">August 2026 — v5.4 (Current)</w:t>
+              <w:t xml:space="preserve">August 2026 — v5.5 (Current)</w:t>
             </w:r>
           </w:p>
         </w:tc>
@@ -33533,6 +33533,91 @@
               <w:right w:type="dxa" w:w="120"/>
             </w:tcMar>
           </w:tcPr>
+          <w:p>
+            <w:pPr>
+              <w:pStyle w:val="Heading2"/>
+            </w:pPr>
+            <w:r>
+              <w:t>v5.5 — August 2026 (Current)</w:t>
+            </w:r>
+          </w:p>
+          <w:p>
+            <w:r>
+              <w:rPr>
+                <w:b/>
+              </w:rPr>
+              <w:t xml:space="preserve">NEW </w:t>
+            </w:r>
+            <w:r>
+              <w:t xml:space="preserve">Auto GBGE detection for B→16/17 — reads active Global BGE from battleground_effects.xml (unix timestamps); passes effect flag to TUO automatically with 5-second notice; no manual input required</w:t>
+            </w:r>
+          </w:p>
+          <w:p>
+            <w:r>
+              <w:rPr>
+                <w:b/>
+              </w:rPr>
+              <w:t xml:space="preserve">NEW </w:t>
+            </w:r>
+            <w:r>
+              <w:t xml:space="preserve">battleground_effects.xml added to required data files (download via F→1 / A→1); must be updated regularly to reflect current BGE schedule</w:t>
+            </w:r>
+          </w:p>
+          <w:p>
+            <w:r>
+              <w:rPr>
+                <w:b/>
+              </w:rPr>
+              <w:t xml:space="preserve">FIX </w:t>
+            </w:r>
+            <w:r>
+              <w:t xml:space="preserve">Challenge fallback — when Forever Loyal PVP Challenge is completed, Extreme PVP Challenge is correctly used as fallback in both battle selection and F→24 overview</w:t>
+            </w:r>
+          </w:p>
+          <w:p>
+            <w:r>
+              <w:rPr>
+                <w:b/>
+              </w:rPr>
+              <w:t xml:space="preserve">FIX </w:t>
+            </w:r>
+            <w:r>
+              <w:t xml:space="preserve">mimic_skill handling — commander UIDs (50/150) in hand-state ranges; internal API states (-1/-2) merged; mimic-derived skills do not overwrite real state flags</w:t>
+            </w:r>
+          </w:p>
+          <w:p>
+            <w:r>
+              <w:rPr>
+                <w:b/>
+              </w:rPr>
+              <w:t xml:space="preserve">FIX </w:t>
+            </w:r>
+            <w:r>
+              <w:t xml:space="preserve">sim.cpp — enhance_sabotage → Skill::sabotage; enhance_besiege → Skill::mortar added</w:t>
+            </w:r>
+          </w:p>
+          <w:p>
+            <w:r>
+              <w:rPr>
+                <w:b/>
+              </w:rPr>
+              <w:t xml:space="preserve">FIX </w:t>
+            </w:r>
+            <w:r>
+              <w:t xml:space="preserve">check_combat_log — enhance_sabotage in INT_FLAGS; mimic_skill handled before SKIP_FLAGS; commander UID ranges extended</w:t>
+            </w:r>
+          </w:p>
+          <w:p>
+            <w:r>
+              <w:rPr>
+                <w:b/>
+              </w:rPr>
+              <w:t xml:space="preserve">CHANGE </w:t>
+            </w:r>
+            <w:r>
+              <w:t xml:space="preserve">Combat log field snapshot — removed redundant fields (barrier, attack_boost, corrosion, flurry_countdown, max_hp, hp_pct)</w:t>
+            </w:r>
+          </w:p>
           <w:p>
             <w:pPr>
               <w:spacing w:after="40" w:before="40"/>
@@ -33619,7 +33704,7 @@
         <w:sz w:val="16"/>
         <w:szCs w:val="16"/>
       </w:rPr>
-      <w:t xml:space="preserve">TyrantAPICommander — May 2026 — v4.8</w:t>
+      <w:t xml:space="preserve">TyrantAPICommander — May 2026 — v5.5</w:t>
     </w:r>
     CURRENTTOTAL_PAGES
   </w:p>
@@ -33690,7 +33775,7 @@
         <w:sz w:val="18"/>
         <w:szCs w:val="18"/>
       </w:rPr>
-      <w:t xml:space="preserve">  |  Technical Documentation  |  v4.8</w:t>
+      <w:t xml:space="preserve">  |  Technical Documentation  |  v5.5</w:t>
     </w:r>
   </w:p>
 </w:hdr>

--- a/TyrantAPICommander_Documentation_EN.docx
+++ b/TyrantAPICommander_Documentation_EN.docx
@@ -27525,293 +27525,6 @@
       <w:tr>
         <w:tc>
           <w:tcPr>
-            <w:tcW w:type="dxa" w:w="1500"/>
-            <w:shd w:val="clear" w:color="auto" w:fill="F2F2F2"/>
-          </w:tcPr>
-          <w:p>
-            <w:pPr>
-              <w:spacing w:after="60" w:before="60"/>
-            </w:pPr>
-            <w:r>
-              <w:rPr>
-                <w:b/>
-                <w:sz w:val="20"/>
-                <w:szCs w:val="20"/>
-              </w:rPr>
-              <w:t>August 2026 — v5.5 (Current)</w:t>
-            </w:r>
-          </w:p>
-        </w:tc>
-        <w:tc>
-          <w:tcPr>
-            <w:tcW w:type="dxa" w:w="7860"/>
-            <w:shd w:val="clear" w:color="auto" w:fill="F2F2F2"/>
-          </w:tcPr>
-          <w:p>
-            <w:pPr>
-              <w:spacing w:after="60" w:before="60"/>
-            </w:pPr>
-            <w:r>
-              <w:rPr>
-                <w:b/>
-                <w:sz w:val="20"/>
-                <w:szCs w:val="20"/>
-              </w:rPr>
-              <w:t xml:space="preserve">NEW	</w:t>
-            </w:r>
-            <w:r>
-              <w:rPr>
-                <w:sz w:val="20"/>
-                <w:szCs w:val="20"/>
-              </w:rPr>
-              <w:t>Forever Loyal PVP Challenge — fully automated deck management for all challenge steps across all multi-account arena pipelines (F→15/18/19/20). Detects step via getPvpChallengeData; builds required + pool cards; pads deck to 10 cards; restores original deck via finally block after every arena session. Issues logged to export/loyal_challenge_issues.txt.</w:t>
-            </w:r>
-          </w:p>
-          <w:p>
-            <w:pPr>
-              <w:spacing w:after="60" w:before="60"/>
-            </w:pPr>
-            <w:r>
-              <w:rPr>
-                <w:b/>
-                <w:sz w:val="20"/>
-                <w:szCs w:val="20"/>
-              </w:rPr>
-              <w:t xml:space="preserve">NEW	</w:t>
-            </w:r>
-            <w:r>
-              <w:rPr>
-                <w:sz w:val="20"/>
-                <w:szCs w:val="20"/>
-              </w:rPr>
-              <w:t>Forever Loyal PVP Challenge Overview (F→24) — progress table across all accounts with stagnation detection (highlights accounts with +0 progress between snapshots).</w:t>
-            </w:r>
-          </w:p>
-          <w:p>
-            <w:pPr>
-              <w:spacing w:after="60" w:before="60"/>
-            </w:pPr>
-            <w:r>
-              <w:rPr>
-                <w:b/>
-                <w:sz w:val="20"/>
-                <w:szCs w:val="20"/>
-              </w:rPr>
-              <w:t xml:space="preserve">NEW	</w:t>
-            </w:r>
-            <w:r>
-              <w:rPr>
-                <w:sz w:val="20"/>
-                <w:szCs w:val="20"/>
-              </w:rPr>
-              <w:t>check_suspicious_losses.py — standalone script filtering combat logs for TUO ≥99.5% win predictions that resulted in LOSS. Matching files auto-copied to combatlog/suspicious/. Threshold configurable via --threshold flag.</w:t>
-            </w:r>
-          </w:p>
-          <w:p>
-            <w:pPr>
-              <w:spacing w:after="60" w:before="60"/>
-            </w:pPr>
-            <w:r>
-              <w:rPr>
-                <w:b/>
-                <w:sz w:val="20"/>
-                <w:szCs w:val="20"/>
-              </w:rPr>
-              <w:t xml:space="preserve">NEW	</w:t>
-            </w:r>
-            <w:r>
-              <w:rPr>
-                <w:sz w:val="20"/>
-                <w:szCs w:val="20"/>
-              </w:rPr>
-              <w:t>check_combat_log.py — standalone combat log validator; checks api_card_states vs hand-state string per turn. 0/648 errors after full fix cycle (summon UID assignment, entry-first state matching, mismatch penalty scoring).</w:t>
-            </w:r>
-          </w:p>
-          <w:p>
-            <w:pPr>
-              <w:spacing w:after="60" w:before="60"/>
-            </w:pPr>
-            <w:r>
-              <w:rPr>
-                <w:b/>
-                <w:sz w:val="20"/>
-                <w:szCs w:val="20"/>
-              </w:rPr>
-              <w:t xml:space="preserve">NEW	</w:t>
-            </w:r>
-            <w:r>
-              <w:rPr>
-                <w:sz w:val="20"/>
-                <w:szCs w:val="20"/>
-              </w:rPr>
-              <w:t>Debug logging per arena turn: [kill-dbg] reports defend_kill UIDs found; [hand-dbg] reports which enemy UIDs are included/excluded from enemy:hand passed to TUO.</w:t>
-            </w:r>
-          </w:p>
-          <w:p>
-            <w:pPr>
-              <w:spacing w:after="60" w:before="60"/>
-            </w:pPr>
-            <w:r>
-              <w:rPr>
-                <w:b/>
-                <w:sz w:val="20"/>
-                <w:szCs w:val="20"/>
-              </w:rPr>
-              <w:t xml:space="preserve">FIX	</w:t>
-            </w:r>
-            <w:r>
-              <w:rPr>
-                <w:sz w:val="20"/>
-                <w:szCs w:val="20"/>
-              </w:rPr>
-              <w:t>Loyal Challenge restore — deck never restored in F→18/F→20 pipeline (Multi-Account Raid+Quest+Arena / Brawl+Quest+Arena): live_sim_battle was called without try/finally. Fixed with proper finally block; stamina=0 fallback restore also added.</w:t>
-            </w:r>
-          </w:p>
-          <w:p>
-            <w:pPr>
-              <w:spacing w:after="60" w:before="60"/>
-            </w:pPr>
-            <w:r>
-              <w:rPr>
-                <w:b/>
-                <w:sz w:val="20"/>
-                <w:szCs w:val="20"/>
-              </w:rPr>
-              <w:t xml:space="preserve">FIX	</w:t>
-            </w:r>
-            <w:r>
-              <w:rPr>
-                <w:sz w:val="20"/>
-                <w:szCs w:val="20"/>
-              </w:rPr>
-              <w:t>Loyal Challenge — deck modified even when required card unavailable (SP insufficient): early return None, None added before any pool card building or setDeckCards call. Deck left unchanged on required card failure.</w:t>
-            </w:r>
-          </w:p>
-          <w:p>
-            <w:pPr>
-              <w:spacing w:after="60" w:before="60"/>
-            </w:pPr>
-            <w:r>
-              <w:rPr>
-                <w:b/>
-                <w:sz w:val="20"/>
-                <w:szCs w:val="20"/>
-              </w:rPr>
-              <w:t xml:space="preserve">FIX	</w:t>
-            </w:r>
-            <w:r>
-              <w:rPr>
-                <w:sz w:val="20"/>
-                <w:szCs w:val="20"/>
-              </w:rPr>
-              <w:t>Loyal Challenge — deck padded to 10 cards before challenge card replacement when original deck has fewer than 10 cards.</w:t>
-            </w:r>
-          </w:p>
-          <w:p>
-            <w:pPr>
-              <w:spacing w:after="60" w:before="60"/>
-            </w:pPr>
-            <w:r>
-              <w:rPr>
-                <w:b/>
-                <w:sz w:val="20"/>
-                <w:szCs w:val="20"/>
-              </w:rPr>
-              <w:t xml:space="preserve">FIX	</w:t>
-            </w:r>
-            <w:r>
-              <w:rPr>
-                <w:sz w:val="20"/>
-                <w:szCs w:val="20"/>
-              </w:rPr>
-              <w:t>Loyal Challenge — removed deck card positioning logic (Fortify/non-Fortify split). Game randomises draw order from full deck; card positions have no effect on which cards enter hand.</w:t>
-            </w:r>
-          </w:p>
-          <w:p>
-            <w:pPr>
-              <w:spacing w:after="60" w:before="60"/>
-            </w:pPr>
-            <w:r>
-              <w:rPr>
-                <w:b/>
-                <w:sz w:val="20"/>
-                <w:szCs w:val="20"/>
-              </w:rPr>
-              <w:t xml:space="preserve">FIX	</w:t>
-            </w:r>
-            <w:r>
-              <w:rPr>
-                <w:sz w:val="20"/>
-                <w:szCs w:val="20"/>
-              </w:rPr>
-              <w:t>Non-interactive mode — build_card prompt “Continue with next Card?” now auto-confirms when sys.stdin.isatty() == False; previously blocked unattended overnight runs entirely.</w:t>
-            </w:r>
-          </w:p>
-          <w:p>
-            <w:pPr>
-              <w:spacing w:after="60" w:before="60"/>
-            </w:pPr>
-            <w:r>
-              <w:rPr>
-                <w:b/>
-                <w:sz w:val="20"/>
-                <w:szCs w:val="20"/>
-              </w:rPr>
-              <w:t xml:space="preserve">FIX	</w:t>
-            </w:r>
-            <w:r>
-              <w:rPr>
-                <w:sz w:val="20"/>
-                <w:szCs w:val="20"/>
-              </w:rPr>
-              <w:t>sim.cpp — 8 evolved skill pairs total; siege_evolved_into_mortar and siege_evolved_into_besiege both handled (pending live log confirmation of correct API flag name).</w:t>
-            </w:r>
-          </w:p>
-          <w:p>
-            <w:pPr>
-              <w:spacing w:after="60" w:before="60"/>
-            </w:pPr>
-            <w:r>
-              <w:rPr>
-                <w:b/>
-                <w:sz w:val="20"/>
-                <w:szCs w:val="20"/>
-              </w:rPr>
-              <w:t xml:space="preserve">CHANGE	</w:t>
-            </w:r>
-            <w:r>
-              <w:rPr>
-                <w:sz w:val="20"/>
-                <w:szCs w:val="20"/>
-              </w:rPr>
-              <w:t>Guild War Live Sim uses surge TUO mode (workaround; gw mode causes failures — root cause unresolved).</w:t>
-            </w:r>
-          </w:p>
-          <w:p>
-            <w:pPr>
-              <w:spacing w:after="60" w:before="60"/>
-            </w:pPr>
-            <w:r>
-              <w:rPr>
-                <w:b/>
-                <w:sz w:val="20"/>
-                <w:szCs w:val="20"/>
-              </w:rPr>
-              <w:t xml:space="preserve">CHANGE	</w:t>
-            </w:r>
-            <w:r>
-              <w:rPr>
-                <w:sz w:val="20"/>
-                <w:szCs w:val="20"/>
-              </w:rPr>
-              <w:t>Documentation updated to v5.4.</w:t>
-            </w:r>
-          </w:p>
-        </w:tc>
-      </w:tr>
-      <w:tr>
-        <w:tc>
-          <w:tcPr>
             <w:tcW w:type="dxa" w:w="9360"/>
             <w:gridSpan w:val="2"/>
             <w:tcBorders>
@@ -27842,6 +27555,713 @@
                 <w:szCs w:val="20"/>
               </w:rPr>
               <w:t xml:space="preserve">August 2026 — v5.5 (Current)</w:t>
+            </w:r>
+          </w:p>
+        </w:tc>
+      </w:tr>
+      <w:tr>
+        <w:tc>
+          <w:tcPr>
+            <w:tcW w:type="dxa" w:w="900"/>
+            <w:tcBorders>
+              <w:top w:val="single" w:color="CCCCCC" w:sz="1"/>
+              <w:left w:val="single" w:color="CCCCCC" w:sz="1"/>
+              <w:bottom w:val="single" w:color="CCCCCC" w:sz="1"/>
+              <w:right w:val="single" w:color="CCCCCC" w:sz="1"/>
+            </w:tcBorders>
+            <w:shd w:fill="E2EFDA" w:val="clear"/>
+            <w:tcMar>
+              <w:top w:type="dxa" w:w="80"/>
+              <w:left w:type="dxa" w:w="120"/>
+              <w:bottom w:type="dxa" w:w="80"/>
+              <w:right w:type="dxa" w:w="120"/>
+            </w:tcMar>
+          </w:tcPr>
+          <w:p>
+            <w:pPr>
+              <w:spacing w:after="40" w:before="40"/>
+            </w:pPr>
+            <w:r>
+              <w:rPr>
+                <w:rFonts w:ascii="Arial" w:cs="Arial" w:hAnsi="Arial"/>
+                <w:b/>
+                <w:bCs/>
+                <w:color w:val="1F4E79"/>
+                <w:sz w:val="18"/>
+                <w:szCs w:val="18"/>
+              </w:rPr>
+              <w:t>NEW</w:t>
+            </w:r>
+          </w:p>
+        </w:tc>
+        <w:tc>
+          <w:tcPr>
+            <w:tcW w:type="dxa" w:w="8460"/>
+            <w:tcBorders>
+              <w:top w:val="single" w:color="CCCCCC" w:sz="1"/>
+              <w:left w:val="single" w:color="CCCCCC" w:sz="1"/>
+              <w:bottom w:val="single" w:color="CCCCCC" w:sz="1"/>
+              <w:right w:val="single" w:color="CCCCCC" w:sz="1"/>
+            </w:tcBorders>
+            <w:shd w:fill="FFFFFF" w:val="clear"/>
+            <w:tcMar>
+              <w:top w:type="dxa" w:w="80"/>
+              <w:left w:type="dxa" w:w="120"/>
+              <w:bottom w:type="dxa" w:w="80"/>
+              <w:right w:type="dxa" w:w="120"/>
+            </w:tcMar>
+          </w:tcPr>
+          <w:p>
+            <w:pPr>
+              <w:spacing w:after="40" w:before="40"/>
+            </w:pPr>
+            <w:r>
+              <w:rPr>
+                <w:rFonts w:ascii="Arial" w:cs="Arial" w:hAnsi="Arial"/>
+                <w:sz w:val="18"/>
+                <w:szCs w:val="18"/>
+              </w:rPr>
+              <w:t xml:space="preserve">Auto GBGE detection (B→16/17) — reads active Global BGE from battleground_effects.xml (unix timestamps); no manual input needed; 5-second notice shown instead.</w:t>
+            </w:r>
+          </w:p>
+        </w:tc>
+      </w:tr>
+      <w:tr>
+        <w:tc>
+          <w:tcPr>
+            <w:tcW w:type="dxa" w:w="900"/>
+            <w:tcBorders>
+              <w:top w:val="single" w:color="CCCCCC" w:sz="1"/>
+              <w:left w:val="single" w:color="CCCCCC" w:sz="1"/>
+              <w:bottom w:val="single" w:color="CCCCCC" w:sz="1"/>
+              <w:right w:val="single" w:color="CCCCCC" w:sz="1"/>
+            </w:tcBorders>
+            <w:shd w:fill="E2EFDA" w:val="clear"/>
+            <w:tcMar>
+              <w:top w:type="dxa" w:w="80"/>
+              <w:left w:type="dxa" w:w="120"/>
+              <w:bottom w:type="dxa" w:w="80"/>
+              <w:right w:type="dxa" w:w="120"/>
+            </w:tcMar>
+          </w:tcPr>
+          <w:p>
+            <w:pPr>
+              <w:spacing w:after="40" w:before="40"/>
+            </w:pPr>
+            <w:r>
+              <w:rPr>
+                <w:rFonts w:ascii="Arial" w:cs="Arial" w:hAnsi="Arial"/>
+                <w:b/>
+                <w:bCs/>
+                <w:color w:val="1F4E79"/>
+                <w:sz w:val="18"/>
+                <w:szCs w:val="18"/>
+              </w:rPr>
+              <w:t>NEW</w:t>
+            </w:r>
+          </w:p>
+        </w:tc>
+        <w:tc>
+          <w:tcPr>
+            <w:tcW w:type="dxa" w:w="8460"/>
+            <w:tcBorders>
+              <w:top w:val="single" w:color="CCCCCC" w:sz="1"/>
+              <w:left w:val="single" w:color="CCCCCC" w:sz="1"/>
+              <w:bottom w:val="single" w:color="CCCCCC" w:sz="1"/>
+              <w:right w:val="single" w:color="CCCCCC" w:sz="1"/>
+            </w:tcBorders>
+            <w:shd w:fill="FFFFFF" w:val="clear"/>
+            <w:tcMar>
+              <w:top w:type="dxa" w:w="80"/>
+              <w:left w:type="dxa" w:w="120"/>
+              <w:bottom w:type="dxa" w:w="80"/>
+              <w:right w:type="dxa" w:w="120"/>
+            </w:tcMar>
+          </w:tcPr>
+          <w:p>
+            <w:pPr>
+              <w:spacing w:after="40" w:before="40"/>
+            </w:pPr>
+            <w:r>
+              <w:rPr>
+                <w:rFonts w:ascii="Arial" w:cs="Arial" w:hAnsi="Arial"/>
+                <w:sz w:val="18"/>
+                <w:szCs w:val="18"/>
+              </w:rPr>
+              <w:t xml:space="preserve">battleground_effects.xml added to required data files; must be updated regularly via F→1 (Download Game Data).</w:t>
+            </w:r>
+          </w:p>
+        </w:tc>
+      </w:tr>
+      <w:tr>
+        <w:tc>
+          <w:tcPr>
+            <w:tcW w:type="dxa" w:w="900"/>
+            <w:tcBorders>
+              <w:top w:val="single" w:color="CCCCCC" w:sz="1"/>
+              <w:left w:val="single" w:color="CCCCCC" w:sz="1"/>
+              <w:bottom w:val="single" w:color="CCCCCC" w:sz="1"/>
+              <w:right w:val="single" w:color="CCCCCC" w:sz="1"/>
+            </w:tcBorders>
+            <w:shd w:fill="E2EFDA" w:val="clear"/>
+            <w:tcMar>
+              <w:top w:type="dxa" w:w="80"/>
+              <w:left w:type="dxa" w:w="120"/>
+              <w:bottom w:type="dxa" w:w="80"/>
+              <w:right w:type="dxa" w:w="120"/>
+            </w:tcMar>
+          </w:tcPr>
+          <w:p>
+            <w:pPr>
+              <w:spacing w:after="40" w:before="40"/>
+            </w:pPr>
+            <w:r>
+              <w:rPr>
+                <w:rFonts w:ascii="Arial" w:cs="Arial" w:hAnsi="Arial"/>
+                <w:b/>
+                <w:bCs/>
+                <w:color w:val="1F4E79"/>
+                <w:sz w:val="18"/>
+                <w:szCs w:val="18"/>
+              </w:rPr>
+              <w:t>NEW</w:t>
+            </w:r>
+          </w:p>
+        </w:tc>
+        <w:tc>
+          <w:tcPr>
+            <w:tcW w:type="dxa" w:w="8460"/>
+            <w:tcBorders>
+              <w:top w:val="single" w:color="CCCCCC" w:sz="1"/>
+              <w:left w:val="single" w:color="CCCCCC" w:sz="1"/>
+              <w:bottom w:val="single" w:color="CCCCCC" w:sz="1"/>
+              <w:right w:val="single" w:color="CCCCCC" w:sz="1"/>
+            </w:tcBorders>
+            <w:shd w:fill="FFFFFF" w:val="clear"/>
+            <w:tcMar>
+              <w:top w:type="dxa" w:w="80"/>
+              <w:left w:type="dxa" w:w="120"/>
+              <w:bottom w:type="dxa" w:w="80"/>
+              <w:right w:type="dxa" w:w="120"/>
+            </w:tcMar>
+          </w:tcPr>
+          <w:p>
+            <w:pPr>
+              <w:spacing w:after="40" w:before="40"/>
+            </w:pPr>
+            <w:r>
+              <w:rPr>
+                <w:rFonts w:ascii="Arial" w:cs="Arial" w:hAnsi="Arial"/>
+                <w:sz w:val="18"/>
+                <w:szCs w:val="18"/>
+              </w:rPr>
+              <w:t xml:space="preserve">Crackdown → Crackdown 2 override added to _api_bge_to_tuo().</w:t>
+            </w:r>
+          </w:p>
+        </w:tc>
+      </w:tr>
+      <w:tr>
+        <w:tc>
+          <w:tcPr>
+            <w:tcW w:type="dxa" w:w="900"/>
+            <w:tcBorders>
+              <w:top w:val="single" w:color="CCCCCC" w:sz="1"/>
+              <w:left w:val="single" w:color="CCCCCC" w:sz="1"/>
+              <w:bottom w:val="single" w:color="CCCCCC" w:sz="1"/>
+              <w:right w:val="single" w:color="CCCCCC" w:sz="1"/>
+            </w:tcBorders>
+            <w:shd w:fill="D5E8F0" w:val="clear"/>
+            <w:tcMar>
+              <w:top w:type="dxa" w:w="80"/>
+              <w:left w:type="dxa" w:w="120"/>
+              <w:bottom w:type="dxa" w:w="80"/>
+              <w:right w:type="dxa" w:w="120"/>
+            </w:tcMar>
+          </w:tcPr>
+          <w:p>
+            <w:pPr>
+              <w:spacing w:after="40" w:before="40"/>
+            </w:pPr>
+            <w:r>
+              <w:rPr>
+                <w:rFonts w:ascii="Arial" w:cs="Arial" w:hAnsi="Arial"/>
+                <w:b/>
+                <w:bCs/>
+                <w:color w:val="1F4E79"/>
+                <w:sz w:val="18"/>
+                <w:szCs w:val="18"/>
+              </w:rPr>
+              <w:t>FIX</w:t>
+            </w:r>
+          </w:p>
+        </w:tc>
+        <w:tc>
+          <w:tcPr>
+            <w:tcW w:type="dxa" w:w="8460"/>
+            <w:tcBorders>
+              <w:top w:val="single" w:color="CCCCCC" w:sz="1"/>
+              <w:left w:val="single" w:color="CCCCCC" w:sz="1"/>
+              <w:bottom w:val="single" w:color="CCCCCC" w:sz="1"/>
+              <w:right w:val="single" w:color="CCCCCC" w:sz="1"/>
+            </w:tcBorders>
+            <w:shd w:fill="FFFFFF" w:val="clear"/>
+            <w:tcMar>
+              <w:top w:type="dxa" w:w="80"/>
+              <w:left w:type="dxa" w:w="120"/>
+              <w:bottom w:type="dxa" w:w="80"/>
+              <w:right w:type="dxa" w:w="120"/>
+            </w:tcMar>
+          </w:tcPr>
+          <w:p>
+            <w:pPr>
+              <w:spacing w:after="40" w:before="40"/>
+            </w:pPr>
+            <w:r>
+              <w:rPr>
+                <w:rFonts w:ascii="Arial" w:cs="Arial" w:hAnsi="Arial"/>
+                <w:sz w:val="18"/>
+                <w:szCs w:val="18"/>
+              </w:rPr>
+              <w:t xml:space="preserve">Challenge fallback — when Forever Loyal PVP Challenge is completed, Extreme PVP Challenge correctly used as fallback in battle selection and F→24 overview.</w:t>
+            </w:r>
+          </w:p>
+        </w:tc>
+      </w:tr>
+      <w:tr>
+        <w:tc>
+          <w:tcPr>
+            <w:tcW w:type="dxa" w:w="900"/>
+            <w:tcBorders>
+              <w:top w:val="single" w:color="CCCCCC" w:sz="1"/>
+              <w:left w:val="single" w:color="CCCCCC" w:sz="1"/>
+              <w:bottom w:val="single" w:color="CCCCCC" w:sz="1"/>
+              <w:right w:val="single" w:color="CCCCCC" w:sz="1"/>
+            </w:tcBorders>
+            <w:shd w:fill="D5E8F0" w:val="clear"/>
+            <w:tcMar>
+              <w:top w:type="dxa" w:w="80"/>
+              <w:left w:type="dxa" w:w="120"/>
+              <w:bottom w:type="dxa" w:w="80"/>
+              <w:right w:type="dxa" w:w="120"/>
+            </w:tcMar>
+          </w:tcPr>
+          <w:p>
+            <w:pPr>
+              <w:spacing w:after="40" w:before="40"/>
+            </w:pPr>
+            <w:r>
+              <w:rPr>
+                <w:rFonts w:ascii="Arial" w:cs="Arial" w:hAnsi="Arial"/>
+                <w:b/>
+                <w:bCs/>
+                <w:color w:val="1F4E79"/>
+                <w:sz w:val="18"/>
+                <w:szCs w:val="18"/>
+              </w:rPr>
+              <w:t>FIX</w:t>
+            </w:r>
+          </w:p>
+        </w:tc>
+        <w:tc>
+          <w:tcPr>
+            <w:tcW w:type="dxa" w:w="8460"/>
+            <w:tcBorders>
+              <w:top w:val="single" w:color="CCCCCC" w:sz="1"/>
+              <w:left w:val="single" w:color="CCCCCC" w:sz="1"/>
+              <w:bottom w:val="single" w:color="CCCCCC" w:sz="1"/>
+              <w:right w:val="single" w:color="CCCCCC" w:sz="1"/>
+            </w:tcBorders>
+            <w:shd w:fill="FFFFFF" w:val="clear"/>
+            <w:tcMar>
+              <w:top w:type="dxa" w:w="80"/>
+              <w:left w:type="dxa" w:w="120"/>
+              <w:bottom w:type="dxa" w:w="80"/>
+              <w:right w:type="dxa" w:w="120"/>
+            </w:tcMar>
+          </w:tcPr>
+          <w:p>
+            <w:pPr>
+              <w:spacing w:after="40" w:before="40"/>
+            </w:pPr>
+            <w:r>
+              <w:rPr>
+                <w:rFonts w:ascii="Arial" w:cs="Arial" w:hAnsi="Arial"/>
+                <w:sz w:val="18"/>
+                <w:szCs w:val="18"/>
+              </w:rPr>
+              <w:t xml:space="preserve">F→24 overview — wrong challenge shown for completed accounts; now uses same Loyal → Extreme priority logic as battle selection.</w:t>
+            </w:r>
+          </w:p>
+        </w:tc>
+      </w:tr>
+      <w:tr>
+        <w:tc>
+          <w:tcPr>
+            <w:tcW w:type="dxa" w:w="900"/>
+            <w:tcBorders>
+              <w:top w:val="single" w:color="CCCCCC" w:sz="1"/>
+              <w:left w:val="single" w:color="CCCCCC" w:sz="1"/>
+              <w:bottom w:val="single" w:color="CCCCCC" w:sz="1"/>
+              <w:right w:val="single" w:color="CCCCCC" w:sz="1"/>
+            </w:tcBorders>
+            <w:shd w:fill="D5E8F0" w:val="clear"/>
+            <w:tcMar>
+              <w:top w:type="dxa" w:w="80"/>
+              <w:left w:type="dxa" w:w="120"/>
+              <w:bottom w:type="dxa" w:w="80"/>
+              <w:right w:type="dxa" w:w="120"/>
+            </w:tcMar>
+          </w:tcPr>
+          <w:p>
+            <w:pPr>
+              <w:spacing w:after="40" w:before="40"/>
+            </w:pPr>
+            <w:r>
+              <w:rPr>
+                <w:rFonts w:ascii="Arial" w:cs="Arial" w:hAnsi="Arial"/>
+                <w:b/>
+                <w:bCs/>
+                <w:color w:val="1F4E79"/>
+                <w:sz w:val="18"/>
+                <w:szCs w:val="18"/>
+              </w:rPr>
+              <w:t>FIX</w:t>
+            </w:r>
+          </w:p>
+        </w:tc>
+        <w:tc>
+          <w:tcPr>
+            <w:tcW w:type="dxa" w:w="8460"/>
+            <w:tcBorders>
+              <w:top w:val="single" w:color="CCCCCC" w:sz="1"/>
+              <w:left w:val="single" w:color="CCCCCC" w:sz="1"/>
+              <w:bottom w:val="single" w:color="CCCCCC" w:sz="1"/>
+              <w:right w:val="single" w:color="CCCCCC" w:sz="1"/>
+            </w:tcBorders>
+            <w:shd w:fill="FFFFFF" w:val="clear"/>
+            <w:tcMar>
+              <w:top w:type="dxa" w:w="80"/>
+              <w:left w:type="dxa" w:w="120"/>
+              <w:bottom w:type="dxa" w:w="80"/>
+              <w:right w:type="dxa" w:w="120"/>
+            </w:tcMar>
+          </w:tcPr>
+          <w:p>
+            <w:pPr>
+              <w:spacing w:after="40" w:before="40"/>
+            </w:pPr>
+            <w:r>
+              <w:rPr>
+                <w:rFonts w:ascii="Arial" w:cs="Arial" w:hAnsi="Arial"/>
+                <w:sz w:val="18"/>
+                <w:szCs w:val="18"/>
+              </w:rPr>
+              <w:t xml:space="preserve">Extreme PVP Challenge — deck selection now based on current sub-challenge name (type-9 achievement); supports parallel quest strands.</w:t>
+            </w:r>
+          </w:p>
+        </w:tc>
+      </w:tr>
+      <w:tr>
+        <w:tc>
+          <w:tcPr>
+            <w:tcW w:type="dxa" w:w="900"/>
+            <w:tcBorders>
+              <w:top w:val="single" w:color="CCCCCC" w:sz="1"/>
+              <w:left w:val="single" w:color="CCCCCC" w:sz="1"/>
+              <w:bottom w:val="single" w:color="CCCCCC" w:sz="1"/>
+              <w:right w:val="single" w:color="CCCCCC" w:sz="1"/>
+            </w:tcBorders>
+            <w:shd w:fill="D5E8F0" w:val="clear"/>
+            <w:tcMar>
+              <w:top w:type="dxa" w:w="80"/>
+              <w:left w:type="dxa" w:w="120"/>
+              <w:bottom w:type="dxa" w:w="80"/>
+              <w:right w:type="dxa" w:w="120"/>
+            </w:tcMar>
+          </w:tcPr>
+          <w:p>
+            <w:pPr>
+              <w:spacing w:after="40" w:before="40"/>
+            </w:pPr>
+            <w:r>
+              <w:rPr>
+                <w:rFonts w:ascii="Arial" w:cs="Arial" w:hAnsi="Arial"/>
+                <w:b/>
+                <w:bCs/>
+                <w:color w:val="1F4E79"/>
+                <w:sz w:val="18"/>
+                <w:szCs w:val="18"/>
+              </w:rPr>
+              <w:t>FIX</w:t>
+            </w:r>
+          </w:p>
+        </w:tc>
+        <w:tc>
+          <w:tcPr>
+            <w:tcW w:type="dxa" w:w="8460"/>
+            <w:tcBorders>
+              <w:top w:val="single" w:color="CCCCCC" w:sz="1"/>
+              <w:left w:val="single" w:color="CCCCCC" w:sz="1"/>
+              <w:bottom w:val="single" w:color="CCCCCC" w:sz="1"/>
+              <w:right w:val="single" w:color="CCCCCC" w:sz="1"/>
+            </w:tcBorders>
+            <w:shd w:fill="FFFFFF" w:val="clear"/>
+            <w:tcMar>
+              <w:top w:type="dxa" w:w="80"/>
+              <w:left w:type="dxa" w:w="120"/>
+              <w:bottom w:type="dxa" w:w="80"/>
+              <w:right w:type="dxa" w:w="120"/>
+            </w:tcMar>
+          </w:tcPr>
+          <w:p>
+            <w:pPr>
+              <w:spacing w:after="40" w:before="40"/>
+            </w:pPr>
+            <w:r>
+              <w:rPr>
+                <w:rFonts w:ascii="Arial" w:cs="Arial" w:hAnsi="Arial"/>
+                <w:sz w:val="18"/>
+                <w:szCs w:val="18"/>
+              </w:rPr>
+              <w:t xml:space="preserve">mimic_skill — real state flags not overwritten by mimic-derived values (e.g. enfeeble=40 preserved). trigger field is metadata only; Mimic fires as normal activation.</w:t>
+            </w:r>
+          </w:p>
+        </w:tc>
+      </w:tr>
+      <w:tr>
+        <w:tc>
+          <w:tcPr>
+            <w:tcW w:type="dxa" w:w="900"/>
+            <w:tcBorders>
+              <w:top w:val="single" w:color="CCCCCC" w:sz="1"/>
+              <w:left w:val="single" w:color="CCCCCC" w:sz="1"/>
+              <w:bottom w:val="single" w:color="CCCCCC" w:sz="1"/>
+              <w:right w:val="single" w:color="CCCCCC" w:sz="1"/>
+            </w:tcBorders>
+            <w:shd w:fill="D5E8F0" w:val="clear"/>
+            <w:tcMar>
+              <w:top w:type="dxa" w:w="80"/>
+              <w:left w:type="dxa" w:w="120"/>
+              <w:bottom w:type="dxa" w:w="80"/>
+              <w:right w:type="dxa" w:w="120"/>
+            </w:tcMar>
+          </w:tcPr>
+          <w:p>
+            <w:pPr>
+              <w:spacing w:after="40" w:before="40"/>
+            </w:pPr>
+            <w:r>
+              <w:rPr>
+                <w:rFonts w:ascii="Arial" w:cs="Arial" w:hAnsi="Arial"/>
+                <w:b/>
+                <w:bCs/>
+                <w:color w:val="1F4E79"/>
+                <w:sz w:val="18"/>
+                <w:szCs w:val="18"/>
+              </w:rPr>
+              <w:t>FIX</w:t>
+            </w:r>
+          </w:p>
+        </w:tc>
+        <w:tc>
+          <w:tcPr>
+            <w:tcW w:type="dxa" w:w="8460"/>
+            <w:tcBorders>
+              <w:top w:val="single" w:color="CCCCCC" w:sz="1"/>
+              <w:left w:val="single" w:color="CCCCCC" w:sz="1"/>
+              <w:bottom w:val="single" w:color="CCCCCC" w:sz="1"/>
+              <w:right w:val="single" w:color="CCCCCC" w:sz="1"/>
+            </w:tcBorders>
+            <w:shd w:fill="FFFFFF" w:val="clear"/>
+            <w:tcMar>
+              <w:top w:type="dxa" w:w="80"/>
+              <w:left w:type="dxa" w:w="120"/>
+              <w:bottom w:type="dxa" w:w="80"/>
+              <w:right w:type="dxa" w:w="120"/>
+            </w:tcMar>
+          </w:tcPr>
+          <w:p>
+            <w:pPr>
+              <w:spacing w:after="40" w:before="40"/>
+            </w:pPr>
+            <w:r>
+              <w:rPr>
+                <w:rFonts w:ascii="Arial" w:cs="Arial" w:hAnsi="Arial"/>
+                <w:sz w:val="18"/>
+                <w:szCs w:val="18"/>
+              </w:rPr>
+              <w:t xml:space="preserve">sim.cpp — enhance_sabotage → Skill::sabotage; enhance_besiege → Skill::mortar added.</w:t>
+            </w:r>
+          </w:p>
+        </w:tc>
+      </w:tr>
+      <w:tr>
+        <w:tc>
+          <w:tcPr>
+            <w:tcW w:type="dxa" w:w="900"/>
+            <w:tcBorders>
+              <w:top w:val="single" w:color="CCCCCC" w:sz="1"/>
+              <w:left w:val="single" w:color="CCCCCC" w:sz="1"/>
+              <w:bottom w:val="single" w:color="CCCCCC" w:sz="1"/>
+              <w:right w:val="single" w:color="CCCCCC" w:sz="1"/>
+            </w:tcBorders>
+            <w:shd w:fill="D5E8F0" w:val="clear"/>
+            <w:tcMar>
+              <w:top w:type="dxa" w:w="80"/>
+              <w:left w:type="dxa" w:w="120"/>
+              <w:bottom w:type="dxa" w:w="80"/>
+              <w:right w:type="dxa" w:w="120"/>
+            </w:tcMar>
+          </w:tcPr>
+          <w:p>
+            <w:pPr>
+              <w:spacing w:after="40" w:before="40"/>
+            </w:pPr>
+            <w:r>
+              <w:rPr>
+                <w:rFonts w:ascii="Arial" w:cs="Arial" w:hAnsi="Arial"/>
+                <w:b/>
+                <w:bCs/>
+                <w:color w:val="1F4E79"/>
+                <w:sz w:val="18"/>
+                <w:szCs w:val="18"/>
+              </w:rPr>
+              <w:t>FIX</w:t>
+            </w:r>
+          </w:p>
+        </w:tc>
+        <w:tc>
+          <w:tcPr>
+            <w:tcW w:type="dxa" w:w="8460"/>
+            <w:tcBorders>
+              <w:top w:val="single" w:color="CCCCCC" w:sz="1"/>
+              <w:left w:val="single" w:color="CCCCCC" w:sz="1"/>
+              <w:bottom w:val="single" w:color="CCCCCC" w:sz="1"/>
+              <w:right w:val="single" w:color="CCCCCC" w:sz="1"/>
+            </w:tcBorders>
+            <w:shd w:fill="FFFFFF" w:val="clear"/>
+            <w:tcMar>
+              <w:top w:type="dxa" w:w="80"/>
+              <w:left w:type="dxa" w:w="120"/>
+              <w:bottom w:type="dxa" w:w="80"/>
+              <w:right w:type="dxa" w:w="120"/>
+            </w:tcMar>
+          </w:tcPr>
+          <w:p>
+            <w:pPr>
+              <w:spacing w:after="40" w:before="40"/>
+            </w:pPr>
+            <w:r>
+              <w:rPr>
+                <w:rFonts w:ascii="Arial" w:cs="Arial" w:hAnsi="Arial"/>
+                <w:sz w:val="18"/>
+                <w:szCs w:val="18"/>
+              </w:rPr>
+              <w:t xml:space="preserve">check_combat_log — enhance_sabotage in INT_FLAGS; mimic_skill extracted before SKIP_FLAGS; commander UID ranges extended (uid 50/150).</w:t>
+            </w:r>
+          </w:p>
+        </w:tc>
+      </w:tr>
+      <w:tr>
+        <w:tc>
+          <w:tcPr>
+            <w:tcW w:type="dxa" w:w="900"/>
+            <w:tcBorders>
+              <w:top w:val="single" w:color="CCCCCC" w:sz="1"/>
+              <w:left w:val="single" w:color="CCCCCC" w:sz="1"/>
+              <w:bottom w:val="single" w:color="CCCCCC" w:sz="1"/>
+              <w:right w:val="single" w:color="CCCCCC" w:sz="1"/>
+            </w:tcBorders>
+            <w:shd w:fill="FCE4D6" w:val="clear"/>
+            <w:tcMar>
+              <w:top w:type="dxa" w:w="80"/>
+              <w:left w:type="dxa" w:w="120"/>
+              <w:bottom w:type="dxa" w:w="80"/>
+              <w:right w:type="dxa" w:w="120"/>
+            </w:tcMar>
+          </w:tcPr>
+          <w:p>
+            <w:pPr>
+              <w:spacing w:after="40" w:before="40"/>
+            </w:pPr>
+            <w:r>
+              <w:rPr>
+                <w:rFonts w:ascii="Arial" w:cs="Arial" w:hAnsi="Arial"/>
+                <w:b/>
+                <w:bCs/>
+                <w:color w:val="1F4E79"/>
+                <w:sz w:val="18"/>
+                <w:szCs w:val="18"/>
+              </w:rPr>
+              <w:t>CHANGE</w:t>
+            </w:r>
+          </w:p>
+        </w:tc>
+        <w:tc>
+          <w:tcPr>
+            <w:tcW w:type="dxa" w:w="8460"/>
+            <w:tcBorders>
+              <w:top w:val="single" w:color="CCCCCC" w:sz="1"/>
+              <w:left w:val="single" w:color="CCCCCC" w:sz="1"/>
+              <w:bottom w:val="single" w:color="CCCCCC" w:sz="1"/>
+              <w:right w:val="single" w:color="CCCCCC" w:sz="1"/>
+            </w:tcBorders>
+            <w:shd w:fill="FFFFFF" w:val="clear"/>
+            <w:tcMar>
+              <w:top w:type="dxa" w:w="80"/>
+              <w:left w:type="dxa" w:w="120"/>
+              <w:bottom w:type="dxa" w:w="80"/>
+              <w:right w:type="dxa" w:w="120"/>
+            </w:tcMar>
+          </w:tcPr>
+          <w:p>
+            <w:pPr>
+              <w:spacing w:after="40" w:before="40"/>
+            </w:pPr>
+            <w:r>
+              <w:rPr>
+                <w:rFonts w:ascii="Arial" w:cs="Arial" w:hAnsi="Arial"/>
+                <w:sz w:val="18"/>
+                <w:szCs w:val="18"/>
+              </w:rPr>
+              <w:t xml:space="preserve">Combat log field snapshot — removed barrier, attack_boost, corrosion, flurry_countdown, max_hp, hp_pct; logs now contain only uid, card_id, name, hp.</w:t>
+            </w:r>
+          </w:p>
+        </w:tc>
+      </w:tr>
+      <w:tr>
+        <w:tc>
+          <w:tcPr>
+            <w:tcW w:type="dxa" w:w="9360"/>
+            <w:gridSpan w:val="2"/>
+            <w:tcBorders>
+              <w:top w:val="single" w:color="CCCCCC" w:sz="1"/>
+              <w:left w:val="single" w:color="CCCCCC" w:sz="1"/>
+              <w:bottom w:val="single" w:color="CCCCCC" w:sz="1"/>
+              <w:right w:val="single" w:color="CCCCCC" w:sz="1"/>
+            </w:tcBorders>
+            <w:shd w:fill="2E75B6" w:val="clear"/>
+            <w:tcMar>
+              <w:top w:type="dxa" w:w="100"/>
+              <w:left w:type="dxa" w:w="120"/>
+              <w:bottom w:type="dxa" w:w="100"/>
+              <w:right w:type="dxa" w:w="120"/>
+            </w:tcMar>
+          </w:tcPr>
+          <w:p>
+            <w:pPr>
+              <w:spacing w:after="40" w:before="40"/>
+            </w:pPr>
+            <w:r>
+              <w:rPr>
+                <w:rFonts w:ascii="Arial" w:cs="Arial" w:hAnsi="Arial"/>
+                <w:b/>
+                <w:bCs/>
+                <w:color w:val="FFFFFF"/>
+                <w:sz w:val="20"/>
+                <w:szCs w:val="20"/>
+              </w:rPr>
+              <w:t xml:space="preserve">August 2026 — v5.4</w:t>
             </w:r>
           </w:p>
         </w:tc>
@@ -28707,7 +29127,7 @@
                 <w:sz w:val="20"/>
                 <w:szCs w:val="20"/>
               </w:rPr>
-              <w:t xml:space="preserve">August 2026 — v5.5 (Current)</w:t>
+              <w:t xml:space="preserve">August 2026 — v5.4</w:t>
             </w:r>
           </w:p>
         </w:tc>
@@ -29712,7 +30132,7 @@
                 <w:sz w:val="18"/>
                 <w:szCs w:val="18"/>
               </w:rPr>
-              <w:t>Documentation updated to v5.5.</w:t>
+              <w:t>Documentation updated to v5.2.</w:t>
             </w:r>
           </w:p>
         </w:tc>
@@ -29774,7 +30194,7 @@
                 <w:sz w:val="20"/>
                 <w:szCs w:val="20"/>
               </w:rPr>
-              <w:t xml:space="preserve">August 2026 — v5.5 (Current)</w:t>
+              <w:t xml:space="preserve">August 2026 — v5.4</w:t>
             </w:r>
           </w:p>
         </w:tc>
@@ -30707,7 +31127,7 @@
                 <w:sz w:val="20"/>
                 <w:szCs w:val="20"/>
               </w:rPr>
-              <w:t xml:space="preserve">August 2026 — v5.5 (Current)</w:t>
+              <w:t xml:space="preserve">August 2026 — v5.4</w:t>
             </w:r>
           </w:p>
         </w:tc>
@@ -33533,91 +33953,6 @@
               <w:right w:type="dxa" w:w="120"/>
             </w:tcMar>
           </w:tcPr>
-          <w:p>
-            <w:pPr>
-              <w:pStyle w:val="Heading2"/>
-            </w:pPr>
-            <w:r>
-              <w:t>v5.5 — August 2026 (Current)</w:t>
-            </w:r>
-          </w:p>
-          <w:p>
-            <w:r>
-              <w:rPr>
-                <w:b/>
-              </w:rPr>
-              <w:t xml:space="preserve">NEW </w:t>
-            </w:r>
-            <w:r>
-              <w:t xml:space="preserve">Auto GBGE detection for B→16/17 — reads active Global BGE from battleground_effects.xml (unix timestamps); passes effect flag to TUO automatically with 5-second notice; no manual input required</w:t>
-            </w:r>
-          </w:p>
-          <w:p>
-            <w:r>
-              <w:rPr>
-                <w:b/>
-              </w:rPr>
-              <w:t xml:space="preserve">NEW </w:t>
-            </w:r>
-            <w:r>
-              <w:t xml:space="preserve">battleground_effects.xml added to required data files (download via F→1 / A→1); must be updated regularly to reflect current BGE schedule</w:t>
-            </w:r>
-          </w:p>
-          <w:p>
-            <w:r>
-              <w:rPr>
-                <w:b/>
-              </w:rPr>
-              <w:t xml:space="preserve">FIX </w:t>
-            </w:r>
-            <w:r>
-              <w:t xml:space="preserve">Challenge fallback — when Forever Loyal PVP Challenge is completed, Extreme PVP Challenge is correctly used as fallback in both battle selection and F→24 overview</w:t>
-            </w:r>
-          </w:p>
-          <w:p>
-            <w:r>
-              <w:rPr>
-                <w:b/>
-              </w:rPr>
-              <w:t xml:space="preserve">FIX </w:t>
-            </w:r>
-            <w:r>
-              <w:t xml:space="preserve">mimic_skill handling — commander UIDs (50/150) in hand-state ranges; internal API states (-1/-2) merged; mimic-derived skills do not overwrite real state flags</w:t>
-            </w:r>
-          </w:p>
-          <w:p>
-            <w:r>
-              <w:rPr>
-                <w:b/>
-              </w:rPr>
-              <w:t xml:space="preserve">FIX </w:t>
-            </w:r>
-            <w:r>
-              <w:t xml:space="preserve">sim.cpp — enhance_sabotage → Skill::sabotage; enhance_besiege → Skill::mortar added</w:t>
-            </w:r>
-          </w:p>
-          <w:p>
-            <w:r>
-              <w:rPr>
-                <w:b/>
-              </w:rPr>
-              <w:t xml:space="preserve">FIX </w:t>
-            </w:r>
-            <w:r>
-              <w:t xml:space="preserve">check_combat_log — enhance_sabotage in INT_FLAGS; mimic_skill handled before SKIP_FLAGS; commander UID ranges extended</w:t>
-            </w:r>
-          </w:p>
-          <w:p>
-            <w:r>
-              <w:rPr>
-                <w:b/>
-              </w:rPr>
-              <w:t xml:space="preserve">CHANGE </w:t>
-            </w:r>
-            <w:r>
-              <w:t xml:space="preserve">Combat log field snapshot — removed redundant fields (barrier, attack_boost, corrosion, flurry_countdown, max_hp, hp_pct)</w:t>
-            </w:r>
-          </w:p>
           <w:p>
             <w:pPr>
               <w:spacing w:after="40" w:before="40"/>

--- a/TyrantAPICommander_Documentation_EN.docx
+++ b/TyrantAPICommander_Documentation_EN.docx
@@ -964,6 +964,78 @@
                 <w:szCs w:val="18"/>
               </w:rPr>
               <w:t xml:space="preserve">Items database (data/ folder)</w:t>
+            </w:r>
+          </w:p>
+        </w:tc>
+      </w:tr>
+      <w:tr>
+        <w:tc>
+          <w:tcPr>
+            <w:tcW w:type="dxa" w:w="3000"/>
+            <w:tcBorders>
+              <w:top w:val="single" w:color="CCCCCC" w:sz="1"/>
+              <w:left w:val="single" w:color="CCCCCC" w:sz="1"/>
+              <w:bottom w:val="single" w:color="CCCCCC" w:sz="1"/>
+              <w:right w:val="single" w:color="CCCCCC" w:sz="1"/>
+            </w:tcBorders>
+            <w:shd w:fill="FFFFFF" w:val="clear"/>
+            <w:tcMar>
+              <w:top w:type="dxa" w:w="80"/>
+              <w:left w:type="dxa" w:w="120"/>
+              <w:bottom w:type="dxa" w:w="80"/>
+              <w:right w:type="dxa" w:w="120"/>
+            </w:tcMar>
+            <w:vAlign w:val="center"/>
+          </w:tcPr>
+          <w:p>
+            <w:pPr>
+              <w:spacing w:after="40" w:before="40"/>
+            </w:pPr>
+            <w:r>
+              <w:rPr>
+                <w:rFonts w:ascii="Arial" w:cs="Arial" w:eastAsia="Arial" w:hAnsi="Arial"/>
+                <w:b w:val="false"/>
+                <w:bCs w:val="false"/>
+                <w:color w:val="000000"/>
+                <w:sz w:val="18"/>
+                <w:szCs w:val="18"/>
+              </w:rPr>
+              <w:t xml:space="preserve">updates.xml</w:t>
+            </w:r>
+          </w:p>
+        </w:tc>
+        <w:tc>
+          <w:tcPr>
+            <w:tcW w:type="dxa" w:w="6360"/>
+            <w:tcBorders>
+              <w:top w:val="single" w:color="CCCCCC" w:sz="1"/>
+              <w:left w:val="single" w:color="CCCCCC" w:sz="1"/>
+              <w:bottom w:val="single" w:color="CCCCCC" w:sz="1"/>
+              <w:right w:val="single" w:color="CCCCCC" w:sz="1"/>
+            </w:tcBorders>
+            <w:shd w:fill="FFFFFF" w:val="clear"/>
+            <w:tcMar>
+              <w:top w:type="dxa" w:w="80"/>
+              <w:left w:type="dxa" w:w="120"/>
+              <w:bottom w:type="dxa" w:w="80"/>
+              <w:right w:type="dxa" w:w="120"/>
+            </w:tcMar>
+            <w:vAlign w:val="center"/>
+          </w:tcPr>
+          <w:p>
+            <w:pPr>
+              <w:spacing w:after="40" w:before="40"/>
+            </w:pPr>
+            <w:r>
+              <w:rPr>
+                <w:rFonts w:ascii="Arial" w:cs="Arial" w:eastAsia="Arial" w:hAnsi="Arial"/>
+                <w:b w:val="false"/>
+                <w:bCs w:val="false"/>
+                <w:color w:val="000000"/>
+                <w:sz w:val="18"/>
+                <w:szCs w:val="18"/>
+              </w:rPr>
+              <w:t xml:space="preserve">Game news/event announcements (data/ folder)</w:t>
             </w:r>
           </w:p>
         </w:tc>
@@ -27621,7 +27693,7 @@
                 <w:sz w:val="18"/>
                 <w:szCs w:val="18"/>
               </w:rPr>
-              <w:t xml:space="preserve">Auto GBGE detection (B→16/17) — reads active Global BGE from battleground_effects.xml (unix timestamps); no manual input needed; 5-second notice shown instead.</w:t>
+              <w:t xml:space="preserve">Auto GBGE detection (B→16/17) — reads active Global BGE from battleground_effects.xml (unix timestamps); no manual input; 5-second notice shown instead.</w:t>
             </w:r>
           </w:p>
         </w:tc>
@@ -27688,7 +27760,7 @@
                 <w:sz w:val="18"/>
                 <w:szCs w:val="18"/>
               </w:rPr>
-              <w:t xml:space="preserve">battleground_effects.xml added to required data files; must be updated regularly via F→1 (Download Game Data).</w:t>
+              <w:t xml:space="preserve">battleground_effects.xml and updates.xml added to required data files (F→1).</w:t>
             </w:r>
           </w:p>
         </w:tc>
@@ -27755,7 +27827,7 @@
                 <w:sz w:val="18"/>
                 <w:szCs w:val="18"/>
               </w:rPr>
-              <w:t xml:space="preserve">Crackdown → Crackdown 2 override added to _api_bge_to_tuo().</w:t>
+              <w:t xml:space="preserve">Crackdown → Crackdown 2 override in _api_bge_to_tuo().</w:t>
             </w:r>
           </w:p>
         </w:tc>
@@ -27822,7 +27894,7 @@
                 <w:sz w:val="18"/>
                 <w:szCs w:val="18"/>
               </w:rPr>
-              <w:t xml:space="preserve">Challenge fallback — when Forever Loyal PVP Challenge is completed, Extreme PVP Challenge correctly used as fallback in battle selection and F→24 overview.</w:t>
+              <w:t xml:space="preserve">Brawl structure/summon UID assignment — dynamic name-matching against own_states/enemy_states; correctly handles infinite summon chains (Kozel the Deathless, Industry of Eden).</w:t>
             </w:r>
           </w:p>
         </w:tc>
@@ -27889,7 +27961,7 @@
                 <w:sz w:val="18"/>
                 <w:szCs w:val="18"/>
               </w:rPr>
-              <w:t xml:space="preserve">F→24 overview — wrong challenge shown for completed accounts; now uses same Loyal → Extreme priority logic as battle selection.</w:t>
+              <w:t xml:space="preserve">Guild Brawl detected as regular Brawl for energy tracking (same energy source; score differs).</w:t>
             </w:r>
           </w:p>
         </w:tc>
@@ -27956,7 +28028,7 @@
                 <w:sz w:val="18"/>
                 <w:szCs w:val="18"/>
               </w:rPr>
-              <w:t xml:space="preserve">Extreme PVP Challenge — deck selection now based on current sub-challenge name (type-9 achievement); supports parallel quest strands.</w:t>
+              <w:t xml:space="preserve">Brawl start_time check — brawl not active before start_time; 3 detection points fixed.</w:t>
             </w:r>
           </w:p>
         </w:tc>
@@ -28023,7 +28095,7 @@
                 <w:sz w:val="18"/>
                 <w:szCs w:val="18"/>
               </w:rPr>
-              <w:t xml:space="preserve">mimic_skill — real state flags not overwritten by mimic-derived values (e.g. enfeeble=40 preserved). trigger field is metadata only; Mimic fires as normal activation.</w:t>
+              <w:t xml:space="preserve">Brawl NameError: _brawl_card_states → _cl_card_states in live_sim_brawl.</w:t>
             </w:r>
           </w:p>
         </w:tc>
@@ -28090,7 +28162,7 @@
                 <w:sz w:val="18"/>
                 <w:szCs w:val="18"/>
               </w:rPr>
-              <w:t xml:space="preserve">sim.cpp — enhance_sabotage → Skill::sabotage; enhance_besiege → Skill::mortar added.</w:t>
+              <w:t xml:space="preserve">Challenge fallback — Extreme PVP correctly used when Loyal is completed; F→24 uses same priority logic.</w:t>
             </w:r>
           </w:p>
         </w:tc>
@@ -28157,7 +28229,7 @@
                 <w:sz w:val="18"/>
                 <w:szCs w:val="18"/>
               </w:rPr>
-              <w:t xml:space="preserve">check_combat_log — enhance_sabotage in INT_FLAGS; mimic_skill extracted before SKIP_FLAGS; commander UID ranges extended (uid 50/150).</w:t>
+              <w:t xml:space="preserve">Extreme PVP Challenge — deck selection by sub-challenge name (type-9), not linear step; parallel quest strands; type-9 filter accepts only names from EXTREME_CHALLENGES.</w:t>
             </w:r>
           </w:p>
         </w:tc>
@@ -28172,7 +28244,7 @@
               <w:bottom w:val="single" w:color="CCCCCC" w:sz="1"/>
               <w:right w:val="single" w:color="CCCCCC" w:sz="1"/>
             </w:tcBorders>
-            <w:shd w:fill="FCE4D6" w:val="clear"/>
+            <w:shd w:fill="D5E8F0" w:val="clear"/>
             <w:tcMar>
               <w:top w:type="dxa" w:w="80"/>
               <w:left w:type="dxa" w:w="120"/>
@@ -28193,6 +28265,408 @@
                 <w:sz w:val="18"/>
                 <w:szCs w:val="18"/>
               </w:rPr>
+              <w:t>FIX</w:t>
+            </w:r>
+          </w:p>
+        </w:tc>
+        <w:tc>
+          <w:tcPr>
+            <w:tcW w:type="dxa" w:w="8460"/>
+            <w:tcBorders>
+              <w:top w:val="single" w:color="CCCCCC" w:sz="1"/>
+              <w:left w:val="single" w:color="CCCCCC" w:sz="1"/>
+              <w:bottom w:val="single" w:color="CCCCCC" w:sz="1"/>
+              <w:right w:val="single" w:color="CCCCCC" w:sz="1"/>
+            </w:tcBorders>
+            <w:shd w:fill="FFFFFF" w:val="clear"/>
+            <w:tcMar>
+              <w:top w:type="dxa" w:w="80"/>
+              <w:left w:type="dxa" w:w="120"/>
+              <w:bottom w:type="dxa" w:w="80"/>
+              <w:right w:type="dxa" w:w="120"/>
+            </w:tcMar>
+          </w:tcPr>
+          <w:p>
+            <w:pPr>
+              <w:spacing w:after="40" w:before="40"/>
+            </w:pPr>
+            <w:r>
+              <w:rPr>
+                <w:rFonts w:ascii="Arial" w:cs="Arial" w:hAnsi="Arial"/>
+                <w:sz w:val="18"/>
+                <w:szCs w:val="18"/>
+              </w:rPr>
+              <w:t xml:space="preserve">Loyal Dominion (16) → Loyal Dominion to match API name.</w:t>
+            </w:r>
+          </w:p>
+        </w:tc>
+      </w:tr>
+      <w:tr>
+        <w:tc>
+          <w:tcPr>
+            <w:tcW w:type="dxa" w:w="900"/>
+            <w:tcBorders>
+              <w:top w:val="single" w:color="CCCCCC" w:sz="1"/>
+              <w:left w:val="single" w:color="CCCCCC" w:sz="1"/>
+              <w:bottom w:val="single" w:color="CCCCCC" w:sz="1"/>
+              <w:right w:val="single" w:color="CCCCCC" w:sz="1"/>
+            </w:tcBorders>
+            <w:shd w:fill="D5E8F0" w:val="clear"/>
+            <w:tcMar>
+              <w:top w:type="dxa" w:w="80"/>
+              <w:left w:type="dxa" w:w="120"/>
+              <w:bottom w:type="dxa" w:w="80"/>
+              <w:right w:type="dxa" w:w="120"/>
+            </w:tcMar>
+          </w:tcPr>
+          <w:p>
+            <w:pPr>
+              <w:spacing w:after="40" w:before="40"/>
+            </w:pPr>
+            <w:r>
+              <w:rPr>
+                <w:rFonts w:ascii="Arial" w:cs="Arial" w:hAnsi="Arial"/>
+                <w:b/>
+                <w:bCs/>
+                <w:color w:val="1F4E79"/>
+                <w:sz w:val="18"/>
+                <w:szCs w:val="18"/>
+              </w:rPr>
+              <w:t>FIX</w:t>
+            </w:r>
+          </w:p>
+        </w:tc>
+        <w:tc>
+          <w:tcPr>
+            <w:tcW w:type="dxa" w:w="8460"/>
+            <w:tcBorders>
+              <w:top w:val="single" w:color="CCCCCC" w:sz="1"/>
+              <w:left w:val="single" w:color="CCCCCC" w:sz="1"/>
+              <w:bottom w:val="single" w:color="CCCCCC" w:sz="1"/>
+              <w:right w:val="single" w:color="CCCCCC" w:sz="1"/>
+            </w:tcBorders>
+            <w:shd w:fill="FFFFFF" w:val="clear"/>
+            <w:tcMar>
+              <w:top w:type="dxa" w:w="80"/>
+              <w:left w:type="dxa" w:w="120"/>
+              <w:bottom w:type="dxa" w:w="80"/>
+              <w:right w:type="dxa" w:w="120"/>
+            </w:tcMar>
+          </w:tcPr>
+          <w:p>
+            <w:pPr>
+              <w:spacing w:after="40" w:before="40"/>
+            </w:pPr>
+            <w:r>
+              <w:rPr>
+                <w:rFonts w:ascii="Arial" w:cs="Arial" w:hAnsi="Arial"/>
+                <w:sz w:val="18"/>
+                <w:szCs w:val="18"/>
+              </w:rPr>
+              <w:t xml:space="preserve">Commander auto-build for Loyal Challenge — checks inventory, builds via build_card(id) if not owned.</w:t>
+            </w:r>
+          </w:p>
+        </w:tc>
+      </w:tr>
+      <w:tr>
+        <w:tc>
+          <w:tcPr>
+            <w:tcW w:type="dxa" w:w="900"/>
+            <w:tcBorders>
+              <w:top w:val="single" w:color="CCCCCC" w:sz="1"/>
+              <w:left w:val="single" w:color="CCCCCC" w:sz="1"/>
+              <w:bottom w:val="single" w:color="CCCCCC" w:sz="1"/>
+              <w:right w:val="single" w:color="CCCCCC" w:sz="1"/>
+            </w:tcBorders>
+            <w:shd w:fill="D5E8F0" w:val="clear"/>
+            <w:tcMar>
+              <w:top w:type="dxa" w:w="80"/>
+              <w:left w:type="dxa" w:w="120"/>
+              <w:bottom w:type="dxa" w:w="80"/>
+              <w:right w:type="dxa" w:w="120"/>
+            </w:tcMar>
+          </w:tcPr>
+          <w:p>
+            <w:pPr>
+              <w:spacing w:after="40" w:before="40"/>
+            </w:pPr>
+            <w:r>
+              <w:rPr>
+                <w:rFonts w:ascii="Arial" w:cs="Arial" w:hAnsi="Arial"/>
+                <w:b/>
+                <w:bCs/>
+                <w:color w:val="1F4E79"/>
+                <w:sz w:val="18"/>
+                <w:szCs w:val="18"/>
+              </w:rPr>
+              <w:t>FIX</w:t>
+            </w:r>
+          </w:p>
+        </w:tc>
+        <w:tc>
+          <w:tcPr>
+            <w:tcW w:type="dxa" w:w="8460"/>
+            <w:tcBorders>
+              <w:top w:val="single" w:color="CCCCCC" w:sz="1"/>
+              <w:left w:val="single" w:color="CCCCCC" w:sz="1"/>
+              <w:bottom w:val="single" w:color="CCCCCC" w:sz="1"/>
+              <w:right w:val="single" w:color="CCCCCC" w:sz="1"/>
+            </w:tcBorders>
+            <w:shd w:fill="FFFFFF" w:val="clear"/>
+            <w:tcMar>
+              <w:top w:type="dxa" w:w="80"/>
+              <w:left w:type="dxa" w:w="120"/>
+              <w:bottom w:type="dxa" w:w="80"/>
+              <w:right w:type="dxa" w:w="120"/>
+            </w:tcMar>
+          </w:tcPr>
+          <w:p>
+            <w:pPr>
+              <w:spacing w:after="40" w:before="40"/>
+            </w:pPr>
+            <w:r>
+              <w:rPr>
+                <w:rFonts w:ascii="Arial" w:cs="Arial" w:hAnsi="Arial"/>
+                <w:sz w:val="18"/>
+                <w:szCs w:val="18"/>
+              </w:rPr>
+              <w:t xml:space="preserve">play_first override removed — TUO decides card order.</w:t>
+            </w:r>
+          </w:p>
+        </w:tc>
+      </w:tr>
+      <w:tr>
+        <w:tc>
+          <w:tcPr>
+            <w:tcW w:type="dxa" w:w="900"/>
+            <w:tcBorders>
+              <w:top w:val="single" w:color="CCCCCC" w:sz="1"/>
+              <w:left w:val="single" w:color="CCCCCC" w:sz="1"/>
+              <w:bottom w:val="single" w:color="CCCCCC" w:sz="1"/>
+              <w:right w:val="single" w:color="CCCCCC" w:sz="1"/>
+            </w:tcBorders>
+            <w:shd w:fill="D5E8F0" w:val="clear"/>
+            <w:tcMar>
+              <w:top w:type="dxa" w:w="80"/>
+              <w:left w:type="dxa" w:w="120"/>
+              <w:bottom w:type="dxa" w:w="80"/>
+              <w:right w:type="dxa" w:w="120"/>
+            </w:tcMar>
+          </w:tcPr>
+          <w:p>
+            <w:pPr>
+              <w:spacing w:after="40" w:before="40"/>
+            </w:pPr>
+            <w:r>
+              <w:rPr>
+                <w:rFonts w:ascii="Arial" w:cs="Arial" w:hAnsi="Arial"/>
+                <w:b/>
+                <w:bCs/>
+                <w:color w:val="1F4E79"/>
+                <w:sz w:val="18"/>
+                <w:szCs w:val="18"/>
+              </w:rPr>
+              <w:t>FIX</w:t>
+            </w:r>
+          </w:p>
+        </w:tc>
+        <w:tc>
+          <w:tcPr>
+            <w:tcW w:type="dxa" w:w="8460"/>
+            <w:tcBorders>
+              <w:top w:val="single" w:color="CCCCCC" w:sz="1"/>
+              <w:left w:val="single" w:color="CCCCCC" w:sz="1"/>
+              <w:bottom w:val="single" w:color="CCCCCC" w:sz="1"/>
+              <w:right w:val="single" w:color="CCCCCC" w:sz="1"/>
+            </w:tcBorders>
+            <w:shd w:fill="FFFFFF" w:val="clear"/>
+            <w:tcMar>
+              <w:top w:type="dxa" w:w="80"/>
+              <w:left w:type="dxa" w:w="120"/>
+              <w:bottom w:type="dxa" w:w="80"/>
+              <w:right w:type="dxa" w:w="120"/>
+            </w:tcMar>
+          </w:tcPr>
+          <w:p>
+            <w:pPr>
+              <w:spacing w:after="40" w:before="40"/>
+            </w:pPr>
+            <w:r>
+              <w:rPr>
+                <w:rFonts w:ascii="Arial" w:cs="Arial" w:hAnsi="Arial"/>
+                <w:sz w:val="18"/>
+                <w:szCs w:val="18"/>
+              </w:rPr>
+              <w:t xml:space="preserve">mimic_skill — real state flags not overwritten; trigger field metadata only; Mimic fires as normal activation.</w:t>
+            </w:r>
+          </w:p>
+        </w:tc>
+      </w:tr>
+      <w:tr>
+        <w:tc>
+          <w:tcPr>
+            <w:tcW w:type="dxa" w:w="900"/>
+            <w:tcBorders>
+              <w:top w:val="single" w:color="CCCCCC" w:sz="1"/>
+              <w:left w:val="single" w:color="CCCCCC" w:sz="1"/>
+              <w:bottom w:val="single" w:color="CCCCCC" w:sz="1"/>
+              <w:right w:val="single" w:color="CCCCCC" w:sz="1"/>
+            </w:tcBorders>
+            <w:shd w:fill="D5E8F0" w:val="clear"/>
+            <w:tcMar>
+              <w:top w:type="dxa" w:w="80"/>
+              <w:left w:type="dxa" w:w="120"/>
+              <w:bottom w:type="dxa" w:w="80"/>
+              <w:right w:type="dxa" w:w="120"/>
+            </w:tcMar>
+          </w:tcPr>
+          <w:p>
+            <w:pPr>
+              <w:spacing w:after="40" w:before="40"/>
+            </w:pPr>
+            <w:r>
+              <w:rPr>
+                <w:rFonts w:ascii="Arial" w:cs="Arial" w:hAnsi="Arial"/>
+                <w:b/>
+                <w:bCs/>
+                <w:color w:val="1F4E79"/>
+                <w:sz w:val="18"/>
+                <w:szCs w:val="18"/>
+              </w:rPr>
+              <w:t>FIX</w:t>
+            </w:r>
+          </w:p>
+        </w:tc>
+        <w:tc>
+          <w:tcPr>
+            <w:tcW w:type="dxa" w:w="8460"/>
+            <w:tcBorders>
+              <w:top w:val="single" w:color="CCCCCC" w:sz="1"/>
+              <w:left w:val="single" w:color="CCCCCC" w:sz="1"/>
+              <w:bottom w:val="single" w:color="CCCCCC" w:sz="1"/>
+              <w:right w:val="single" w:color="CCCCCC" w:sz="1"/>
+            </w:tcBorders>
+            <w:shd w:fill="FFFFFF" w:val="clear"/>
+            <w:tcMar>
+              <w:top w:type="dxa" w:w="80"/>
+              <w:left w:type="dxa" w:w="120"/>
+              <w:bottom w:type="dxa" w:w="80"/>
+              <w:right w:type="dxa" w:w="120"/>
+            </w:tcMar>
+          </w:tcPr>
+          <w:p>
+            <w:pPr>
+              <w:spacing w:after="40" w:before="40"/>
+            </w:pPr>
+            <w:r>
+              <w:rPr>
+                <w:rFonts w:ascii="Arial" w:cs="Arial" w:hAnsi="Arial"/>
+                <w:sz w:val="18"/>
+                <w:szCs w:val="18"/>
+              </w:rPr>
+              <w:t xml:space="preserve">sim.cpp — enhance_sabotage → Skill::sabotage; enhance_besiege → Skill::mortar.</w:t>
+            </w:r>
+          </w:p>
+        </w:tc>
+      </w:tr>
+      <w:tr>
+        <w:tc>
+          <w:tcPr>
+            <w:tcW w:type="dxa" w:w="900"/>
+            <w:tcBorders>
+              <w:top w:val="single" w:color="CCCCCC" w:sz="1"/>
+              <w:left w:val="single" w:color="CCCCCC" w:sz="1"/>
+              <w:bottom w:val="single" w:color="CCCCCC" w:sz="1"/>
+              <w:right w:val="single" w:color="CCCCCC" w:sz="1"/>
+            </w:tcBorders>
+            <w:shd w:fill="D5E8F0" w:val="clear"/>
+            <w:tcMar>
+              <w:top w:type="dxa" w:w="80"/>
+              <w:left w:type="dxa" w:w="120"/>
+              <w:bottom w:type="dxa" w:w="80"/>
+              <w:right w:type="dxa" w:w="120"/>
+            </w:tcMar>
+          </w:tcPr>
+          <w:p>
+            <w:pPr>
+              <w:spacing w:after="40" w:before="40"/>
+            </w:pPr>
+            <w:r>
+              <w:rPr>
+                <w:rFonts w:ascii="Arial" w:cs="Arial" w:hAnsi="Arial"/>
+                <w:b/>
+                <w:bCs/>
+                <w:color w:val="1F4E79"/>
+                <w:sz w:val="18"/>
+                <w:szCs w:val="18"/>
+              </w:rPr>
+              <w:t>FIX</w:t>
+            </w:r>
+          </w:p>
+        </w:tc>
+        <w:tc>
+          <w:tcPr>
+            <w:tcW w:type="dxa" w:w="8460"/>
+            <w:tcBorders>
+              <w:top w:val="single" w:color="CCCCCC" w:sz="1"/>
+              <w:left w:val="single" w:color="CCCCCC" w:sz="1"/>
+              <w:bottom w:val="single" w:color="CCCCCC" w:sz="1"/>
+              <w:right w:val="single" w:color="CCCCCC" w:sz="1"/>
+            </w:tcBorders>
+            <w:shd w:fill="FFFFFF" w:val="clear"/>
+            <w:tcMar>
+              <w:top w:type="dxa" w:w="80"/>
+              <w:left w:type="dxa" w:w="120"/>
+              <w:bottom w:type="dxa" w:w="80"/>
+              <w:right w:type="dxa" w:w="120"/>
+            </w:tcMar>
+          </w:tcPr>
+          <w:p>
+            <w:pPr>
+              <w:spacing w:after="40" w:before="40"/>
+            </w:pPr>
+            <w:r>
+              <w:rPr>
+                <w:rFonts w:ascii="Arial" w:cs="Arial" w:hAnsi="Arial"/>
+                <w:sz w:val="18"/>
+                <w:szCs w:val="18"/>
+              </w:rPr>
+              <w:t xml:space="preserve">check_combat_log — enemy:hand uid 1-10 detection before deck-name matching; mimic_skill in _acs_to_flag_set for structure disambiguation.</w:t>
+            </w:r>
+          </w:p>
+        </w:tc>
+      </w:tr>
+      <w:tr>
+        <w:tc>
+          <w:tcPr>
+            <w:tcW w:type="dxa" w:w="900"/>
+            <w:tcBorders>
+              <w:top w:val="single" w:color="CCCCCC" w:sz="1"/>
+              <w:left w:val="single" w:color="CCCCCC" w:sz="1"/>
+              <w:bottom w:val="single" w:color="CCCCCC" w:sz="1"/>
+              <w:right w:val="single" w:color="CCCCCC" w:sz="1"/>
+            </w:tcBorders>
+            <w:shd w:fill="FCE4D6" w:val="clear"/>
+            <w:tcMar>
+              <w:top w:type="dxa" w:w="80"/>
+              <w:left w:type="dxa" w:w="120"/>
+              <w:bottom w:type="dxa" w:w="80"/>
+              <w:right w:type="dxa" w:w="120"/>
+            </w:tcMar>
+          </w:tcPr>
+          <w:p>
+            <w:pPr>
+              <w:spacing w:after="40" w:before="40"/>
+            </w:pPr>
+            <w:r>
+              <w:rPr>
+                <w:rFonts w:ascii="Arial" w:cs="Arial" w:hAnsi="Arial"/>
+                <w:b/>
+                <w:bCs/>
+                <w:color w:val="1F4E79"/>
+                <w:sz w:val="18"/>
+                <w:szCs w:val="18"/>
+              </w:rPr>
               <w:t>CHANGE</w:t>
             </w:r>
           </w:p>
@@ -28225,6 +28699,73 @@
                 <w:szCs w:val="18"/>
               </w:rPr>
               <w:t xml:space="preserve">Combat log field snapshot — removed barrier, attack_boost, corrosion, flurry_countdown, max_hp, hp_pct; logs now contain only uid, card_id, name, hp.</w:t>
+            </w:r>
+          </w:p>
+        </w:tc>
+      </w:tr>
+      <w:tr>
+        <w:tc>
+          <w:tcPr>
+            <w:tcW w:type="dxa" w:w="900"/>
+            <w:tcBorders>
+              <w:top w:val="single" w:color="CCCCCC" w:sz="1"/>
+              <w:left w:val="single" w:color="CCCCCC" w:sz="1"/>
+              <w:bottom w:val="single" w:color="CCCCCC" w:sz="1"/>
+              <w:right w:val="single" w:color="CCCCCC" w:sz="1"/>
+            </w:tcBorders>
+            <w:shd w:fill="E2EFDA" w:val="clear"/>
+            <w:tcMar>
+              <w:top w:type="dxa" w:w="80"/>
+              <w:left w:type="dxa" w:w="120"/>
+              <w:bottom w:type="dxa" w:w="80"/>
+              <w:right w:type="dxa" w:w="120"/>
+            </w:tcMar>
+          </w:tcPr>
+          <w:p>
+            <w:pPr>
+              <w:spacing w:after="40" w:before="40"/>
+            </w:pPr>
+            <w:r>
+              <w:rPr>
+                <w:rFonts w:ascii="Arial" w:cs="Arial" w:hAnsi="Arial"/>
+                <w:b/>
+                <w:bCs/>
+                <w:color w:val="1F4E79"/>
+                <w:sz w:val="18"/>
+                <w:szCs w:val="18"/>
+              </w:rPr>
+              <w:t>ADD</w:t>
+            </w:r>
+          </w:p>
+        </w:tc>
+        <w:tc>
+          <w:tcPr>
+            <w:tcW w:type="dxa" w:w="8460"/>
+            <w:tcBorders>
+              <w:top w:val="single" w:color="CCCCCC" w:sz="1"/>
+              <w:left w:val="single" w:color="CCCCCC" w:sz="1"/>
+              <w:bottom w:val="single" w:color="CCCCCC" w:sz="1"/>
+              <w:right w:val="single" w:color="CCCCCC" w:sz="1"/>
+            </w:tcBorders>
+            <w:shd w:fill="FFFFFF" w:val="clear"/>
+            <w:tcMar>
+              <w:top w:type="dxa" w:w="80"/>
+              <w:left w:type="dxa" w:w="120"/>
+              <w:bottom w:type="dxa" w:w="80"/>
+              <w:right w:type="dxa" w:w="120"/>
+            </w:tcMar>
+          </w:tcPr>
+          <w:p>
+            <w:pPr>
+              <w:spacing w:after="40" w:before="40"/>
+            </w:pPr>
+            <w:r>
+              <w:rPr>
+                <w:rFonts w:ascii="Arial" w:cs="Arial" w:hAnsi="Arial"/>
+                <w:sz w:val="18"/>
+                <w:szCs w:val="18"/>
+              </w:rPr>
+              <w:t xml:space="preserve">MASTER_ARENA_CHALLENGES and CUTLASS_CHALLENGES tables defined (deck rules TBD).</w:t>
             </w:r>
           </w:p>
         </w:tc>
